--- a/downloads/teacher/ai-3-week-16.docx
+++ b/downloads/teacher/ai-3-week-16.docx
@@ -2778,6 +2778,396 @@
         <w:t>Make Study Buddy check quantities, units, dates and source support separately; record unresolved fields instead of guessing.</w:t>
       </w:r>
     </w:p>
+    <w:p>
+      <w:pPr>
+        <w:pStyle w:val="Heading1"/>
+      </w:pPr>
+      <w:r>
+        <w:t>07. Prepare, teach and assess</w:t>
+      </w:r>
+    </w:p>
+    <w:p>
+      <w:r>
+        <w:t>Teaching target: Explain the mechanism and terminology of claim support and citation evaluation</w:t>
+      </w:r>
+    </w:p>
+    <w:p>
+      <w:r>
+        <w:t>Prepare the labelled worked-case picture, the matching workbook, fictional input cards and a place for individual responses. No paid AI account is required for the paper reasoning activities.</w:t>
+      </w:r>
+    </w:p>
+    <w:tbl>
+      <w:tblPr>
+        <w:tblStyle w:val="LightShading-Accent1"/>
+        <w:tblW w:type="auto" w:w="0"/>
+        <w:tblLook w:firstColumn="1" w:firstRow="1" w:lastColumn="0" w:lastRow="0" w:noHBand="0" w:noVBand="1" w:val="04A0"/>
+      </w:tblPr>
+      <w:tblGrid>
+        <w:gridCol w:w="3408"/>
+        <w:gridCol w:w="3408"/>
+        <w:gridCol w:w="3408"/>
+      </w:tblGrid>
+      <w:tr>
+        <w:trPr>
+          <w:tblHeader/>
+        </w:trPr>
+        <w:tc>
+          <w:tcPr>
+            <w:tcW w:type="dxa" w:w="3408"/>
+          </w:tcPr>
+          <w:p>
+            <w:r>
+              <w:t>Session</w:t>
+            </w:r>
+          </w:p>
+        </w:tc>
+        <w:tc>
+          <w:tcPr>
+            <w:tcW w:type="dxa" w:w="3408"/>
+          </w:tcPr>
+          <w:p>
+            <w:r>
+              <w:t>Plan</w:t>
+            </w:r>
+          </w:p>
+        </w:tc>
+        <w:tc>
+          <w:tcPr>
+            <w:tcW w:type="dxa" w:w="3408"/>
+          </w:tcPr>
+          <w:p>
+            <w:r>
+              <w:t>Resources</w:t>
+            </w:r>
+          </w:p>
+        </w:tc>
+      </w:tr>
+      <w:tr>
+        <w:tc>
+          <w:tcPr>
+            <w:tcW w:type="dxa" w:w="3408"/>
+          </w:tcPr>
+          <w:p>
+            <w:r>
+              <w:t>Session 1 · Understand · 45 min</w:t>
+            </w:r>
+          </w:p>
+        </w:tc>
+        <w:tc>
+          <w:tcPr>
+            <w:tcW w:type="dxa" w:w="3408"/>
+          </w:tcPr>
+          <w:p>
+            <w:r>
+              <w:t>0–7: recall and prerequisite; 7–15: inspect the concrete case and predict; 15–30: teacher models the worked trace; 30–40: learners explain a step using the text and visual; 40–45: check the core idea.</w:t>
+            </w:r>
+          </w:p>
+        </w:tc>
+        <w:tc>
+          <w:tcPr>
+            <w:tcW w:type="dxa" w:w="3408"/>
+          </w:tcPr>
+          <w:p>
+            <w:r>
+              <w:t>Sections 1–6; record the brief recall in the workbook.</w:t>
+            </w:r>
+          </w:p>
+        </w:tc>
+      </w:tr>
+      <w:tr>
+        <w:tc>
+          <w:tcPr>
+            <w:tcW w:type="dxa" w:w="3408"/>
+          </w:tcPr>
+          <w:p>
+            <w:r>
+              <w:t>Session 2 · Practise · 45 min</w:t>
+            </w:r>
+          </w:p>
+        </w:tc>
+        <w:tc>
+          <w:tcPr>
+            <w:tcW w:type="dxa" w:w="3408"/>
+          </w:tcPr>
+          <w:p>
+            <w:r>
+              <w:t>0–5: retrieve the procedure; 5–15: W2 completion practice; 15–23: explain and check with a partner; 23–30: each learner answers the misconception check; 30–40: targeted reteaching or a harder variation; 40–45: prepare the investigation.</w:t>
+            </w:r>
+          </w:p>
+        </w:tc>
+        <w:tc>
+          <w:tcPr>
+            <w:tcW w:type="dxa" w:w="3408"/>
+          </w:tcPr>
+          <w:p>
+            <w:r>
+              <w:t>Sections 7–10; use the matching workbook W2 and misconception check.</w:t>
+            </w:r>
+          </w:p>
+        </w:tc>
+      </w:tr>
+      <w:tr>
+        <w:tc>
+          <w:tcPr>
+            <w:tcW w:type="dxa" w:w="3408"/>
+          </w:tcPr>
+          <w:p>
+            <w:r>
+              <w:t>Session 3 · Investigate and transfer · 45 min</w:t>
+            </w:r>
+          </w:p>
+        </w:tc>
+        <w:tc>
+          <w:tcPr>
+            <w:tcW w:type="dxa" w:w="3408"/>
+          </w:tcPr>
+          <w:p>
+            <w:r>
+              <w:t>0–5: retrieve the decision rule; 5–20: investigate or trace; 20–30: start the independent case; 30–38: connect the project; 38–43: act on feedback; 43–45: plan the return check.</w:t>
+            </w:r>
+          </w:p>
+        </w:tc>
+        <w:tc>
+          <w:tcPr>
+            <w:tcW w:type="dxa" w:w="3408"/>
+          </w:tcPr>
+          <w:p>
+            <w:r>
+              <w:t>Sections 9 and 11–14. Give extra time to finish the full task set; use Section 15 when the week includes a coding lab.</w:t>
+            </w:r>
+          </w:p>
+        </w:tc>
+      </w:tr>
+    </w:tbl>
+    <w:p>
+      <w:r>
+        <w:t>Before class, solve the supported practice: An answer has four factual claims. Three have citations, but only two are supported by their cited passages. All links exist. Show the intermediate steps and give the conclusion with its scope.</w:t>
+      </w:r>
+    </w:p>
+    <w:p>
+      <w:r>
+        <w:t>Reasoned practice answer: Teacher explanation: Claim support is 2/4=50%; citation presence is 3/4=75%; link existence among three citations is 3/3. These measure different failures.</w:t>
+      </w:r>
+    </w:p>
+    <w:p>
+      <w:r>
+        <w:t>Check every learner before discussion: Use the worked case for Claim support and citation evaluation. Proposed explanation: “The worked result establishes every future case”. Decide whether this explanation is supported. Point to the step or supplied fact that decides; explain your repair if needed.</w:t>
+      </w:r>
+    </w:p>
+    <w:p>
+      <w:r>
+        <w:t>Misconception repair: Citation counts do not establish truth beyond the supplied sources or the correctness of uncited claims.</w:t>
+      </w:r>
+    </w:p>
+    <w:p>
+      <w:r>
+        <w:t>Support: read the exact case aloud, enlarge the labelled picture, supply input cards and model only the first deciding step. Accept a spoken explanation or drawing; retain the reasoning goal.</w:t>
+      </w:r>
+    </w:p>
+    <w:p>
+      <w:r>
+        <w:t>Extension: The count is revised to 14 passes out of 20, but no date record is added. Require a prediction and a reason before comparing. Expected result: 70% now matches the count; June 31 remains invalid and unresolved. Reason: 14÷20×100=70%; changing a count provides no new calendar evidence.</w:t>
+      </w:r>
+    </w:p>
+    <w:p>
+      <w:r>
+        <w:t>Independent assessment: withhold the reserved answer until the learner has attempted the new case. Record support separately from correctness.</w:t>
+      </w:r>
+    </w:p>
+    <w:tbl>
+      <w:tblPr>
+        <w:tblStyle w:val="LightShading-Accent1"/>
+        <w:tblW w:type="auto" w:w="0"/>
+        <w:tblLook w:firstColumn="1" w:firstRow="1" w:lastColumn="0" w:lastRow="0" w:noHBand="0" w:noVBand="1" w:val="04A0"/>
+      </w:tblPr>
+      <w:tblGrid>
+        <w:gridCol w:w="2556"/>
+        <w:gridCol w:w="2556"/>
+        <w:gridCol w:w="2556"/>
+        <w:gridCol w:w="2556"/>
+      </w:tblGrid>
+      <w:tr>
+        <w:trPr>
+          <w:tblHeader/>
+        </w:trPr>
+        <w:tc>
+          <w:tcPr>
+            <w:tcW w:type="dxa" w:w="2556"/>
+          </w:tcPr>
+          <w:p>
+            <w:r>
+              <w:t>Criterion</w:t>
+            </w:r>
+          </w:p>
+        </w:tc>
+        <w:tc>
+          <w:tcPr>
+            <w:tcW w:type="dxa" w:w="2556"/>
+          </w:tcPr>
+          <w:p>
+            <w:r>
+              <w:t>Not yet</w:t>
+            </w:r>
+          </w:p>
+        </w:tc>
+        <w:tc>
+          <w:tcPr>
+            <w:tcW w:type="dxa" w:w="2556"/>
+          </w:tcPr>
+          <w:p>
+            <w:r>
+              <w:t>With support</w:t>
+            </w:r>
+          </w:p>
+        </w:tc>
+        <w:tc>
+          <w:tcPr>
+            <w:tcW w:type="dxa" w:w="2556"/>
+          </w:tcPr>
+          <w:p>
+            <w:r>
+              <w:t>Independent</w:t>
+            </w:r>
+          </w:p>
+        </w:tc>
+      </w:tr>
+      <w:tr>
+        <w:tc>
+          <w:tcPr>
+            <w:tcW w:type="dxa" w:w="2556"/>
+          </w:tcPr>
+          <w:p>
+            <w:r>
+              <w:t>Explanation</w:t>
+            </w:r>
+          </w:p>
+        </w:tc>
+        <w:tc>
+          <w:tcPr>
+            <w:tcW w:type="dxa" w:w="2556"/>
+          </w:tcPr>
+          <w:p>
+            <w:r>
+              <w:t>Names an answer without a deciding fact</w:t>
+            </w:r>
+          </w:p>
+        </w:tc>
+        <w:tc>
+          <w:tcPr>
+            <w:tcW w:type="dxa" w:w="2556"/>
+          </w:tcPr>
+          <w:p>
+            <w:r>
+              <w:t>Uses a hint to link fact and decision</w:t>
+            </w:r>
+          </w:p>
+        </w:tc>
+        <w:tc>
+          <w:tcPr>
+            <w:tcW w:type="dxa" w:w="2556"/>
+          </w:tcPr>
+          <w:p>
+            <w:r>
+              <w:t>Explains the deciding fact in own words</w:t>
+            </w:r>
+          </w:p>
+        </w:tc>
+      </w:tr>
+      <w:tr>
+        <w:tc>
+          <w:tcPr>
+            <w:tcW w:type="dxa" w:w="2556"/>
+          </w:tcPr>
+          <w:p>
+            <w:r>
+              <w:t>Trace or test</w:t>
+            </w:r>
+          </w:p>
+        </w:tc>
+        <w:tc>
+          <w:tcPr>
+            <w:tcW w:type="dxa" w:w="2556"/>
+          </w:tcPr>
+          <w:p>
+            <w:r>
+              <w:t>Cannot connect input and result</w:t>
+            </w:r>
+          </w:p>
+        </w:tc>
+        <w:tc>
+          <w:tcPr>
+            <w:tcW w:type="dxa" w:w="2556"/>
+          </w:tcPr>
+          <w:p>
+            <w:r>
+              <w:t>Completes steps with prompts</w:t>
+            </w:r>
+          </w:p>
+        </w:tc>
+        <w:tc>
+          <w:tcPr>
+            <w:tcW w:type="dxa" w:w="2556"/>
+          </w:tcPr>
+          <w:p>
+            <w:r>
+              <w:t>Traces or tests a changed case accurately</w:t>
+            </w:r>
+          </w:p>
+        </w:tc>
+      </w:tr>
+      <w:tr>
+        <w:tc>
+          <w:tcPr>
+            <w:tcW w:type="dxa" w:w="2556"/>
+          </w:tcPr>
+          <w:p>
+            <w:r>
+              <w:t>Limits and revision</w:t>
+            </w:r>
+          </w:p>
+        </w:tc>
+        <w:tc>
+          <w:tcPr>
+            <w:tcW w:type="dxa" w:w="2556"/>
+          </w:tcPr>
+          <w:p>
+            <w:r>
+              <w:t>Claims more than evidence supports</w:t>
+            </w:r>
+          </w:p>
+        </w:tc>
+        <w:tc>
+          <w:tcPr>
+            <w:tcW w:type="dxa" w:w="2556"/>
+          </w:tcPr>
+          <w:p>
+            <w:r>
+              <w:t>Names a limit after a prompt</w:t>
+            </w:r>
+          </w:p>
+        </w:tc>
+        <w:tc>
+          <w:tcPr>
+            <w:tcW w:type="dxa" w:w="2556"/>
+          </w:tcPr>
+          <w:p>
+            <w:r>
+              <w:t>States a defensible limit and useful next test</w:t>
+            </w:r>
+          </w:p>
+        </w:tc>
+      </w:tr>
+    </w:tbl>
+    <w:p>
+      <w:r>
+        <w:t>Project checkpoint: Test changed cases. Keep normal, boundary and failure cases; compare expected and observed results.</w:t>
+      </w:r>
+    </w:p>
+    <w:p>
+      <w:r>
+        <w:t>Use the weekly teacher answer for topic-specific reasoning. A saved progress tick is an activity record; judge mastery from the learner’s explanation and evidence.</w:t>
+      </w:r>
+    </w:p>
     <w:sectPr>
       <w:pgSz w:w="12240" w:h="15840"/>
       <w:pgMar w:top="936" w:right="1008" w:bottom="936" w:left="1008" w:header="720" w:footer="720" w:gutter="0"/>

--- a/downloads/teacher/ai-3-week-16.docx
+++ b/downloads/teacher/ai-3-week-16.docx
@@ -3168,6 +3168,39 @@
         <w:t>Use the weekly teacher answer for topic-specific reasoning. A saved progress tick is an activity record; judge mastery from the learner’s explanation and evidence.</w:t>
       </w:r>
     </w:p>
+    <w:p>
+      <w:pPr>
+        <w:pStyle w:val="Heading1"/>
+      </w:pPr>
+      <w:r>
+        <w:t>08. Use feedback, labs and repair paths</w:t>
+      </w:r>
+    </w:p>
+    <w:p>
+      <w:r>
+        <w:t>Use the two formative questions as supported practice, not as independent mastery scores. Discuss the deciding evidence rather than accepting a guessed selection.</w:t>
+      </w:r>
+    </w:p>
+    <w:p>
+      <w:r>
+        <w:t>The feedback comes from the reviewed public worked case. Do not reveal the separately reserved independent teacher answer until the learner has attempted that case.</w:t>
+      </w:r>
+    </w:p>
+    <w:p>
+      <w:r>
+        <w:t>Ask students to predict before running code. Preserve errors and actual outputs; collect a changed test and an explanation. The branch-boundary and indexing lessons deliberately include failure cases.</w:t>
+      </w:r>
+    </w:p>
+    <w:p>
+      <w:r>
+        <w:t>Use the earlier worked-explanation links to address a specific missing building block, then return to the current question. Adapt this suggestion after observing the learner; it is not an automatic diagnosis.</w:t>
+      </w:r>
+    </w:p>
+    <w:p>
+      <w:r>
+        <w:t>Collect the completed-work portfolio as evidence. Record support separately from correctness, and assess explanation, trace/test and limitations. Progress ticks and quiz selections alone do not establish mastery.</w:t>
+      </w:r>
+    </w:p>
     <w:sectPr>
       <w:pgSz w:w="12240" w:h="15840"/>
       <w:pgMar w:top="936" w:right="1008" w:bottom="936" w:left="1008" w:header="720" w:footer="720" w:gutter="0"/>

--- a/downloads/teacher/ai-3-week-16.docx
+++ b/downloads/teacher/ai-3-week-16.docx
@@ -29,6 +29,11 @@
       </w:r>
     </w:p>
     <w:p>
+      <w:r>
+        <w:t>Prepare Verify Numbers and Dates: check the target, prerequisites, resources and adaptable teaching schedule.</w:t>
+      </w:r>
+    </w:p>
+    <w:p>
       <w:pPr>
         <w:pStyle w:val="Heading3"/>
       </w:pPr>
@@ -37,8 +42,26 @@
       </w:r>
     </w:p>
     <w:p>
-      <w:r>
-        <w:t>Primary target: Explain the mechanism and terminology of claim support and citation evaluation</w:t>
+      <w:pPr>
+        <w:spacing w:line="336" w:lineRule="auto" w:after="180"/>
+      </w:pPr>
+      <w:r>
+        <w:rPr>
+          <w:b w:val="0"/>
+        </w:rPr>
+        <w:t xml:space="preserve">Primary target: Explain the </w:t>
+      </w:r>
+      <w:r>
+        <w:rPr>
+          <w:b/>
+        </w:rPr>
+        <w:t>mechanism</w:t>
+      </w:r>
+      <w:r>
+        <w:rPr>
+          <w:b w:val="0"/>
+        </w:rPr>
+        <w:t xml:space="preserve"> and terminology of claim support and citation evaluation</w:t>
       </w:r>
     </w:p>
     <w:tbl>
@@ -185,12 +208,47 @@
       </w:tr>
     </w:tbl>
     <w:p>
-      <w:r>
-        <w:t>This is a starting allocation of 135 minutes, not a validated duration. Preserve all named topics. Schedule extra time for connected examples, the full investigation, independent cases and project building. Repeated copies of a case share one recorded attempt; they are not new evidence.</w:t>
-      </w:r>
-    </w:p>
-    <w:p>
-      <w:r>
+      <w:pPr>
+        <w:spacing w:line="336" w:lineRule="auto" w:after="180"/>
+      </w:pPr>
+      <w:r>
+        <w:rPr>
+          <w:b w:val="0"/>
+        </w:rPr>
+        <w:t>This is a starting allocation of 135 minutes, not a validated duration. Preserve all named topics. Schedule extra time for connected examples, the full investigation, independent cases and project building.</w:t>
+      </w:r>
+    </w:p>
+    <w:p>
+      <w:pPr>
+        <w:spacing w:line="336" w:lineRule="auto" w:after="180"/>
+      </w:pPr>
+      <w:r>
+        <w:rPr>
+          <w:b w:val="0"/>
+        </w:rPr>
+        <w:t xml:space="preserve">Repeated copies of a case share one recorded attempt; they are not new </w:t>
+      </w:r>
+      <w:r>
+        <w:rPr>
+          <w:b/>
+        </w:rPr>
+        <w:t>evidence</w:t>
+      </w:r>
+      <w:r>
+        <w:rPr>
+          <w:b w:val="0"/>
+        </w:rPr>
+        <w:t>.</w:t>
+      </w:r>
+    </w:p>
+    <w:p>
+      <w:pPr>
+        <w:spacing w:line="336" w:lineRule="auto" w:after="180"/>
+      </w:pPr>
+      <w:r>
+        <w:rPr>
+          <w:b w:val="0"/>
+        </w:rPr>
         <w:t>Case exposure check: this source example appears in ai-2/29, ai-3/16. Reuse a familiar case for recall or modelling; verify that the case used to assess transfer has not already received feedback.</w:t>
       </w:r>
     </w:p>
@@ -211,18 +269,71 @@
       </w:r>
     </w:p>
     <w:p>
-      <w:r>
+      <w:pPr>
+        <w:spacing w:line="336" w:lineRule="auto" w:after="180"/>
+      </w:pPr>
+      <w:r>
+        <w:rPr>
+          <w:b w:val="0"/>
+        </w:rPr>
         <w:t>Without opening the old lesson, explain one key idea from Source Quality. Give an example and a mistake that the idea helps you avoid.</w:t>
       </w:r>
     </w:p>
     <w:p>
-      <w:r>
-        <w:t>Look for: Explain the mechanism and terminology of conflicting and time-sensitive sources</w:t>
-      </w:r>
-    </w:p>
-    <w:p>
-      <w:r>
-        <w:t>Reference example, not the only acceptable wording: Teacher explanation: Changing facts require a stated time and source-version policy. Current-looking records can conflict without enough evidence to choose between them. For this toy task a signed amendment supersedes the referenced original from its effective time. Keep both records. A newer timestamp alone has no authority unless the policy grants it.</w:t>
+      <w:pPr>
+        <w:spacing w:line="336" w:lineRule="auto" w:after="180"/>
+      </w:pPr>
+      <w:r>
+        <w:rPr>
+          <w:b w:val="0"/>
+        </w:rPr>
+        <w:t xml:space="preserve">Look for: Explain the </w:t>
+      </w:r>
+      <w:r>
+        <w:rPr>
+          <w:b/>
+        </w:rPr>
+        <w:t>mechanism</w:t>
+      </w:r>
+      <w:r>
+        <w:rPr>
+          <w:b w:val="0"/>
+        </w:rPr>
+        <w:t xml:space="preserve"> and terminology of conflicting and time-sensitive sources</w:t>
+      </w:r>
+    </w:p>
+    <w:p>
+      <w:pPr>
+        <w:spacing w:line="336" w:lineRule="auto" w:after="180"/>
+      </w:pPr>
+      <w:r>
+        <w:rPr>
+          <w:b w:val="0"/>
+        </w:rPr>
+        <w:t xml:space="preserve">Reference example, not the only acceptable wording: Teacher explanation: Changing facts require a stated time and source-version policy. Current-looking records can conflict without enough </w:t>
+      </w:r>
+      <w:r>
+        <w:rPr>
+          <w:b/>
+        </w:rPr>
+        <w:t>evidence</w:t>
+      </w:r>
+      <w:r>
+        <w:rPr>
+          <w:b w:val="0"/>
+        </w:rPr>
+        <w:t xml:space="preserve"> to choose between them.</w:t>
+      </w:r>
+    </w:p>
+    <w:p>
+      <w:pPr>
+        <w:spacing w:line="336" w:lineRule="auto" w:after="180"/>
+      </w:pPr>
+      <w:r>
+        <w:rPr>
+          <w:b w:val="0"/>
+        </w:rPr>
+        <w:t>For this toy task a signed amendment supersedes the referenced original from its effective time. Keep both records. A newer timestamp alone has no authority unless the policy grants it.</w:t>
       </w:r>
     </w:p>
     <w:p>
@@ -234,18 +345,100 @@
       </w:r>
     </w:p>
     <w:p>
-      <w:r>
-        <w:t>Without opening the old lesson, explain one key idea from Multimodal Evidence. Give an example and a mistake that the idea helps you avoid.</w:t>
-      </w:r>
-    </w:p>
-    <w:p>
-      <w:r>
-        <w:t>Look for: Explain the mechanism and terminology of speech pipelines and multimodal evidence</w:t>
-      </w:r>
-    </w:p>
-    <w:p>
-      <w:r>
-        <w:t>Reference example, not the only acceptable wording: Teacher explanation: A multimodal pipeline may transcribe speech, inspect an image and generate a response. Errors at one stage can propagate even when later stages run correctly. Track source modality, segment/time references, transcription, interpretation and final claims separately. Compare conflicting evidence without assuming one modality always wins. Ask for clarification when the task needs unresolved information.</w:t>
+      <w:pPr>
+        <w:spacing w:line="336" w:lineRule="auto" w:after="180"/>
+      </w:pPr>
+      <w:r>
+        <w:rPr>
+          <w:b w:val="0"/>
+        </w:rPr>
+        <w:t xml:space="preserve">Without opening the old lesson, explain one key idea from Multimodal </w:t>
+      </w:r>
+      <w:r>
+        <w:rPr>
+          <w:b/>
+        </w:rPr>
+        <w:t>Evidence</w:t>
+      </w:r>
+      <w:r>
+        <w:rPr>
+          <w:b w:val="0"/>
+        </w:rPr>
+        <w:t>. Give an example and a mistake that the idea helps you avoid.</w:t>
+      </w:r>
+    </w:p>
+    <w:p>
+      <w:pPr>
+        <w:spacing w:line="336" w:lineRule="auto" w:after="180"/>
+      </w:pPr>
+      <w:r>
+        <w:rPr>
+          <w:b w:val="0"/>
+        </w:rPr>
+        <w:t xml:space="preserve">Look for: Explain the </w:t>
+      </w:r>
+      <w:r>
+        <w:rPr>
+          <w:b/>
+        </w:rPr>
+        <w:t>mechanism</w:t>
+      </w:r>
+      <w:r>
+        <w:rPr>
+          <w:b w:val="0"/>
+        </w:rPr>
+        <w:t xml:space="preserve"> and terminology of speech pipelines and multimodal </w:t>
+      </w:r>
+      <w:r>
+        <w:rPr>
+          <w:b/>
+        </w:rPr>
+        <w:t>evidence</w:t>
+      </w:r>
+    </w:p>
+    <w:p>
+      <w:pPr>
+        <w:spacing w:line="336" w:lineRule="auto" w:after="180"/>
+      </w:pPr>
+      <w:r>
+        <w:rPr>
+          <w:b w:val="0"/>
+        </w:rPr>
+        <w:t>Reference example, not the only acceptable wording: Teacher explanation: A multimodal pipeline may transcribe speech, inspect an image and generate a response.</w:t>
+      </w:r>
+    </w:p>
+    <w:p>
+      <w:pPr>
+        <w:spacing w:line="336" w:lineRule="auto" w:after="180"/>
+      </w:pPr>
+      <w:r>
+        <w:rPr>
+          <w:b w:val="0"/>
+        </w:rPr>
+        <w:t>Errors at one stage can propagate even when later stages run correctly. Track source modality, segment/time references, transcription, interpretation and final claims separately.</w:t>
+      </w:r>
+    </w:p>
+    <w:p>
+      <w:pPr>
+        <w:spacing w:line="336" w:lineRule="auto" w:after="180"/>
+      </w:pPr>
+      <w:r>
+        <w:rPr>
+          <w:b w:val="0"/>
+        </w:rPr>
+        <w:t xml:space="preserve">Compare conflicting </w:t>
+      </w:r>
+      <w:r>
+        <w:rPr>
+          <w:b/>
+        </w:rPr>
+        <w:t>evidence</w:t>
+      </w:r>
+      <w:r>
+        <w:rPr>
+          <w:b w:val="0"/>
+        </w:rPr>
+        <w:t xml:space="preserve"> without assuming one modality always wins. Ask for clarification when the task needs unresolved information.</w:t>
       </w:r>
     </w:p>
     <w:p>
@@ -257,22 +450,92 @@
       </w:r>
     </w:p>
     <w:p>
-      <w:r>
+      <w:pPr>
+        <w:spacing w:line="336" w:lineRule="auto" w:after="180"/>
+      </w:pPr>
+      <w:r>
+        <w:rPr>
+          <w:b w:val="0"/>
+        </w:rPr>
         <w:t>Without opening the old lesson, explain one key idea from Image Generation Models. Give an example and a mistake that the idea helps you avoid.</w:t>
       </w:r>
     </w:p>
     <w:p>
-      <w:r>
-        <w:t>Look for: Explain the mechanism and terminology of image generation and provenance</w:t>
-      </w:r>
-    </w:p>
-    <w:p>
-      <w:r>
-        <w:t>Reference example, not the only acceptable wording: Teacher explanation: An image generator constructs an output from learned patterns and a specification. A generated picture is not a record that the depicted event occurred. Keep a provenance record containing specification, tool/version when known, generation date, edits, permissions and intended use. Label fictional imagery. Inspect visual requirements and avoid inferring identity or event authenticity from appearance.</w:t>
-      </w:r>
-    </w:p>
-    <w:p>
-      <w:r>
+      <w:pPr>
+        <w:spacing w:line="336" w:lineRule="auto" w:after="180"/>
+      </w:pPr>
+      <w:r>
+        <w:rPr>
+          <w:b w:val="0"/>
+        </w:rPr>
+        <w:t xml:space="preserve">Look for: Explain the </w:t>
+      </w:r>
+      <w:r>
+        <w:rPr>
+          <w:b/>
+        </w:rPr>
+        <w:t>mechanism</w:t>
+      </w:r>
+      <w:r>
+        <w:rPr>
+          <w:b w:val="0"/>
+        </w:rPr>
+        <w:t xml:space="preserve"> and terminology of image generation and provenance</w:t>
+      </w:r>
+    </w:p>
+    <w:p>
+      <w:pPr>
+        <w:spacing w:line="336" w:lineRule="auto" w:after="180"/>
+      </w:pPr>
+      <w:r>
+        <w:rPr>
+          <w:b w:val="0"/>
+        </w:rPr>
+        <w:t xml:space="preserve">Reference example, not the only acceptable wording: Teacher explanation: An image generator constructs an </w:t>
+      </w:r>
+      <w:r>
+        <w:rPr>
+          <w:b/>
+        </w:rPr>
+        <w:t>output</w:t>
+      </w:r>
+      <w:r>
+        <w:rPr>
+          <w:b w:val="0"/>
+        </w:rPr>
+        <w:t xml:space="preserve"> from learned patterns and a specification. A generated picture is not a record that the depicted event occurred.</w:t>
+      </w:r>
+    </w:p>
+    <w:p>
+      <w:pPr>
+        <w:spacing w:line="336" w:lineRule="auto" w:after="180"/>
+      </w:pPr>
+      <w:r>
+        <w:rPr>
+          <w:b w:val="0"/>
+        </w:rPr>
+        <w:t>Keep a provenance record containing specification, tool/version when known, generation date, edits, permissions and intended use. Label fictional imagery.</w:t>
+      </w:r>
+    </w:p>
+    <w:p>
+      <w:pPr>
+        <w:spacing w:line="336" w:lineRule="auto" w:after="180"/>
+      </w:pPr>
+      <w:r>
+        <w:rPr>
+          <w:b w:val="0"/>
+        </w:rPr>
+        <w:t>Inspect visual requirements and avoid inferring identity or event authenticity from appearance.</w:t>
+      </w:r>
+    </w:p>
+    <w:p>
+      <w:pPr>
+        <w:spacing w:line="336" w:lineRule="auto" w:after="180"/>
+      </w:pPr>
+      <w:r>
+        <w:rPr>
+          <w:b w:val="0"/>
+        </w:rPr>
         <w:t>Use the student module and workbook section with this exact week title. The worked case, independent question and answers below form one aligned lesson sequence.</w:t>
       </w:r>
     </w:p>
@@ -285,8 +548,26 @@
       </w:r>
     </w:p>
     <w:p>
-      <w:r>
-        <w:t>A report says 21/28=70% and gives February 30 as the deadline. Correct what can be computed and identify what must be checked externally.</w:t>
+      <w:pPr>
+        <w:spacing w:line="336" w:lineRule="auto" w:after="180"/>
+      </w:pPr>
+      <w:r>
+        <w:rPr>
+          <w:b w:val="0"/>
+        </w:rPr>
+        <w:t>A report says 21/28=</w:t>
+      </w:r>
+      <w:r>
+        <w:rPr>
+          <w:b/>
+        </w:rPr>
+        <w:t>70%</w:t>
+      </w:r>
+      <w:r>
+        <w:rPr>
+          <w:b w:val="0"/>
+        </w:rPr>
+        <w:t xml:space="preserve"> and gives February 30 as the deadline. Correct what can be computed and identify what must be checked externally.</w:t>
       </w:r>
     </w:p>
     <w:p>
@@ -298,8 +579,26 @@
       </w:r>
     </w:p>
     <w:p>
-      <w:r>
-        <w:t>Precise values require direct evidence and recalculation.</w:t>
+      <w:pPr>
+        <w:spacing w:line="336" w:lineRule="auto" w:after="180"/>
+      </w:pPr>
+      <w:r>
+        <w:rPr>
+          <w:b w:val="0"/>
+        </w:rPr>
+        <w:t xml:space="preserve">Precise values require direct </w:t>
+      </w:r>
+      <w:r>
+        <w:rPr>
+          <w:b/>
+        </w:rPr>
+        <w:t>evidence</w:t>
+      </w:r>
+      <w:r>
+        <w:rPr>
+          <w:b w:val="0"/>
+        </w:rPr>
+        <w:t xml:space="preserve"> and recalculation.</w:t>
       </w:r>
     </w:p>
     <w:tbl>
@@ -435,12 +734,38 @@
       </w:r>
     </w:p>
     <w:p>
-      <w:r>
+      <w:pPr>
+        <w:spacing w:line="336" w:lineRule="auto" w:after="180"/>
+      </w:pPr>
+      <w:r>
+        <w:rPr>
+          <w:b w:val="0"/>
+        </w:rPr>
         <w:t>Use the supplied scenario, student illustrations and blank paper. For numeric work, offer counters or a calculator after learners show the setup. Fictional records are supplied; personal data and paid accounts are unnecessary.</w:t>
       </w:r>
     </w:p>
     <w:p>
-      <w:r>
+      <w:pPr>
+        <w:pStyle w:val="Heading3"/>
+      </w:pPr>
+      <w:r>
+        <w:t>Alternative compact allocation</w:t>
+      </w:r>
+    </w:p>
+    <w:p>
+      <w:r>
+        <w:t>This compact option is not the full-week schedule. Use the main teaching cycle and allow extra sessions for the investigation, independent work and project.</w:t>
+      </w:r>
+    </w:p>
+    <w:p>
+      <w:pPr>
+        <w:spacing w:line="336" w:lineRule="auto" w:after="180"/>
+        <w:shd w:fill="F1F6F8"/>
+      </w:pPr>
+      <w:r>
+        <w:rPr>
+          <w:b w:val="0"/>
+        </w:rPr>
         <w:t>Allow 80 minutes: recall 8; explanation 12; worked demonstration 15; guided practice 20; independent assessment 15; project and reflection 10. Extend the lab into a second session when needed.</w:t>
       </w:r>
     </w:p>
@@ -453,8 +778,60 @@
       </w:r>
     </w:p>
     <w:p>
-      <w:r>
-        <w:t>Two 45-minute sessions. Citation evaluation checks source existence, exact passage support and coverage of answer claims. A real citation can still be irrelevant. Use the supplied constructed scenarios to make the mechanism inspectable. Collect W4 before sharing solutions. Students should name intermediate evidence and limitations; classroom pacing and learning effectiveness remain unvalidated.</w:t>
+      <w:pPr>
+        <w:spacing w:line="336" w:lineRule="auto" w:after="180"/>
+      </w:pPr>
+      <w:r>
+        <w:rPr>
+          <w:b w:val="0"/>
+        </w:rPr>
+        <w:t>Two 45-minute sessions. Citation evaluation checks source existence, exact passage support and coverage of answer claims. A real citation can still be irrelevant.</w:t>
+      </w:r>
+    </w:p>
+    <w:p>
+      <w:pPr>
+        <w:spacing w:line="336" w:lineRule="auto" w:after="180"/>
+      </w:pPr>
+      <w:r>
+        <w:rPr>
+          <w:b w:val="0"/>
+        </w:rPr>
+        <w:t xml:space="preserve">Use the supplied constructed scenarios to make the </w:t>
+      </w:r>
+      <w:r>
+        <w:rPr>
+          <w:b/>
+        </w:rPr>
+        <w:t>mechanism</w:t>
+      </w:r>
+      <w:r>
+        <w:rPr>
+          <w:b w:val="0"/>
+        </w:rPr>
+        <w:t xml:space="preserve"> inspectable. Collect W4 before sharing solutions.</w:t>
+      </w:r>
+    </w:p>
+    <w:p>
+      <w:pPr>
+        <w:spacing w:line="336" w:lineRule="auto" w:after="180"/>
+      </w:pPr>
+      <w:r>
+        <w:rPr>
+          <w:b w:val="0"/>
+        </w:rPr>
+        <w:t xml:space="preserve">Students should name intermediate </w:t>
+      </w:r>
+      <w:r>
+        <w:rPr>
+          <w:b/>
+        </w:rPr>
+        <w:t>evidence</w:t>
+      </w:r>
+      <w:r>
+        <w:rPr>
+          <w:b w:val="0"/>
+        </w:rPr>
+        <w:t xml:space="preserve"> and limitations; classroom pacing and learning effectiveness remain unvalidated.</w:t>
       </w:r>
     </w:p>
     <w:p>
@@ -466,22 +843,81 @@
       </w:r>
     </w:p>
     <w:p>
-      <w:r>
-        <w:t>A result depends on the inputs, procedure and conditions that produced it. Preserve data roles and distinguish observed outcomes from predictions or unmeasured conditions. If the prior concept cannot be explained, use a short retrieval activity before this chapter.</w:t>
-      </w:r>
-    </w:p>
-    <w:p>
-      <w:r>
+      <w:pPr>
+        <w:spacing w:line="336" w:lineRule="auto" w:after="180"/>
+      </w:pPr>
+      <w:r>
+        <w:rPr>
+          <w:b w:val="0"/>
+        </w:rPr>
+        <w:t xml:space="preserve">A result depends on the </w:t>
+      </w:r>
+      <w:r>
+        <w:rPr>
+          <w:b/>
+        </w:rPr>
+        <w:t>input</w:t>
+      </w:r>
+      <w:r>
+        <w:rPr>
+          <w:b w:val="0"/>
+        </w:rPr>
+        <w:t xml:space="preserve">s, procedure and conditions that produced it. Preserve data roles and distinguish observed outcomes from </w:t>
+      </w:r>
+      <w:r>
+        <w:rPr>
+          <w:b/>
+        </w:rPr>
+        <w:t>prediction</w:t>
+      </w:r>
+      <w:r>
+        <w:rPr>
+          <w:b w:val="0"/>
+        </w:rPr>
+        <w:t>s or unmeasured conditions.</w:t>
+      </w:r>
+    </w:p>
+    <w:p>
+      <w:pPr>
+        <w:spacing w:line="336" w:lineRule="auto" w:after="180"/>
+      </w:pPr>
+      <w:r>
+        <w:rPr>
+          <w:b w:val="0"/>
+        </w:rPr>
+        <w:t>If the prior concept cannot be explained, use a short retrieval activity before this chapter.</w:t>
+      </w:r>
+    </w:p>
+    <w:p>
+      <w:pPr>
+        <w:spacing w:line="336" w:lineRule="auto" w:after="180"/>
+      </w:pPr>
+      <w:r>
+        <w:rPr>
+          <w:b w:val="0"/>
+        </w:rPr>
         <w:t>Lesson and workbook; paper and pencil</w:t>
       </w:r>
     </w:p>
     <w:p>
-      <w:r>
+      <w:pPr>
+        <w:spacing w:line="336" w:lineRule="auto" w:after="180"/>
+      </w:pPr>
+      <w:r>
+        <w:rPr>
+          <w:b w:val="0"/>
+        </w:rPr>
         <w:t>Calculator and optional local Python 3 for arithmetic; no live API or private data</w:t>
       </w:r>
     </w:p>
     <w:p>
-      <w:r>
+      <w:pPr>
+        <w:spacing w:line="336" w:lineRule="auto" w:after="180"/>
+      </w:pPr>
+      <w:r>
+        <w:rPr>
+          <w:b w:val="0"/>
+        </w:rPr>
         <w:t>Prepare the fresh retry separately and withhold its solution until after collection</w:t>
       </w:r>
     </w:p>
@@ -494,12 +930,24 @@
       </w:r>
     </w:p>
     <w:p>
-      <w:r>
+      <w:pPr>
+        <w:spacing w:line="336" w:lineRule="auto" w:after="180"/>
+      </w:pPr>
+      <w:r>
+        <w:rPr>
+          <w:b w:val="0"/>
+        </w:rPr>
         <w:t>By the end, I can verify numbers and dates without inventing the intended correction.</w:t>
       </w:r>
     </w:p>
     <w:p>
-      <w:r>
+      <w:pPr>
+        <w:spacing w:line="336" w:lineRule="auto" w:after="180"/>
+      </w:pPr>
+      <w:r>
+        <w:rPr>
+          <w:b w:val="0"/>
+        </w:rPr>
         <w:t>This added worked case illustrates the week’s main idea. Retain all original and connected topics; schedule its practice within the teaching cycle.</w:t>
       </w:r>
     </w:p>
@@ -512,61 +960,221 @@
       </w:r>
     </w:p>
     <w:p>
+      <w:r>
+        <w:t>Model Verify Numbers and Dates using the supplied case, labelled mechanism and reasoning. Make the scope of each conclusion explicit.</w:t>
+      </w:r>
+    </w:p>
+    <w:p>
+      <w:pPr>
+        <w:spacing w:line="336" w:lineRule="auto" w:after="180"/>
+      </w:pPr>
+      <w:r>
+        <w:rPr>
+          <w:b/>
+        </w:rPr>
+        <w:t>Input</w:t>
+      </w:r>
+      <w:r>
+        <w:rPr>
+          <w:b w:val="0"/>
+        </w:rPr>
+        <w:t xml:space="preserve"> → </w:t>
+      </w:r>
+      <w:r>
+        <w:rPr>
+          <w:b/>
+        </w:rPr>
+        <w:t>Process</w:t>
+      </w:r>
+      <w:r>
+        <w:rPr>
+          <w:b w:val="0"/>
+        </w:rPr>
+        <w:t xml:space="preserve"> → </w:t>
+      </w:r>
+      <w:r>
+        <w:rPr>
+          <w:b/>
+        </w:rPr>
+        <w:t>Output</w:t>
+      </w:r>
+    </w:p>
+    <w:p>
+      <w:pPr>
+        <w:spacing w:line="336" w:lineRule="auto" w:after="180"/>
+      </w:pPr>
+      <w:r>
+        <w:rPr>
+          <w:b w:val="0"/>
+        </w:rPr>
+        <w:t>Trace the information. At each stage, ask what changed and how you could test it.</w:t>
+      </w:r>
+    </w:p>
+    <w:p>
+      <w:pPr>
+        <w:spacing w:line="336" w:lineRule="auto" w:after="180"/>
+      </w:pPr>
+      <w:r>
+        <w:rPr>
+          <w:b w:val="0"/>
+        </w:rPr>
+        <w:t>Which stage could fail even when the other two are correct? Explain:</w:t>
+      </w:r>
+    </w:p>
+    <w:p>
+      <w:pPr>
+        <w:spacing w:line="336" w:lineRule="auto" w:after="180"/>
+      </w:pPr>
+      <w:r>
+        <w:rPr>
+          <w:b w:val="0"/>
+        </w:rPr>
+        <w:t xml:space="preserve">Predict first. Then check each step. A correct answer without visible reasoning is incomplete </w:t>
+      </w:r>
+      <w:r>
+        <w:rPr>
+          <w:b/>
+        </w:rPr>
+        <w:t>evidence</w:t>
+      </w:r>
+      <w:r>
+        <w:rPr>
+          <w:b w:val="0"/>
+        </w:rPr>
+        <w:t>.</w:t>
+      </w:r>
+    </w:p>
+    <w:p>
+      <w:pPr>
+        <w:spacing w:line="336" w:lineRule="auto" w:after="180"/>
+        <w:shd w:fill="F4F9FC"/>
+      </w:pPr>
+      <w:r>
+        <w:rPr>
+          <w:b w:val="0"/>
+        </w:rPr>
+        <w:t xml:space="preserve">1. Claim: 18 of 24 tests passed, reported as </w:t>
+      </w:r>
+      <w:r>
+        <w:rPr>
+          <w:b/>
+        </w:rPr>
+        <w:t>80%</w:t>
+      </w:r>
+      <w:r>
+        <w:rPr>
+          <w:b w:val="0"/>
+        </w:rPr>
+        <w:t>.</w:t>
+      </w:r>
+    </w:p>
+    <w:p>
+      <w:pPr>
+        <w:spacing w:line="336" w:lineRule="auto" w:after="180"/>
+        <w:shd w:fill="F4F9FC"/>
+      </w:pPr>
+      <w:r>
+        <w:rPr>
+          <w:b w:val="0"/>
+        </w:rPr>
+        <w:t xml:space="preserve">2. </w:t>
+      </w:r>
+      <w:r>
+        <w:rPr>
+          <w:b/>
+        </w:rPr>
+        <w:t>Recalculate</w:t>
+      </w:r>
+      <w:r>
+        <w:rPr>
+          <w:b w:val="0"/>
+        </w:rPr>
+        <w:t>: 18 ÷ 24 = 0.75 = 75%.</w:t>
+      </w:r>
+    </w:p>
+    <w:p>
+      <w:pPr>
+        <w:spacing w:line="336" w:lineRule="auto" w:after="180"/>
+        <w:shd w:fill="F4F9FC"/>
+      </w:pPr>
+      <w:r>
+        <w:rPr>
+          <w:b w:val="0"/>
+        </w:rPr>
+        <w:t xml:space="preserve">3. Check denominator, </w:t>
+      </w:r>
+      <w:r>
+        <w:rPr>
+          <w:b/>
+        </w:rPr>
+        <w:t>unit</w:t>
+      </w:r>
+      <w:r>
+        <w:rPr>
+          <w:b w:val="0"/>
+        </w:rPr>
+        <w:t>, rounding, and source date.</w:t>
+      </w:r>
+    </w:p>
+    <w:p>
+      <w:pPr>
+        <w:spacing w:line="336" w:lineRule="auto" w:after="180"/>
+        <w:shd w:fill="F4F9FC"/>
+      </w:pPr>
+      <w:r>
+        <w:rPr>
+          <w:b w:val="0"/>
+        </w:rPr>
+        <w:t>4. Correct the claim and preserve the calculation trail.</w:t>
+      </w:r>
+    </w:p>
+    <w:p>
+      <w:pPr>
+        <w:spacing w:line="336" w:lineRule="auto" w:after="180"/>
+      </w:pPr>
+      <w:r>
+        <w:rPr>
+          <w:b/>
+        </w:rPr>
+        <w:t>Recalculate</w:t>
+      </w:r>
+      <w:r>
+        <w:rPr>
+          <w:b w:val="0"/>
+        </w:rPr>
+        <w:t>, retrace, or restate the reasoning in your own representation:</w:t>
+      </w:r>
+    </w:p>
+    <w:p>
+      <w:pPr>
+        <w:spacing w:line="336" w:lineRule="auto" w:after="180"/>
+        <w:shd w:fill="F5F1FB"/>
+      </w:pPr>
+      <w:r>
+        <w:rPr>
+          <w:b w:val="0"/>
+        </w:rPr>
+        <w:t xml:space="preserve">CHECK Did the </w:t>
+      </w:r>
+      <w:r>
+        <w:rPr>
+          <w:b/>
+        </w:rPr>
+        <w:t>evidence</w:t>
+      </w:r>
+      <w:r>
+        <w:rPr>
+          <w:b w:val="0"/>
+        </w:rPr>
+        <w:t xml:space="preserve"> answer the exact question? Did the total, path, or source record stay consistent?</w:t>
+      </w:r>
+    </w:p>
+    <w:p>
       <w:pPr>
         <w:pStyle w:val="Heading3"/>
       </w:pPr>
       <w:r>
-        <w:t>Explain the mechanism</w:t>
-      </w:r>
-    </w:p>
-    <w:p>
-      <w:r>
-        <w:t>Input → Process → Output</w:t>
-      </w:r>
-    </w:p>
-    <w:p>
-      <w:r>
-        <w:t>Trace the information. At each stage, ask what changed and how you could test it.</w:t>
-      </w:r>
-    </w:p>
-    <w:p>
-      <w:r>
-        <w:t>Which stage could fail even when the other two are correct? Explain:</w:t>
-      </w:r>
-    </w:p>
-    <w:p>
-      <w:r>
-        <w:t>Predict first. Then check each step. A correct answer without visible reasoning is incomplete evidence.</w:t>
-      </w:r>
-    </w:p>
-    <w:p>
-      <w:r>
-        <w:t>1. Claim: 18 of 24 tests passed, reported as 80%.</w:t>
-      </w:r>
-    </w:p>
-    <w:p>
-      <w:r>
-        <w:t>2. Recalculate: 18 ÷ 24 = 0.75 = 75%.</w:t>
-      </w:r>
-    </w:p>
-    <w:p>
-      <w:r>
-        <w:t>3. Check denominator, unit, rounding, and source date.</w:t>
-      </w:r>
-    </w:p>
-    <w:p>
-      <w:r>
-        <w:t>4. Correct the claim and preserve the calculation trail.</w:t>
-      </w:r>
-    </w:p>
-    <w:p>
-      <w:r>
-        <w:t>Recalculate, retrace, or restate the reasoning in your own representation:</w:t>
-      </w:r>
-    </w:p>
-    <w:p>
-      <w:r>
-        <w:t>CHECK Did the evidence answer the exact question? Did the total, path, or source record stay consistent?</w:t>
+        <w:t>Concrete teaching case</w:t>
       </w:r>
     </w:p>
     <w:p>
@@ -574,16 +1182,50 @@
         <w:pStyle w:val="Heading3"/>
       </w:pPr>
       <w:r>
-        <w:t>Concrete teaching case</w:t>
-      </w:r>
-    </w:p>
-    <w:p>
-      <w:r>
-        <w:t>An answer says 15/20=80% and sets a deadline of February 30.</w:t>
-      </w:r>
-    </w:p>
-    <w:p>
-      <w:r>
+        <w:t>The teaching case</w:t>
+      </w:r>
+    </w:p>
+    <w:p>
+      <w:pPr>
+        <w:spacing w:line="336" w:lineRule="auto" w:after="180"/>
+        <w:shd w:fill="F1F6FC"/>
+      </w:pPr>
+      <w:r>
+        <w:rPr>
+          <w:b w:val="0"/>
+        </w:rPr>
+        <w:t>An answer says 15/20=</w:t>
+      </w:r>
+      <w:r>
+        <w:rPr>
+          <w:b/>
+        </w:rPr>
+        <w:t>80%</w:t>
+      </w:r>
+      <w:r>
+        <w:rPr>
+          <w:b w:val="0"/>
+        </w:rPr>
+        <w:t xml:space="preserve"> and sets a deadline of February 30.</w:t>
+      </w:r>
+    </w:p>
+    <w:p>
+      <w:pPr>
+        <w:pStyle w:val="Heading3"/>
+      </w:pPr>
+      <w:r>
+        <w:t>The teaching case</w:t>
+      </w:r>
+    </w:p>
+    <w:p>
+      <w:pPr>
+        <w:spacing w:line="336" w:lineRule="auto" w:after="180"/>
+        <w:shd w:fill="F1F6FC"/>
+      </w:pPr>
+      <w:r>
+        <w:rPr>
+          <w:b w:val="0"/>
+        </w:rPr>
         <w:t>Verify both.</w:t>
       </w:r>
     </w:p>
@@ -596,7 +1238,22 @@
       </w:r>
     </w:p>
     <w:p>
-      <w:r>
+      <w:pPr>
+        <w:pStyle w:val="Heading3"/>
+      </w:pPr>
+      <w:r>
+        <w:t>Why the result follows</w:t>
+      </w:r>
+    </w:p>
+    <w:p>
+      <w:pPr>
+        <w:spacing w:line="336" w:lineRule="auto" w:after="180"/>
+        <w:shd w:fill="F1F6FC"/>
+      </w:pPr>
+      <w:r>
+        <w:rPr>
+          <w:b w:val="0"/>
+        </w:rPr>
         <w:t>15/20=75%. February 30 is invalid in the Gregorian calendar. Check the intended deadline from its authority rather than guessing.</w:t>
       </w:r>
     </w:p>
@@ -609,23 +1266,121 @@
       </w:r>
     </w:p>
     <w:p>
-      <w:r>
+      <w:pPr>
+        <w:spacing w:line="336" w:lineRule="auto" w:after="180"/>
+      </w:pPr>
+      <w:r>
+        <w:rPr>
+          <w:b w:val="0"/>
+        </w:rPr>
         <w:t>Citation evaluation checks source existence, exact passage support and coverage of answer claims. A real citation can still be irrelevant.</w:t>
       </w:r>
     </w:p>
     <w:p>
-      <w:r>
-        <w:t>Begin by writing the question the procedure is intended to answer. Identify the information already supplied, the information it will produce and the information still missing. These are constructed classroom examples; they do not require live accounts, private records or an external service. Do not treat a plausible explanation as a measured outcome.</w:t>
-      </w:r>
-    </w:p>
-    <w:p>
-      <w:r>
+      <w:pPr>
+        <w:pStyle w:val="Heading3"/>
+      </w:pPr>
+      <w:r>
+        <w:t>Explain the added worked example · 1</w:t>
+      </w:r>
+    </w:p>
+    <w:p>
+      <w:pPr>
+        <w:spacing w:line="336" w:lineRule="auto" w:after="180"/>
+      </w:pPr>
+      <w:r>
+        <w:rPr>
+          <w:b w:val="0"/>
+        </w:rPr>
+        <w:t>Begin by writing the question the procedure is intended to answer. Identify the information already supplied, the information it will produce and the information still missing.</w:t>
+      </w:r>
+    </w:p>
+    <w:p>
+      <w:pPr>
+        <w:spacing w:line="336" w:lineRule="auto" w:after="180"/>
+      </w:pPr>
+      <w:r>
+        <w:rPr>
+          <w:b w:val="0"/>
+        </w:rPr>
+        <w:t>These are constructed classroom examples; they do not require live accounts, private records or an external service. Do not treat a plausible explanation as a measured outcome.</w:t>
+      </w:r>
+    </w:p>
+    <w:p>
+      <w:pPr>
+        <w:spacing w:line="336" w:lineRule="auto" w:after="180"/>
+      </w:pPr>
+      <w:r>
+        <w:rPr>
+          <w:b w:val="0"/>
+        </w:rPr>
         <w:t>For this classroom rubric count a claim as supported only when its cited passage entails it. Separately count correct citation links. Use the number of factual claims as the support denominator.</w:t>
       </w:r>
     </w:p>
     <w:p>
-      <w:r>
-        <w:t>Before applying the procedure, write its units, denominator or decision boundary where relevant. A partner should be able to repeat each step using the same inputs. If a required input is absent or violates the stated contract, record that condition explicitly instead of quietly replacing it with a convenient value.</w:t>
+      <w:pPr>
+        <w:pStyle w:val="Heading3"/>
+      </w:pPr>
+      <w:r>
+        <w:t>Explain the added worked example · 2</w:t>
+      </w:r>
+    </w:p>
+    <w:p>
+      <w:pPr>
+        <w:spacing w:line="336" w:lineRule="auto" w:after="180"/>
+      </w:pPr>
+      <w:r>
+        <w:rPr>
+          <w:b w:val="0"/>
+        </w:rPr>
+        <w:t xml:space="preserve">Before applying the procedure, write its </w:t>
+      </w:r>
+      <w:r>
+        <w:rPr>
+          <w:b/>
+        </w:rPr>
+        <w:t>unit</w:t>
+      </w:r>
+      <w:r>
+        <w:rPr>
+          <w:b w:val="0"/>
+        </w:rPr>
+        <w:t xml:space="preserve">s, denominator or decision boundary where relevant. A partner should be able to repeat each step using the same </w:t>
+      </w:r>
+      <w:r>
+        <w:rPr>
+          <w:b/>
+        </w:rPr>
+        <w:t>input</w:t>
+      </w:r>
+      <w:r>
+        <w:rPr>
+          <w:b w:val="0"/>
+        </w:rPr>
+        <w:t>s.</w:t>
+      </w:r>
+    </w:p>
+    <w:p>
+      <w:pPr>
+        <w:spacing w:line="336" w:lineRule="auto" w:after="180"/>
+      </w:pPr>
+      <w:r>
+        <w:rPr>
+          <w:b w:val="0"/>
+        </w:rPr>
+        <w:t xml:space="preserve">If a required </w:t>
+      </w:r>
+      <w:r>
+        <w:rPr>
+          <w:b/>
+        </w:rPr>
+        <w:t>input</w:t>
+      </w:r>
+      <w:r>
+        <w:rPr>
+          <w:b w:val="0"/>
+        </w:rPr>
+        <w:t xml:space="preserve"> is absent or violates the stated contract, record that condition explicitly instead of quietly replacing it with a convenient value.</w:t>
       </w:r>
     </w:p>
     <w:p>
@@ -747,23 +1502,125 @@
       </w:r>
     </w:p>
     <w:p>
-      <w:r>
-        <w:t>Use the complete worked example below before asking learners to complete W2. Reveal a small part, invite a prediction, then explain the deciding step. These teacher notes contain solutions; do not reveal the independent case answer during modelling.</w:t>
-      </w:r>
-    </w:p>
-    <w:p>
-      <w:r>
+      <w:pPr>
+        <w:spacing w:line="336" w:lineRule="auto" w:after="180"/>
+      </w:pPr>
+      <w:r>
+        <w:rPr>
+          <w:b w:val="0"/>
+        </w:rPr>
+        <w:t xml:space="preserve">Use the complete worked example below before asking learners to complete W2. Reveal a small part, invite a </w:t>
+      </w:r>
+      <w:r>
+        <w:rPr>
+          <w:b/>
+        </w:rPr>
+        <w:t>prediction</w:t>
+      </w:r>
+      <w:r>
+        <w:rPr>
+          <w:b w:val="0"/>
+        </w:rPr>
+        <w:t>, then explain the deciding step.</w:t>
+      </w:r>
+    </w:p>
+    <w:p>
+      <w:pPr>
+        <w:spacing w:line="336" w:lineRule="auto" w:after="180"/>
+      </w:pPr>
+      <w:r>
+        <w:rPr>
+          <w:b w:val="0"/>
+        </w:rPr>
+        <w:t>These teacher notes contain solutions; do not reveal the independent case answer during modelling.</w:t>
+      </w:r>
+    </w:p>
+    <w:p>
+      <w:pPr>
+        <w:spacing w:line="336" w:lineRule="auto" w:after="180"/>
+      </w:pPr>
+      <w:r>
+        <w:rPr>
+          <w:b w:val="0"/>
+        </w:rPr>
         <w:t>An answer has four factual claims. Three have citations, but only two are supported by their cited passages. All links exist.</w:t>
       </w:r>
     </w:p>
     <w:p>
-      <w:r>
+      <w:pPr>
+        <w:spacing w:line="336" w:lineRule="auto" w:after="180"/>
+      </w:pPr>
+      <w:r>
+        <w:rPr>
+          <w:b w:val="0"/>
+        </w:rPr>
         <w:t>Claim support is 2/4=50%; citation presence is 3/4=75%; link existence among three citations is 3/3. These measure different failures.</w:t>
       </w:r>
     </w:p>
     <w:p>
-      <w:r>
-        <w:t>Compare the intermediate evidence with the final statement. Explain why each number or decision follows from the stated inputs. The conclusion belongs to this scenario and procedure; changing the inputs, evaluation population or authority can change what it establishes. Retain the raw record so a later revision can be compared honestly.</w:t>
+      <w:pPr>
+        <w:pStyle w:val="Heading3"/>
+      </w:pPr>
+      <w:r>
+        <w:t>Model the reasoning aloud · 3</w:t>
+      </w:r>
+    </w:p>
+    <w:p>
+      <w:pPr>
+        <w:spacing w:line="336" w:lineRule="auto" w:after="180"/>
+      </w:pPr>
+      <w:r>
+        <w:rPr>
+          <w:b w:val="0"/>
+        </w:rPr>
+        <w:t xml:space="preserve">Compare the intermediate </w:t>
+      </w:r>
+      <w:r>
+        <w:rPr>
+          <w:b/>
+        </w:rPr>
+        <w:t>evidence</w:t>
+      </w:r>
+      <w:r>
+        <w:rPr>
+          <w:b w:val="0"/>
+        </w:rPr>
+        <w:t xml:space="preserve"> with the final statement. Explain why each number or decision follows from the stated </w:t>
+      </w:r>
+      <w:r>
+        <w:rPr>
+          <w:b/>
+        </w:rPr>
+        <w:t>input</w:t>
+      </w:r>
+      <w:r>
+        <w:rPr>
+          <w:b w:val="0"/>
+        </w:rPr>
+        <w:t>s.</w:t>
+      </w:r>
+    </w:p>
+    <w:p>
+      <w:pPr>
+        <w:spacing w:line="336" w:lineRule="auto" w:after="180"/>
+      </w:pPr>
+      <w:r>
+        <w:rPr>
+          <w:b w:val="0"/>
+        </w:rPr>
+        <w:t xml:space="preserve">The conclusion belongs to this scenario and procedure; changing the </w:t>
+      </w:r>
+      <w:r>
+        <w:rPr>
+          <w:b/>
+        </w:rPr>
+        <w:t>input</w:t>
+      </w:r>
+      <w:r>
+        <w:rPr>
+          <w:b w:val="0"/>
+        </w:rPr>
+        <w:t>s, evaluation population or authority can change what it establishes. Retain the raw record so a later revision can be compared honestly.</w:t>
       </w:r>
     </w:p>
     <w:tbl>
@@ -869,7 +1726,13 @@
       </w:tr>
     </w:tbl>
     <w:p>
-      <w:r>
+      <w:pPr>
+        <w:spacing w:line="336" w:lineRule="auto" w:after="180"/>
+      </w:pPr>
+      <w:r>
+        <w:rPr>
+          <w:b w:val="0"/>
+        </w:rPr>
         <w:t>Use the diagram and verbal explanation together. Ask learners to match a sentence to a specific visual step; do not assign learners fixed visual or auditory learning styles.</w:t>
       </w:r>
     </w:p>
@@ -882,7 +1745,13 @@
       </w:r>
     </w:p>
     <w:p>
-      <w:r>
+      <w:pPr>
+        <w:spacing w:line="336" w:lineRule="auto" w:after="180"/>
+      </w:pPr>
+      <w:r>
+        <w:rPr>
+          <w:b w:val="0"/>
+        </w:rPr>
         <w:t>A fictional Study Buddy checks a science-club summary against supplied counts and calendar facts.</w:t>
       </w:r>
     </w:p>
@@ -895,12 +1764,54 @@
       </w:r>
     </w:p>
     <w:p>
-      <w:r>
-        <w:t>Record: 15 of 20 fictional model trials passed. Draft: “70% passed; the meeting is on June 31.”</w:t>
-      </w:r>
-    </w:p>
-    <w:p>
-      <w:r>
+      <w:pPr>
+        <w:pStyle w:val="Heading3"/>
+      </w:pPr>
+      <w:r>
+        <w:t>Supplied facts</w:t>
+      </w:r>
+    </w:p>
+    <w:p>
+      <w:pPr>
+        <w:spacing w:line="336" w:lineRule="auto" w:after="180"/>
+        <w:shd w:fill="F1F6FC"/>
+      </w:pPr>
+      <w:r>
+        <w:rPr>
+          <w:b w:val="0"/>
+        </w:rPr>
+        <w:t>Record: 15 of 20 fictional model trials passed. Draft: “</w:t>
+      </w:r>
+      <w:r>
+        <w:rPr>
+          <w:b/>
+        </w:rPr>
+        <w:t>70%</w:t>
+      </w:r>
+      <w:r>
+        <w:rPr>
+          <w:b w:val="0"/>
+        </w:rPr>
+        <w:t xml:space="preserve"> passed; the meeting is on June 31.”</w:t>
+      </w:r>
+    </w:p>
+    <w:p>
+      <w:pPr>
+        <w:pStyle w:val="Heading3"/>
+      </w:pPr>
+      <w:r>
+        <w:t>Supplied facts</w:t>
+      </w:r>
+    </w:p>
+    <w:p>
+      <w:pPr>
+        <w:spacing w:line="336" w:lineRule="auto" w:after="180"/>
+        <w:shd w:fill="F1F6FC"/>
+      </w:pPr>
+      <w:r>
+        <w:rPr>
+          <w:b w:val="0"/>
+        </w:rPr>
         <w:t>June has 30 days. No authoritative record gives the intended meeting date.</w:t>
       </w:r>
     </w:p>
@@ -1086,20 +1997,74 @@
       </w:r>
     </w:p>
     <w:p>
-      <w:r>
-        <w:t>A percentage requires the correct numerator and denominator. Calendar validation identifies an impossible date, but it cannot discover what date the author intended. These checks use different evidence: arithmetic repairs the percentage from the supplied counts, while the date needs another authoritative source before publication.</w:t>
-      </w:r>
-    </w:p>
-    <w:p>
       <w:pPr>
         <w:pStyle w:val="Heading3"/>
       </w:pPr>
       <w:r>
+        <w:t>Why the result follows</w:t>
+      </w:r>
+    </w:p>
+    <w:p>
+      <w:pPr>
+        <w:spacing w:line="336" w:lineRule="auto" w:after="180"/>
+        <w:shd w:fill="F1F6FC"/>
+      </w:pPr>
+      <w:r>
+        <w:rPr>
+          <w:b w:val="0"/>
+        </w:rPr>
+        <w:t>A percentage requires the correct numerator and denominator. Calendar validation identifies an impossible date, but it cannot discover what date the author intended.</w:t>
+      </w:r>
+    </w:p>
+    <w:p>
+      <w:pPr>
+        <w:spacing w:line="336" w:lineRule="auto" w:after="180"/>
+        <w:shd w:fill="F1F6FC"/>
+      </w:pPr>
+      <w:r>
+        <w:rPr>
+          <w:b w:val="0"/>
+        </w:rPr>
+        <w:t xml:space="preserve">These checks use different </w:t>
+      </w:r>
+      <w:r>
+        <w:rPr>
+          <w:b/>
+        </w:rPr>
+        <w:t>evidence</w:t>
+      </w:r>
+      <w:r>
+        <w:rPr>
+          <w:b w:val="0"/>
+        </w:rPr>
+        <w:t>: arithmetic repairs the percentage from the supplied counts, while the date needs another authoritative source before publication.</w:t>
+      </w:r>
+    </w:p>
+    <w:p>
+      <w:pPr>
+        <w:pStyle w:val="Heading3"/>
+      </w:pPr>
+      <w:r>
         <w:t>What this example does not establish</w:t>
       </w:r>
     </w:p>
     <w:p>
-      <w:r>
+      <w:pPr>
+        <w:pStyle w:val="Heading3"/>
+      </w:pPr>
+      <w:r>
+        <w:t>Keep the stated limit</w:t>
+      </w:r>
+    </w:p>
+    <w:p>
+      <w:pPr>
+        <w:spacing w:line="336" w:lineRule="auto" w:after="180"/>
+        <w:shd w:fill="FFF5E6"/>
+      </w:pPr>
+      <w:r>
+        <w:rPr>
+          <w:b w:val="0"/>
+        </w:rPr>
         <w:t>This check confirms internal arithmetic and date validity, not whether the fictional trial measurements themselves were reliable.</w:t>
       </w:r>
     </w:p>
@@ -1112,31 +2077,167 @@
       </w:r>
     </w:p>
     <w:p>
-      <w:r>
+      <w:pPr>
+        <w:pStyle w:val="Heading3"/>
+      </w:pPr>
+      <w:r>
+        <w:t>Change one thing</w:t>
+      </w:r>
+    </w:p>
+    <w:p>
+      <w:pPr>
+        <w:spacing w:line="336" w:lineRule="auto" w:after="180"/>
+        <w:shd w:fill="F5F1FB"/>
+      </w:pPr>
+      <w:r>
+        <w:rPr>
+          <w:b w:val="0"/>
+        </w:rPr>
         <w:t>Change: The count is revised to 14 passes out of 20, but no date record is added.</w:t>
       </w:r>
     </w:p>
     <w:p>
-      <w:r>
-        <w:t>Prediction: 70% now matches the count; June 31 remains invalid and unresolved.</w:t>
-      </w:r>
-    </w:p>
-    <w:p>
-      <w:r>
-        <w:t>Reason: 14÷20×100=70%; changing a count provides no new calendar evidence.</w:t>
-      </w:r>
-    </w:p>
-    <w:p>
       <w:pPr>
         <w:pStyle w:val="Heading3"/>
       </w:pPr>
       <w:r>
+        <w:t>Predicted result</w:t>
+      </w:r>
+    </w:p>
+    <w:p>
+      <w:pPr>
+        <w:spacing w:line="336" w:lineRule="auto" w:after="180"/>
+        <w:shd w:fill="F1F6FC"/>
+      </w:pPr>
+      <w:r>
+        <w:rPr>
+          <w:b/>
+        </w:rPr>
+        <w:t>Prediction</w:t>
+      </w:r>
+      <w:r>
+        <w:rPr>
+          <w:b w:val="0"/>
+        </w:rPr>
+        <w:t xml:space="preserve">: </w:t>
+      </w:r>
+      <w:r>
+        <w:rPr>
+          <w:b/>
+        </w:rPr>
+        <w:t>70%</w:t>
+      </w:r>
+      <w:r>
+        <w:rPr>
+          <w:b w:val="0"/>
+        </w:rPr>
+        <w:t xml:space="preserve"> now matches the count; June 31 remains invalid and unresolved.</w:t>
+      </w:r>
+    </w:p>
+    <w:p>
+      <w:pPr>
+        <w:pStyle w:val="Heading3"/>
+      </w:pPr>
+      <w:r>
+        <w:t>Why the result follows</w:t>
+      </w:r>
+    </w:p>
+    <w:p>
+      <w:pPr>
+        <w:spacing w:line="336" w:lineRule="auto" w:after="180"/>
+        <w:shd w:fill="F1F6FC"/>
+      </w:pPr>
+      <w:r>
+        <w:rPr>
+          <w:b w:val="0"/>
+        </w:rPr>
+        <w:t>Reason: 14÷20×100=</w:t>
+      </w:r>
+      <w:r>
+        <w:rPr>
+          <w:b/>
+        </w:rPr>
+        <w:t>70%</w:t>
+      </w:r>
+      <w:r>
+        <w:rPr>
+          <w:b w:val="0"/>
+        </w:rPr>
+        <w:t xml:space="preserve">; changing a count provides no new calendar </w:t>
+      </w:r>
+      <w:r>
+        <w:rPr>
+          <w:b/>
+        </w:rPr>
+        <w:t>evidence</w:t>
+      </w:r>
+      <w:r>
+        <w:rPr>
+          <w:b w:val="0"/>
+        </w:rPr>
+        <w:t>.</w:t>
+      </w:r>
+    </w:p>
+    <w:p>
+      <w:pPr>
+        <w:pStyle w:val="Heading3"/>
+      </w:pPr>
+      <w:r>
         <w:t>Ask while showing the picture</w:t>
       </w:r>
     </w:p>
     <w:p>
-      <w:r>
-        <w:t>Cover the result. Ask learners to name the inputs and predict the next step. Uncover one step, connect the icon to the actual procedure, and explain its evidence. Then change the supplied condition and compare. The picture is a representation; it does not document execution of a real AI model.</w:t>
+      <w:pPr>
+        <w:pStyle w:val="Heading3"/>
+      </w:pPr>
+      <w:r>
+        <w:t>Ask while showing the picture · 4</w:t>
+      </w:r>
+    </w:p>
+    <w:p>
+      <w:pPr>
+        <w:spacing w:line="336" w:lineRule="auto" w:after="180"/>
+      </w:pPr>
+      <w:r>
+        <w:rPr>
+          <w:b w:val="0"/>
+        </w:rPr>
+        <w:t xml:space="preserve">Cover the result. Ask learners to name the </w:t>
+      </w:r>
+      <w:r>
+        <w:rPr>
+          <w:b/>
+        </w:rPr>
+        <w:t>input</w:t>
+      </w:r>
+      <w:r>
+        <w:rPr>
+          <w:b w:val="0"/>
+        </w:rPr>
+        <w:t xml:space="preserve">s and predict the next step. Uncover one step, connect the icon to the actual procedure, and explain its </w:t>
+      </w:r>
+      <w:r>
+        <w:rPr>
+          <w:b/>
+        </w:rPr>
+        <w:t>evidence</w:t>
+      </w:r>
+      <w:r>
+        <w:rPr>
+          <w:b w:val="0"/>
+        </w:rPr>
+        <w:t>. Then change the supplied condition and compare.</w:t>
+      </w:r>
+    </w:p>
+    <w:p>
+      <w:pPr>
+        <w:spacing w:line="336" w:lineRule="auto" w:after="180"/>
+      </w:pPr>
+      <w:r>
+        <w:rPr>
+          <w:b w:val="0"/>
+        </w:rPr>
+        <w:t>The picture is a representation; it does not document execution of a real AI model.</w:t>
       </w:r>
     </w:p>
     <w:p>
@@ -1148,11 +2249,16 @@
       </w:r>
     </w:p>
     <w:p>
+      <w:r>
+        <w:t>Demonstrate Verify Numbers and Dates, reduce support deliberately and check individual reasoning before discussing answers.</w:t>
+      </w:r>
+    </w:p>
+    <w:p>
       <w:pPr>
         <w:pStyle w:val="Heading3"/>
       </w:pPr>
       <w:r>
-        <w:t>Demonstrate and guide practice</w:t>
+        <w:t>Board sequence</w:t>
       </w:r>
     </w:p>
     <w:p>
@@ -1160,55 +2266,209 @@
         <w:pStyle w:val="Heading3"/>
       </w:pPr>
       <w:r>
-        <w:t>Board sequence</w:t>
-      </w:r>
-    </w:p>
-    <w:p>
-      <w:r>
-        <w:t>Write the given facts: An answer says 15/20=80% and sets a deadline of February 30.</w:t>
-      </w:r>
-    </w:p>
-    <w:p>
-      <w:r>
+        <w:t>1. Put the facts on the board</w:t>
+      </w:r>
+    </w:p>
+    <w:p>
+      <w:pPr>
+        <w:spacing w:line="336" w:lineRule="auto" w:after="180"/>
+        <w:shd w:fill="F4F9FC"/>
+      </w:pPr>
+      <w:r>
+        <w:rPr>
+          <w:b w:val="0"/>
+        </w:rPr>
+        <w:t>Write the given facts: An answer says 15/20=</w:t>
+      </w:r>
+      <w:r>
+        <w:rPr>
+          <w:b/>
+        </w:rPr>
+        <w:t>80%</w:t>
+      </w:r>
+      <w:r>
+        <w:rPr>
+          <w:b w:val="0"/>
+        </w:rPr>
+        <w:t xml:space="preserve"> and sets a deadline of February 30.</w:t>
+      </w:r>
+    </w:p>
+    <w:p>
+      <w:pPr>
+        <w:pStyle w:val="Heading3"/>
+      </w:pPr>
+      <w:r>
+        <w:t>2. State the decision to explain</w:t>
+      </w:r>
+    </w:p>
+    <w:p>
+      <w:pPr>
+        <w:spacing w:line="336" w:lineRule="auto" w:after="180"/>
+        <w:shd w:fill="F4F9FC"/>
+      </w:pPr>
+      <w:r>
+        <w:rPr>
+          <w:b w:val="0"/>
+        </w:rPr>
         <w:t>Write the question to explain: Verify both.</w:t>
       </w:r>
     </w:p>
     <w:p>
-      <w:r>
-        <w:t>Reveal after predictions: 15/20=75%. February 30 is invalid in the Gregorian calendar. Check the intended deadline from its authority rather than guessing.</w:t>
-      </w:r>
-    </w:p>
-    <w:p>
-      <w:r>
-        <w:t>Keep for an independent attempt: A report says 12 of 40 responses is 40%. Recalculate and state the correction with the denominator.</w:t>
-      </w:r>
-    </w:p>
-    <w:p>
       <w:pPr>
         <w:pStyle w:val="Heading3"/>
       </w:pPr>
       <w:r>
+        <w:t>3. Reveal the worked reasoning</w:t>
+      </w:r>
+    </w:p>
+    <w:p>
+      <w:pPr>
+        <w:spacing w:line="336" w:lineRule="auto" w:after="180"/>
+        <w:shd w:fill="F1F6FC"/>
+      </w:pPr>
+      <w:r>
+        <w:rPr>
+          <w:b w:val="0"/>
+        </w:rPr>
+        <w:t xml:space="preserve">Reveal after </w:t>
+      </w:r>
+      <w:r>
+        <w:rPr>
+          <w:b/>
+        </w:rPr>
+        <w:t>prediction</w:t>
+      </w:r>
+      <w:r>
+        <w:rPr>
+          <w:b w:val="0"/>
+        </w:rPr>
+        <w:t>s: 15/20=75%. February 30 is invalid in the Gregorian calendar. Check the intended deadline from its authority rather than guessing.</w:t>
+      </w:r>
+    </w:p>
+    <w:p>
+      <w:pPr>
+        <w:pStyle w:val="Heading3"/>
+      </w:pPr>
+      <w:r>
+        <w:t>Hold back the independent task</w:t>
+      </w:r>
+    </w:p>
+    <w:p>
+      <w:pPr>
+        <w:spacing w:line="336" w:lineRule="auto" w:after="180"/>
+        <w:shd w:fill="FFF5E6"/>
+      </w:pPr>
+      <w:r>
+        <w:rPr>
+          <w:b w:val="0"/>
+        </w:rPr>
+        <w:t xml:space="preserve">Keep for an independent attempt: A report says 12 of 40 responses is 40%. </w:t>
+      </w:r>
+      <w:r>
+        <w:rPr>
+          <w:b/>
+        </w:rPr>
+        <w:t>Recalculate</w:t>
+      </w:r>
+      <w:r>
+        <w:rPr>
+          <w:b w:val="0"/>
+        </w:rPr>
+        <w:t xml:space="preserve"> and state the correction with the denominator.</w:t>
+      </w:r>
+    </w:p>
+    <w:p>
+      <w:pPr>
+        <w:pStyle w:val="Heading3"/>
+      </w:pPr>
+      <w:r>
         <w:t>Classroom dialogue</w:t>
       </w:r>
     </w:p>
     <w:p>
-      <w:r>
+      <w:pPr>
+        <w:pStyle w:val="Heading3"/>
+      </w:pPr>
+      <w:r>
+        <w:t>Ask the class</w:t>
+      </w:r>
+    </w:p>
+    <w:p>
+      <w:pPr>
+        <w:spacing w:line="336" w:lineRule="auto" w:after="180"/>
+        <w:shd w:fill="F5F1FB"/>
+      </w:pPr>
+      <w:r>
+        <w:rPr>
+          <w:b w:val="0"/>
+        </w:rPr>
         <w:t>Ask: Which facts are given, and which would we have to assume? Learners mark relevant details before discussing answers.</w:t>
       </w:r>
     </w:p>
     <w:p>
-      <w:r>
+      <w:pPr>
+        <w:pStyle w:val="Heading3"/>
+      </w:pPr>
+      <w:r>
+        <w:t>Language to model</w:t>
+      </w:r>
+    </w:p>
+    <w:p>
+      <w:pPr>
+        <w:spacing w:line="336" w:lineRule="auto" w:after="180"/>
+        <w:shd w:fill="F1F6F8"/>
+      </w:pPr>
+      <w:r>
+        <w:rPr>
+          <w:b w:val="0"/>
+        </w:rPr>
         <w:t>Say: Predict first. Show the rule, information path or calculation that would produce the result. A correct guess is not yet an explanation.</w:t>
       </w:r>
     </w:p>
     <w:p>
-      <w:r>
-        <w:t>Reveal reasoning one step at a time. Explain why a tempting alternative fails. Write units and denominators for arithmetic, trace conditions for decisions, and identify supporting sources for claims.</w:t>
-      </w:r>
-    </w:p>
-    <w:p>
-      <w:r>
-        <w:t>In pairs, one learner solves while the other checks evidence; exchange roles. Remove the worked answer before independent assessment.</w:t>
+      <w:pPr>
+        <w:spacing w:line="336" w:lineRule="auto" w:after="180"/>
+      </w:pPr>
+      <w:r>
+        <w:rPr>
+          <w:b w:val="0"/>
+        </w:rPr>
+        <w:t xml:space="preserve">Reveal reasoning one step at a time. Explain why a tempting alternative fails. Write </w:t>
+      </w:r>
+      <w:r>
+        <w:rPr>
+          <w:b/>
+        </w:rPr>
+        <w:t>unit</w:t>
+      </w:r>
+      <w:r>
+        <w:rPr>
+          <w:b w:val="0"/>
+        </w:rPr>
+        <w:t>s and denominators for arithmetic, trace conditions for decisions, and identify supporting sources for claims.</w:t>
+      </w:r>
+    </w:p>
+    <w:p>
+      <w:pPr>
+        <w:spacing w:line="336" w:lineRule="auto" w:after="180"/>
+      </w:pPr>
+      <w:r>
+        <w:rPr>
+          <w:b w:val="0"/>
+        </w:rPr>
+        <w:t xml:space="preserve">In pairs, one learner solves while the other checks </w:t>
+      </w:r>
+      <w:r>
+        <w:rPr>
+          <w:b/>
+        </w:rPr>
+        <w:t>evidence</w:t>
+      </w:r>
+      <w:r>
+        <w:rPr>
+          <w:b w:val="0"/>
+        </w:rPr>
+        <w:t>; exchange roles. Remove the worked answer before independent assessment.</w:t>
       </w:r>
     </w:p>
     <w:p>
@@ -1220,8 +2480,60 @@
       </w:r>
     </w:p>
     <w:p>
-      <w:r>
-        <w:t>Guided: Claim support is 2/4=50%; citation presence is 3/4=75%; link existence among three citations is 3/3. These measure different failures. Qualification: Citation counts do not establish truth beyond the supplied sources or the correctness of uncited claims. Exit: accept a concrete variation with its predicted outcome and a stated condition that would challenge the mechanism; reject a claim resting on unmeasured evidence.</w:t>
+      <w:pPr>
+        <w:spacing w:line="336" w:lineRule="auto" w:after="180"/>
+      </w:pPr>
+      <w:r>
+        <w:rPr>
+          <w:b w:val="0"/>
+        </w:rPr>
+        <w:t>Guided: Claim support is 2/4=50%; citation presence is 3/4=75%; link existence among three citations is 3/3. These measure different failures.</w:t>
+      </w:r>
+    </w:p>
+    <w:p>
+      <w:pPr>
+        <w:spacing w:line="336" w:lineRule="auto" w:after="180"/>
+      </w:pPr>
+      <w:r>
+        <w:rPr>
+          <w:b w:val="0"/>
+        </w:rPr>
+        <w:t>Qualification: Citation counts do not establish truth beyond the supplied sources or the correctness of uncited claims.</w:t>
+      </w:r>
+    </w:p>
+    <w:p>
+      <w:pPr>
+        <w:spacing w:line="336" w:lineRule="auto" w:after="180"/>
+      </w:pPr>
+      <w:r>
+        <w:rPr>
+          <w:b w:val="0"/>
+        </w:rPr>
+        <w:t xml:space="preserve">Exit: accept a concrete variation with its predicted outcome and a stated condition that would challenge the </w:t>
+      </w:r>
+      <w:r>
+        <w:rPr>
+          <w:b/>
+        </w:rPr>
+        <w:t>mechanism</w:t>
+      </w:r>
+      <w:r>
+        <w:rPr>
+          <w:b w:val="0"/>
+        </w:rPr>
+        <w:t xml:space="preserve">; reject a claim resting on unmeasured </w:t>
+      </w:r>
+      <w:r>
+        <w:rPr>
+          <w:b/>
+        </w:rPr>
+        <w:t>evidence</w:t>
+      </w:r>
+      <w:r>
+        <w:rPr>
+          <w:b w:val="0"/>
+        </w:rPr>
+        <w:t>.</w:t>
       </w:r>
     </w:p>
     <w:p>
@@ -1453,18 +2765,77 @@
       </w:r>
     </w:p>
     <w:p>
-      <w:r>
+      <w:pPr>
+        <w:pStyle w:val="Heading3"/>
+      </w:pPr>
+      <w:r>
+        <w:t>Completion practice</w:t>
+      </w:r>
+    </w:p>
+    <w:p>
+      <w:pPr>
+        <w:spacing w:line="336" w:lineRule="auto" w:after="180"/>
+        <w:shd w:fill="F5F1FB"/>
+      </w:pPr>
+      <w:r>
+        <w:rPr>
+          <w:b w:val="0"/>
+        </w:rPr>
         <w:t>Completion task: An answer has four factual claims. Three have citations, but only two are supported by their cited passages. All links exist. Show the intermediate steps and give the conclusion with its scope.</w:t>
       </w:r>
     </w:p>
     <w:p>
-      <w:r>
+      <w:pPr>
+        <w:pStyle w:val="Heading3"/>
+      </w:pPr>
+      <w:r>
+        <w:t>Reasoning to listen for</w:t>
+      </w:r>
+    </w:p>
+    <w:p>
+      <w:pPr>
+        <w:spacing w:line="336" w:lineRule="auto" w:after="180"/>
+        <w:shd w:fill="F1F6FC"/>
+      </w:pPr>
+      <w:r>
+        <w:rPr>
+          <w:b w:val="0"/>
+        </w:rPr>
         <w:t>Teacher check: Teacher explanation: Claim support is 2/4=50%; citation presence is 3/4=75%; link existence among three citations is 3/3. These measure different failures.</w:t>
       </w:r>
     </w:p>
     <w:p>
-      <w:r>
-        <w:t>Start by identifying the given inputs together. Leave the intermediate steps blank. If needed, model one step, then withdraw that help on the next step. Move to a full trace only when the partial trace is understood. For partners, alternate explainer and checker; collect a response from every learner before discussion.</w:t>
+      <w:pPr>
+        <w:spacing w:line="336" w:lineRule="auto" w:after="180"/>
+      </w:pPr>
+      <w:r>
+        <w:rPr>
+          <w:b w:val="0"/>
+        </w:rPr>
+        <w:t xml:space="preserve">Start by identifying the given </w:t>
+      </w:r>
+      <w:r>
+        <w:rPr>
+          <w:b/>
+        </w:rPr>
+        <w:t>input</w:t>
+      </w:r>
+      <w:r>
+        <w:rPr>
+          <w:b w:val="0"/>
+        </w:rPr>
+        <w:t>s together. Leave the intermediate steps blank. If needed, model one step, then withdraw that help on the next step. Move to a full trace only when the partial trace is understood.</w:t>
+      </w:r>
+    </w:p>
+    <w:p>
+      <w:pPr>
+        <w:spacing w:line="336" w:lineRule="auto" w:after="180"/>
+      </w:pPr>
+      <w:r>
+        <w:rPr>
+          <w:b w:val="0"/>
+        </w:rPr>
+        <w:t>For partners, alternate explainer and checker; collect a response from every learner before discussion.</w:t>
       </w:r>
     </w:p>
     <w:p>
@@ -1476,18 +2847,67 @@
       </w:r>
     </w:p>
     <w:p>
-      <w:r>
-        <w:t>Use the worked case for Claim support and citation evaluation. Proposed explanation: “The worked result establishes every future case”. Decide whether this explanation is supported. Point to the step or supplied fact that decides; explain your repair if needed.</w:t>
-      </w:r>
-    </w:p>
-    <w:p>
-      <w:r>
+      <w:pPr>
+        <w:spacing w:line="336" w:lineRule="auto" w:after="180"/>
+      </w:pPr>
+      <w:r>
+        <w:rPr>
+          <w:b w:val="0"/>
+        </w:rPr>
+        <w:t>Use the worked case for Claim support and citation evaluation. Proposed explanation: “The worked result establishes every future case”. Decide whether this explanation is supported.</w:t>
+      </w:r>
+    </w:p>
+    <w:p>
+      <w:pPr>
+        <w:spacing w:line="336" w:lineRule="auto" w:after="180"/>
+      </w:pPr>
+      <w:r>
+        <w:rPr>
+          <w:b w:val="0"/>
+        </w:rPr>
+        <w:t>Point to the step or supplied fact that decides; explain your repair if needed.</w:t>
+      </w:r>
+    </w:p>
+    <w:p>
+      <w:pPr>
+        <w:pStyle w:val="Heading3"/>
+      </w:pPr>
+      <w:r>
+        <w:t>Expected repair</w:t>
+      </w:r>
+    </w:p>
+    <w:p>
+      <w:pPr>
+        <w:spacing w:line="336" w:lineRule="auto" w:after="180"/>
+        <w:shd w:fill="F1F6FC"/>
+      </w:pPr>
+      <w:r>
+        <w:rPr>
+          <w:b w:val="0"/>
+        </w:rPr>
         <w:t>Expected correction: Citation counts do not establish truth beyond the supplied sources or the correctness of uncited claims.</w:t>
       </w:r>
     </w:p>
     <w:p>
-      <w:r>
-        <w:t>Collect explanations, not only yes/no votes. If a misunderstanding is common, re-model the relevant step for the class. If it affects a few learners, give a short targeted group explanation while others solve a more demanding variation.</w:t>
+      <w:pPr>
+        <w:spacing w:line="336" w:lineRule="auto" w:after="180"/>
+      </w:pPr>
+      <w:r>
+        <w:rPr>
+          <w:b w:val="0"/>
+        </w:rPr>
+        <w:t>Collect explanations, not only yes/no votes. If a misunderstanding is common, re-model the relevant step for the class.</w:t>
+      </w:r>
+    </w:p>
+    <w:p>
+      <w:pPr>
+        <w:spacing w:line="336" w:lineRule="auto" w:after="180"/>
+      </w:pPr>
+      <w:r>
+        <w:rPr>
+          <w:b w:val="0"/>
+        </w:rPr>
+        <w:t>If it affects a few learners, give a short targeted group explanation while others solve a more demanding variation.</w:t>
       </w:r>
     </w:p>
     <w:p>
@@ -1499,8 +2919,27 @@
       </w:r>
     </w:p>
     <w:p>
-      <w:r>
-        <w:t>Which part can be corrected immediately from existing evidence, and which needs follow-up?</w:t>
+      <w:pPr>
+        <w:spacing w:line="336" w:lineRule="auto" w:after="180"/>
+        <w:shd w:fill="F5F1FB"/>
+      </w:pPr>
+      <w:r>
+        <w:rPr>
+          <w:b w:val="0"/>
+        </w:rPr>
+        <w:t xml:space="preserve">Which part can be corrected immediately from existing </w:t>
+      </w:r>
+      <w:r>
+        <w:rPr>
+          <w:b/>
+        </w:rPr>
+        <w:t>evidence</w:t>
+      </w:r>
+      <w:r>
+        <w:rPr>
+          <w:b w:val="0"/>
+        </w:rPr>
+        <w:t>, and which needs follow-up?</w:t>
       </w:r>
     </w:p>
     <w:p>
@@ -1512,18 +2951,96 @@
       </w:r>
     </w:p>
     <w:p>
-      <w:r>
+      <w:pPr>
+        <w:spacing w:line="336" w:lineRule="auto" w:after="180"/>
+      </w:pPr>
+      <w:r>
+        <w:rPr>
+          <w:b w:val="0"/>
+        </w:rPr>
         <w:t>Correct percentage to 75% in the original case. The intended date needs confirmation from the responsible event source.</w:t>
       </w:r>
     </w:p>
     <w:p>
-      <w:r>
-        <w:t>Changed-case reasoning: 70% now matches the count; June 31 remains invalid and unresolved. 14÷20×100=70%; changing a count provides no new calendar evidence.</w:t>
-      </w:r>
-    </w:p>
-    <w:p>
-      <w:r>
-        <w:t>Collect each learner’s explanation before discussion. Use the first missing connection between input, deciding step and result to choose support. This question is worked-case practice, not fresh mastery evidence.</w:t>
+      <w:pPr>
+        <w:spacing w:line="336" w:lineRule="auto" w:after="180"/>
+      </w:pPr>
+      <w:r>
+        <w:rPr>
+          <w:b w:val="0"/>
+        </w:rPr>
+        <w:t xml:space="preserve">Changed-case reasoning: </w:t>
+      </w:r>
+      <w:r>
+        <w:rPr>
+          <w:b/>
+        </w:rPr>
+        <w:t>70%</w:t>
+      </w:r>
+      <w:r>
+        <w:rPr>
+          <w:b w:val="0"/>
+        </w:rPr>
+        <w:t xml:space="preserve"> now matches the count; June 31 remains invalid and unresolved. 14÷20×100=</w:t>
+      </w:r>
+      <w:r>
+        <w:rPr>
+          <w:b/>
+        </w:rPr>
+        <w:t>70%</w:t>
+      </w:r>
+      <w:r>
+        <w:rPr>
+          <w:b w:val="0"/>
+        </w:rPr>
+        <w:t xml:space="preserve">; changing a count provides no new calendar </w:t>
+      </w:r>
+      <w:r>
+        <w:rPr>
+          <w:b/>
+        </w:rPr>
+        <w:t>evidence</w:t>
+      </w:r>
+      <w:r>
+        <w:rPr>
+          <w:b w:val="0"/>
+        </w:rPr>
+        <w:t>.</w:t>
+      </w:r>
+    </w:p>
+    <w:p>
+      <w:pPr>
+        <w:spacing w:line="336" w:lineRule="auto" w:after="180"/>
+      </w:pPr>
+      <w:r>
+        <w:rPr>
+          <w:b w:val="0"/>
+        </w:rPr>
+        <w:t xml:space="preserve">Collect each learner’s explanation before discussion. Use the first missing connection between </w:t>
+      </w:r>
+      <w:r>
+        <w:rPr>
+          <w:b/>
+        </w:rPr>
+        <w:t>input</w:t>
+      </w:r>
+      <w:r>
+        <w:rPr>
+          <w:b w:val="0"/>
+        </w:rPr>
+        <w:t xml:space="preserve">, deciding step and result to choose support. This question is worked-case practice, not fresh mastery </w:t>
+      </w:r>
+      <w:r>
+        <w:rPr>
+          <w:b/>
+        </w:rPr>
+        <w:t>evidence</w:t>
+      </w:r>
+      <w:r>
+        <w:rPr>
+          <w:b w:val="0"/>
+        </w:rPr>
+        <w:t>.</w:t>
       </w:r>
     </w:p>
     <w:p>
@@ -1535,54 +3052,117 @@
       </w:r>
     </w:p>
     <w:p>
+      <w:r>
+        <w:t>Run the Verify Numbers and Dates investigation and use the first unsupported step to choose a teaching response.</w:t>
+      </w:r>
+    </w:p>
+    <w:p>
+      <w:pPr>
+        <w:spacing w:line="336" w:lineRule="auto" w:after="180"/>
+      </w:pPr>
+      <w:r>
+        <w:rPr>
+          <w:b w:val="0"/>
+        </w:rPr>
+        <w:t>Words You Can Use to Reason</w:t>
+      </w:r>
+    </w:p>
+    <w:p>
+      <w:pPr>
+        <w:spacing w:line="336" w:lineRule="auto" w:after="180"/>
+      </w:pPr>
+      <w:r>
+        <w:rPr>
+          <w:b w:val="0"/>
+        </w:rPr>
+        <w:t>A definition matters when you can recognize the idea, use it, and contrast it with a near-miss.</w:t>
+      </w:r>
+    </w:p>
+    <w:p>
+      <w:pPr>
+        <w:spacing w:line="336" w:lineRule="auto" w:after="180"/>
+      </w:pPr>
+      <w:r>
+        <w:rPr>
+          <w:b w:val="0"/>
+        </w:rPr>
+        <w:t>Predict → Test → Record → Explain</w:t>
+      </w:r>
+    </w:p>
+    <w:p>
+      <w:pPr>
+        <w:spacing w:line="336" w:lineRule="auto" w:after="180"/>
+      </w:pPr>
+      <w:r>
+        <w:rPr>
+          <w:b w:val="0"/>
+        </w:rPr>
+        <w:t>Keep expected and actual results separate. Surprises are useful data when recorded honestly.</w:t>
+      </w:r>
+    </w:p>
+    <w:p>
+      <w:pPr>
+        <w:spacing w:line="336" w:lineRule="auto" w:after="180"/>
+      </w:pPr>
+      <w:r>
+        <w:rPr>
+          <w:b w:val="0"/>
+        </w:rPr>
+        <w:t xml:space="preserve">Audit six claims for source, date, </w:t>
+      </w:r>
+      <w:r>
+        <w:rPr>
+          <w:b/>
+        </w:rPr>
+        <w:t>unit</w:t>
+      </w:r>
+      <w:r>
+        <w:rPr>
+          <w:b w:val="0"/>
+        </w:rPr>
+        <w:t>, denominator, and arithmetic; mark verified, corrected, or unresolved.</w:t>
+      </w:r>
+    </w:p>
+    <w:p>
+      <w:pPr>
+        <w:spacing w:line="336" w:lineRule="auto" w:after="180"/>
+        <w:shd w:fill="F5F1FB"/>
+      </w:pPr>
+      <w:r>
+        <w:rPr>
+          <w:b w:val="0"/>
+        </w:rPr>
+        <w:t>What did the hardest test teach you that the normal test did not?</w:t>
+      </w:r>
+    </w:p>
+    <w:p>
       <w:pPr>
         <w:pStyle w:val="Heading3"/>
       </w:pPr>
       <w:r>
-        <w:t>Run the weekly evidence lab</w:t>
-      </w:r>
-    </w:p>
-    <w:p>
-      <w:r>
-        <w:t>Words You Can Use to Reason</w:t>
-      </w:r>
-    </w:p>
-    <w:p>
-      <w:r>
-        <w:t>A definition matters when you can recognize the idea, use it, and contrast it with a near-miss.</w:t>
-      </w:r>
-    </w:p>
-    <w:p>
-      <w:r>
-        <w:t>Predict → Test → Record → Explain</w:t>
-      </w:r>
-    </w:p>
-    <w:p>
-      <w:r>
-        <w:t>Keep expected and actual results separate. Surprises are useful data when recorded honestly.</w:t>
-      </w:r>
-    </w:p>
-    <w:p>
-      <w:r>
-        <w:t>Audit six claims for source, date, unit, denominator, and arithmetic; mark verified, corrected, or unresolved.</w:t>
-      </w:r>
-    </w:p>
-    <w:p>
-      <w:r>
-        <w:t>What did the hardest test teach you that the normal test did not?</w:t>
-      </w:r>
-    </w:p>
-    <w:p>
-      <w:pPr>
-        <w:pStyle w:val="Heading3"/>
-      </w:pPr>
-      <w:r>
         <w:t>Make the lab runnable</w:t>
       </w:r>
     </w:p>
     <w:p>
-      <w:r>
-        <w:t>Use the concrete case as the shared normal case and the independent question as a second case. Each pair creates a boundary or missing-information case and predicts its result before testing. Keep the expected result separate from an observed mistake.</w:t>
+      <w:pPr>
+        <w:spacing w:line="336" w:lineRule="auto" w:after="180"/>
+      </w:pPr>
+      <w:r>
+        <w:rPr>
+          <w:b w:val="0"/>
+        </w:rPr>
+        <w:t>Use the concrete case as the shared normal case and the independent question as a second case. Each pair creates a boundary or missing-information case and predicts its result before testing.</w:t>
+      </w:r>
+    </w:p>
+    <w:p>
+      <w:pPr>
+        <w:spacing w:line="336" w:lineRule="auto" w:after="180"/>
+      </w:pPr>
+      <w:r>
+        <w:rPr>
+          <w:b w:val="0"/>
+        </w:rPr>
+        <w:t>Keep the expected result separate from an observed mistake.</w:t>
       </w:r>
     </w:p>
     <w:tbl>
@@ -1740,8 +3320,25 @@
       </w:r>
     </w:p>
     <w:p>
-      <w:r>
-        <w:t>For guessing, return to given facts and request a trace. For vocabulary without application, use one example and one non-example. For arithmetic errors, check the setup before the calculation. Finish with a different uncoached case before recording mastery.</w:t>
+      <w:pPr>
+        <w:spacing w:line="336" w:lineRule="auto" w:after="180"/>
+      </w:pPr>
+      <w:r>
+        <w:rPr>
+          <w:b w:val="0"/>
+        </w:rPr>
+        <w:t>For guessing, return to given facts and request a trace. For vocabulary without application, use one example and one non-example. For arithmetic errors, check the setup before the calculation.</w:t>
+      </w:r>
+    </w:p>
+    <w:p>
+      <w:pPr>
+        <w:spacing w:line="336" w:lineRule="auto" w:after="180"/>
+      </w:pPr>
+      <w:r>
+        <w:rPr>
+          <w:b w:val="0"/>
+        </w:rPr>
+        <w:t>Finish with a different uncoached case before recording mastery.</w:t>
       </w:r>
     </w:p>
     <w:p>
@@ -1753,18 +3350,72 @@
       </w:r>
     </w:p>
     <w:p>
-      <w:r>
+      <w:pPr>
+        <w:spacing w:line="336" w:lineRule="auto" w:after="180"/>
+      </w:pPr>
+      <w:r>
+        <w:rPr>
+          <w:b w:val="0"/>
+        </w:rPr>
         <w:t>The worked result establishes every future case: Citation counts do not establish truth beyond the supplied sources or the correctness of uncited claims.</w:t>
       </w:r>
     </w:p>
     <w:p>
-      <w:r>
-        <w:t>A missing input may be replaced without recording the change: A replacement changes the evidence or contract. Record the change and its justification; do not silently turn unknown into a measured value.</w:t>
-      </w:r>
-    </w:p>
-    <w:p>
-      <w:r>
-        <w:t>Repeating an assessed case is new independent evidence: A replay checks consistency. An example used for feedback or revision cannot later be described as untouched final evaluation.</w:t>
+      <w:pPr>
+        <w:spacing w:line="336" w:lineRule="auto" w:after="180"/>
+      </w:pPr>
+      <w:r>
+        <w:rPr>
+          <w:b w:val="0"/>
+        </w:rPr>
+        <w:t xml:space="preserve">A missing </w:t>
+      </w:r>
+      <w:r>
+        <w:rPr>
+          <w:b/>
+        </w:rPr>
+        <w:t>input</w:t>
+      </w:r>
+      <w:r>
+        <w:rPr>
+          <w:b w:val="0"/>
+        </w:rPr>
+        <w:t xml:space="preserve"> may be replaced without recording the change: A replacement changes the </w:t>
+      </w:r>
+      <w:r>
+        <w:rPr>
+          <w:b/>
+        </w:rPr>
+        <w:t>evidence</w:t>
+      </w:r>
+      <w:r>
+        <w:rPr>
+          <w:b w:val="0"/>
+        </w:rPr>
+        <w:t xml:space="preserve"> or contract. Record the change and its justification; do not silently turn unknown into a measured value.</w:t>
+      </w:r>
+    </w:p>
+    <w:p>
+      <w:pPr>
+        <w:spacing w:line="336" w:lineRule="auto" w:after="180"/>
+      </w:pPr>
+      <w:r>
+        <w:rPr>
+          <w:b w:val="0"/>
+        </w:rPr>
+        <w:t xml:space="preserve">Repeating an assessed case is new independent </w:t>
+      </w:r>
+      <w:r>
+        <w:rPr>
+          <w:b/>
+        </w:rPr>
+        <w:t>evidence</w:t>
+      </w:r>
+      <w:r>
+        <w:rPr>
+          <w:b w:val="0"/>
+        </w:rPr>
+        <w:t>: A replay checks consistency. An example used for feedback or revision cannot later be described as untouched final evaluation.</w:t>
       </w:r>
     </w:p>
     <w:p>
@@ -1922,8 +3573,25 @@
       </w:tr>
     </w:tbl>
     <w:p>
-      <w:r>
-        <w:t>Offer an oral explanation, drawing, enlarged visual or fewer examples when that removes a reading/writing barrier. Keep the same reasoning goal. Stretch secure learners by changing a boundary or assumption and asking them to defend the effect, not simply by assigning more of the same questions.</w:t>
+      <w:pPr>
+        <w:spacing w:line="336" w:lineRule="auto" w:after="180"/>
+      </w:pPr>
+      <w:r>
+        <w:rPr>
+          <w:b w:val="0"/>
+        </w:rPr>
+        <w:t>Offer an oral explanation, drawing, enlarged visual or fewer examples when that removes a reading/writing barrier. Keep the same reasoning goal.</w:t>
+      </w:r>
+    </w:p>
+    <w:p>
+      <w:pPr>
+        <w:spacing w:line="336" w:lineRule="auto" w:after="180"/>
+      </w:pPr>
+      <w:r>
+        <w:rPr>
+          <w:b w:val="0"/>
+        </w:rPr>
+        <w:t>Stretch secure learners by changing a boundary or assumption and asking them to defend the effect, not simply by assigning more of the same questions.</w:t>
       </w:r>
     </w:p>
     <w:p>
@@ -1935,11 +3603,16 @@
       </w:r>
     </w:p>
     <w:p>
+      <w:r>
+        <w:t>Use the Verify Numbers and Dates questions, teacher keys and criteria after the relevant attempts. Previously discussed cases are practice; protect the separately selected independent task.</w:t>
+      </w:r>
+    </w:p>
+    <w:p>
       <w:pPr>
         <w:pStyle w:val="Heading3"/>
       </w:pPr>
       <w:r>
-        <w:t>Assess and explain the answers</w:t>
+        <w:t>Worked case answer</w:t>
       </w:r>
     </w:p>
     <w:p>
@@ -1947,11 +3620,18 @@
         <w:pStyle w:val="Heading3"/>
       </w:pPr>
       <w:r>
-        <w:t>Worked case answer</w:t>
-      </w:r>
-    </w:p>
-    <w:p>
-      <w:r>
+        <w:t>Teacher key · Worked case answer</w:t>
+      </w:r>
+    </w:p>
+    <w:p>
+      <w:pPr>
+        <w:spacing w:line="336" w:lineRule="auto" w:after="180"/>
+        <w:shd w:fill="F1F6FC"/>
+      </w:pPr>
+      <w:r>
+        <w:rPr>
+          <w:b w:val="0"/>
+        </w:rPr>
         <w:t>15/20=75%. February 30 is invalid in the Gregorian calendar. Check the intended deadline from its authority rather than guessing.</w:t>
       </w:r>
     </w:p>
@@ -1964,20 +3644,62 @@
       </w:r>
     </w:p>
     <w:p>
-      <w:r>
-        <w:t>A report says 12 of 40 responses is 40%. Recalculate and state the correction with the denominator.</w:t>
-      </w:r>
-    </w:p>
-    <w:p>
       <w:pPr>
         <w:pStyle w:val="Heading3"/>
       </w:pPr>
       <w:r>
+        <w:t>Independent question · withhold the key</w:t>
+      </w:r>
+    </w:p>
+    <w:p>
+      <w:pPr>
+        <w:spacing w:line="336" w:lineRule="auto" w:after="180"/>
+        <w:shd w:fill="F5F1FB"/>
+      </w:pPr>
+      <w:r>
+        <w:rPr>
+          <w:b w:val="0"/>
+        </w:rPr>
+        <w:t xml:space="preserve">A report says 12 of 40 responses is 40%. </w:t>
+      </w:r>
+      <w:r>
+        <w:rPr>
+          <w:b/>
+        </w:rPr>
+        <w:t>Recalculate</w:t>
+      </w:r>
+      <w:r>
+        <w:rPr>
+          <w:b w:val="0"/>
+        </w:rPr>
+        <w:t xml:space="preserve"> and state the correction with the denominator.</w:t>
+      </w:r>
+    </w:p>
+    <w:p>
+      <w:pPr>
+        <w:pStyle w:val="Heading3"/>
+      </w:pPr>
+      <w:r>
         <w:t>Expected independent answer</w:t>
       </w:r>
     </w:p>
     <w:p>
-      <w:r>
+      <w:pPr>
+        <w:pStyle w:val="Heading3"/>
+      </w:pPr>
+      <w:r>
+        <w:t>Teacher key · Expected independent answer</w:t>
+      </w:r>
+    </w:p>
+    <w:p>
+      <w:pPr>
+        <w:spacing w:line="336" w:lineRule="auto" w:after="180"/>
+        <w:shd w:fill="F1F6FC"/>
+      </w:pPr>
+      <w:r>
+        <w:rPr>
+          <w:b w:val="0"/>
+        </w:rPr>
         <w:t>12 divided by 40 equals 0.30, or 30%. The correct statement is 12 of 40 responses, 30%.</w:t>
       </w:r>
     </w:p>
@@ -2216,8 +3938,25 @@
       </w:tr>
     </w:tbl>
     <w:p>
-      <w:r>
-        <w:t>Use 6/8 as a classroom checkpoint, with 2 required for both Result and Reasoning. This is a proposed teaching rule, not a validated certification threshold. Do not count a coached answer as independent mastery; correct unsafe or unsupported claims regardless of total.</w:t>
+      <w:pPr>
+        <w:spacing w:line="336" w:lineRule="auto" w:after="180"/>
+      </w:pPr>
+      <w:r>
+        <w:rPr>
+          <w:b w:val="0"/>
+        </w:rPr>
+        <w:t>Use 6/8 as a classroom checkpoint, with 2 required for both Result and Reasoning. This is a proposed teaching rule, not a validated certification threshold.</w:t>
+      </w:r>
+    </w:p>
+    <w:p>
+      <w:pPr>
+        <w:spacing w:line="336" w:lineRule="auto" w:after="180"/>
+      </w:pPr>
+      <w:r>
+        <w:rPr>
+          <w:b w:val="0"/>
+        </w:rPr>
+        <w:t>Do not count a coached answer as independent mastery; correct unsafe or unsupported claims regardless of total.</w:t>
       </w:r>
     </w:p>
     <w:p>
@@ -2229,8 +3968,26 @@
       </w:r>
     </w:p>
     <w:p>
-      <w:r>
-        <w:t>Ask the learner to find the evidence that challenges this claim: “A precise-looking percentage should be accepted without calculation.” Keep the first attempt and an uncoached retry separate.</w:t>
+      <w:pPr>
+        <w:spacing w:line="336" w:lineRule="auto" w:after="180"/>
+      </w:pPr>
+      <w:r>
+        <w:rPr>
+          <w:b w:val="0"/>
+        </w:rPr>
+        <w:t xml:space="preserve">Ask the learner to find the </w:t>
+      </w:r>
+      <w:r>
+        <w:rPr>
+          <w:b/>
+        </w:rPr>
+        <w:t>evidence</w:t>
+      </w:r>
+      <w:r>
+        <w:rPr>
+          <w:b w:val="0"/>
+        </w:rPr>
+        <w:t xml:space="preserve"> that challenges this claim: “A precise-looking percentage should be accepted without calculation.” Keep the first attempt and an uncoached retry separate.</w:t>
       </w:r>
     </w:p>
     <w:p>
@@ -2242,7 +3999,22 @@
       </w:r>
     </w:p>
     <w:p>
-      <w:r>
+      <w:pPr>
+        <w:pStyle w:val="Heading3"/>
+      </w:pPr>
+      <w:r>
+        <w:t>Teacher key · Original transfer answer</w:t>
+      </w:r>
+    </w:p>
+    <w:p>
+      <w:pPr>
+        <w:spacing w:line="336" w:lineRule="auto" w:after="180"/>
+        <w:shd w:fill="F1F6FC"/>
+      </w:pPr>
+      <w:r>
+        <w:rPr>
+          <w:b w:val="0"/>
+        </w:rPr>
         <w:t>21/28=3/4=75%. February 30 is not a valid Gregorian date, but the intended deadline must be checked in the responsible source. Do not guess February 28 or March 2 merely because the supplied date is invalid.</w:t>
       </w:r>
     </w:p>
@@ -2263,30 +4035,138 @@
       </w:r>
     </w:p>
     <w:p>
-      <w:r>
-        <w:t>Explain the weekly mechanism in your own words. Use the worked scenario to name its input, decision rule and output.</w:t>
-      </w:r>
-    </w:p>
-    <w:p>
-      <w:r>
-        <w:t>Teacher explanation: Citation evaluation checks source existence, exact passage support and coverage of answer claims. A real citation can still be irrelevant. For this classroom rubric count a claim as supported only when its cited passage entails it. Separately count correct citation links. Use the number of factual claims as the support denominator.</w:t>
-      </w:r>
-    </w:p>
-    <w:p>
       <w:pPr>
         <w:pStyle w:val="Heading3"/>
       </w:pPr>
       <w:r>
+        <w:t>Workbook question · W1</w:t>
+      </w:r>
+    </w:p>
+    <w:p>
+      <w:pPr>
+        <w:spacing w:line="336" w:lineRule="auto" w:after="180"/>
+        <w:shd w:fill="F5F1FB"/>
+      </w:pPr>
+      <w:r>
+        <w:rPr>
+          <w:b w:val="0"/>
+        </w:rPr>
+        <w:t xml:space="preserve">Explain the weekly </w:t>
+      </w:r>
+      <w:r>
+        <w:rPr>
+          <w:b/>
+        </w:rPr>
+        <w:t>mechanism</w:t>
+      </w:r>
+      <w:r>
+        <w:rPr>
+          <w:b w:val="0"/>
+        </w:rPr>
+        <w:t xml:space="preserve"> in your own words. Use the worked scenario to name its </w:t>
+      </w:r>
+      <w:r>
+        <w:rPr>
+          <w:b/>
+        </w:rPr>
+        <w:t>input</w:t>
+      </w:r>
+      <w:r>
+        <w:rPr>
+          <w:b w:val="0"/>
+        </w:rPr>
+        <w:t xml:space="preserve">, decision rule and </w:t>
+      </w:r>
+      <w:r>
+        <w:rPr>
+          <w:b/>
+        </w:rPr>
+        <w:t>output</w:t>
+      </w:r>
+      <w:r>
+        <w:rPr>
+          <w:b w:val="0"/>
+        </w:rPr>
+        <w:t>.</w:t>
+      </w:r>
+    </w:p>
+    <w:p>
+      <w:pPr>
+        <w:pStyle w:val="Heading3"/>
+      </w:pPr>
+      <w:r>
+        <w:t>Teacher reasoning · W1</w:t>
+      </w:r>
+    </w:p>
+    <w:p>
+      <w:pPr>
+        <w:spacing w:line="336" w:lineRule="auto" w:after="180"/>
+        <w:shd w:fill="F1F6FC"/>
+      </w:pPr>
+      <w:r>
+        <w:rPr>
+          <w:b w:val="0"/>
+        </w:rPr>
+        <w:t>Teacher explanation: Citation evaluation checks source existence, exact passage support and coverage of answer claims. A real citation can still be irrelevant.</w:t>
+      </w:r>
+    </w:p>
+    <w:p>
+      <w:pPr>
+        <w:spacing w:line="336" w:lineRule="auto" w:after="180"/>
+        <w:shd w:fill="F1F6FC"/>
+      </w:pPr>
+      <w:r>
+        <w:rPr>
+          <w:b w:val="0"/>
+        </w:rPr>
+        <w:t>For this classroom rubric count a claim as supported only when its cited passage entails it. Separately count correct citation links. Use the number of factual claims as the support denominator.</w:t>
+      </w:r>
+    </w:p>
+    <w:p>
+      <w:pPr>
+        <w:pStyle w:val="Heading3"/>
+      </w:pPr>
+      <w:r>
         <w:t>W2 Trace the worked case</w:t>
       </w:r>
     </w:p>
     <w:p>
-      <w:r>
+      <w:pPr>
+        <w:pStyle w:val="Heading3"/>
+      </w:pPr>
+      <w:r>
+        <w:t>Workbook question · W2</w:t>
+      </w:r>
+    </w:p>
+    <w:p>
+      <w:pPr>
+        <w:spacing w:line="336" w:lineRule="auto" w:after="180"/>
+        <w:shd w:fill="F5F1FB"/>
+      </w:pPr>
+      <w:r>
+        <w:rPr>
+          <w:b w:val="0"/>
+        </w:rPr>
         <w:t>An answer has four factual claims. Three have citations, but only two are supported by their cited passages. All links exist. Show the intermediate steps and give the conclusion with its scope.</w:t>
       </w:r>
     </w:p>
     <w:p>
-      <w:r>
+      <w:pPr>
+        <w:pStyle w:val="Heading3"/>
+      </w:pPr>
+      <w:r>
+        <w:t>Teacher reasoning · W2</w:t>
+      </w:r>
+    </w:p>
+    <w:p>
+      <w:pPr>
+        <w:spacing w:line="336" w:lineRule="auto" w:after="180"/>
+        <w:shd w:fill="F1F6FC"/>
+      </w:pPr>
+      <w:r>
+        <w:rPr>
+          <w:b w:val="0"/>
+        </w:rPr>
         <w:t>Teacher explanation: Claim support is 2/4=50%; citation presence is 3/4=75%; link existence among three citations is 3/3. These measure different failures.</w:t>
       </w:r>
     </w:p>
@@ -2299,74 +4179,350 @@
       </w:r>
     </w:p>
     <w:p>
-      <w:r>
-        <w:t>A report omits this qualification: Citation counts do not establish truth beyond the supplied sources or the correctness of uncited claims. Explain how omitting it could change a reader's interpretation, and write an accurate replacement.</w:t>
-      </w:r>
-    </w:p>
-    <w:p>
-      <w:r>
-        <w:t>Teacher explanation: Citation counts do not establish truth beyond the supplied sources or the correctness of uncited claims. State the observed result separately from the unverified or out-of-scope claim; preserve the original evidence rather than inventing a missing fact.</w:t>
-      </w:r>
-    </w:p>
-    <w:p>
       <w:pPr>
         <w:pStyle w:val="Heading3"/>
       </w:pPr>
       <w:r>
+        <w:t>Workbook question · W3</w:t>
+      </w:r>
+    </w:p>
+    <w:p>
+      <w:pPr>
+        <w:spacing w:line="336" w:lineRule="auto" w:after="180"/>
+        <w:shd w:fill="F5F1FB"/>
+      </w:pPr>
+      <w:r>
+        <w:rPr>
+          <w:b w:val="0"/>
+        </w:rPr>
+        <w:t>A report omits this qualification: Citation counts do not establish truth beyond the supplied sources or the correctness of uncited claims.</w:t>
+      </w:r>
+    </w:p>
+    <w:p>
+      <w:pPr>
+        <w:spacing w:line="336" w:lineRule="auto" w:after="180"/>
+        <w:shd w:fill="F5F1FB"/>
+      </w:pPr>
+      <w:r>
+        <w:rPr>
+          <w:b w:val="0"/>
+        </w:rPr>
+        <w:t>Explain how omitting it could change a reader's interpretation, and write an accurate replacement.</w:t>
+      </w:r>
+    </w:p>
+    <w:p>
+      <w:pPr>
+        <w:pStyle w:val="Heading3"/>
+      </w:pPr>
+      <w:r>
+        <w:t>Teacher reasoning · W3</w:t>
+      </w:r>
+    </w:p>
+    <w:p>
+      <w:pPr>
+        <w:spacing w:line="336" w:lineRule="auto" w:after="180"/>
+        <w:shd w:fill="F1F6FC"/>
+      </w:pPr>
+      <w:r>
+        <w:rPr>
+          <w:b w:val="0"/>
+        </w:rPr>
+        <w:t>Teacher explanation: Citation counts do not establish truth beyond the supplied sources or the correctness of uncited claims.</w:t>
+      </w:r>
+    </w:p>
+    <w:p>
+      <w:pPr>
+        <w:spacing w:line="336" w:lineRule="auto" w:after="180"/>
+        <w:shd w:fill="F1F6FC"/>
+      </w:pPr>
+      <w:r>
+        <w:rPr>
+          <w:b w:val="0"/>
+        </w:rPr>
+        <w:t xml:space="preserve">State the observed result separately from the unverified or out-of-scope claim; preserve the original </w:t>
+      </w:r>
+      <w:r>
+        <w:rPr>
+          <w:b/>
+        </w:rPr>
+        <w:t>evidence</w:t>
+      </w:r>
+      <w:r>
+        <w:rPr>
+          <w:b w:val="0"/>
+        </w:rPr>
+        <w:t xml:space="preserve"> rather than inventing a missing fact.</w:t>
+      </w:r>
+    </w:p>
+    <w:p>
+      <w:pPr>
+        <w:pStyle w:val="Heading3"/>
+      </w:pPr>
+      <w:r>
         <w:t>W4 Apply a new case independently</w:t>
       </w:r>
     </w:p>
     <w:p>
-      <w:r>
+      <w:pPr>
+        <w:pStyle w:val="Heading3"/>
+      </w:pPr>
+      <w:r>
+        <w:t>Workbook question · W4</w:t>
+      </w:r>
+    </w:p>
+    <w:p>
+      <w:pPr>
+        <w:spacing w:line="336" w:lineRule="auto" w:after="180"/>
+        <w:shd w:fill="F5F1FB"/>
+      </w:pPr>
+      <w:r>
+        <w:rPr>
+          <w:b w:val="0"/>
+        </w:rPr>
         <w:t>Five claims; four cited; three supported by cited passages; one cited ID is nonexistent. Compute support and citation presence and explain link limits.</w:t>
       </w:r>
     </w:p>
     <w:p>
-      <w:r>
-        <w:t>Teacher explanation: Support=3/5=60%; citation presence=4/5=80%. Link checks reject the nonexistent ID; remaining real links still need entailment checks.</w:t>
-      </w:r>
-    </w:p>
-    <w:p>
       <w:pPr>
         <w:pStyle w:val="Heading3"/>
       </w:pPr>
       <w:r>
+        <w:t>Teacher reasoning · W4</w:t>
+      </w:r>
+    </w:p>
+    <w:p>
+      <w:pPr>
+        <w:spacing w:line="336" w:lineRule="auto" w:after="180"/>
+        <w:shd w:fill="F1F6FC"/>
+      </w:pPr>
+      <w:r>
+        <w:rPr>
+          <w:b w:val="0"/>
+        </w:rPr>
+        <w:t>Teacher explanation: Support=3/5=</w:t>
+      </w:r>
+      <w:r>
+        <w:rPr>
+          <w:b/>
+        </w:rPr>
+        <w:t>60%</w:t>
+      </w:r>
+      <w:r>
+        <w:rPr>
+          <w:b w:val="0"/>
+        </w:rPr>
+        <w:t>; citation presence=4/5=</w:t>
+      </w:r>
+      <w:r>
+        <w:rPr>
+          <w:b/>
+        </w:rPr>
+        <w:t>80%</w:t>
+      </w:r>
+      <w:r>
+        <w:rPr>
+          <w:b w:val="0"/>
+        </w:rPr>
+        <w:t xml:space="preserve">. Link checks reject the nonexistent ID; remaining real links still need </w:t>
+      </w:r>
+      <w:r>
+        <w:rPr>
+          <w:b/>
+        </w:rPr>
+        <w:t>entailment</w:t>
+      </w:r>
+      <w:r>
+        <w:rPr>
+          <w:b w:val="0"/>
+        </w:rPr>
+        <w:t xml:space="preserve"> checks.</w:t>
+      </w:r>
+    </w:p>
+    <w:p>
+      <w:pPr>
+        <w:pStyle w:val="Heading3"/>
+      </w:pPr>
+      <w:r>
         <w:t>W5 Design a revealing follow-up</w:t>
       </w:r>
     </w:p>
     <w:p>
-      <w:r>
-        <w:t>For the worked scenario, propose one additional case that could reveal a failure, describe its expected outcome before running it, and explain what would need to remain fixed for a fair comparison. Do not reuse W4 as a new final test after receiving feedback.</w:t>
-      </w:r>
-    </w:p>
-    <w:p>
-      <w:r>
-        <w:t>Teacher explanation: Accept a concrete variant of the worked input or a missing/conflicting/boundary condition, with an expectation derived from the declared procedure. Require preserved settings, original outputs and data roles. Citation counts do not establish truth beyond the supplied sources or the correctness of uncited claims. The new case should test this particular mechanism rather than merely restate the original result.</w:t>
-      </w:r>
-    </w:p>
-    <w:p>
       <w:pPr>
         <w:pStyle w:val="Heading3"/>
       </w:pPr>
       <w:r>
+        <w:t>Workbook question · W5</w:t>
+      </w:r>
+    </w:p>
+    <w:p>
+      <w:pPr>
+        <w:spacing w:line="336" w:lineRule="auto" w:after="180"/>
+        <w:shd w:fill="F5F1FB"/>
+      </w:pPr>
+      <w:r>
+        <w:rPr>
+          <w:b w:val="0"/>
+        </w:rPr>
+        <w:t>For the worked scenario, propose one additional case that could reveal a failure, describe its expected outcome before running it, and explain what would need to remain fixed for a fair comparison.</w:t>
+      </w:r>
+    </w:p>
+    <w:p>
+      <w:pPr>
+        <w:spacing w:line="336" w:lineRule="auto" w:after="180"/>
+        <w:shd w:fill="F5F1FB"/>
+      </w:pPr>
+      <w:r>
+        <w:rPr>
+          <w:b w:val="0"/>
+        </w:rPr>
+        <w:t>Do not reuse W4 as a new final test after receiving feedback.</w:t>
+      </w:r>
+    </w:p>
+    <w:p>
+      <w:pPr>
+        <w:pStyle w:val="Heading3"/>
+      </w:pPr>
+      <w:r>
+        <w:t>Teacher reasoning · W5</w:t>
+      </w:r>
+    </w:p>
+    <w:p>
+      <w:pPr>
+        <w:spacing w:line="336" w:lineRule="auto" w:after="180"/>
+        <w:shd w:fill="F1F6FC"/>
+      </w:pPr>
+      <w:r>
+        <w:rPr>
+          <w:b w:val="0"/>
+        </w:rPr>
+        <w:t xml:space="preserve">Teacher explanation: Accept a concrete variant of the worked </w:t>
+      </w:r>
+      <w:r>
+        <w:rPr>
+          <w:b/>
+        </w:rPr>
+        <w:t>input</w:t>
+      </w:r>
+      <w:r>
+        <w:rPr>
+          <w:b w:val="0"/>
+        </w:rPr>
+        <w:t xml:space="preserve"> or a missing/conflicting/boundary condition, with an expectation derived from the declared procedure.</w:t>
+      </w:r>
+    </w:p>
+    <w:p>
+      <w:pPr>
+        <w:spacing w:line="336" w:lineRule="auto" w:after="180"/>
+        <w:shd w:fill="F1F6FC"/>
+      </w:pPr>
+      <w:r>
+        <w:rPr>
+          <w:b w:val="0"/>
+        </w:rPr>
+        <w:t xml:space="preserve">Require preserved settings, original </w:t>
+      </w:r>
+      <w:r>
+        <w:rPr>
+          <w:b/>
+        </w:rPr>
+        <w:t>output</w:t>
+      </w:r>
+      <w:r>
+        <w:rPr>
+          <w:b w:val="0"/>
+        </w:rPr>
+        <w:t>s and data roles. Citation counts do not establish truth beyond the supplied sources or the correctness of uncited claims.</w:t>
+      </w:r>
+    </w:p>
+    <w:p>
+      <w:pPr>
+        <w:spacing w:line="336" w:lineRule="auto" w:after="180"/>
+        <w:shd w:fill="F1F6FC"/>
+      </w:pPr>
+      <w:r>
+        <w:rPr>
+          <w:b w:val="0"/>
+        </w:rPr>
+        <w:t xml:space="preserve">The new case should test this particular </w:t>
+      </w:r>
+      <w:r>
+        <w:rPr>
+          <w:b/>
+        </w:rPr>
+        <w:t>mechanism</w:t>
+      </w:r>
+      <w:r>
+        <w:rPr>
+          <w:b w:val="0"/>
+        </w:rPr>
+        <w:t xml:space="preserve"> rather than merely restate the original result.</w:t>
+      </w:r>
+    </w:p>
+    <w:p>
+      <w:pPr>
+        <w:pStyle w:val="Heading3"/>
+      </w:pPr>
+      <w:r>
         <w:t>Assess independent transfer</w:t>
       </w:r>
     </w:p>
     <w:p>
-      <w:r>
-        <w:t>Selected case: A draft claims18 of24 learners is60%, and gives an April31 deadline. Check both statements without inventing a deadline.</w:t>
-      </w:r>
-    </w:p>
-    <w:p>
       <w:pPr>
         <w:pStyle w:val="Heading3"/>
       </w:pPr>
       <w:r>
+        <w:t>Independent question · withhold the key</w:t>
+      </w:r>
+    </w:p>
+    <w:p>
+      <w:pPr>
+        <w:spacing w:line="336" w:lineRule="auto" w:after="180"/>
+        <w:shd w:fill="F5F1FB"/>
+      </w:pPr>
+      <w:r>
+        <w:rPr>
+          <w:b w:val="0"/>
+        </w:rPr>
+        <w:t>Selected case: A draft claims18 of24 learners is</w:t>
+      </w:r>
+      <w:r>
+        <w:rPr>
+          <w:b/>
+        </w:rPr>
+        <w:t>60%</w:t>
+      </w:r>
+      <w:r>
+        <w:rPr>
+          <w:b w:val="0"/>
+        </w:rPr>
+        <w:t>, and gives an April31 deadline. Check both statements without inventing a deadline.</w:t>
+      </w:r>
+    </w:p>
+    <w:p>
+      <w:pPr>
+        <w:pStyle w:val="Heading3"/>
+      </w:pPr>
+      <w:r>
         <w:t>Selected case answer</w:t>
       </w:r>
     </w:p>
     <w:p>
-      <w:r>
+      <w:pPr>
+        <w:pStyle w:val="Heading3"/>
+      </w:pPr>
+      <w:r>
+        <w:t>Teacher key · Selected case answer</w:t>
+      </w:r>
+    </w:p>
+    <w:p>
+      <w:pPr>
+        <w:spacing w:line="336" w:lineRule="auto" w:after="180"/>
+        <w:shd w:fill="F1F6FC"/>
+      </w:pPr>
+      <w:r>
+        <w:rPr>
+          <w:b w:val="0"/>
+        </w:rPr>
         <w:t>18/24=75%. April has30 days, so April31 is invalid. Verify the intended date with an authoritative source rather than substituting April30 or May1.</w:t>
       </w:r>
     </w:p>
@@ -2473,21 +4629,77 @@
       </w:tr>
     </w:tbl>
     <w:p>
-      <w:r>
-        <w:t>Record each dimension as not yet, with support, or independent. Accept a valid alternative procedure with a defensible trace. Do not penalise an honestly recorded model failure if the learner correctly explains its evidence and limits.</w:t>
-      </w:r>
-    </w:p>
-    <w:p>
       <w:pPr>
         <w:pStyle w:val="Heading3"/>
       </w:pPr>
       <w:r>
+        <w:t>Teacher key · Selected case answer</w:t>
+      </w:r>
+    </w:p>
+    <w:p>
+      <w:pPr>
+        <w:spacing w:line="336" w:lineRule="auto" w:after="180"/>
+        <w:shd w:fill="F1F6FC"/>
+      </w:pPr>
+      <w:r>
+        <w:rPr>
+          <w:b w:val="0"/>
+        </w:rPr>
+        <w:t>Record each dimension as not yet, with support, or independent. Accept a valid alternative procedure with a defensible trace.</w:t>
+      </w:r>
+    </w:p>
+    <w:p>
+      <w:pPr>
+        <w:spacing w:line="336" w:lineRule="auto" w:after="180"/>
+        <w:shd w:fill="F1F6FC"/>
+      </w:pPr>
+      <w:r>
+        <w:rPr>
+          <w:b w:val="0"/>
+        </w:rPr>
+        <w:t xml:space="preserve">Do not penalise an honestly recorded model failure if the learner correctly explains its </w:t>
+      </w:r>
+      <w:r>
+        <w:rPr>
+          <w:b/>
+        </w:rPr>
+        <w:t>evidence</w:t>
+      </w:r>
+      <w:r>
+        <w:rPr>
+          <w:b w:val="0"/>
+        </w:rPr>
+        <w:t xml:space="preserve"> and limits.</w:t>
+      </w:r>
+    </w:p>
+    <w:p>
+      <w:pPr>
+        <w:pStyle w:val="Heading3"/>
+      </w:pPr>
+      <w:r>
         <w:t>Feedback that the learner uses</w:t>
       </w:r>
     </w:p>
     <w:p>
-      <w:r>
-        <w:t>Name the earliest unsupported step and give one action to repair it. Have the learner make that repair now and explain why. Then assess the relevant skill on a fresh, fully specified case. Confirm it was not previously practised with feedback; solve and check the new case before assigning it. A follow-up design prompt is a starting brief, not automatically an equivalent test.</w:t>
+      <w:pPr>
+        <w:spacing w:line="336" w:lineRule="auto" w:after="180"/>
+      </w:pPr>
+      <w:r>
+        <w:rPr>
+          <w:b w:val="0"/>
+        </w:rPr>
+        <w:t>Name the earliest unsupported step and give one action to repair it. Have the learner make that repair now and explain why. Then assess the relevant skill on a fresh, fully specified case.</w:t>
+      </w:r>
+    </w:p>
+    <w:p>
+      <w:pPr>
+        <w:spacing w:line="336" w:lineRule="auto" w:after="180"/>
+      </w:pPr>
+      <w:r>
+        <w:rPr>
+          <w:b w:val="0"/>
+        </w:rPr>
+        <w:t>Confirm it was not previously practised with feedback; solve and check the new case before assigning it. A follow-up design prompt is a starting brief, not automatically an equivalent test.</w:t>
       </w:r>
     </w:p>
     <w:p>
@@ -2499,11 +4711,62 @@
       </w:r>
     </w:p>
     <w:p>
+      <w:r>
+        <w:t>Connect Verify Numbers and Dates to Verified Study Buddy, adapt support and plan a later changed-case check.</w:t>
+      </w:r>
+    </w:p>
+    <w:p>
       <w:pPr>
         <w:pStyle w:val="Heading3"/>
       </w:pPr>
       <w:r>
-        <w:t>Connect and extend learning</w:t>
+        <w:t>Verified Study Buddy</w:t>
+      </w:r>
+    </w:p>
+    <w:p>
+      <w:pPr>
+        <w:spacing w:line="336" w:lineRule="auto" w:after="180"/>
+      </w:pPr>
+      <w:r>
+        <w:rPr>
+          <w:b w:val="0"/>
+        </w:rPr>
+        <w:t>Route arithmetic to a calculator and dates to direct sources before presenting them.</w:t>
+      </w:r>
+    </w:p>
+    <w:p>
+      <w:pPr>
+        <w:spacing w:line="336" w:lineRule="auto" w:after="180"/>
+      </w:pPr>
+      <w:r>
+        <w:rPr>
+          <w:b w:val="0"/>
+        </w:rPr>
+        <w:t xml:space="preserve">Keep the decision, </w:t>
+      </w:r>
+      <w:r>
+        <w:rPr>
+          <w:b/>
+        </w:rPr>
+        <w:t>input</w:t>
+      </w:r>
+      <w:r>
+        <w:rPr>
+          <w:b w:val="0"/>
+        </w:rPr>
+        <w:t xml:space="preserve">, result, explanation and remaining limitation in the project </w:t>
+      </w:r>
+      <w:r>
+        <w:rPr>
+          <w:b/>
+        </w:rPr>
+        <w:t>evidence</w:t>
+      </w:r>
+      <w:r>
+        <w:rPr>
+          <w:b w:val="0"/>
+        </w:rPr>
+        <w:t xml:space="preserve"> record. Retrieve this record next week rather than restarting the project.</w:t>
       </w:r>
     </w:p>
     <w:p>
@@ -2511,17 +4774,54 @@
         <w:pStyle w:val="Heading3"/>
       </w:pPr>
       <w:r>
-        <w:t>Verified Study Buddy</w:t>
-      </w:r>
-    </w:p>
-    <w:p>
-      <w:r>
-        <w:t>Route arithmetic to a calculator and dates to direct sources before presenting them.</w:t>
-      </w:r>
-    </w:p>
-    <w:p>
-      <w:r>
-        <w:t>Keep the decision, input, result, explanation and remaining limitation in the project evidence record. Retrieve this record next week rather than restarting the project.</w:t>
+        <w:t>Support and stretch</w:t>
+      </w:r>
+    </w:p>
+    <w:p>
+      <w:pPr>
+        <w:spacing w:line="336" w:lineRule="auto" w:after="180"/>
+      </w:pPr>
+      <w:r>
+        <w:rPr>
+          <w:b w:val="0"/>
+        </w:rPr>
+        <w:t xml:space="preserve">Provide one short approved passage; separate instruction, </w:t>
+      </w:r>
+      <w:r>
+        <w:rPr>
+          <w:b/>
+        </w:rPr>
+        <w:t>input</w:t>
+      </w:r>
+      <w:r>
+        <w:rPr>
+          <w:b w:val="0"/>
+        </w:rPr>
+        <w:t xml:space="preserve">, </w:t>
+      </w:r>
+      <w:r>
+        <w:rPr>
+          <w:b/>
+        </w:rPr>
+        <w:t>output</w:t>
+      </w:r>
+      <w:r>
+        <w:rPr>
+          <w:b w:val="0"/>
+        </w:rPr>
+        <w:t xml:space="preserve"> and </w:t>
+      </w:r>
+      <w:r>
+        <w:rPr>
+          <w:b/>
+        </w:rPr>
+        <w:t>evidence</w:t>
+      </w:r>
+      <w:r>
+        <w:rPr>
+          <w:b w:val="0"/>
+        </w:rPr>
+        <w:t>. Stretch: introduce an unsupported claim or conflicting source and validate claim by claim with a fallback.</w:t>
       </w:r>
     </w:p>
     <w:p>
@@ -2529,12 +4829,30 @@
         <w:pStyle w:val="Heading3"/>
       </w:pPr>
       <w:r>
-        <w:t>Support and stretch</w:t>
-      </w:r>
-    </w:p>
-    <w:p>
-      <w:r>
-        <w:t>Provide one short approved passage; separate instruction, input, output and evidence. Stretch: introduce an unsupported claim or conflicting source and validate claim by claim with a fallback.</w:t>
+        <w:t>Exit reflection</w:t>
+      </w:r>
+    </w:p>
+    <w:p>
+      <w:pPr>
+        <w:spacing w:line="336" w:lineRule="auto" w:after="180"/>
+      </w:pPr>
+      <w:r>
+        <w:rPr>
+          <w:b w:val="0"/>
+        </w:rPr>
+        <w:t xml:space="preserve">Ask for one decision the learner can now justify and one situation requiring more </w:t>
+      </w:r>
+      <w:r>
+        <w:rPr>
+          <w:b/>
+        </w:rPr>
+        <w:t>evidence</w:t>
+      </w:r>
+      <w:r>
+        <w:rPr>
+          <w:b w:val="0"/>
+        </w:rPr>
+        <w:t xml:space="preserve"> or human review. Confidence ratings are separate from correct independent performance.</w:t>
       </w:r>
     </w:p>
     <w:p>
@@ -2542,12 +4860,30 @@
         <w:pStyle w:val="Heading3"/>
       </w:pPr>
       <w:r>
-        <w:t>Exit reflection</w:t>
-      </w:r>
-    </w:p>
-    <w:p>
-      <w:r>
-        <w:t>Ask for one decision the learner can now justify and one situation requiring more evidence or human review. Confidence ratings are separate from correct independent performance.</w:t>
+        <w:t>Bridge to the next week</w:t>
+      </w:r>
+    </w:p>
+    <w:p>
+      <w:pPr>
+        <w:spacing w:line="336" w:lineRule="auto" w:after="180"/>
+      </w:pPr>
+      <w:r>
+        <w:rPr>
+          <w:b w:val="0"/>
+        </w:rPr>
+        <w:t xml:space="preserve">Next: Week 17: Model Memory vs Retrieval. Retrieve today’s </w:t>
+      </w:r>
+      <w:r>
+        <w:rPr>
+          <w:b/>
+        </w:rPr>
+        <w:t>evidence</w:t>
+      </w:r>
+      <w:r>
+        <w:rPr>
+          <w:b w:val="0"/>
+        </w:rPr>
+        <w:t xml:space="preserve"> and identify what carries forward and what is new.</w:t>
       </w:r>
     </w:p>
     <w:p>
@@ -2555,12 +4891,145 @@
         <w:pStyle w:val="Heading3"/>
       </w:pPr>
       <w:r>
-        <w:t>Bridge to the next week</w:t>
-      </w:r>
-    </w:p>
-    <w:p>
-      <w:r>
-        <w:t>Next: Week 17: Model Memory vs Retrieval. Retrieve today’s evidence and identify what carries forward and what is new.</w:t>
+        <w:t>Support and fresh reassessment</w:t>
+      </w:r>
+    </w:p>
+    <w:p>
+      <w:pPr>
+        <w:spacing w:line="336" w:lineRule="auto" w:after="180"/>
+      </w:pPr>
+      <w:r>
+        <w:rPr>
+          <w:b w:val="0"/>
+        </w:rPr>
+        <w:t xml:space="preserve">Provide an </w:t>
+      </w:r>
+      <w:r>
+        <w:rPr>
+          <w:b/>
+        </w:rPr>
+        <w:t>input</w:t>
+      </w:r>
+      <w:r>
+        <w:rPr>
+          <w:b w:val="0"/>
+        </w:rPr>
+        <w:t>/procedure/result/limit frame and a calculator when needed. Ask students to identify the first step before completing the whole trace.</w:t>
+      </w:r>
+    </w:p>
+    <w:p>
+      <w:pPr>
+        <w:spacing w:line="336" w:lineRule="auto" w:after="180"/>
+      </w:pPr>
+      <w:r>
+        <w:rPr>
+          <w:b w:val="0"/>
+        </w:rPr>
+        <w:t xml:space="preserve">Extension: compare two concrete variants of this </w:t>
+      </w:r>
+      <w:r>
+        <w:rPr>
+          <w:b/>
+        </w:rPr>
+        <w:t>mechanism</w:t>
+      </w:r>
+      <w:r>
+        <w:rPr>
+          <w:b w:val="0"/>
+        </w:rPr>
+        <w:t xml:space="preserve"> while holding unrelated conditions fixed; report both successful and unsuccessful outcomes.</w:t>
+      </w:r>
+    </w:p>
+    <w:p>
+      <w:pPr>
+        <w:spacing w:line="336" w:lineRule="auto" w:after="180"/>
+      </w:pPr>
+      <w:r>
+        <w:rPr>
+          <w:b w:val="0"/>
+        </w:rPr>
+        <w:t>W4: Support=3/5=</w:t>
+      </w:r>
+      <w:r>
+        <w:rPr>
+          <w:b/>
+        </w:rPr>
+        <w:t>60%</w:t>
+      </w:r>
+      <w:r>
+        <w:rPr>
+          <w:b w:val="0"/>
+        </w:rPr>
+        <w:t>; citation presence=4/5=</w:t>
+      </w:r>
+      <w:r>
+        <w:rPr>
+          <w:b/>
+        </w:rPr>
+        <w:t>80%</w:t>
+      </w:r>
+      <w:r>
+        <w:rPr>
+          <w:b w:val="0"/>
+        </w:rPr>
+        <w:t xml:space="preserve">. Link checks reject the nonexistent ID; remaining real links still need </w:t>
+      </w:r>
+      <w:r>
+        <w:rPr>
+          <w:b/>
+        </w:rPr>
+        <w:t>entailment</w:t>
+      </w:r>
+      <w:r>
+        <w:rPr>
+          <w:b w:val="0"/>
+        </w:rPr>
+        <w:t xml:space="preserve"> checks. Require intermediate reasoning and the stated scope.</w:t>
+      </w:r>
+    </w:p>
+    <w:p>
+      <w:pPr>
+        <w:spacing w:line="336" w:lineRule="auto" w:after="180"/>
+      </w:pPr>
+      <w:r>
+        <w:rPr>
+          <w:b w:val="0"/>
+        </w:rPr>
+        <w:t>Fresh retry: Six claims, five cited, four supported; all five links real. Expected reasoning: Support 4/6=2/3; citation presence 5/6; link existence 5/5 does not verify every claim.</w:t>
+      </w:r>
+    </w:p>
+    <w:p>
+      <w:pPr>
+        <w:spacing w:line="336" w:lineRule="auto" w:after="180"/>
+      </w:pPr>
+      <w:r>
+        <w:rPr>
+          <w:b w:val="0"/>
+        </w:rPr>
+        <w:t>If students need support, record it and reassess with another new case rather than awarding independence to a copied answer.</w:t>
+      </w:r>
+    </w:p>
+    <w:p>
+      <w:pPr>
+        <w:spacing w:line="336" w:lineRule="auto" w:after="180"/>
+      </w:pPr>
+      <w:r>
+        <w:rPr>
+          <w:b w:val="0"/>
+        </w:rPr>
+        <w:t xml:space="preserve">Next connection: Abstention and clarification. Preserve the current case record and retrieve its </w:t>
+      </w:r>
+      <w:r>
+        <w:rPr>
+          <w:b/>
+        </w:rPr>
+        <w:t>evidence</w:t>
+      </w:r>
+      <w:r>
+        <w:rPr>
+          <w:b w:val="0"/>
+        </w:rPr>
+        <w:t xml:space="preserve"> boundary before moving on.</w:t>
       </w:r>
     </w:p>
     <w:p>
@@ -2568,40 +5037,40 @@
         <w:pStyle w:val="Heading3"/>
       </w:pPr>
       <w:r>
-        <w:t>Support and fresh reassessment</w:t>
-      </w:r>
-    </w:p>
-    <w:p>
-      <w:r>
-        <w:t>Provide an input/procedure/result/limit frame and a calculator when needed. Ask students to identify the first step before completing the whole trace. Extension: compare two concrete variants of this mechanism while holding unrelated conditions fixed; report both successful and unsuccessful outcomes.</w:t>
-      </w:r>
-    </w:p>
-    <w:p>
-      <w:r>
-        <w:t>W4: Support=3/5=60%; citation presence=4/5=80%. Link checks reject the nonexistent ID; remaining real links still need entailment checks. Require intermediate reasoning and the stated scope. Fresh retry: Six claims, five cited, four supported; all five links real. Expected reasoning: Support 4/6=2/3; citation presence 5/6; link existence 5/5 does not verify every claim. If students need support, record it and reassess with another new case rather than awarding independence to a copied answer.</w:t>
-      </w:r>
-    </w:p>
-    <w:p>
-      <w:r>
-        <w:t>Next connection: Abstention and clarification. Preserve the current case record and retrieve its evidence boundary before moving on.</w:t>
-      </w:r>
-    </w:p>
-    <w:p>
-      <w:pPr>
-        <w:pStyle w:val="Heading3"/>
-      </w:pPr>
-      <w:r>
         <w:t>Plan the delayed return</w:t>
       </w:r>
     </w:p>
     <w:p>
-      <w:r>
+      <w:pPr>
+        <w:spacing w:line="336" w:lineRule="auto" w:after="180"/>
+      </w:pPr>
+      <w:r>
+        <w:rPr>
+          <w:b w:val="0"/>
+        </w:rPr>
         <w:t>Suggested return points in this level: ai-3/17, ai-3/19, ai-3/22. Use actual classroom dates, adjusting for holidays and gaps. One, three and six teaching weeks are scheduling choices, not a claimed optimal spacing.</w:t>
       </w:r>
     </w:p>
     <w:p>
-      <w:r>
-        <w:t>At a delayed check, ask for the idea from memory and a changed application. Compare with the earlier independent response and record support used. For a new level, revisit the previous capstone before checking the new prerequisites.</w:t>
+      <w:pPr>
+        <w:spacing w:line="336" w:lineRule="auto" w:after="180"/>
+      </w:pPr>
+      <w:r>
+        <w:rPr>
+          <w:b w:val="0"/>
+        </w:rPr>
+        <w:t>At a delayed check, ask for the idea from memory and a changed application. Compare with the earlier independent response and record support used.</w:t>
+      </w:r>
+    </w:p>
+    <w:p>
+      <w:pPr>
+        <w:spacing w:line="336" w:lineRule="auto" w:after="180"/>
+      </w:pPr>
+      <w:r>
+        <w:rPr>
+          <w:b w:val="0"/>
+        </w:rPr>
+        <w:t>For a new level, revisit the previous capstone before checking the new prerequisites.</w:t>
       </w:r>
     </w:p>
     <w:tbl>
@@ -2761,8 +5230,26 @@
       </w:tr>
     </w:tbl>
     <w:p>
-      <w:r>
-        <w:t>Use the evidence to choose reteaching or the next step. A completed page, confidence rating or attractive project does not by itself demonstrate understanding.</w:t>
+      <w:pPr>
+        <w:spacing w:line="336" w:lineRule="auto" w:after="180"/>
+      </w:pPr>
+      <w:r>
+        <w:rPr>
+          <w:b w:val="0"/>
+        </w:rPr>
+        <w:t xml:space="preserve">Use the </w:t>
+      </w:r>
+      <w:r>
+        <w:rPr>
+          <w:b/>
+        </w:rPr>
+        <w:t>evidence</w:t>
+      </w:r>
+      <w:r>
+        <w:rPr>
+          <w:b w:val="0"/>
+        </w:rPr>
+        <w:t xml:space="preserve"> to choose reteaching or the next step. A completed page, confidence rating or attractive project does not by itself demonstrate understanding.</w:t>
       </w:r>
     </w:p>
     <w:p>
@@ -2774,8 +5261,26 @@
       </w:r>
     </w:p>
     <w:p>
-      <w:r>
-        <w:t>Make Study Buddy check quantities, units, dates and source support separately; record unresolved fields instead of guessing.</w:t>
+      <w:pPr>
+        <w:spacing w:line="336" w:lineRule="auto" w:after="180"/>
+      </w:pPr>
+      <w:r>
+        <w:rPr>
+          <w:b w:val="0"/>
+        </w:rPr>
+        <w:t xml:space="preserve">Make Study Buddy check quantities, </w:t>
+      </w:r>
+      <w:r>
+        <w:rPr>
+          <w:b/>
+        </w:rPr>
+        <w:t>unit</w:t>
+      </w:r>
+      <w:r>
+        <w:rPr>
+          <w:b w:val="0"/>
+        </w:rPr>
+        <w:t>s, dates and source support separately; record unresolved fields instead of guessing.</w:t>
       </w:r>
     </w:p>
     <w:p>
@@ -2788,12 +5293,62 @@
     </w:p>
     <w:p>
       <w:r>
-        <w:t>Teaching target: Explain the mechanism and terminology of claim support and citation evaluation</w:t>
-      </w:r>
-    </w:p>
-    <w:p>
-      <w:r>
-        <w:t>Prepare the labelled worked-case picture, the matching workbook, fictional input cards and a place for individual responses. No paid AI account is required for the paper reasoning activities.</w:t>
+        <w:t>Use this preparation summary alongside the detailed Verify Numbers and Dates lesson; it is a checklist rather than a replacement for the full sequence.</w:t>
+      </w:r>
+    </w:p>
+    <w:p>
+      <w:pPr>
+        <w:pStyle w:val="Heading3"/>
+      </w:pPr>
+      <w:r>
+        <w:t>Teaching target</w:t>
+      </w:r>
+    </w:p>
+    <w:p>
+      <w:pPr>
+        <w:spacing w:line="336" w:lineRule="auto" w:after="180"/>
+        <w:shd w:fill="EDF7F3"/>
+      </w:pPr>
+      <w:r>
+        <w:rPr>
+          <w:b w:val="0"/>
+        </w:rPr>
+        <w:t xml:space="preserve">Teaching target: Explain the </w:t>
+      </w:r>
+      <w:r>
+        <w:rPr>
+          <w:b/>
+        </w:rPr>
+        <w:t>mechanism</w:t>
+      </w:r>
+      <w:r>
+        <w:rPr>
+          <w:b w:val="0"/>
+        </w:rPr>
+        <w:t xml:space="preserve"> and terminology of claim support and citation evaluation</w:t>
+      </w:r>
+    </w:p>
+    <w:p>
+      <w:pPr>
+        <w:spacing w:line="336" w:lineRule="auto" w:after="180"/>
+      </w:pPr>
+      <w:r>
+        <w:rPr>
+          <w:b w:val="0"/>
+        </w:rPr>
+        <w:t xml:space="preserve">Prepare the labelled worked-case picture, the matching workbook, fictional </w:t>
+      </w:r>
+      <w:r>
+        <w:rPr>
+          <w:b/>
+        </w:rPr>
+        <w:t>input</w:t>
+      </w:r>
+      <w:r>
+        <w:rPr>
+          <w:b w:val="0"/>
+        </w:rPr>
+        <w:t xml:space="preserve"> cards and a place for individual responses. No paid AI account is required for the paper reasoning activities.</w:t>
       </w:r>
     </w:p>
     <w:tbl>
@@ -2940,37 +5495,218 @@
       </w:tr>
     </w:tbl>
     <w:p>
-      <w:r>
-        <w:t>Before class, solve the supported practice: An answer has four factual claims. Three have citations, but only two are supported by their cited passages. All links exist. Show the intermediate steps and give the conclusion with its scope.</w:t>
-      </w:r>
-    </w:p>
-    <w:p>
-      <w:r>
+      <w:pPr>
+        <w:spacing w:line="336" w:lineRule="auto" w:after="180"/>
+      </w:pPr>
+      <w:r>
+        <w:rPr>
+          <w:b w:val="0"/>
+        </w:rPr>
+        <w:t>Before class, solve the supported practice: An answer has four factual claims. Three have citations, but only two are supported by their cited passages. All links exist.</w:t>
+      </w:r>
+    </w:p>
+    <w:p>
+      <w:pPr>
+        <w:spacing w:line="336" w:lineRule="auto" w:after="180"/>
+      </w:pPr>
+      <w:r>
+        <w:rPr>
+          <w:b w:val="0"/>
+        </w:rPr>
+        <w:t>Show the intermediate steps and give the conclusion with its scope.</w:t>
+      </w:r>
+    </w:p>
+    <w:p>
+      <w:pPr>
+        <w:pStyle w:val="Heading3"/>
+      </w:pPr>
+      <w:r>
+        <w:t>Supported practice answer</w:t>
+      </w:r>
+    </w:p>
+    <w:p>
+      <w:pPr>
+        <w:spacing w:line="336" w:lineRule="auto" w:after="180"/>
+        <w:shd w:fill="F1F6FC"/>
+      </w:pPr>
+      <w:r>
+        <w:rPr>
+          <w:b w:val="0"/>
+        </w:rPr>
         <w:t>Reasoned practice answer: Teacher explanation: Claim support is 2/4=50%; citation presence is 3/4=75%; link existence among three citations is 3/3. These measure different failures.</w:t>
       </w:r>
     </w:p>
     <w:p>
-      <w:r>
-        <w:t>Check every learner before discussion: Use the worked case for Claim support and citation evaluation. Proposed explanation: “The worked result establishes every future case”. Decide whether this explanation is supported. Point to the step or supplied fact that decides; explain your repair if needed.</w:t>
-      </w:r>
-    </w:p>
-    <w:p>
-      <w:r>
+      <w:pPr>
+        <w:spacing w:line="336" w:lineRule="auto" w:after="180"/>
+      </w:pPr>
+      <w:r>
+        <w:rPr>
+          <w:b w:val="0"/>
+        </w:rPr>
+        <w:t>Check every learner before discussion: Use the worked case for Claim support and citation evaluation. Proposed explanation: “The worked result establishes every future case”. Decide whether this explanation is supported.</w:t>
+      </w:r>
+    </w:p>
+    <w:p>
+      <w:pPr>
+        <w:spacing w:line="336" w:lineRule="auto" w:after="180"/>
+      </w:pPr>
+      <w:r>
+        <w:rPr>
+          <w:b w:val="0"/>
+        </w:rPr>
+        <w:t>Point to the step or supplied fact that decides; explain your repair if needed.</w:t>
+      </w:r>
+    </w:p>
+    <w:p>
+      <w:pPr>
+        <w:pStyle w:val="Heading3"/>
+      </w:pPr>
+      <w:r>
+        <w:t>Repair the misconception</w:t>
+      </w:r>
+    </w:p>
+    <w:p>
+      <w:pPr>
+        <w:spacing w:line="336" w:lineRule="auto" w:after="180"/>
+        <w:shd w:fill="FFF5E6"/>
+      </w:pPr>
+      <w:r>
+        <w:rPr>
+          <w:b w:val="0"/>
+        </w:rPr>
         <w:t>Misconception repair: Citation counts do not establish truth beyond the supplied sources or the correctness of uncited claims.</w:t>
       </w:r>
     </w:p>
     <w:p>
-      <w:r>
-        <w:t>Support: read the exact case aloud, enlarge the labelled picture, supply input cards and model only the first deciding step. Accept a spoken explanation or drawing; retain the reasoning goal.</w:t>
-      </w:r>
-    </w:p>
-    <w:p>
-      <w:r>
-        <w:t>Extension: The count is revised to 14 passes out of 20, but no date record is added. Require a prediction and a reason before comparing. Expected result: 70% now matches the count; June 31 remains invalid and unresolved. Reason: 14÷20×100=70%; changing a count provides no new calendar evidence.</w:t>
-      </w:r>
-    </w:p>
-    <w:p>
-      <w:r>
+      <w:pPr>
+        <w:pStyle w:val="Heading3"/>
+      </w:pPr>
+      <w:r>
+        <w:t>Support without giving away the answer</w:t>
+      </w:r>
+    </w:p>
+    <w:p>
+      <w:pPr>
+        <w:spacing w:line="336" w:lineRule="auto" w:after="180"/>
+        <w:shd w:fill="F1F6F8"/>
+      </w:pPr>
+      <w:r>
+        <w:rPr>
+          <w:b w:val="0"/>
+        </w:rPr>
+        <w:t xml:space="preserve">Support: read the exact case aloud, enlarge the labelled picture, supply </w:t>
+      </w:r>
+      <w:r>
+        <w:rPr>
+          <w:b/>
+        </w:rPr>
+        <w:t>input</w:t>
+      </w:r>
+      <w:r>
+        <w:rPr>
+          <w:b w:val="0"/>
+        </w:rPr>
+        <w:t xml:space="preserve"> cards and model only the first deciding step. Accept a spoken explanation or drawing; retain the reasoning goal.</w:t>
+      </w:r>
+    </w:p>
+    <w:p>
+      <w:pPr>
+        <w:pStyle w:val="Heading3"/>
+      </w:pPr>
+      <w:r>
+        <w:t>Extend the reasoning</w:t>
+      </w:r>
+    </w:p>
+    <w:p>
+      <w:pPr>
+        <w:spacing w:line="336" w:lineRule="auto" w:after="180"/>
+        <w:shd w:fill="F5F1FB"/>
+      </w:pPr>
+      <w:r>
+        <w:rPr>
+          <w:b w:val="0"/>
+        </w:rPr>
+        <w:t xml:space="preserve">Extension: The count is revised to 14 passes out of 20, but no date record is added. Require a </w:t>
+      </w:r>
+      <w:r>
+        <w:rPr>
+          <w:b/>
+        </w:rPr>
+        <w:t>prediction</w:t>
+      </w:r>
+      <w:r>
+        <w:rPr>
+          <w:b w:val="0"/>
+        </w:rPr>
+        <w:t xml:space="preserve"> and a reason before comparing. Expected result: </w:t>
+      </w:r>
+      <w:r>
+        <w:rPr>
+          <w:b/>
+        </w:rPr>
+        <w:t>70%</w:t>
+      </w:r>
+      <w:r>
+        <w:rPr>
+          <w:b w:val="0"/>
+        </w:rPr>
+        <w:t xml:space="preserve"> now matches the count; June 31 remains invalid and unresolved.</w:t>
+      </w:r>
+    </w:p>
+    <w:p>
+      <w:pPr>
+        <w:spacing w:line="336" w:lineRule="auto" w:after="180"/>
+        <w:shd w:fill="F5F1FB"/>
+      </w:pPr>
+      <w:r>
+        <w:rPr>
+          <w:b w:val="0"/>
+        </w:rPr>
+        <w:t>Reason: 14÷20×100=</w:t>
+      </w:r>
+      <w:r>
+        <w:rPr>
+          <w:b/>
+        </w:rPr>
+        <w:t>70%</w:t>
+      </w:r>
+      <w:r>
+        <w:rPr>
+          <w:b w:val="0"/>
+        </w:rPr>
+        <w:t xml:space="preserve">; changing a count provides no new calendar </w:t>
+      </w:r>
+      <w:r>
+        <w:rPr>
+          <w:b/>
+        </w:rPr>
+        <w:t>evidence</w:t>
+      </w:r>
+      <w:r>
+        <w:rPr>
+          <w:b w:val="0"/>
+        </w:rPr>
+        <w:t>.</w:t>
+      </w:r>
+    </w:p>
+    <w:p>
+      <w:pPr>
+        <w:pStyle w:val="Heading3"/>
+      </w:pPr>
+      <w:r>
+        <w:t>Protect the independent attempt</w:t>
+      </w:r>
+    </w:p>
+    <w:p>
+      <w:pPr>
+        <w:spacing w:line="336" w:lineRule="auto" w:after="180"/>
+        <w:shd w:fill="FFF5E6"/>
+      </w:pPr>
+      <w:r>
+        <w:rPr>
+          <w:b w:val="0"/>
+        </w:rPr>
         <w:t>Independent assessment: withhold the reserved answer until the learner has attempted the new case. Record support separately from correctness.</w:t>
       </w:r>
     </w:p>
@@ -3159,13 +5895,46 @@
       </w:tr>
     </w:tbl>
     <w:p>
-      <w:r>
+      <w:pPr>
+        <w:pStyle w:val="Heading3"/>
+      </w:pPr>
+      <w:r>
+        <w:t>Project checkpoint</w:t>
+      </w:r>
+    </w:p>
+    <w:p>
+      <w:pPr>
+        <w:spacing w:line="336" w:lineRule="auto" w:after="180"/>
+        <w:shd w:fill="EDF7F3"/>
+      </w:pPr>
+      <w:r>
+        <w:rPr>
+          <w:b w:val="0"/>
+        </w:rPr>
         <w:t>Project checkpoint: Test changed cases. Keep normal, boundary and failure cases; compare expected and observed results.</w:t>
       </w:r>
     </w:p>
     <w:p>
-      <w:r>
-        <w:t>Use the weekly teacher answer for topic-specific reasoning. A saved progress tick is an activity record; judge mastery from the learner’s explanation and evidence.</w:t>
+      <w:pPr>
+        <w:spacing w:line="336" w:lineRule="auto" w:after="180"/>
+      </w:pPr>
+      <w:r>
+        <w:rPr>
+          <w:b w:val="0"/>
+        </w:rPr>
+        <w:t xml:space="preserve">Use the weekly teacher answer for topic-specific reasoning. A saved progress tick is an activity record; judge mastery from the learner’s explanation and </w:t>
+      </w:r>
+      <w:r>
+        <w:rPr>
+          <w:b/>
+        </w:rPr>
+        <w:t>evidence</w:t>
+      </w:r>
+      <w:r>
+        <w:rPr>
+          <w:b w:val="0"/>
+        </w:rPr>
+        <w:t>.</w:t>
       </w:r>
     </w:p>
     <w:p>
@@ -3178,27 +5947,975 @@
     </w:p>
     <w:p>
       <w:r>
-        <w:t>Use the two formative questions as supported practice, not as independent mastery scores. Discuss the deciding evidence rather than accepting a guessed selection.</w:t>
-      </w:r>
-    </w:p>
-    <w:p>
-      <w:r>
+        <w:t>Use feedback, earlier review and portfolios purposefully. Apply the coding routine only when this lesson has an executable lab.</w:t>
+      </w:r>
+    </w:p>
+    <w:p>
+      <w:pPr>
+        <w:spacing w:line="336" w:lineRule="auto" w:after="180"/>
+      </w:pPr>
+      <w:r>
+        <w:rPr>
+          <w:b w:val="0"/>
+        </w:rPr>
+        <w:t xml:space="preserve">Use the two formative questions as supported practice, not as independent mastery scores. Discuss the deciding </w:t>
+      </w:r>
+      <w:r>
+        <w:rPr>
+          <w:b/>
+        </w:rPr>
+        <w:t>evidence</w:t>
+      </w:r>
+      <w:r>
+        <w:rPr>
+          <w:b w:val="0"/>
+        </w:rPr>
+        <w:t xml:space="preserve"> rather than accepting a guessed selection.</w:t>
+      </w:r>
+    </w:p>
+    <w:p>
+      <w:pPr>
+        <w:spacing w:line="336" w:lineRule="auto" w:after="180"/>
+      </w:pPr>
+      <w:r>
+        <w:rPr>
+          <w:b w:val="0"/>
+        </w:rPr>
         <w:t>The feedback comes from the reviewed public worked case. Do not reveal the separately reserved independent teacher answer until the learner has attempted that case.</w:t>
       </w:r>
     </w:p>
     <w:p>
-      <w:r>
-        <w:t>Ask students to predict before running code. Preserve errors and actual outputs; collect a changed test and an explanation. The branch-boundary and indexing lessons deliberately include failure cases.</w:t>
-      </w:r>
-    </w:p>
-    <w:p>
-      <w:r>
+      <w:pPr>
+        <w:pStyle w:val="Heading3"/>
+      </w:pPr>
+      <w:r>
+        <w:t>For later coding lessons</w:t>
+      </w:r>
+    </w:p>
+    <w:p>
+      <w:r>
+        <w:t>This week has no code block. Use this routine when a later lesson includes an executable lab.</w:t>
+      </w:r>
+    </w:p>
+    <w:p>
+      <w:pPr>
+        <w:spacing w:line="336" w:lineRule="auto" w:after="180"/>
+        <w:shd w:fill="F1F6F8"/>
+      </w:pPr>
+      <w:r>
+        <w:rPr>
+          <w:b w:val="0"/>
+        </w:rPr>
+        <w:t xml:space="preserve">Ask students to predict before running code. Preserve errors and actual </w:t>
+      </w:r>
+      <w:r>
+        <w:rPr>
+          <w:b/>
+        </w:rPr>
+        <w:t>output</w:t>
+      </w:r>
+      <w:r>
+        <w:rPr>
+          <w:b w:val="0"/>
+        </w:rPr>
+        <w:t>s; collect a changed test and an explanation. The branch-boundary and indexing lessons deliberately include failure cases.</w:t>
+      </w:r>
+    </w:p>
+    <w:p>
+      <w:pPr>
+        <w:spacing w:line="336" w:lineRule="auto" w:after="180"/>
+      </w:pPr>
+      <w:r>
+        <w:rPr>
+          <w:b w:val="0"/>
+        </w:rPr>
         <w:t>Use the earlier worked-explanation links to address a specific missing building block, then return to the current question. Adapt this suggestion after observing the learner; it is not an automatic diagnosis.</w:t>
       </w:r>
     </w:p>
     <w:p>
-      <w:r>
-        <w:t>Collect the completed-work portfolio as evidence. Record support separately from correctness, and assess explanation, trace/test and limitations. Progress ticks and quiz selections alone do not establish mastery.</w:t>
+      <w:pPr>
+        <w:spacing w:line="336" w:lineRule="auto" w:after="180"/>
+      </w:pPr>
+      <w:r>
+        <w:rPr>
+          <w:b w:val="0"/>
+        </w:rPr>
+        <w:t xml:space="preserve">Collect the completed-work portfolio as </w:t>
+      </w:r>
+      <w:r>
+        <w:rPr>
+          <w:b/>
+        </w:rPr>
+        <w:t>evidence</w:t>
+      </w:r>
+      <w:r>
+        <w:rPr>
+          <w:b w:val="0"/>
+        </w:rPr>
+        <w:t>. Record support separately from correctness, and assess explanation, trace/test and limitations. Progress ticks and quiz selections alone do not establish mastery.</w:t>
+      </w:r>
+    </w:p>
+    <w:p>
+      <w:pPr>
+        <w:pStyle w:val="Heading1"/>
+      </w:pPr>
+      <w:r>
+        <w:t>09. Visual concept journey</w:t>
+      </w:r>
+    </w:p>
+    <w:p>
+      <w:r>
+        <w:t>Show one Verify Numbers and Dates graphic at a time, request a prediction and discuss its trace before the independent assessment.</w:t>
+      </w:r>
+    </w:p>
+    <w:p>
+      <w:pPr>
+        <w:spacing w:line="336" w:lineRule="auto" w:after="180"/>
+      </w:pPr>
+      <w:r>
+        <w:rPr>
+          <w:b w:val="0"/>
+        </w:rPr>
+        <w:t xml:space="preserve">Use one picture at a time. Hide a worked result before asking for a </w:t>
+      </w:r>
+      <w:r>
+        <w:rPr>
+          <w:b/>
+        </w:rPr>
+        <w:t>prediction</w:t>
+      </w:r>
+      <w:r>
+        <w:rPr>
+          <w:b w:val="0"/>
+        </w:rPr>
+        <w:t>, then reveal it for feedback. These are supported teaching cases; retain the separate independent assessment for a fresh first attempt.</w:t>
+      </w:r>
+    </w:p>
+    <w:p>
+      <w:pPr>
+        <w:pStyle w:val="Heading3"/>
+      </w:pPr>
+      <w:r>
+        <w:t>01. Verify Numbers and Dates: the case</w:t>
+      </w:r>
+    </w:p>
+    <w:p>
+      <w:r>
+        <w:drawing>
+          <wp:inline xmlns:a="http://schemas.openxmlformats.org/drawingml/2006/main" xmlns:pic="http://schemas.openxmlformats.org/drawingml/2006/picture">
+            <wp:extent cx="5486400" cy="2840736"/>
+            <wp:docPr id="2" name="Picture 2" descr="A fictional Study Buddy checks a science-club summary against supplied counts and calendar facts. Supplied facts: Record: 15 of 20 fictional model trials passed. Draft: “70% passed; the meeting is on June 31.” June has 30 days. No authoritative record gives the intended meeting date."/>
+            <wp:cNvGraphicFramePr>
+              <a:graphicFrameLocks noChangeAspect="1"/>
+            </wp:cNvGraphicFramePr>
+            <a:graphic>
+              <a:graphicData uri="http://schemas.openxmlformats.org/drawingml/2006/picture">
+                <pic:pic>
+                  <pic:nvPicPr>
+                    <pic:cNvPr id="0" name="academy-story-ai-3-16-01.png"/>
+                    <pic:cNvPicPr/>
+                  </pic:nvPicPr>
+                  <pic:blipFill>
+                    <a:blip r:embed="rId10"/>
+                    <a:stretch>
+                      <a:fillRect/>
+                    </a:stretch>
+                  </pic:blipFill>
+                  <pic:spPr>
+                    <a:xfrm>
+                      <a:off x="0" y="0"/>
+                      <a:ext cx="5486400" cy="2840736"/>
+                    </a:xfrm>
+                    <a:prstGeom prst="rect"/>
+                  </pic:spPr>
+                </pic:pic>
+              </a:graphicData>
+            </a:graphic>
+          </wp:inline>
+        </w:drawing>
+      </w:r>
+    </w:p>
+    <w:p>
+      <w:pPr>
+        <w:spacing w:line="336" w:lineRule="auto" w:after="180"/>
+      </w:pPr>
+      <w:r>
+        <w:rPr>
+          <w:b w:val="0"/>
+        </w:rPr>
+        <w:t>A fictional Study Buddy checks a science-club summary against supplied counts and calendar facts. Supplied facts: Record: 15 of 20 fictional model trials passed.</w:t>
+      </w:r>
+    </w:p>
+    <w:p>
+      <w:pPr>
+        <w:spacing w:line="336" w:lineRule="auto" w:after="180"/>
+      </w:pPr>
+      <w:r>
+        <w:rPr>
+          <w:b w:val="0"/>
+        </w:rPr>
+        <w:t>Draft: “</w:t>
+      </w:r>
+      <w:r>
+        <w:rPr>
+          <w:b/>
+        </w:rPr>
+        <w:t>70%</w:t>
+      </w:r>
+      <w:r>
+        <w:rPr>
+          <w:b w:val="0"/>
+        </w:rPr>
+        <w:t xml:space="preserve"> passed; the meeting is on June 31.” June has 30 days. No authoritative record gives the intended meeting date.</w:t>
+      </w:r>
+    </w:p>
+    <w:p>
+      <w:pPr>
+        <w:spacing w:line="336" w:lineRule="auto" w:after="180"/>
+        <w:shd w:fill="F5F1FB"/>
+      </w:pPr>
+      <w:r>
+        <w:rPr>
+          <w:b w:val="0"/>
+        </w:rPr>
+        <w:t>Point to the given fact that matters most. Explain why it matters.</w:t>
+      </w:r>
+    </w:p>
+    <w:p>
+      <w:pPr>
+        <w:pStyle w:val="Heading3"/>
+      </w:pPr>
+      <w:r>
+        <w:t>Discuss while showing the picture</w:t>
+      </w:r>
+    </w:p>
+    <w:p>
+      <w:pPr>
+        <w:spacing w:line="336" w:lineRule="auto" w:after="180"/>
+        <w:shd w:fill="F1F6F8"/>
+      </w:pPr>
+      <w:r>
+        <w:rPr>
+          <w:b w:val="0"/>
+        </w:rPr>
+        <w:t>Teacher prompt: Point to the given fact that matters most. Explain why it matters. Ask learners to describe one label or arrow in ordinary words. Use the adjacent transcript if the image is difficult to see.</w:t>
+      </w:r>
+    </w:p>
+    <w:p>
+      <w:pPr>
+        <w:pStyle w:val="Heading3"/>
+      </w:pPr>
+      <w:r>
+        <w:t>02. Follow the deciding steps</w:t>
+      </w:r>
+    </w:p>
+    <w:p>
+      <w:r>
+        <w:drawing>
+          <wp:inline xmlns:a="http://schemas.openxmlformats.org/drawingml/2006/main" xmlns:pic="http://schemas.openxmlformats.org/drawingml/2006/picture">
+            <wp:extent cx="5486400" cy="4005072"/>
+            <wp:docPr id="3" name="Picture 3" descr="Check denominator: There are 15 passes out of 20 total trials. → Calculate percentage: 15÷20×100=75%, not 70%. → Validate date: June 31 is invalid because June has 30 days. → Resolve missing intent: Ask the event owner for the correct date; do not assume June 30 or July 1."/>
+            <wp:cNvGraphicFramePr>
+              <a:graphicFrameLocks noChangeAspect="1"/>
+            </wp:cNvGraphicFramePr>
+            <a:graphic>
+              <a:graphicData uri="http://schemas.openxmlformats.org/drawingml/2006/picture">
+                <pic:pic>
+                  <pic:nvPicPr>
+                    <pic:cNvPr id="0" name="academy-story-ai-3-16-02.png"/>
+                    <pic:cNvPicPr/>
+                  </pic:nvPicPr>
+                  <pic:blipFill>
+                    <a:blip r:embed="rId11"/>
+                    <a:stretch>
+                      <a:fillRect/>
+                    </a:stretch>
+                  </pic:blipFill>
+                  <pic:spPr>
+                    <a:xfrm>
+                      <a:off x="0" y="0"/>
+                      <a:ext cx="5486400" cy="4005072"/>
+                    </a:xfrm>
+                    <a:prstGeom prst="rect"/>
+                  </pic:spPr>
+                </pic:pic>
+              </a:graphicData>
+            </a:graphic>
+          </wp:inline>
+        </w:drawing>
+      </w:r>
+    </w:p>
+    <w:p>
+      <w:pPr>
+        <w:spacing w:line="336" w:lineRule="auto" w:after="180"/>
+      </w:pPr>
+      <w:r>
+        <w:rPr>
+          <w:b w:val="0"/>
+        </w:rPr>
+        <w:t xml:space="preserve">Check denominator: There are 15 passes out of 20 total trials. → Calculate percentage: 15÷20×100=75%, not </w:t>
+      </w:r>
+      <w:r>
+        <w:rPr>
+          <w:b/>
+        </w:rPr>
+        <w:t>70%</w:t>
+      </w:r>
+      <w:r>
+        <w:rPr>
+          <w:b w:val="0"/>
+        </w:rPr>
+        <w:t>. → Validate date: June 31 is invalid because June has 30 days. → Resolve missing intent: Ask the event owner for the correct date; do not assume June 30 or July 1.</w:t>
+      </w:r>
+    </w:p>
+    <w:p>
+      <w:pPr>
+        <w:spacing w:line="336" w:lineRule="auto" w:after="180"/>
+        <w:shd w:fill="F5F1FB"/>
+      </w:pPr>
+      <w:r>
+        <w:rPr>
+          <w:b w:val="0"/>
+        </w:rPr>
+        <w:t xml:space="preserve">Point to each numbered stage and explain which recorded </w:t>
+      </w:r>
+      <w:r>
+        <w:rPr>
+          <w:b/>
+        </w:rPr>
+        <w:t>input</w:t>
+      </w:r>
+      <w:r>
+        <w:rPr>
+          <w:b w:val="0"/>
+        </w:rPr>
+        <w:t xml:space="preserve"> it uses.</w:t>
+      </w:r>
+    </w:p>
+    <w:p>
+      <w:pPr>
+        <w:pStyle w:val="Heading3"/>
+      </w:pPr>
+      <w:r>
+        <w:t>Discuss while showing the picture</w:t>
+      </w:r>
+    </w:p>
+    <w:p>
+      <w:pPr>
+        <w:spacing w:line="336" w:lineRule="auto" w:after="180"/>
+        <w:shd w:fill="F1F6F8"/>
+      </w:pPr>
+      <w:r>
+        <w:rPr>
+          <w:b w:val="0"/>
+        </w:rPr>
+        <w:t xml:space="preserve">Teacher prompt: Point to each numbered stage and explain which recorded </w:t>
+      </w:r>
+      <w:r>
+        <w:rPr>
+          <w:b/>
+        </w:rPr>
+        <w:t>input</w:t>
+      </w:r>
+      <w:r>
+        <w:rPr>
+          <w:b w:val="0"/>
+        </w:rPr>
+        <w:t xml:space="preserve"> it uses. Ask learners to describe one label or arrow in ordinary words. Use the adjacent transcript if the image is difficult to see.</w:t>
+      </w:r>
+    </w:p>
+    <w:p>
+      <w:pPr>
+        <w:pStyle w:val="Heading3"/>
+      </w:pPr>
+      <w:r>
+        <w:t>03. Claim support and citation evaluation — evidence trace</w:t>
+      </w:r>
+    </w:p>
+    <w:p>
+      <w:r>
+        <w:drawing>
+          <wp:inline xmlns:a="http://schemas.openxmlformats.org/drawingml/2006/main" xmlns:pic="http://schemas.openxmlformats.org/drawingml/2006/picture">
+            <wp:extent cx="5486400" cy="2834640"/>
+            <wp:docPr id="4" name="Picture 4" descr="Claim support and citation evaluation — evidence trace. An answer has four factual claims. Three have citations, but only two are supported by their cited passages. All links exist. | For this classroom rubric count a claim as supported only when its cited passage entails it. | Claim support is 2/4=50%; citation presence is 3/4=75%; link existence among three citations is 3/3. These measure different failures."/>
+            <wp:cNvGraphicFramePr>
+              <a:graphicFrameLocks noChangeAspect="1"/>
+            </wp:cNvGraphicFramePr>
+            <a:graphic>
+              <a:graphicData uri="http://schemas.openxmlformats.org/drawingml/2006/picture">
+                <pic:pic>
+                  <pic:nvPicPr>
+                    <pic:cNvPr id="0" name="academy-story-ai-3-16-03.png"/>
+                    <pic:cNvPicPr/>
+                  </pic:nvPicPr>
+                  <pic:blipFill>
+                    <a:blip r:embed="rId12"/>
+                    <a:stretch>
+                      <a:fillRect/>
+                    </a:stretch>
+                  </pic:blipFill>
+                  <pic:spPr>
+                    <a:xfrm>
+                      <a:off x="0" y="0"/>
+                      <a:ext cx="5486400" cy="2834640"/>
+                    </a:xfrm>
+                    <a:prstGeom prst="rect"/>
+                  </pic:spPr>
+                </pic:pic>
+              </a:graphicData>
+            </a:graphic>
+          </wp:inline>
+        </w:drawing>
+      </w:r>
+    </w:p>
+    <w:p>
+      <w:pPr>
+        <w:spacing w:line="336" w:lineRule="auto" w:after="180"/>
+      </w:pPr>
+      <w:r>
+        <w:rPr>
+          <w:b w:val="0"/>
+        </w:rPr>
+        <w:t xml:space="preserve">Claim support and citation evaluation — </w:t>
+      </w:r>
+      <w:r>
+        <w:rPr>
+          <w:b/>
+        </w:rPr>
+        <w:t>evidence</w:t>
+      </w:r>
+      <w:r>
+        <w:rPr>
+          <w:b w:val="0"/>
+        </w:rPr>
+        <w:t xml:space="preserve"> trace. An answer has four factual claims. Three have citations, but only two are supported by their cited passages.</w:t>
+      </w:r>
+    </w:p>
+    <w:p>
+      <w:pPr>
+        <w:spacing w:line="336" w:lineRule="auto" w:after="180"/>
+      </w:pPr>
+      <w:r>
+        <w:rPr>
+          <w:b w:val="0"/>
+        </w:rPr>
+        <w:t>All links exist. | For this classroom rubric count a claim as supported only when its cited passage entails it. | Claim support is 2/4=50%; citation presence is 3/4=75%; link existence among three citations is 3/3.</w:t>
+      </w:r>
+    </w:p>
+    <w:p>
+      <w:pPr>
+        <w:spacing w:line="336" w:lineRule="auto" w:after="180"/>
+      </w:pPr>
+      <w:r>
+        <w:rPr>
+          <w:b w:val="0"/>
+        </w:rPr>
+        <w:t>These measure different failures.</w:t>
+      </w:r>
+    </w:p>
+    <w:p>
+      <w:pPr>
+        <w:spacing w:line="336" w:lineRule="auto" w:after="180"/>
+        <w:shd w:fill="F5F1FB"/>
+      </w:pPr>
+      <w:r>
+        <w:rPr>
+          <w:b w:val="0"/>
+        </w:rPr>
+        <w:t>Read the labels and values. Explain the relationship the model shows.</w:t>
+      </w:r>
+    </w:p>
+    <w:p>
+      <w:pPr>
+        <w:pStyle w:val="Heading3"/>
+      </w:pPr>
+      <w:r>
+        <w:t>Discuss while showing the picture</w:t>
+      </w:r>
+    </w:p>
+    <w:p>
+      <w:pPr>
+        <w:spacing w:line="336" w:lineRule="auto" w:after="180"/>
+        <w:shd w:fill="F1F6F8"/>
+      </w:pPr>
+      <w:r>
+        <w:rPr>
+          <w:b w:val="0"/>
+        </w:rPr>
+        <w:t>Teacher prompt: Read the labels and values. Explain the relationship the model shows. Ask learners to describe one label or arrow in ordinary words. Use the adjacent transcript if the image is difficult to see.</w:t>
+      </w:r>
+    </w:p>
+    <w:p>
+      <w:pPr>
+        <w:pStyle w:val="Heading3"/>
+      </w:pPr>
+      <w:r>
+        <w:t>04. Change one thing. Trace what follows.</w:t>
+      </w:r>
+    </w:p>
+    <w:p>
+      <w:r>
+        <w:drawing>
+          <wp:inline xmlns:a="http://schemas.openxmlformats.org/drawingml/2006/main" xmlns:pic="http://schemas.openxmlformats.org/drawingml/2006/picture">
+            <wp:extent cx="5486400" cy="3026664"/>
+            <wp:docPr id="5" name="Picture 5" descr="Original case: Ask the event owner for the correct date; do not assume June 30 or July 1. Changed condition: The count is revised to 14 passes out of 20, but no date record is added. Expected result: 70% now matches the count; June 31 remains invalid and unresolved. Reason: 14÷20×100=70%; changing a count provides no new calendar evidence."/>
+            <wp:cNvGraphicFramePr>
+              <a:graphicFrameLocks noChangeAspect="1"/>
+            </wp:cNvGraphicFramePr>
+            <a:graphic>
+              <a:graphicData uri="http://schemas.openxmlformats.org/drawingml/2006/picture">
+                <pic:pic>
+                  <pic:nvPicPr>
+                    <pic:cNvPr id="0" name="academy-story-ai-3-16-04.png"/>
+                    <pic:cNvPicPr/>
+                  </pic:nvPicPr>
+                  <pic:blipFill>
+                    <a:blip r:embed="rId13"/>
+                    <a:stretch>
+                      <a:fillRect/>
+                    </a:stretch>
+                  </pic:blipFill>
+                  <pic:spPr>
+                    <a:xfrm>
+                      <a:off x="0" y="0"/>
+                      <a:ext cx="5486400" cy="3026664"/>
+                    </a:xfrm>
+                    <a:prstGeom prst="rect"/>
+                  </pic:spPr>
+                </pic:pic>
+              </a:graphicData>
+            </a:graphic>
+          </wp:inline>
+        </w:drawing>
+      </w:r>
+    </w:p>
+    <w:p>
+      <w:pPr>
+        <w:spacing w:line="336" w:lineRule="auto" w:after="180"/>
+      </w:pPr>
+      <w:r>
+        <w:rPr>
+          <w:b w:val="0"/>
+        </w:rPr>
+        <w:t>Original case: Ask the event owner for the correct date; do not assume June 30 or July 1. Changed condition: The count is revised to 14 passes out of 20, but no date record is added.</w:t>
+      </w:r>
+    </w:p>
+    <w:p>
+      <w:pPr>
+        <w:spacing w:line="336" w:lineRule="auto" w:after="180"/>
+      </w:pPr>
+      <w:r>
+        <w:rPr>
+          <w:b w:val="0"/>
+        </w:rPr>
+        <w:t xml:space="preserve">Expected result: </w:t>
+      </w:r>
+      <w:r>
+        <w:rPr>
+          <w:b/>
+        </w:rPr>
+        <w:t>70%</w:t>
+      </w:r>
+      <w:r>
+        <w:rPr>
+          <w:b w:val="0"/>
+        </w:rPr>
+        <w:t xml:space="preserve"> now matches the count; June 31 remains invalid and unresolved. Reason: 14÷20×100=</w:t>
+      </w:r>
+      <w:r>
+        <w:rPr>
+          <w:b/>
+        </w:rPr>
+        <w:t>70%</w:t>
+      </w:r>
+      <w:r>
+        <w:rPr>
+          <w:b w:val="0"/>
+        </w:rPr>
+        <w:t xml:space="preserve">; changing a count provides no new calendar </w:t>
+      </w:r>
+      <w:r>
+        <w:rPr>
+          <w:b/>
+        </w:rPr>
+        <w:t>evidence</w:t>
+      </w:r>
+      <w:r>
+        <w:rPr>
+          <w:b w:val="0"/>
+        </w:rPr>
+        <w:t>.</w:t>
+      </w:r>
+    </w:p>
+    <w:p>
+      <w:pPr>
+        <w:spacing w:line="336" w:lineRule="auto" w:after="180"/>
+        <w:shd w:fill="F5F1FB"/>
+      </w:pPr>
+      <w:r>
+        <w:rPr>
+          <w:b w:val="0"/>
+        </w:rPr>
+        <w:t>Predict before checking the worked changed-case result. Name what changed and what the supplied facts allow you to conclude.</w:t>
+      </w:r>
+    </w:p>
+    <w:p>
+      <w:pPr>
+        <w:pStyle w:val="Heading3"/>
+      </w:pPr>
+      <w:r>
+        <w:t>Discuss while showing the picture</w:t>
+      </w:r>
+    </w:p>
+    <w:p>
+      <w:pPr>
+        <w:spacing w:line="336" w:lineRule="auto" w:after="180"/>
+        <w:shd w:fill="F1F6F8"/>
+      </w:pPr>
+      <w:r>
+        <w:rPr>
+          <w:b w:val="0"/>
+        </w:rPr>
+        <w:t>Teacher prompt: Predict before checking the worked changed-case result. Name what changed and what the supplied facts allow you to conclude. Ask learners to describe one label or arrow in ordinary words.</w:t>
+      </w:r>
+    </w:p>
+    <w:p>
+      <w:pPr>
+        <w:spacing w:line="336" w:lineRule="auto" w:after="180"/>
+        <w:shd w:fill="F1F6F8"/>
+      </w:pPr>
+      <w:r>
+        <w:rPr>
+          <w:b w:val="0"/>
+        </w:rPr>
+        <w:t>Use the adjacent transcript if the image is difficult to see. Changed-case reasoning: 14÷20×100=</w:t>
+      </w:r>
+      <w:r>
+        <w:rPr>
+          <w:b/>
+        </w:rPr>
+        <w:t>70%</w:t>
+      </w:r>
+      <w:r>
+        <w:rPr>
+          <w:b w:val="0"/>
+        </w:rPr>
+        <w:t xml:space="preserve">; changing a count provides no new calendar </w:t>
+      </w:r>
+      <w:r>
+        <w:rPr>
+          <w:b/>
+        </w:rPr>
+        <w:t>evidence</w:t>
+      </w:r>
+      <w:r>
+        <w:rPr>
+          <w:b w:val="0"/>
+        </w:rPr>
+        <w:t>.</w:t>
+      </w:r>
+    </w:p>
+    <w:p>
+      <w:pPr>
+        <w:pStyle w:val="Heading3"/>
+      </w:pPr>
+      <w:r>
+        <w:t>05. Connect the explanation to its limit</w:t>
+      </w:r>
+    </w:p>
+    <w:p>
+      <w:r>
+        <w:drawing>
+          <wp:inline xmlns:a="http://schemas.openxmlformats.org/drawingml/2006/main" xmlns:pic="http://schemas.openxmlformats.org/drawingml/2006/picture">
+            <wp:extent cx="5486400" cy="2834640"/>
+            <wp:docPr id="6" name="Picture 6" descr="A percentage requires the correct numerator and denominator. Calendar validation identifies an impossible date, but it cannot discover what date the author intended. These checks use different evidence: arithmetic repairs the percentage from the supplied counts, while the date needs another authoritative source before publication. Limit: This check confirms internal arithmetic and date validity, not whether the fictional trial measurements themselves were reliable."/>
+            <wp:cNvGraphicFramePr>
+              <a:graphicFrameLocks noChangeAspect="1"/>
+            </wp:cNvGraphicFramePr>
+            <a:graphic>
+              <a:graphicData uri="http://schemas.openxmlformats.org/drawingml/2006/picture">
+                <pic:pic>
+                  <pic:nvPicPr>
+                    <pic:cNvPr id="0" name="academy-story-ai-3-16-05.png"/>
+                    <pic:cNvPicPr/>
+                  </pic:nvPicPr>
+                  <pic:blipFill>
+                    <a:blip r:embed="rId14"/>
+                    <a:stretch>
+                      <a:fillRect/>
+                    </a:stretch>
+                  </pic:blipFill>
+                  <pic:spPr>
+                    <a:xfrm>
+                      <a:off x="0" y="0"/>
+                      <a:ext cx="5486400" cy="2834640"/>
+                    </a:xfrm>
+                    <a:prstGeom prst="rect"/>
+                  </pic:spPr>
+                </pic:pic>
+              </a:graphicData>
+            </a:graphic>
+          </wp:inline>
+        </w:drawing>
+      </w:r>
+    </w:p>
+    <w:p>
+      <w:pPr>
+        <w:spacing w:line="336" w:lineRule="auto" w:after="180"/>
+      </w:pPr>
+      <w:r>
+        <w:rPr>
+          <w:b w:val="0"/>
+        </w:rPr>
+        <w:t>A percentage requires the correct numerator and denominator. Calendar validation identifies an impossible date, but it cannot discover what date the author intended.</w:t>
+      </w:r>
+    </w:p>
+    <w:p>
+      <w:pPr>
+        <w:spacing w:line="336" w:lineRule="auto" w:after="180"/>
+      </w:pPr>
+      <w:r>
+        <w:rPr>
+          <w:b w:val="0"/>
+        </w:rPr>
+        <w:t xml:space="preserve">These checks use different </w:t>
+      </w:r>
+      <w:r>
+        <w:rPr>
+          <w:b/>
+        </w:rPr>
+        <w:t>evidence</w:t>
+      </w:r>
+      <w:r>
+        <w:rPr>
+          <w:b w:val="0"/>
+        </w:rPr>
+        <w:t>: arithmetic repairs the percentage from the supplied counts, while the date needs another authoritative source before publication.</w:t>
+      </w:r>
+    </w:p>
+    <w:p>
+      <w:pPr>
+        <w:spacing w:line="336" w:lineRule="auto" w:after="180"/>
+      </w:pPr>
+      <w:r>
+        <w:rPr>
+          <w:b w:val="0"/>
+        </w:rPr>
+        <w:t>Limit: This check confirms internal arithmetic and date validity, not whether the fictional trial measurements themselves were reliable.</w:t>
+      </w:r>
+    </w:p>
+    <w:p>
+      <w:pPr>
+        <w:spacing w:line="336" w:lineRule="auto" w:after="180"/>
+        <w:shd w:fill="F5F1FB"/>
+      </w:pPr>
+      <w:r>
+        <w:rPr>
+          <w:b w:val="0"/>
+        </w:rPr>
+        <w:t>Explain the case, then point to a limit on the claim.</w:t>
+      </w:r>
+    </w:p>
+    <w:p>
+      <w:pPr>
+        <w:pStyle w:val="Heading3"/>
+      </w:pPr>
+      <w:r>
+        <w:t>Discuss while showing the picture</w:t>
+      </w:r>
+    </w:p>
+    <w:p>
+      <w:pPr>
+        <w:spacing w:line="336" w:lineRule="auto" w:after="180"/>
+        <w:shd w:fill="F1F6F8"/>
+      </w:pPr>
+      <w:r>
+        <w:rPr>
+          <w:b w:val="0"/>
+        </w:rPr>
+        <w:t>Teacher prompt: Explain the case, then point to a limit on the claim. Ask learners to describe one label or arrow in ordinary words. Use the adjacent transcript if the image is difficult to see.</w:t>
+      </w:r>
+    </w:p>
+    <w:p>
+      <w:pPr>
+        <w:spacing w:line="336" w:lineRule="auto" w:after="180"/>
+        <w:shd w:fill="F1F6F8"/>
+      </w:pPr>
+      <w:r>
+        <w:rPr>
+          <w:b w:val="0"/>
+        </w:rPr>
+        <w:t>Keep the stated scope: This check confirms internal arithmetic and date validity, not whether the fictional trial measurements themselves were reliable.</w:t>
+      </w:r>
+    </w:p>
+    <w:p>
+      <w:pPr>
+        <w:pStyle w:val="Heading3"/>
+      </w:pPr>
+      <w:r>
+        <w:t>06. Make the idea visible in your project</w:t>
+      </w:r>
+    </w:p>
+    <w:p>
+      <w:r>
+        <w:drawing>
+          <wp:inline xmlns:a="http://schemas.openxmlformats.org/drawingml/2006/main" xmlns:pic="http://schemas.openxmlformats.org/drawingml/2006/picture">
+            <wp:extent cx="5486400" cy="3380232"/>
+            <wp:docPr id="7" name="Picture 7" descr="Make Study Buddy check quantities, units, dates and source support separately; record unresolved fields instead of guessing. Draw your input, deciding step, result and limit. Supported question: Which part can be corrected immediately from existing evidence, and which needs follow-up?"/>
+            <wp:cNvGraphicFramePr>
+              <a:graphicFrameLocks noChangeAspect="1"/>
+            </wp:cNvGraphicFramePr>
+            <a:graphic>
+              <a:graphicData uri="http://schemas.openxmlformats.org/drawingml/2006/picture">
+                <pic:pic>
+                  <pic:nvPicPr>
+                    <pic:cNvPr id="0" name="academy-story-ai-3-16-06.png"/>
+                    <pic:cNvPicPr/>
+                  </pic:nvPicPr>
+                  <pic:blipFill>
+                    <a:blip r:embed="rId15"/>
+                    <a:stretch>
+                      <a:fillRect/>
+                    </a:stretch>
+                  </pic:blipFill>
+                  <pic:spPr>
+                    <a:xfrm>
+                      <a:off x="0" y="0"/>
+                      <a:ext cx="5486400" cy="3380232"/>
+                    </a:xfrm>
+                    <a:prstGeom prst="rect"/>
+                  </pic:spPr>
+                </pic:pic>
+              </a:graphicData>
+            </a:graphic>
+          </wp:inline>
+        </w:drawing>
+      </w:r>
+    </w:p>
+    <w:p>
+      <w:pPr>
+        <w:spacing w:line="336" w:lineRule="auto" w:after="180"/>
+      </w:pPr>
+      <w:r>
+        <w:rPr>
+          <w:b w:val="0"/>
+        </w:rPr>
+        <w:t xml:space="preserve">Make Study Buddy check quantities, </w:t>
+      </w:r>
+      <w:r>
+        <w:rPr>
+          <w:b/>
+        </w:rPr>
+        <w:t>unit</w:t>
+      </w:r>
+      <w:r>
+        <w:rPr>
+          <w:b w:val="0"/>
+        </w:rPr>
+        <w:t xml:space="preserve">s, dates and source support separately; record unresolved fields instead of guessing. Draw your </w:t>
+      </w:r>
+      <w:r>
+        <w:rPr>
+          <w:b/>
+        </w:rPr>
+        <w:t>input</w:t>
+      </w:r>
+      <w:r>
+        <w:rPr>
+          <w:b w:val="0"/>
+        </w:rPr>
+        <w:t>, deciding step, result and limit.</w:t>
+      </w:r>
+    </w:p>
+    <w:p>
+      <w:pPr>
+        <w:spacing w:line="336" w:lineRule="auto" w:after="180"/>
+      </w:pPr>
+      <w:r>
+        <w:rPr>
+          <w:b w:val="0"/>
+        </w:rPr>
+        <w:t xml:space="preserve">Supported question: Which part can be corrected immediately from existing </w:t>
+      </w:r>
+      <w:r>
+        <w:rPr>
+          <w:b/>
+        </w:rPr>
+        <w:t>evidence</w:t>
+      </w:r>
+      <w:r>
+        <w:rPr>
+          <w:b w:val="0"/>
+        </w:rPr>
+        <w:t>, and which needs follow-up?</w:t>
+      </w:r>
+    </w:p>
+    <w:p>
+      <w:pPr>
+        <w:spacing w:line="336" w:lineRule="auto" w:after="180"/>
+        <w:shd w:fill="F5F1FB"/>
+      </w:pPr>
+      <w:r>
+        <w:rPr>
+          <w:b w:val="0"/>
+        </w:rPr>
+        <w:t xml:space="preserve">Draw your project trace and justify the deciding step using </w:t>
+      </w:r>
+      <w:r>
+        <w:rPr>
+          <w:b/>
+        </w:rPr>
+        <w:t>evidence</w:t>
+      </w:r>
+      <w:r>
+        <w:rPr>
+          <w:b w:val="0"/>
+        </w:rPr>
+        <w:t>.</w:t>
+      </w:r>
+    </w:p>
+    <w:p>
+      <w:pPr>
+        <w:pStyle w:val="Heading3"/>
+      </w:pPr>
+      <w:r>
+        <w:t>Discuss while showing the picture</w:t>
+      </w:r>
+    </w:p>
+    <w:p>
+      <w:pPr>
+        <w:spacing w:line="336" w:lineRule="auto" w:after="180"/>
+        <w:shd w:fill="F1F6F8"/>
+      </w:pPr>
+      <w:r>
+        <w:rPr>
+          <w:b w:val="0"/>
+        </w:rPr>
+        <w:t xml:space="preserve">Teacher prompt: Draw your project trace and justify the deciding step using </w:t>
+      </w:r>
+      <w:r>
+        <w:rPr>
+          <w:b/>
+        </w:rPr>
+        <w:t>evidence</w:t>
+      </w:r>
+      <w:r>
+        <w:rPr>
+          <w:b w:val="0"/>
+        </w:rPr>
+        <w:t>. Ask learners to describe one label or arrow in ordinary words. Use the adjacent transcript if the image is difficult to see.</w:t>
+      </w:r>
+    </w:p>
+    <w:p>
+      <w:pPr>
+        <w:spacing w:line="336" w:lineRule="auto" w:after="180"/>
+        <w:shd w:fill="F1F6F8"/>
+      </w:pPr>
+      <w:r>
+        <w:rPr>
+          <w:b w:val="0"/>
+        </w:rPr>
+        <w:t>Supported practice key: Correct percentage to 75% in the original case. The intended date needs confirmation from the responsible event source.</w:t>
       </w:r>
     </w:p>
     <w:sectPr>

--- a/downloads/teacher/ai-3-week-16.docx
+++ b/downloads/teacher/ai-3-week-16.docx
@@ -201,7 +201,7 @@
           </w:tcPr>
           <w:p>
             <w:r>
-              <w:t>Sections 9 and 11–14. Give extra time to finish the full task set; use Section 15 when the week includes a coding lab.</w:t>
+              <w:t>Use “Run the investigation”, “Connect your project”, “Show what you know”, “Study a complete case” and “Try a new case independently”. Give extra time for the full task set. If this week has a coding lab, use its named section; section numbers can change when extra explanations are included.</w:t>
             </w:r>
           </w:p>
         </w:tc>
@@ -5488,7 +5488,7 @@
           </w:tcPr>
           <w:p>
             <w:r>
-              <w:t>Sections 9 and 11–14. Give extra time to finish the full task set; use Section 15 when the week includes a coding lab.</w:t>
+              <w:t>Use “Run the investigation”, “Connect your project”, “Show what you know”, “Study a complete case” and “Try a new case independently”. Give extra time for the full task set. If this week has a coding lab, use its named section; section numbers can change when extra explanations are included.</w:t>
             </w:r>
           </w:p>
         </w:tc>

--- a/downloads/teacher/ai-3-week-16.docx
+++ b/downloads/teacher/ai-3-week-16.docx
@@ -25,20 +25,38 @@
         <w:pStyle w:val="Heading1"/>
       </w:pPr>
       <w:r>
-        <w:t>01. Verify Numbers and Dates</w:t>
-      </w:r>
-    </w:p>
-    <w:p>
-      <w:r>
-        <w:t>Prepare Verify Numbers and Dates: check the target, prerequisites, resources and adaptable teaching schedule.</w:t>
-      </w:r>
-    </w:p>
-    <w:p>
-      <w:pPr>
-        <w:pStyle w:val="Heading3"/>
-      </w:pPr>
-      <w:r>
-        <w:t>Teach the learning cycle</w:t>
+        <w:t>Teach what each check can establish.</w:t>
+      </w:r>
+    </w:p>
+    <w:p>
+      <w:r>
+        <w:t>Model denominator and unit checks, distinguish calendar validity from intent, and assess an uncoached fresh case.</w:t>
+      </w:r>
+    </w:p>
+    <w:p>
+      <w:r>
+        <w:t>Ask for the exact source, calculation trail and missing authority before accepting a correction.</w:t>
+      </w:r>
+    </w:p>
+    <w:p>
+      <w:pPr>
+        <w:pStyle w:val="Heading1"/>
+      </w:pPr>
+      <w:r>
+        <w:t>01. Prepare this connected week</w:t>
+      </w:r>
+    </w:p>
+    <w:p>
+      <w:r>
+        <w:t>Use one main plan and keep practice separate from the independent first attempt.</w:t>
+      </w:r>
+    </w:p>
+    <w:p>
+      <w:pPr>
+        <w:pStyle w:val="Heading2"/>
+      </w:pPr>
+      <w:r>
+        <w:t>Learning goal and precision</w:t>
       </w:r>
     </w:p>
     <w:p>
@@ -49,7 +67,29 @@
         <w:rPr>
           <w:b w:val="0"/>
         </w:rPr>
-        <w:t xml:space="preserve">Primary target: Explain the </w:t>
+        <w:t>Primary target: Verify a numeric claim using its source, denominator and units</w:t>
+      </w:r>
+    </w:p>
+    <w:p>
+      <w:pPr>
+        <w:spacing w:line="336" w:lineRule="auto" w:after="180"/>
+      </w:pPr>
+      <w:r>
+        <w:rPr>
+          <w:b w:val="0"/>
+        </w:rPr>
+        <w:t>Two 45-minute sessions. Citation evaluation checks source existence, exact passage support and coverage of answer claims. A real citation can still be irrelevant.</w:t>
+      </w:r>
+    </w:p>
+    <w:p>
+      <w:pPr>
+        <w:spacing w:line="336" w:lineRule="auto" w:after="180"/>
+      </w:pPr>
+      <w:r>
+        <w:rPr>
+          <w:b w:val="0"/>
+        </w:rPr>
+        <w:t xml:space="preserve">Use the supplied constructed scenarios to make the </w:t>
       </w:r>
       <w:r>
         <w:rPr>
@@ -61,7 +101,97 @@
         <w:rPr>
           <w:b w:val="0"/>
         </w:rPr>
-        <w:t xml:space="preserve"> and terminology of claim support and citation evaluation</w:t>
+        <w:t xml:space="preserve"> inspectable. Collect W4 before sharing solutions.</w:t>
+      </w:r>
+    </w:p>
+    <w:p>
+      <w:pPr>
+        <w:spacing w:line="336" w:lineRule="auto" w:after="180"/>
+      </w:pPr>
+      <w:r>
+        <w:rPr>
+          <w:b w:val="0"/>
+        </w:rPr>
+        <w:t xml:space="preserve">Students should name intermediate </w:t>
+      </w:r>
+      <w:r>
+        <w:rPr>
+          <w:b/>
+        </w:rPr>
+        <w:t>evidence</w:t>
+      </w:r>
+      <w:r>
+        <w:rPr>
+          <w:b w:val="0"/>
+        </w:rPr>
+        <w:t xml:space="preserve"> and limitations; classroom pacing and learning effectiveness remain unvalidated.</w:t>
+      </w:r>
+    </w:p>
+    <w:p>
+      <w:pPr>
+        <w:spacing w:line="336" w:lineRule="auto" w:after="180"/>
+      </w:pPr>
+      <w:r>
+        <w:rPr>
+          <w:b w:val="0"/>
+        </w:rPr>
+        <w:t>By the end, I can verify numbers and dates without inventing the intended correction.</w:t>
+      </w:r>
+    </w:p>
+    <w:p>
+      <w:pPr>
+        <w:pStyle w:val="Heading2"/>
+      </w:pPr>
+      <w:r>
+        <w:t>What to prepare</w:t>
+      </w:r>
+    </w:p>
+    <w:p>
+      <w:pPr>
+        <w:pStyle w:val="ListBullet"/>
+      </w:pPr>
+      <w:r>
+        <w:t>Use the supplied scenario, student illustrations and blank paper. For numeric work, offer counters or a calculator after learners show the setup. Fictional records are supplied; personal data and paid accounts are unnecessary.</w:t>
+      </w:r>
+    </w:p>
+    <w:p>
+      <w:pPr>
+        <w:pStyle w:val="ListBullet"/>
+      </w:pPr>
+      <w:r>
+        <w:t>Case exposure check: this source example appears in ai-2/29, ai-3/16. Reuse a familiar case for recall or modelling; verify that the case used to assess transfer has not already received feedback.</w:t>
+      </w:r>
+    </w:p>
+    <w:p>
+      <w:pPr>
+        <w:pStyle w:val="ListBullet"/>
+      </w:pPr>
+      <w:r>
+        <w:t>Lesson and workbook; paper and pencil</w:t>
+      </w:r>
+    </w:p>
+    <w:p>
+      <w:pPr>
+        <w:pStyle w:val="ListBullet"/>
+      </w:pPr>
+      <w:r>
+        <w:t>Calculator and optional local Python 3 for arithmetic; no live API or private data</w:t>
+      </w:r>
+    </w:p>
+    <w:p>
+      <w:pPr>
+        <w:pStyle w:val="ListBullet"/>
+      </w:pPr>
+      <w:r>
+        <w:t>Prepare the fresh retry separately and withhold its solution until after collection</w:t>
+      </w:r>
+    </w:p>
+    <w:p>
+      <w:pPr>
+        <w:pStyle w:val="Heading2"/>
+      </w:pPr>
+      <w:r>
+        <w:t>Main teaching plan</w:t>
       </w:r>
     </w:p>
     <w:tbl>
@@ -243,13 +373,268 @@
     </w:p>
     <w:p>
       <w:pPr>
+        <w:pStyle w:val="Heading2"/>
+      </w:pPr>
+      <w:r>
+        <w:t>Opening retrieval and readiness</w:t>
+      </w:r>
+    </w:p>
+    <w:p>
+      <w:pPr>
         <w:spacing w:line="336" w:lineRule="auto" w:after="180"/>
       </w:pPr>
       <w:r>
         <w:rPr>
           <w:b w:val="0"/>
         </w:rPr>
-        <w:t>Case exposure check: this source example appears in ai-2/29, ai-3/16. Reuse a familiar case for recall or modelling; verify that the case used to assess transfer has not already received feedback.</w:t>
+        <w:t>Without opening the old lesson, explain one key idea from Source Quality. Give an example and a mistake that the idea helps you avoid.</w:t>
+      </w:r>
+    </w:p>
+    <w:p>
+      <w:pPr>
+        <w:spacing w:line="336" w:lineRule="auto" w:after="180"/>
+      </w:pPr>
+      <w:r>
+        <w:rPr>
+          <w:b w:val="0"/>
+        </w:rPr>
+        <w:t xml:space="preserve">Look for: Explain the </w:t>
+      </w:r>
+      <w:r>
+        <w:rPr>
+          <w:b/>
+        </w:rPr>
+        <w:t>mechanism</w:t>
+      </w:r>
+      <w:r>
+        <w:rPr>
+          <w:b w:val="0"/>
+        </w:rPr>
+        <w:t xml:space="preserve"> and terminology of conflicting and time-sensitive sources</w:t>
+      </w:r>
+    </w:p>
+    <w:p>
+      <w:pPr>
+        <w:spacing w:line="336" w:lineRule="auto" w:after="180"/>
+      </w:pPr>
+      <w:r>
+        <w:rPr>
+          <w:b w:val="0"/>
+        </w:rPr>
+        <w:t xml:space="preserve">Reference example, not the only acceptable wording: Teacher explanation: Changing facts require a stated time and source-version policy. Current-looking records can conflict without enough </w:t>
+      </w:r>
+      <w:r>
+        <w:rPr>
+          <w:b/>
+        </w:rPr>
+        <w:t>evidence</w:t>
+      </w:r>
+      <w:r>
+        <w:rPr>
+          <w:b w:val="0"/>
+        </w:rPr>
+        <w:t xml:space="preserve"> to choose between them.</w:t>
+      </w:r>
+    </w:p>
+    <w:p>
+      <w:pPr>
+        <w:spacing w:line="336" w:lineRule="auto" w:after="180"/>
+      </w:pPr>
+      <w:r>
+        <w:rPr>
+          <w:b w:val="0"/>
+        </w:rPr>
+        <w:t>For this toy task a signed amendment supersedes the referenced original from its effective time. Keep both records. A newer timestamp alone has no authority unless the policy grants it.</w:t>
+      </w:r>
+    </w:p>
+    <w:p>
+      <w:pPr>
+        <w:spacing w:line="336" w:lineRule="auto" w:after="180"/>
+      </w:pPr>
+      <w:r>
+        <w:rPr>
+          <w:b w:val="0"/>
+        </w:rPr>
+        <w:t xml:space="preserve">Without opening the old lesson, explain one key idea from Multimodal </w:t>
+      </w:r>
+      <w:r>
+        <w:rPr>
+          <w:b/>
+        </w:rPr>
+        <w:t>Evidence</w:t>
+      </w:r>
+      <w:r>
+        <w:rPr>
+          <w:b w:val="0"/>
+        </w:rPr>
+        <w:t>. Give an example and a mistake that the idea helps you avoid.</w:t>
+      </w:r>
+    </w:p>
+    <w:p>
+      <w:pPr>
+        <w:spacing w:line="336" w:lineRule="auto" w:after="180"/>
+      </w:pPr>
+      <w:r>
+        <w:rPr>
+          <w:b w:val="0"/>
+        </w:rPr>
+        <w:t xml:space="preserve">Look for: Keep visible </w:t>
+      </w:r>
+      <w:r>
+        <w:rPr>
+          <w:b/>
+        </w:rPr>
+        <w:t>evidence</w:t>
+      </w:r>
+      <w:r>
+        <w:rPr>
+          <w:b w:val="0"/>
+        </w:rPr>
+        <w:t>, hidden contents and caption claims separate</w:t>
+      </w:r>
+    </w:p>
+    <w:p>
+      <w:pPr>
+        <w:spacing w:line="336" w:lineRule="auto" w:after="180"/>
+      </w:pPr>
+      <w:r>
+        <w:rPr>
+          <w:b w:val="0"/>
+        </w:rPr>
+        <w:t>Reference example, not the only acceptable wording: Three reported visible pencils support a lower bound, not a verified total. Hidden contents remain unknown; a caption does not reveal them. Only the supplied new observation and complete-location scope support the changed total.</w:t>
+      </w:r>
+    </w:p>
+    <w:p>
+      <w:pPr>
+        <w:spacing w:line="336" w:lineRule="auto" w:after="180"/>
+      </w:pPr>
+      <w:r>
+        <w:rPr>
+          <w:b w:val="0"/>
+        </w:rPr>
+        <w:t>Without opening the old lesson, explain one key idea from Image Generation Models. Give an example and a mistake that the idea helps you avoid.</w:t>
+      </w:r>
+    </w:p>
+    <w:p>
+      <w:pPr>
+        <w:spacing w:line="336" w:lineRule="auto" w:after="180"/>
+      </w:pPr>
+      <w:r>
+        <w:rPr>
+          <w:b w:val="0"/>
+        </w:rPr>
+        <w:t xml:space="preserve">Look for: Explain the </w:t>
+      </w:r>
+      <w:r>
+        <w:rPr>
+          <w:b/>
+        </w:rPr>
+        <w:t>mechanism</w:t>
+      </w:r>
+      <w:r>
+        <w:rPr>
+          <w:b w:val="0"/>
+        </w:rPr>
+        <w:t xml:space="preserve"> and terminology of image generation and provenance</w:t>
+      </w:r>
+    </w:p>
+    <w:p>
+      <w:pPr>
+        <w:spacing w:line="336" w:lineRule="auto" w:after="180"/>
+      </w:pPr>
+      <w:r>
+        <w:rPr>
+          <w:b w:val="0"/>
+        </w:rPr>
+        <w:t xml:space="preserve">Reference example, not the only acceptable wording: Teacher explanation: An image generator constructs an </w:t>
+      </w:r>
+      <w:r>
+        <w:rPr>
+          <w:b/>
+        </w:rPr>
+        <w:t>output</w:t>
+      </w:r>
+      <w:r>
+        <w:rPr>
+          <w:b w:val="0"/>
+        </w:rPr>
+        <w:t xml:space="preserve"> from learned patterns and a specification. A generated picture is not a record that the depicted event occurred.</w:t>
+      </w:r>
+    </w:p>
+    <w:p>
+      <w:pPr>
+        <w:spacing w:line="336" w:lineRule="auto" w:after="180"/>
+      </w:pPr>
+      <w:r>
+        <w:rPr>
+          <w:b w:val="0"/>
+        </w:rPr>
+        <w:t>Keep a provenance record containing specification, tool/version when known, generation date, edits, permissions and intended use. Label fictional imagery.</w:t>
+      </w:r>
+    </w:p>
+    <w:p>
+      <w:pPr>
+        <w:spacing w:line="336" w:lineRule="auto" w:after="180"/>
+      </w:pPr>
+      <w:r>
+        <w:rPr>
+          <w:b w:val="0"/>
+        </w:rPr>
+        <w:t>Inspect visual requirements and avoid inferring identity or event authenticity from appearance.</w:t>
+      </w:r>
+    </w:p>
+    <w:p>
+      <w:pPr>
+        <w:spacing w:line="336" w:lineRule="auto" w:after="180"/>
+      </w:pPr>
+      <w:r>
+        <w:rPr>
+          <w:b w:val="0"/>
+        </w:rPr>
+        <w:t xml:space="preserve">A result depends on the </w:t>
+      </w:r>
+      <w:r>
+        <w:rPr>
+          <w:b/>
+        </w:rPr>
+        <w:t>input</w:t>
+      </w:r>
+      <w:r>
+        <w:rPr>
+          <w:b w:val="0"/>
+        </w:rPr>
+        <w:t xml:space="preserve">s, procedure and conditions that produced it. Preserve data roles and distinguish observed outcomes from </w:t>
+      </w:r>
+      <w:r>
+        <w:rPr>
+          <w:b/>
+        </w:rPr>
+        <w:t>prediction</w:t>
+      </w:r>
+      <w:r>
+        <w:rPr>
+          <w:b w:val="0"/>
+        </w:rPr>
+        <w:t>s or unmeasured conditions.</w:t>
+      </w:r>
+    </w:p>
+    <w:p>
+      <w:pPr>
+        <w:spacing w:line="336" w:lineRule="auto" w:after="180"/>
+      </w:pPr>
+      <w:r>
+        <w:rPr>
+          <w:b w:val="0"/>
+        </w:rPr>
+        <w:t>If the prior concept cannot be explained, use a short retrieval activity before this chapter.</w:t>
+      </w:r>
+    </w:p>
+    <w:p>
+      <w:pPr>
+        <w:pStyle w:val="Heading2"/>
+      </w:pPr>
+      <w:r>
+        <w:t>Earlier wording, alternatives and picture transcripts · reference / check after trying</w:t>
       </w:r>
     </w:p>
     <w:p>
@@ -257,6 +642,14 @@
         <w:pStyle w:val="Heading3"/>
       </w:pPr>
       <w:r>
+        <w:t>Teach the learning cycle</w:t>
+      </w:r>
+    </w:p>
+    <w:p>
+      <w:pPr>
+        <w:pStyle w:val="Heading3"/>
+      </w:pPr>
+      <w:r>
         <w:t>Retrieval answer guidance</w:t>
       </w:r>
     </w:p>
@@ -270,74 +663,6 @@
     </w:p>
     <w:p>
       <w:pPr>
-        <w:spacing w:line="336" w:lineRule="auto" w:after="180"/>
-      </w:pPr>
-      <w:r>
-        <w:rPr>
-          <w:b w:val="0"/>
-        </w:rPr>
-        <w:t>Without opening the old lesson, explain one key idea from Source Quality. Give an example and a mistake that the idea helps you avoid.</w:t>
-      </w:r>
-    </w:p>
-    <w:p>
-      <w:pPr>
-        <w:spacing w:line="336" w:lineRule="auto" w:after="180"/>
-      </w:pPr>
-      <w:r>
-        <w:rPr>
-          <w:b w:val="0"/>
-        </w:rPr>
-        <w:t xml:space="preserve">Look for: Explain the </w:t>
-      </w:r>
-      <w:r>
-        <w:rPr>
-          <w:b/>
-        </w:rPr>
-        <w:t>mechanism</w:t>
-      </w:r>
-      <w:r>
-        <w:rPr>
-          <w:b w:val="0"/>
-        </w:rPr>
-        <w:t xml:space="preserve"> and terminology of conflicting and time-sensitive sources</w:t>
-      </w:r>
-    </w:p>
-    <w:p>
-      <w:pPr>
-        <w:spacing w:line="336" w:lineRule="auto" w:after="180"/>
-      </w:pPr>
-      <w:r>
-        <w:rPr>
-          <w:b w:val="0"/>
-        </w:rPr>
-        <w:t xml:space="preserve">Reference example, not the only acceptable wording: Teacher explanation: Changing facts require a stated time and source-version policy. Current-looking records can conflict without enough </w:t>
-      </w:r>
-      <w:r>
-        <w:rPr>
-          <w:b/>
-        </w:rPr>
-        <w:t>evidence</w:t>
-      </w:r>
-      <w:r>
-        <w:rPr>
-          <w:b w:val="0"/>
-        </w:rPr>
-        <w:t xml:space="preserve"> to choose between them.</w:t>
-      </w:r>
-    </w:p>
-    <w:p>
-      <w:pPr>
-        <w:spacing w:line="336" w:lineRule="auto" w:after="180"/>
-      </w:pPr>
-      <w:r>
-        <w:rPr>
-          <w:b w:val="0"/>
-        </w:rPr>
-        <w:t>For this toy task a signed amendment supersedes the referenced original from its effective time. Keep both records. A newer timestamp alone has no authority unless the policy grants it.</w:t>
-      </w:r>
-    </w:p>
-    <w:p>
-      <w:pPr>
         <w:pStyle w:val="Heading3"/>
       </w:pPr>
       <w:r>
@@ -346,186 +671,10 @@
     </w:p>
     <w:p>
       <w:pPr>
-        <w:spacing w:line="336" w:lineRule="auto" w:after="180"/>
-      </w:pPr>
-      <w:r>
-        <w:rPr>
-          <w:b w:val="0"/>
-        </w:rPr>
-        <w:t xml:space="preserve">Without opening the old lesson, explain one key idea from Multimodal </w:t>
-      </w:r>
-      <w:r>
-        <w:rPr>
-          <w:b/>
-        </w:rPr>
-        <w:t>Evidence</w:t>
-      </w:r>
-      <w:r>
-        <w:rPr>
-          <w:b w:val="0"/>
-        </w:rPr>
-        <w:t>. Give an example and a mistake that the idea helps you avoid.</w:t>
-      </w:r>
-    </w:p>
-    <w:p>
-      <w:pPr>
-        <w:spacing w:line="336" w:lineRule="auto" w:after="180"/>
-      </w:pPr>
-      <w:r>
-        <w:rPr>
-          <w:b w:val="0"/>
-        </w:rPr>
-        <w:t xml:space="preserve">Look for: Explain the </w:t>
-      </w:r>
-      <w:r>
-        <w:rPr>
-          <w:b/>
-        </w:rPr>
-        <w:t>mechanism</w:t>
-      </w:r>
-      <w:r>
-        <w:rPr>
-          <w:b w:val="0"/>
-        </w:rPr>
-        <w:t xml:space="preserve"> and terminology of speech pipelines and multimodal </w:t>
-      </w:r>
-      <w:r>
-        <w:rPr>
-          <w:b/>
-        </w:rPr>
-        <w:t>evidence</w:t>
-      </w:r>
-    </w:p>
-    <w:p>
-      <w:pPr>
-        <w:spacing w:line="336" w:lineRule="auto" w:after="180"/>
-      </w:pPr>
-      <w:r>
-        <w:rPr>
-          <w:b w:val="0"/>
-        </w:rPr>
-        <w:t>Reference example, not the only acceptable wording: Teacher explanation: A multimodal pipeline may transcribe speech, inspect an image and generate a response.</w:t>
-      </w:r>
-    </w:p>
-    <w:p>
-      <w:pPr>
-        <w:spacing w:line="336" w:lineRule="auto" w:after="180"/>
-      </w:pPr>
-      <w:r>
-        <w:rPr>
-          <w:b w:val="0"/>
-        </w:rPr>
-        <w:t>Errors at one stage can propagate even when later stages run correctly. Track source modality, segment/time references, transcription, interpretation and final claims separately.</w:t>
-      </w:r>
-    </w:p>
-    <w:p>
-      <w:pPr>
-        <w:spacing w:line="336" w:lineRule="auto" w:after="180"/>
-      </w:pPr>
-      <w:r>
-        <w:rPr>
-          <w:b w:val="0"/>
-        </w:rPr>
-        <w:t xml:space="preserve">Compare conflicting </w:t>
-      </w:r>
-      <w:r>
-        <w:rPr>
-          <w:b/>
-        </w:rPr>
-        <w:t>evidence</w:t>
-      </w:r>
-      <w:r>
-        <w:rPr>
-          <w:b w:val="0"/>
-        </w:rPr>
-        <w:t xml:space="preserve"> without assuming one modality always wins. Ask for clarification when the task needs unresolved information.</w:t>
-      </w:r>
-    </w:p>
-    <w:p>
-      <w:pPr>
         <w:pStyle w:val="Heading3"/>
       </w:pPr>
       <w:r>
         <w:t>Image Generation Models</w:t>
-      </w:r>
-    </w:p>
-    <w:p>
-      <w:pPr>
-        <w:spacing w:line="336" w:lineRule="auto" w:after="180"/>
-      </w:pPr>
-      <w:r>
-        <w:rPr>
-          <w:b w:val="0"/>
-        </w:rPr>
-        <w:t>Without opening the old lesson, explain one key idea from Image Generation Models. Give an example and a mistake that the idea helps you avoid.</w:t>
-      </w:r>
-    </w:p>
-    <w:p>
-      <w:pPr>
-        <w:spacing w:line="336" w:lineRule="auto" w:after="180"/>
-      </w:pPr>
-      <w:r>
-        <w:rPr>
-          <w:b w:val="0"/>
-        </w:rPr>
-        <w:t xml:space="preserve">Look for: Explain the </w:t>
-      </w:r>
-      <w:r>
-        <w:rPr>
-          <w:b/>
-        </w:rPr>
-        <w:t>mechanism</w:t>
-      </w:r>
-      <w:r>
-        <w:rPr>
-          <w:b w:val="0"/>
-        </w:rPr>
-        <w:t xml:space="preserve"> and terminology of image generation and provenance</w:t>
-      </w:r>
-    </w:p>
-    <w:p>
-      <w:pPr>
-        <w:spacing w:line="336" w:lineRule="auto" w:after="180"/>
-      </w:pPr>
-      <w:r>
-        <w:rPr>
-          <w:b w:val="0"/>
-        </w:rPr>
-        <w:t xml:space="preserve">Reference example, not the only acceptable wording: Teacher explanation: An image generator constructs an </w:t>
-      </w:r>
-      <w:r>
-        <w:rPr>
-          <w:b/>
-        </w:rPr>
-        <w:t>output</w:t>
-      </w:r>
-      <w:r>
-        <w:rPr>
-          <w:b w:val="0"/>
-        </w:rPr>
-        <w:t xml:space="preserve"> from learned patterns and a specification. A generated picture is not a record that the depicted event occurred.</w:t>
-      </w:r>
-    </w:p>
-    <w:p>
-      <w:pPr>
-        <w:spacing w:line="336" w:lineRule="auto" w:after="180"/>
-      </w:pPr>
-      <w:r>
-        <w:rPr>
-          <w:b w:val="0"/>
-        </w:rPr>
-        <w:t>Keep a provenance record containing specification, tool/version when known, generation date, edits, permissions and intended use. Label fictional imagery.</w:t>
-      </w:r>
-    </w:p>
-    <w:p>
-      <w:pPr>
-        <w:spacing w:line="336" w:lineRule="auto" w:after="180"/>
-      </w:pPr>
-      <w:r>
-        <w:rPr>
-          <w:b w:val="0"/>
-        </w:rPr>
-        <w:t>Inspect visual requirements and avoid inferring identity or event authenticity from appearance.</w:t>
       </w:r>
     </w:p>
     <w:p>
@@ -734,6 +883,11 @@
       </w:r>
     </w:p>
     <w:p>
+      <w:r>
+        <w:t>This compact option is not the full-week schedule. Use the main teaching cycle and allow extra sessions for the investigation, independent work and project.</w:t>
+      </w:r>
+    </w:p>
+    <w:p>
       <w:pPr>
         <w:spacing w:line="336" w:lineRule="auto" w:after="180"/>
       </w:pPr>
@@ -741,7 +895,7 @@
         <w:rPr>
           <w:b w:val="0"/>
         </w:rPr>
-        <w:t>Use the supplied scenario, student illustrations and blank paper. For numeric work, offer counters or a calculator after learners show the setup. Fictional records are supplied; personal data and paid accounts are unnecessary.</w:t>
+        <w:t>Allow 80 minutes: recall 8; explanation 12; worked demonstration 15; guided practice 20; independent assessment 15; project and reflection 10. Extend the lab into a second session when needed.</w:t>
       </w:r>
     </w:p>
     <w:p>
@@ -749,32 +903,55 @@
         <w:pStyle w:val="Heading3"/>
       </w:pPr>
       <w:r>
-        <w:t>Alternative compact allocation</w:t>
-      </w:r>
-    </w:p>
-    <w:p>
-      <w:r>
-        <w:t>This compact option is not the full-week schedule. Use the main teaching cycle and allow extra sessions for the investigation, independent work and project.</w:t>
+        <w:t>Preparation for the connected explanation</w:t>
+      </w:r>
+    </w:p>
+    <w:p>
+      <w:pPr>
+        <w:pStyle w:val="Heading3"/>
+      </w:pPr>
+      <w:r>
+        <w:t>Readiness answer</w:t>
+      </w:r>
+    </w:p>
+    <w:p>
+      <w:pPr>
+        <w:pStyle w:val="Heading3"/>
+      </w:pPr>
+      <w:r>
+        <w:t>End goal for the pictorial case</w:t>
       </w:r>
     </w:p>
     <w:p>
       <w:pPr>
         <w:spacing w:line="336" w:lineRule="auto" w:after="180"/>
-        <w:shd w:fill="F1F6F8"/>
       </w:pPr>
       <w:r>
         <w:rPr>
           <w:b w:val="0"/>
         </w:rPr>
-        <w:t>Allow 80 minutes: recall 8; explanation 12; worked demonstration 15; guided practice 20; independent assessment 15; project and reflection 10. Extend the lab into a second session when needed.</w:t>
-      </w:r>
-    </w:p>
-    <w:p>
-      <w:pPr>
-        <w:pStyle w:val="Heading3"/>
-      </w:pPr>
-      <w:r>
-        <w:t>Preparation for the connected explanation</w:t>
+        <w:t>This added worked case illustrates the week’s main idea. Retain all original and connected topics; schedule its practice within the teaching cycle.</w:t>
+      </w:r>
+    </w:p>
+    <w:p>
+      <w:pPr>
+        <w:pStyle w:val="Heading1"/>
+      </w:pPr>
+      <w:r>
+        <w:t>02. Teach source identity, arithmetic and calendar intent separately</w:t>
+      </w:r>
+    </w:p>
+    <w:p>
+      <w:r>
+        <w:t>Model the check that the supplied evidence can actually support.</w:t>
+      </w:r>
+    </w:p>
+    <w:p>
+      <w:pPr>
+        <w:pStyle w:val="Heading2"/>
+      </w:pPr>
+      <w:r>
+        <w:t>Model the calculation and calendar limit</w:t>
       </w:r>
     </w:p>
     <w:p>
@@ -785,7 +962,19 @@
         <w:rPr>
           <w:b w:val="0"/>
         </w:rPr>
-        <w:t>Two 45-minute sessions. Citation evaluation checks source existence, exact passage support and coverage of answer claims. A real citation can still be irrelevant.</w:t>
+        <w:t>An answer says 15/20=</w:t>
+      </w:r>
+      <w:r>
+        <w:rPr>
+          <w:b/>
+        </w:rPr>
+        <w:t>80%</w:t>
+      </w:r>
+      <w:r>
+        <w:rPr>
+          <w:b w:val="0"/>
+        </w:rPr>
+        <w:t xml:space="preserve"> and sets a deadline of February 30.</w:t>
       </w:r>
     </w:p>
     <w:p>
@@ -796,599 +985,26 @@
         <w:rPr>
           <w:b w:val="0"/>
         </w:rPr>
-        <w:t xml:space="preserve">Use the supplied constructed scenarios to make the </w:t>
-      </w:r>
-      <w:r>
-        <w:rPr>
-          <w:b/>
-        </w:rPr>
-        <w:t>mechanism</w:t>
-      </w:r>
+        <w:t>Verify both.</w:t>
+      </w:r>
+    </w:p>
+    <w:p>
+      <w:pPr>
+        <w:spacing w:line="336" w:lineRule="auto" w:after="180"/>
+      </w:pPr>
       <w:r>
         <w:rPr>
           <w:b w:val="0"/>
         </w:rPr>
-        <w:t xml:space="preserve"> inspectable. Collect W4 before sharing solutions.</w:t>
-      </w:r>
-    </w:p>
-    <w:p>
-      <w:pPr>
-        <w:spacing w:line="336" w:lineRule="auto" w:after="180"/>
-      </w:pPr>
-      <w:r>
-        <w:rPr>
-          <w:b w:val="0"/>
-        </w:rPr>
-        <w:t xml:space="preserve">Students should name intermediate </w:t>
-      </w:r>
-      <w:r>
-        <w:rPr>
-          <w:b/>
-        </w:rPr>
-        <w:t>evidence</w:t>
-      </w:r>
-      <w:r>
-        <w:rPr>
-          <w:b w:val="0"/>
-        </w:rPr>
-        <w:t xml:space="preserve"> and limitations; classroom pacing and learning effectiveness remain unvalidated.</w:t>
-      </w:r>
-    </w:p>
-    <w:p>
-      <w:pPr>
-        <w:pStyle w:val="Heading3"/>
-      </w:pPr>
-      <w:r>
-        <w:t>Readiness answer</w:t>
-      </w:r>
-    </w:p>
-    <w:p>
-      <w:pPr>
-        <w:spacing w:line="336" w:lineRule="auto" w:after="180"/>
-      </w:pPr>
-      <w:r>
-        <w:rPr>
-          <w:b w:val="0"/>
-        </w:rPr>
-        <w:t xml:space="preserve">A result depends on the </w:t>
-      </w:r>
-      <w:r>
-        <w:rPr>
-          <w:b/>
-        </w:rPr>
-        <w:t>input</w:t>
-      </w:r>
-      <w:r>
-        <w:rPr>
-          <w:b w:val="0"/>
-        </w:rPr>
-        <w:t xml:space="preserve">s, procedure and conditions that produced it. Preserve data roles and distinguish observed outcomes from </w:t>
-      </w:r>
-      <w:r>
-        <w:rPr>
-          <w:b/>
-        </w:rPr>
-        <w:t>prediction</w:t>
-      </w:r>
-      <w:r>
-        <w:rPr>
-          <w:b w:val="0"/>
-        </w:rPr>
-        <w:t>s or unmeasured conditions.</w:t>
-      </w:r>
-    </w:p>
-    <w:p>
-      <w:pPr>
-        <w:spacing w:line="336" w:lineRule="auto" w:after="180"/>
-      </w:pPr>
-      <w:r>
-        <w:rPr>
-          <w:b w:val="0"/>
-        </w:rPr>
-        <w:t>If the prior concept cannot be explained, use a short retrieval activity before this chapter.</w:t>
-      </w:r>
-    </w:p>
-    <w:p>
-      <w:pPr>
-        <w:spacing w:line="336" w:lineRule="auto" w:after="180"/>
-      </w:pPr>
-      <w:r>
-        <w:rPr>
-          <w:b w:val="0"/>
-        </w:rPr>
-        <w:t>Lesson and workbook; paper and pencil</w:t>
-      </w:r>
-    </w:p>
-    <w:p>
-      <w:pPr>
-        <w:spacing w:line="336" w:lineRule="auto" w:after="180"/>
-      </w:pPr>
-      <w:r>
-        <w:rPr>
-          <w:b w:val="0"/>
-        </w:rPr>
-        <w:t>Calculator and optional local Python 3 for arithmetic; no live API or private data</w:t>
-      </w:r>
-    </w:p>
-    <w:p>
-      <w:pPr>
-        <w:spacing w:line="336" w:lineRule="auto" w:after="180"/>
-      </w:pPr>
-      <w:r>
-        <w:rPr>
-          <w:b w:val="0"/>
-        </w:rPr>
-        <w:t>Prepare the fresh retry separately and withhold its solution until after collection</w:t>
-      </w:r>
-    </w:p>
-    <w:p>
-      <w:pPr>
-        <w:pStyle w:val="Heading3"/>
-      </w:pPr>
-      <w:r>
-        <w:t>End goal for the pictorial case</w:t>
-      </w:r>
-    </w:p>
-    <w:p>
-      <w:pPr>
-        <w:spacing w:line="336" w:lineRule="auto" w:after="180"/>
-      </w:pPr>
-      <w:r>
-        <w:rPr>
-          <w:b w:val="0"/>
-        </w:rPr>
-        <w:t>By the end, I can verify numbers and dates without inventing the intended correction.</w:t>
-      </w:r>
-    </w:p>
-    <w:p>
-      <w:pPr>
-        <w:spacing w:line="336" w:lineRule="auto" w:after="180"/>
-      </w:pPr>
-      <w:r>
-        <w:rPr>
-          <w:b w:val="0"/>
-        </w:rPr>
-        <w:t>This added worked case illustrates the week’s main idea. Retain all original and connected topics; schedule its practice within the teaching cycle.</w:t>
-      </w:r>
-    </w:p>
-    <w:p>
-      <w:pPr>
-        <w:pStyle w:val="Heading1"/>
-      </w:pPr>
-      <w:r>
-        <w:t>02. Explain the mechanism</w:t>
-      </w:r>
-    </w:p>
-    <w:p>
-      <w:r>
-        <w:t>Model Verify Numbers and Dates using the supplied case, labelled mechanism and reasoning. Make the scope of each conclusion explicit.</w:t>
-      </w:r>
-    </w:p>
-    <w:p>
-      <w:pPr>
-        <w:spacing w:line="336" w:lineRule="auto" w:after="180"/>
-      </w:pPr>
-      <w:r>
-        <w:rPr>
-          <w:b/>
-        </w:rPr>
-        <w:t>Input</w:t>
-      </w:r>
-      <w:r>
-        <w:rPr>
-          <w:b w:val="0"/>
-        </w:rPr>
-        <w:t xml:space="preserve"> → </w:t>
-      </w:r>
-      <w:r>
-        <w:rPr>
-          <w:b/>
-        </w:rPr>
-        <w:t>Process</w:t>
-      </w:r>
-      <w:r>
-        <w:rPr>
-          <w:b w:val="0"/>
-        </w:rPr>
-        <w:t xml:space="preserve"> → </w:t>
-      </w:r>
-      <w:r>
-        <w:rPr>
-          <w:b/>
-        </w:rPr>
-        <w:t>Output</w:t>
-      </w:r>
-    </w:p>
-    <w:p>
-      <w:pPr>
-        <w:spacing w:line="336" w:lineRule="auto" w:after="180"/>
-      </w:pPr>
-      <w:r>
-        <w:rPr>
-          <w:b w:val="0"/>
-        </w:rPr>
-        <w:t>Trace the information. At each stage, ask what changed and how you could test it.</w:t>
-      </w:r>
-    </w:p>
-    <w:p>
-      <w:pPr>
-        <w:spacing w:line="336" w:lineRule="auto" w:after="180"/>
-      </w:pPr>
-      <w:r>
-        <w:rPr>
-          <w:b w:val="0"/>
-        </w:rPr>
-        <w:t>Which stage could fail even when the other two are correct? Explain:</w:t>
-      </w:r>
-    </w:p>
-    <w:p>
-      <w:pPr>
-        <w:spacing w:line="336" w:lineRule="auto" w:after="180"/>
-      </w:pPr>
-      <w:r>
-        <w:rPr>
-          <w:b w:val="0"/>
-        </w:rPr>
-        <w:t xml:space="preserve">Predict first. Then check each step. A correct answer without visible reasoning is incomplete </w:t>
-      </w:r>
-      <w:r>
-        <w:rPr>
-          <w:b/>
-        </w:rPr>
-        <w:t>evidence</w:t>
-      </w:r>
-      <w:r>
-        <w:rPr>
-          <w:b w:val="0"/>
-        </w:rPr>
-        <w:t>.</w:t>
-      </w:r>
-    </w:p>
-    <w:p>
-      <w:pPr>
-        <w:spacing w:line="336" w:lineRule="auto" w:after="180"/>
-        <w:shd w:fill="F4F9FC"/>
-      </w:pPr>
-      <w:r>
-        <w:rPr>
-          <w:b w:val="0"/>
-        </w:rPr>
-        <w:t xml:space="preserve">1. Claim: 18 of 24 tests passed, reported as </w:t>
-      </w:r>
-      <w:r>
-        <w:rPr>
-          <w:b/>
-        </w:rPr>
-        <w:t>80%</w:t>
-      </w:r>
-      <w:r>
-        <w:rPr>
-          <w:b w:val="0"/>
-        </w:rPr>
-        <w:t>.</w:t>
-      </w:r>
-    </w:p>
-    <w:p>
-      <w:pPr>
-        <w:spacing w:line="336" w:lineRule="auto" w:after="180"/>
-        <w:shd w:fill="F4F9FC"/>
-      </w:pPr>
-      <w:r>
-        <w:rPr>
-          <w:b w:val="0"/>
-        </w:rPr>
-        <w:t xml:space="preserve">2. </w:t>
-      </w:r>
-      <w:r>
-        <w:rPr>
-          <w:b/>
-        </w:rPr>
-        <w:t>Recalculate</w:t>
-      </w:r>
-      <w:r>
-        <w:rPr>
-          <w:b w:val="0"/>
-        </w:rPr>
-        <w:t>: 18 ÷ 24 = 0.75 = 75%.</w:t>
-      </w:r>
-    </w:p>
-    <w:p>
-      <w:pPr>
-        <w:spacing w:line="336" w:lineRule="auto" w:after="180"/>
-        <w:shd w:fill="F4F9FC"/>
-      </w:pPr>
-      <w:r>
-        <w:rPr>
-          <w:b w:val="0"/>
-        </w:rPr>
-        <w:t xml:space="preserve">3. Check denominator, </w:t>
-      </w:r>
-      <w:r>
-        <w:rPr>
-          <w:b/>
-        </w:rPr>
-        <w:t>unit</w:t>
-      </w:r>
-      <w:r>
-        <w:rPr>
-          <w:b w:val="0"/>
-        </w:rPr>
-        <w:t>, rounding, and source date.</w:t>
-      </w:r>
-    </w:p>
-    <w:p>
-      <w:pPr>
-        <w:spacing w:line="336" w:lineRule="auto" w:after="180"/>
-        <w:shd w:fill="F4F9FC"/>
-      </w:pPr>
-      <w:r>
-        <w:rPr>
-          <w:b w:val="0"/>
-        </w:rPr>
-        <w:t>4. Correct the claim and preserve the calculation trail.</w:t>
-      </w:r>
-    </w:p>
-    <w:p>
-      <w:pPr>
-        <w:spacing w:line="336" w:lineRule="auto" w:after="180"/>
-      </w:pPr>
-      <w:r>
-        <w:rPr>
-          <w:b/>
-        </w:rPr>
-        <w:t>Recalculate</w:t>
-      </w:r>
-      <w:r>
-        <w:rPr>
-          <w:b w:val="0"/>
-        </w:rPr>
-        <w:t>, retrace, or restate the reasoning in your own representation:</w:t>
-      </w:r>
-    </w:p>
-    <w:p>
-      <w:pPr>
-        <w:spacing w:line="336" w:lineRule="auto" w:after="180"/>
-        <w:shd w:fill="F5F1FB"/>
-      </w:pPr>
-      <w:r>
-        <w:rPr>
-          <w:b w:val="0"/>
-        </w:rPr>
-        <w:t xml:space="preserve">CHECK Did the </w:t>
-      </w:r>
-      <w:r>
-        <w:rPr>
-          <w:b/>
-        </w:rPr>
-        <w:t>evidence</w:t>
-      </w:r>
-      <w:r>
-        <w:rPr>
-          <w:b w:val="0"/>
-        </w:rPr>
-        <w:t xml:space="preserve"> answer the exact question? Did the total, path, or source record stay consistent?</w:t>
-      </w:r>
-    </w:p>
-    <w:p>
-      <w:pPr>
-        <w:pStyle w:val="Heading3"/>
-      </w:pPr>
-      <w:r>
-        <w:t>Concrete teaching case</w:t>
-      </w:r>
-    </w:p>
-    <w:p>
-      <w:pPr>
-        <w:pStyle w:val="Heading3"/>
-      </w:pPr>
-      <w:r>
-        <w:t>The teaching case</w:t>
-      </w:r>
-    </w:p>
-    <w:p>
-      <w:pPr>
-        <w:spacing w:line="336" w:lineRule="auto" w:after="180"/>
-        <w:shd w:fill="F1F6FC"/>
-      </w:pPr>
-      <w:r>
-        <w:rPr>
-          <w:b w:val="0"/>
-        </w:rPr>
-        <w:t>An answer says 15/20=</w:t>
-      </w:r>
-      <w:r>
-        <w:rPr>
-          <w:b/>
-        </w:rPr>
-        <w:t>80%</w:t>
-      </w:r>
-      <w:r>
-        <w:rPr>
-          <w:b w:val="0"/>
-        </w:rPr>
-        <w:t xml:space="preserve"> and sets a deadline of February 30.</w:t>
-      </w:r>
-    </w:p>
-    <w:p>
-      <w:pPr>
-        <w:pStyle w:val="Heading3"/>
-      </w:pPr>
-      <w:r>
-        <w:t>The teaching case</w:t>
-      </w:r>
-    </w:p>
-    <w:p>
-      <w:pPr>
-        <w:spacing w:line="336" w:lineRule="auto" w:after="180"/>
-        <w:shd w:fill="F1F6FC"/>
-      </w:pPr>
-      <w:r>
-        <w:rPr>
-          <w:b w:val="0"/>
-        </w:rPr>
-        <w:t>Verify both.</w:t>
-      </w:r>
-    </w:p>
-    <w:p>
-      <w:pPr>
-        <w:pStyle w:val="Heading3"/>
-      </w:pPr>
-      <w:r>
-        <w:t>Exact explanation to model</w:t>
-      </w:r>
-    </w:p>
-    <w:p>
-      <w:pPr>
-        <w:pStyle w:val="Heading3"/>
-      </w:pPr>
-      <w:r>
-        <w:t>Why the result follows</w:t>
-      </w:r>
-    </w:p>
-    <w:p>
-      <w:pPr>
-        <w:spacing w:line="336" w:lineRule="auto" w:after="180"/>
-        <w:shd w:fill="F1F6FC"/>
-      </w:pPr>
-      <w:r>
-        <w:rPr>
-          <w:b w:val="0"/>
-        </w:rPr>
         <w:t>15/20=75%. February 30 is invalid in the Gregorian calendar. Check the intended deadline from its authority rather than guessing.</w:t>
       </w:r>
     </w:p>
     <w:p>
       <w:pPr>
-        <w:pStyle w:val="Heading3"/>
-      </w:pPr>
-      <w:r>
-        <w:t>Explain the added worked example</w:t>
-      </w:r>
-    </w:p>
-    <w:p>
-      <w:pPr>
-        <w:spacing w:line="336" w:lineRule="auto" w:after="180"/>
-      </w:pPr>
-      <w:r>
-        <w:rPr>
-          <w:b w:val="0"/>
-        </w:rPr>
-        <w:t>Citation evaluation checks source existence, exact passage support and coverage of answer claims. A real citation can still be irrelevant.</w:t>
-      </w:r>
-    </w:p>
-    <w:p>
-      <w:pPr>
-        <w:pStyle w:val="Heading3"/>
-      </w:pPr>
-      <w:r>
-        <w:t>Explain the added worked example · 1</w:t>
-      </w:r>
-    </w:p>
-    <w:p>
-      <w:pPr>
-        <w:spacing w:line="336" w:lineRule="auto" w:after="180"/>
-      </w:pPr>
-      <w:r>
-        <w:rPr>
-          <w:b w:val="0"/>
-        </w:rPr>
-        <w:t>Begin by writing the question the procedure is intended to answer. Identify the information already supplied, the information it will produce and the information still missing.</w:t>
-      </w:r>
-    </w:p>
-    <w:p>
-      <w:pPr>
-        <w:spacing w:line="336" w:lineRule="auto" w:after="180"/>
-      </w:pPr>
-      <w:r>
-        <w:rPr>
-          <w:b w:val="0"/>
-        </w:rPr>
-        <w:t>These are constructed classroom examples; they do not require live accounts, private records or an external service. Do not treat a plausible explanation as a measured outcome.</w:t>
-      </w:r>
-    </w:p>
-    <w:p>
-      <w:pPr>
-        <w:spacing w:line="336" w:lineRule="auto" w:after="180"/>
-      </w:pPr>
-      <w:r>
-        <w:rPr>
-          <w:b w:val="0"/>
-        </w:rPr>
-        <w:t>For this classroom rubric count a claim as supported only when its cited passage entails it. Separately count correct citation links. Use the number of factual claims as the support denominator.</w:t>
-      </w:r>
-    </w:p>
-    <w:p>
-      <w:pPr>
-        <w:pStyle w:val="Heading3"/>
-      </w:pPr>
-      <w:r>
-        <w:t>Explain the added worked example · 2</w:t>
-      </w:r>
-    </w:p>
-    <w:p>
-      <w:pPr>
-        <w:spacing w:line="336" w:lineRule="auto" w:after="180"/>
-      </w:pPr>
-      <w:r>
-        <w:rPr>
-          <w:b w:val="0"/>
-        </w:rPr>
-        <w:t xml:space="preserve">Before applying the procedure, write its </w:t>
-      </w:r>
-      <w:r>
-        <w:rPr>
-          <w:b/>
-        </w:rPr>
-        <w:t>unit</w:t>
-      </w:r>
-      <w:r>
-        <w:rPr>
-          <w:b w:val="0"/>
-        </w:rPr>
-        <w:t xml:space="preserve">s, denominator or decision boundary where relevant. A partner should be able to repeat each step using the same </w:t>
-      </w:r>
-      <w:r>
-        <w:rPr>
-          <w:b/>
-        </w:rPr>
-        <w:t>input</w:t>
-      </w:r>
-      <w:r>
-        <w:rPr>
-          <w:b w:val="0"/>
-        </w:rPr>
-        <w:t>s.</w:t>
-      </w:r>
-    </w:p>
-    <w:p>
-      <w:pPr>
-        <w:spacing w:line="336" w:lineRule="auto" w:after="180"/>
-      </w:pPr>
-      <w:r>
-        <w:rPr>
-          <w:b w:val="0"/>
-        </w:rPr>
-        <w:t xml:space="preserve">If a required </w:t>
-      </w:r>
-      <w:r>
-        <w:rPr>
-          <w:b/>
-        </w:rPr>
-        <w:t>input</w:t>
-      </w:r>
-      <w:r>
-        <w:rPr>
-          <w:b w:val="0"/>
-        </w:rPr>
-        <w:t xml:space="preserve"> is absent or violates the stated contract, record that condition explicitly instead of quietly replacing it with a convenient value.</w:t>
-      </w:r>
-    </w:p>
-    <w:p>
-      <w:pPr>
-        <w:pStyle w:val="Heading3"/>
-      </w:pPr>
-      <w:r>
-        <w:t>Key terms</w:t>
+        <w:pStyle w:val="Heading2"/>
+      </w:pPr>
+      <w:r>
+        <w:t>Use the complete verification checklist</w:t>
       </w:r>
     </w:p>
     <w:tbl>
@@ -1411,7 +1027,7 @@
           </w:tcPr>
           <w:p>
             <w:r>
-              <w:t>Term</w:t>
+              <w:t>Check</w:t>
             </w:r>
           </w:p>
         </w:tc>
@@ -1421,7 +1037,7 @@
           </w:tcPr>
           <w:p>
             <w:r>
-              <w:t>Meaning</w:t>
+              <w:t>Question to ask</w:t>
             </w:r>
           </w:p>
         </w:tc>
@@ -1433,7 +1049,7 @@
           </w:tcPr>
           <w:p>
             <w:r>
-              <w:t>Entailment</w:t>
+              <w:t>Source and scope</w:t>
             </w:r>
           </w:p>
         </w:tc>
@@ -1443,7 +1059,7 @@
           </w:tcPr>
           <w:p>
             <w:r>
-              <w:t>Whether the cited passage supports the specific claim</w:t>
+              <w:t>Which record, run, population and time does the claim concern?</w:t>
             </w:r>
           </w:p>
         </w:tc>
@@ -1455,7 +1071,7 @@
           </w:tcPr>
           <w:p>
             <w:r>
-              <w:t>Citation coverage</w:t>
+              <w:t>Numerator and denominator</w:t>
             </w:r>
           </w:p>
         </w:tc>
@@ -1465,7 +1081,7 @@
           </w:tcPr>
           <w:p>
             <w:r>
-              <w:t>Which claims include source references</w:t>
+              <w:t>What counts as a pass, and what total is used?</w:t>
             </w:r>
           </w:p>
         </w:tc>
@@ -1477,7 +1093,7 @@
           </w:tcPr>
           <w:p>
             <w:r>
-              <w:t>Link validity</w:t>
+              <w:t>Units</w:t>
             </w:r>
           </w:p>
         </w:tc>
@@ -1487,173 +1103,7 @@
           </w:tcPr>
           <w:p>
             <w:r>
-              <w:t>Whether a source reference resolves to the intended record</w:t>
-            </w:r>
-          </w:p>
-        </w:tc>
-      </w:tr>
-    </w:tbl>
-    <w:p>
-      <w:pPr>
-        <w:pStyle w:val="Heading3"/>
-      </w:pPr>
-      <w:r>
-        <w:t>Model the reasoning aloud</w:t>
-      </w:r>
-    </w:p>
-    <w:p>
-      <w:pPr>
-        <w:spacing w:line="336" w:lineRule="auto" w:after="180"/>
-      </w:pPr>
-      <w:r>
-        <w:rPr>
-          <w:b w:val="0"/>
-        </w:rPr>
-        <w:t xml:space="preserve">Use the complete worked example below before asking learners to complete W2. Reveal a small part, invite a </w:t>
-      </w:r>
-      <w:r>
-        <w:rPr>
-          <w:b/>
-        </w:rPr>
-        <w:t>prediction</w:t>
-      </w:r>
-      <w:r>
-        <w:rPr>
-          <w:b w:val="0"/>
-        </w:rPr>
-        <w:t>, then explain the deciding step.</w:t>
-      </w:r>
-    </w:p>
-    <w:p>
-      <w:pPr>
-        <w:spacing w:line="336" w:lineRule="auto" w:after="180"/>
-      </w:pPr>
-      <w:r>
-        <w:rPr>
-          <w:b w:val="0"/>
-        </w:rPr>
-        <w:t>These teacher notes contain solutions; do not reveal the independent case answer during modelling.</w:t>
-      </w:r>
-    </w:p>
-    <w:p>
-      <w:pPr>
-        <w:spacing w:line="336" w:lineRule="auto" w:after="180"/>
-      </w:pPr>
-      <w:r>
-        <w:rPr>
-          <w:b w:val="0"/>
-        </w:rPr>
-        <w:t>An answer has four factual claims. Three have citations, but only two are supported by their cited passages. All links exist.</w:t>
-      </w:r>
-    </w:p>
-    <w:p>
-      <w:pPr>
-        <w:spacing w:line="336" w:lineRule="auto" w:after="180"/>
-      </w:pPr>
-      <w:r>
-        <w:rPr>
-          <w:b w:val="0"/>
-        </w:rPr>
-        <w:t>Claim support is 2/4=50%; citation presence is 3/4=75%; link existence among three citations is 3/3. These measure different failures.</w:t>
-      </w:r>
-    </w:p>
-    <w:p>
-      <w:pPr>
-        <w:pStyle w:val="Heading3"/>
-      </w:pPr>
-      <w:r>
-        <w:t>Model the reasoning aloud · 3</w:t>
-      </w:r>
-    </w:p>
-    <w:p>
-      <w:pPr>
-        <w:spacing w:line="336" w:lineRule="auto" w:after="180"/>
-      </w:pPr>
-      <w:r>
-        <w:rPr>
-          <w:b w:val="0"/>
-        </w:rPr>
-        <w:t xml:space="preserve">Compare the intermediate </w:t>
-      </w:r>
-      <w:r>
-        <w:rPr>
-          <w:b/>
-        </w:rPr>
-        <w:t>evidence</w:t>
-      </w:r>
-      <w:r>
-        <w:rPr>
-          <w:b w:val="0"/>
-        </w:rPr>
-        <w:t xml:space="preserve"> with the final statement. Explain why each number or decision follows from the stated </w:t>
-      </w:r>
-      <w:r>
-        <w:rPr>
-          <w:b/>
-        </w:rPr>
-        <w:t>input</w:t>
-      </w:r>
-      <w:r>
-        <w:rPr>
-          <w:b w:val="0"/>
-        </w:rPr>
-        <w:t>s.</w:t>
-      </w:r>
-    </w:p>
-    <w:p>
-      <w:pPr>
-        <w:spacing w:line="336" w:lineRule="auto" w:after="180"/>
-      </w:pPr>
-      <w:r>
-        <w:rPr>
-          <w:b w:val="0"/>
-        </w:rPr>
-        <w:t xml:space="preserve">The conclusion belongs to this scenario and procedure; changing the </w:t>
-      </w:r>
-      <w:r>
-        <w:rPr>
-          <w:b/>
-        </w:rPr>
-        <w:t>input</w:t>
-      </w:r>
-      <w:r>
-        <w:rPr>
-          <w:b w:val="0"/>
-        </w:rPr>
-        <w:t>s, evaluation population or authority can change what it establishes. Retain the raw record so a later revision can be compared honestly.</w:t>
-      </w:r>
-    </w:p>
-    <w:tbl>
-      <w:tblPr>
-        <w:tblStyle w:val="LightShading-Accent1"/>
-        <w:tblW w:type="auto" w:w="0"/>
-        <w:tblLook w:firstColumn="1" w:firstRow="1" w:lastColumn="0" w:lastRow="0" w:noHBand="0" w:noVBand="1" w:val="04A0"/>
-      </w:tblPr>
-      <w:tblGrid>
-        <w:gridCol w:w="5112"/>
-        <w:gridCol w:w="5112"/>
-      </w:tblGrid>
-      <w:tr>
-        <w:trPr>
-          <w:tblHeader/>
-        </w:trPr>
-        <w:tc>
-          <w:tcPr>
-            <w:tcW w:type="dxa" w:w="5112"/>
-          </w:tcPr>
-          <w:p>
-            <w:r>
-              <w:t>Thinking move</w:t>
-            </w:r>
-          </w:p>
-        </w:tc>
-        <w:tc>
-          <w:tcPr>
-            <w:tcW w:type="dxa" w:w="5112"/>
-          </w:tcPr>
-          <w:p>
-            <w:r>
-              <w:t>Teacher prompt</w:t>
+              <w:t>Are quantities in compatible units before combining them?</w:t>
             </w:r>
           </w:p>
         </w:tc>
@@ -1665,7 +1115,7 @@
           </w:tcPr>
           <w:p>
             <w:r>
-              <w:t>Plan</w:t>
+              <w:t>Recalculation and rounding</w:t>
             </w:r>
           </w:p>
         </w:tc>
@@ -1675,7 +1125,7 @@
           </w:tcPr>
           <w:p>
             <w:r>
-              <w:t>What is given? What is the question? Which procedure fits these facts?</w:t>
+              <w:t>Can I reproduce the exact fraction and stated rounding rule?</w:t>
             </w:r>
           </w:p>
         </w:tc>
@@ -1687,7 +1137,7 @@
           </w:tcPr>
           <w:p>
             <w:r>
-              <w:t>Do</w:t>
+              <w:t>Calendar validity</w:t>
             </w:r>
           </w:p>
         </w:tc>
@@ -1697,7 +1147,7 @@
           </w:tcPr>
           <w:p>
             <w:r>
-              <w:t>Point to each input and intermediate step in the worked trace. Name the rule that allows the next step.</w:t>
+              <w:t>Does this date exist in the stated calendar and year?</w:t>
             </w:r>
           </w:p>
         </w:tc>
@@ -1709,7 +1159,7 @@
           </w:tcPr>
           <w:p>
             <w:r>
-              <w:t>Check</w:t>
+              <w:t>Intended date</w:t>
             </w:r>
           </w:p>
         </w:tc>
@@ -1719,7 +1169,7 @@
           </w:tcPr>
           <w:p>
             <w:r>
-              <w:t>Does the output answer the question? Which assumption or limitation prevents a larger claim?</w:t>
+              <w:t>Which responsible source actually states the event date?</w:t>
             </w:r>
           </w:p>
         </w:tc>
@@ -1727,21 +1177,21 @@
     </w:tbl>
     <w:p>
       <w:pPr>
+        <w:pStyle w:val="Heading2"/>
+      </w:pPr>
+      <w:r>
+        <w:t>Read the 15/20 main record</w:t>
+      </w:r>
+    </w:p>
+    <w:p>
+      <w:pPr>
         <w:spacing w:line="336" w:lineRule="auto" w:after="180"/>
       </w:pPr>
       <w:r>
         <w:rPr>
           <w:b w:val="0"/>
         </w:rPr>
-        <w:t>Use the diagram and verbal explanation together. Ask learners to match a sentence to a specific visual step; do not assign learners fixed visual or auditory learning styles.</w:t>
-      </w:r>
-    </w:p>
-    <w:p>
-      <w:pPr>
-        <w:pStyle w:val="Heading3"/>
-      </w:pPr>
-      <w:r>
-        <w:t>A pictorial worked case: Verify Numbers and Dates</w:t>
+        <w:t>A fictional Study Buddy checks a science-club summary against supplied counts and calendar facts.</w:t>
       </w:r>
     </w:p>
     <w:p>
@@ -1752,75 +1202,46 @@
         <w:rPr>
           <w:b w:val="0"/>
         </w:rPr>
-        <w:t>A fictional Study Buddy checks a science-club summary against supplied counts and calendar facts.</w:t>
-      </w:r>
-    </w:p>
-    <w:p>
-      <w:pPr>
-        <w:pStyle w:val="Heading3"/>
-      </w:pPr>
-      <w:r>
-        <w:t>The facts we will use</w:t>
-      </w:r>
-    </w:p>
-    <w:p>
-      <w:pPr>
-        <w:pStyle w:val="Heading3"/>
-      </w:pPr>
-      <w:r>
-        <w:t>Supplied facts</w:t>
+        <w:t>Record: 15 of 20 fictional model trials passed. Draft: “</w:t>
+      </w:r>
+      <w:r>
+        <w:rPr>
+          <w:b/>
+        </w:rPr>
+        <w:t>70%</w:t>
+      </w:r>
+      <w:r>
+        <w:rPr>
+          <w:b w:val="0"/>
+        </w:rPr>
+        <w:t xml:space="preserve"> passed; the meeting is on June 31.”</w:t>
       </w:r>
     </w:p>
     <w:p>
       <w:pPr>
         <w:spacing w:line="336" w:lineRule="auto" w:after="180"/>
-        <w:shd w:fill="F1F6FC"/>
       </w:pPr>
       <w:r>
         <w:rPr>
           <w:b w:val="0"/>
         </w:rPr>
-        <w:t>Record: 15 of 20 fictional model trials passed. Draft: “</w:t>
-      </w:r>
-      <w:r>
-        <w:rPr>
-          <w:b/>
-        </w:rPr>
-        <w:t>70%</w:t>
-      </w:r>
-      <w:r>
-        <w:rPr>
-          <w:b w:val="0"/>
-        </w:rPr>
-        <w:t xml:space="preserve"> passed; the meeting is on June 31.”</w:t>
-      </w:r>
-    </w:p>
-    <w:p>
-      <w:pPr>
-        <w:pStyle w:val="Heading3"/>
-      </w:pPr>
-      <w:r>
-        <w:t>Supplied facts</w:t>
-      </w:r>
-    </w:p>
-    <w:p>
-      <w:pPr>
-        <w:spacing w:line="336" w:lineRule="auto" w:after="180"/>
-        <w:shd w:fill="F1F6FC"/>
-      </w:pPr>
-      <w:r>
-        <w:rPr>
-          <w:b w:val="0"/>
-        </w:rPr>
         <w:t>June has 30 days. No authoritative record gives the intended meeting date.</w:t>
+      </w:r>
+    </w:p>
+    <w:p>
+      <w:pPr>
+        <w:pStyle w:val="Heading2"/>
+      </w:pPr>
+      <w:r>
+        <w:t>Trace each separate check</w:t>
       </w:r>
     </w:p>
     <w:p>
       <w:r>
         <w:drawing>
           <wp:inline xmlns:a="http://schemas.openxmlformats.org/drawingml/2006/main" xmlns:pic="http://schemas.openxmlformats.org/drawingml/2006/picture">
-            <wp:extent cx="5346057" cy="5943599"/>
-            <wp:docPr id="1" name="Picture 1" descr="Verify Numbers and Dates. Check denominator: There are 15 passes out of 20 total trials.. Calculate percentage: 15÷20×100=75%, not 70%.. Validate date: June 31 is invalid because June has 30 days.. Resolve missing intent: Ask the event owner for the correct date; do not assume June 30 or July 1."/>
+            <wp:extent cx="5486400" cy="4005072"/>
+            <wp:docPr id="1" name="Picture 1" descr="Check denominator: There are 15 passes out of 20 total trials. → Calculate percentage: 15÷20×100=75%, not 70%. → Validate date: June 31 is invalid because June has 30 days. → Resolve missing intent: Ask the event owner for the correct date; do not assume June 30 or July 1."/>
             <wp:cNvGraphicFramePr>
               <a:graphicFrameLocks noChangeAspect="1"/>
             </wp:cNvGraphicFramePr>
@@ -1828,7 +1249,7 @@
               <a:graphicData uri="http://schemas.openxmlformats.org/drawingml/2006/picture">
                 <pic:pic>
                   <pic:nvPicPr>
-                    <pic:cNvPr id="0" name="academy-visual-ai-3-16.png"/>
+                    <pic:cNvPr id="0" name="academy-story-ai-3-16-02.png"/>
                     <pic:cNvPicPr/>
                   </pic:nvPicPr>
                   <pic:blipFill>
@@ -1840,7 +1261,7 @@
                   <pic:spPr>
                     <a:xfrm>
                       <a:off x="0" y="0"/>
-                      <a:ext cx="5346057" cy="5943599"/>
+                      <a:ext cx="5486400" cy="4005072"/>
                     </a:xfrm>
                     <a:prstGeom prst="rect"/>
                   </pic:spPr>
@@ -1990,9 +1411,977 @@
     </w:p>
     <w:p>
       <w:pPr>
+        <w:spacing w:line="336" w:lineRule="auto" w:after="180"/>
+      </w:pPr>
+      <w:r>
+        <w:rPr>
+          <w:b w:val="0"/>
+        </w:rPr>
+        <w:t>A percentage requires the correct numerator and denominator. Calendar validation identifies an impossible date, but it cannot discover what date the author intended.</w:t>
+      </w:r>
+    </w:p>
+    <w:p>
+      <w:pPr>
+        <w:spacing w:line="336" w:lineRule="auto" w:after="180"/>
+      </w:pPr>
+      <w:r>
+        <w:rPr>
+          <w:b w:val="0"/>
+        </w:rPr>
+        <w:t xml:space="preserve">These checks use different </w:t>
+      </w:r>
+      <w:r>
+        <w:rPr>
+          <w:b/>
+        </w:rPr>
+        <w:t>evidence</w:t>
+      </w:r>
+      <w:r>
+        <w:rPr>
+          <w:b w:val="0"/>
+        </w:rPr>
+        <w:t>: arithmetic repairs the percentage from the supplied counts, while the date needs another authoritative source before publication.</w:t>
+      </w:r>
+    </w:p>
+    <w:p>
+      <w:pPr>
+        <w:pStyle w:val="Heading2"/>
+      </w:pPr>
+      <w:r>
+        <w:t>Inspect the count grids</w:t>
+      </w:r>
+    </w:p>
+    <w:p>
+      <w:r>
+        <w:drawing>
+          <wp:inline xmlns:a="http://schemas.openxmlformats.org/drawingml/2006/main" xmlns:pic="http://schemas.openxmlformats.org/drawingml/2006/picture">
+            <wp:extent cx="5486400" cy="2743200"/>
+            <wp:docPr id="2" name="Picture 2" descr="Two fictional twenty-cell grids. Fifteen passes out of twenty gives seventy-five percent. Revising the count to fourteen passes gives seventy percent. The positions illustrate aggregate counts, not matched trial IDs. Neither count supplies an intended meeting date."/>
+            <wp:cNvGraphicFramePr>
+              <a:graphicFrameLocks noChangeAspect="1"/>
+            </wp:cNvGraphicFramePr>
+            <a:graphic>
+              <a:graphicData uri="http://schemas.openxmlformats.org/drawingml/2006/picture">
+                <pic:pic>
+                  <pic:nvPicPr>
+                    <pic:cNvPr id="0" name="ai-3-16-percentage-counts.png"/>
+                    <pic:cNvPicPr/>
+                  </pic:nvPicPr>
+                  <pic:blipFill>
+                    <a:blip r:embed="rId10"/>
+                    <a:stretch>
+                      <a:fillRect/>
+                    </a:stretch>
+                  </pic:blipFill>
+                  <pic:spPr>
+                    <a:xfrm>
+                      <a:off x="0" y="0"/>
+                      <a:ext cx="5486400" cy="2743200"/>
+                    </a:xfrm>
+                    <a:prstGeom prst="rect"/>
+                  </pic:spPr>
+                </pic:pic>
+              </a:graphicData>
+            </a:graphic>
+          </wp:inline>
+        </w:drawing>
+      </w:r>
+    </w:p>
+    <w:p>
+      <w:pPr>
+        <w:pStyle w:val="Heading2"/>
+      </w:pPr>
+      <w:r>
+        <w:t>Predict the revised count</w:t>
+      </w:r>
+    </w:p>
+    <w:p>
+      <w:pPr>
+        <w:spacing w:line="336" w:lineRule="auto" w:after="180"/>
+      </w:pPr>
+      <w:r>
+        <w:rPr>
+          <w:b w:val="0"/>
+        </w:rPr>
+        <w:t>Change: The count is revised to 14 passes out of 20, but no date record is added.</w:t>
+      </w:r>
+    </w:p>
+    <w:p>
+      <w:pPr>
+        <w:spacing w:line="336" w:lineRule="auto" w:after="180"/>
+      </w:pPr>
+      <w:r>
+        <w:rPr>
+          <w:b/>
+        </w:rPr>
+        <w:t>Prediction</w:t>
+      </w:r>
+      <w:r>
+        <w:rPr>
+          <w:b w:val="0"/>
+        </w:rPr>
+        <w:t xml:space="preserve">: </w:t>
+      </w:r>
+      <w:r>
+        <w:rPr>
+          <w:b/>
+        </w:rPr>
+        <w:t>70%</w:t>
+      </w:r>
+      <w:r>
+        <w:rPr>
+          <w:b w:val="0"/>
+        </w:rPr>
+        <w:t xml:space="preserve"> now matches the count; June 31 remains invalid and unresolved.</w:t>
+      </w:r>
+    </w:p>
+    <w:p>
+      <w:pPr>
+        <w:spacing w:line="336" w:lineRule="auto" w:after="180"/>
+      </w:pPr>
+      <w:r>
+        <w:rPr>
+          <w:b w:val="0"/>
+        </w:rPr>
+        <w:t>Reason: 14÷20×100=</w:t>
+      </w:r>
+      <w:r>
+        <w:rPr>
+          <w:b/>
+        </w:rPr>
+        <w:t>70%</w:t>
+      </w:r>
+      <w:r>
+        <w:rPr>
+          <w:b w:val="0"/>
+        </w:rPr>
+        <w:t xml:space="preserve">; changing a count provides no new calendar </w:t>
+      </w:r>
+      <w:r>
+        <w:rPr>
+          <w:b/>
+        </w:rPr>
+        <w:t>evidence</w:t>
+      </w:r>
+      <w:r>
+        <w:rPr>
+          <w:b w:val="0"/>
+        </w:rPr>
+        <w:t>.</w:t>
+      </w:r>
+    </w:p>
+    <w:p>
+      <w:pPr>
+        <w:pStyle w:val="Heading2"/>
+      </w:pPr>
+      <w:r>
+        <w:t>Name the measurement and intent limits</w:t>
+      </w:r>
+    </w:p>
+    <w:p>
+      <w:pPr>
+        <w:spacing w:line="336" w:lineRule="auto" w:after="180"/>
+      </w:pPr>
+      <w:r>
+        <w:rPr>
+          <w:b w:val="0"/>
+        </w:rPr>
+        <w:t>This check confirms internal arithmetic and date validity, not whether the fictional trial measurements themselves were reliable.</w:t>
+      </w:r>
+    </w:p>
+    <w:p>
+      <w:pPr>
+        <w:spacing w:line="336" w:lineRule="auto" w:after="180"/>
+      </w:pPr>
+      <w:r>
+        <w:rPr>
+          <w:b w:val="0"/>
+        </w:rPr>
+        <w:t xml:space="preserve">Cover the result. Ask learners to name the </w:t>
+      </w:r>
+      <w:r>
+        <w:rPr>
+          <w:b/>
+        </w:rPr>
+        <w:t>input</w:t>
+      </w:r>
+      <w:r>
+        <w:rPr>
+          <w:b w:val="0"/>
+        </w:rPr>
+        <w:t xml:space="preserve">s and predict the next step. Uncover one step, connect the icon to the actual procedure, and explain its </w:t>
+      </w:r>
+      <w:r>
+        <w:rPr>
+          <w:b/>
+        </w:rPr>
+        <w:t>evidence</w:t>
+      </w:r>
+      <w:r>
+        <w:rPr>
+          <w:b w:val="0"/>
+        </w:rPr>
+        <w:t>. Then change the supplied condition and compare.</w:t>
+      </w:r>
+    </w:p>
+    <w:p>
+      <w:pPr>
+        <w:spacing w:line="336" w:lineRule="auto" w:after="180"/>
+      </w:pPr>
+      <w:r>
+        <w:rPr>
+          <w:b w:val="0"/>
+        </w:rPr>
+        <w:t>The picture is a representation; it does not document execution of a real AI model.</w:t>
+      </w:r>
+    </w:p>
+    <w:p>
+      <w:pPr>
+        <w:pStyle w:val="Heading2"/>
+      </w:pPr>
+      <w:r>
+        <w:t>Earlier wording, alternatives and picture transcripts · reference / check after trying</w:t>
+      </w:r>
+    </w:p>
+    <w:p>
+      <w:pPr>
+        <w:spacing w:line="336" w:lineRule="auto" w:after="180"/>
+      </w:pPr>
+      <w:r>
+        <w:rPr>
+          <w:b w:val="0"/>
+        </w:rPr>
+        <w:t>Explain the mechanism</w:t>
+      </w:r>
+    </w:p>
+    <w:p>
+      <w:pPr>
+        <w:spacing w:line="336" w:lineRule="auto" w:after="180"/>
+      </w:pPr>
+      <w:r>
+        <w:rPr>
+          <w:b/>
+        </w:rPr>
+        <w:t>Input</w:t>
+      </w:r>
+      <w:r>
+        <w:rPr>
+          <w:b w:val="0"/>
+        </w:rPr>
+        <w:t xml:space="preserve"> → </w:t>
+      </w:r>
+      <w:r>
+        <w:rPr>
+          <w:b/>
+        </w:rPr>
+        <w:t>Process</w:t>
+      </w:r>
+      <w:r>
+        <w:rPr>
+          <w:b w:val="0"/>
+        </w:rPr>
+        <w:t xml:space="preserve"> → </w:t>
+      </w:r>
+      <w:r>
+        <w:rPr>
+          <w:b/>
+        </w:rPr>
+        <w:t>Output</w:t>
+      </w:r>
+    </w:p>
+    <w:p>
+      <w:pPr>
+        <w:spacing w:line="336" w:lineRule="auto" w:after="180"/>
+      </w:pPr>
+      <w:r>
+        <w:rPr>
+          <w:b w:val="0"/>
+        </w:rPr>
+        <w:t>Trace the information. At each stage, ask what changed and how you could test it.</w:t>
+      </w:r>
+    </w:p>
+    <w:p>
+      <w:pPr>
+        <w:spacing w:line="336" w:lineRule="auto" w:after="180"/>
+      </w:pPr>
+      <w:r>
+        <w:rPr>
+          <w:b w:val="0"/>
+        </w:rPr>
+        <w:t>Which stage could fail even when the other two are correct? Explain:</w:t>
+      </w:r>
+    </w:p>
+    <w:p>
+      <w:pPr>
+        <w:spacing w:line="336" w:lineRule="auto" w:after="180"/>
+      </w:pPr>
+      <w:r>
+        <w:rPr>
+          <w:b w:val="0"/>
+        </w:rPr>
+        <w:t xml:space="preserve">Predict first. Then check each step. A correct answer without visible reasoning is incomplete </w:t>
+      </w:r>
+      <w:r>
+        <w:rPr>
+          <w:b/>
+        </w:rPr>
+        <w:t>evidence</w:t>
+      </w:r>
+      <w:r>
+        <w:rPr>
+          <w:b w:val="0"/>
+        </w:rPr>
+        <w:t>.</w:t>
+      </w:r>
+    </w:p>
+    <w:p>
+      <w:pPr>
+        <w:spacing w:line="336" w:lineRule="auto" w:after="180"/>
+      </w:pPr>
+      <w:r>
+        <w:rPr>
+          <w:b w:val="0"/>
+        </w:rPr>
+        <w:t xml:space="preserve">1. Claim: 18 of 24 tests passed, reported as </w:t>
+      </w:r>
+      <w:r>
+        <w:rPr>
+          <w:b/>
+        </w:rPr>
+        <w:t>80%</w:t>
+      </w:r>
+      <w:r>
+        <w:rPr>
+          <w:b w:val="0"/>
+        </w:rPr>
+        <w:t>.</w:t>
+      </w:r>
+    </w:p>
+    <w:p>
+      <w:pPr>
+        <w:spacing w:line="336" w:lineRule="auto" w:after="180"/>
+      </w:pPr>
+      <w:r>
+        <w:rPr>
+          <w:b w:val="0"/>
+        </w:rPr>
+        <w:t xml:space="preserve">2. </w:t>
+      </w:r>
+      <w:r>
+        <w:rPr>
+          <w:b/>
+        </w:rPr>
+        <w:t>Recalculate</w:t>
+      </w:r>
+      <w:r>
+        <w:rPr>
+          <w:b w:val="0"/>
+        </w:rPr>
+        <w:t>: 18 ÷ 24 = 0.75 = 75%.</w:t>
+      </w:r>
+    </w:p>
+    <w:p>
+      <w:pPr>
+        <w:spacing w:line="336" w:lineRule="auto" w:after="180"/>
+      </w:pPr>
+      <w:r>
+        <w:rPr>
+          <w:b w:val="0"/>
+        </w:rPr>
+        <w:t xml:space="preserve">3. Check denominator, </w:t>
+      </w:r>
+      <w:r>
+        <w:rPr>
+          <w:b/>
+        </w:rPr>
+        <w:t>unit</w:t>
+      </w:r>
+      <w:r>
+        <w:rPr>
+          <w:b w:val="0"/>
+        </w:rPr>
+        <w:t>, rounding, and source date.</w:t>
+      </w:r>
+    </w:p>
+    <w:p>
+      <w:pPr>
+        <w:spacing w:line="336" w:lineRule="auto" w:after="180"/>
+      </w:pPr>
+      <w:r>
+        <w:rPr>
+          <w:b w:val="0"/>
+        </w:rPr>
+        <w:t>4. Correct the claim and preserve the calculation trail.</w:t>
+      </w:r>
+    </w:p>
+    <w:p>
+      <w:pPr>
+        <w:spacing w:line="336" w:lineRule="auto" w:after="180"/>
+      </w:pPr>
+      <w:r>
+        <w:rPr>
+          <w:b/>
+        </w:rPr>
+        <w:t>Recalculate</w:t>
+      </w:r>
+      <w:r>
+        <w:rPr>
+          <w:b w:val="0"/>
+        </w:rPr>
+        <w:t>, retrace, or restate the reasoning in your own representation:</w:t>
+      </w:r>
+    </w:p>
+    <w:p>
+      <w:pPr>
+        <w:spacing w:line="336" w:lineRule="auto" w:after="180"/>
+      </w:pPr>
+      <w:r>
+        <w:rPr>
+          <w:b w:val="0"/>
+        </w:rPr>
+        <w:t xml:space="preserve">CHECK Did the </w:t>
+      </w:r>
+      <w:r>
+        <w:rPr>
+          <w:b/>
+        </w:rPr>
+        <w:t>evidence</w:t>
+      </w:r>
+      <w:r>
+        <w:rPr>
+          <w:b w:val="0"/>
+        </w:rPr>
+        <w:t xml:space="preserve"> answer the exact question? Did the total, path, or source record stay consistent?</w:t>
+      </w:r>
+    </w:p>
+    <w:p>
+      <w:pPr>
         <w:pStyle w:val="Heading3"/>
       </w:pPr>
       <w:r>
+        <w:t>Concrete teaching case</w:t>
+      </w:r>
+    </w:p>
+    <w:p>
+      <w:pPr>
+        <w:pStyle w:val="Heading3"/>
+      </w:pPr>
+      <w:r>
+        <w:t>Exact explanation to model</w:t>
+      </w:r>
+    </w:p>
+    <w:p>
+      <w:pPr>
+        <w:pStyle w:val="Heading3"/>
+      </w:pPr>
+      <w:r>
+        <w:t>Explain the added worked example</w:t>
+      </w:r>
+    </w:p>
+    <w:p>
+      <w:pPr>
+        <w:spacing w:line="336" w:lineRule="auto" w:after="180"/>
+      </w:pPr>
+      <w:r>
+        <w:rPr>
+          <w:b w:val="0"/>
+        </w:rPr>
+        <w:t>Citation evaluation checks source existence, exact passage support and coverage of answer claims. A real citation can still be irrelevant.</w:t>
+      </w:r>
+    </w:p>
+    <w:p>
+      <w:pPr>
+        <w:spacing w:line="336" w:lineRule="auto" w:after="180"/>
+      </w:pPr>
+      <w:r>
+        <w:rPr>
+          <w:b w:val="0"/>
+        </w:rPr>
+        <w:t>Begin by writing the question the procedure is intended to answer. Identify the information already supplied, the information it will produce and the information still missing.</w:t>
+      </w:r>
+    </w:p>
+    <w:p>
+      <w:pPr>
+        <w:spacing w:line="336" w:lineRule="auto" w:after="180"/>
+      </w:pPr>
+      <w:r>
+        <w:rPr>
+          <w:b w:val="0"/>
+        </w:rPr>
+        <w:t>These are constructed classroom examples; they do not require live accounts, private records or an external service. Do not treat a plausible explanation as a measured outcome.</w:t>
+      </w:r>
+    </w:p>
+    <w:p>
+      <w:pPr>
+        <w:spacing w:line="336" w:lineRule="auto" w:after="180"/>
+      </w:pPr>
+      <w:r>
+        <w:rPr>
+          <w:b w:val="0"/>
+        </w:rPr>
+        <w:t>For this classroom rubric count a claim as supported only when its cited passage entails it. Separately count correct citation links. Use the number of factual claims as the support denominator.</w:t>
+      </w:r>
+    </w:p>
+    <w:p>
+      <w:pPr>
+        <w:spacing w:line="336" w:lineRule="auto" w:after="180"/>
+      </w:pPr>
+      <w:r>
+        <w:rPr>
+          <w:b w:val="0"/>
+        </w:rPr>
+        <w:t xml:space="preserve">Before applying the procedure, write its </w:t>
+      </w:r>
+      <w:r>
+        <w:rPr>
+          <w:b/>
+        </w:rPr>
+        <w:t>unit</w:t>
+      </w:r>
+      <w:r>
+        <w:rPr>
+          <w:b w:val="0"/>
+        </w:rPr>
+        <w:t xml:space="preserve">s, denominator or decision boundary where relevant. A partner should be able to repeat each step using the same </w:t>
+      </w:r>
+      <w:r>
+        <w:rPr>
+          <w:b/>
+        </w:rPr>
+        <w:t>input</w:t>
+      </w:r>
+      <w:r>
+        <w:rPr>
+          <w:b w:val="0"/>
+        </w:rPr>
+        <w:t>s.</w:t>
+      </w:r>
+    </w:p>
+    <w:p>
+      <w:pPr>
+        <w:spacing w:line="336" w:lineRule="auto" w:after="180"/>
+      </w:pPr>
+      <w:r>
+        <w:rPr>
+          <w:b w:val="0"/>
+        </w:rPr>
+        <w:t xml:space="preserve">If a required </w:t>
+      </w:r>
+      <w:r>
+        <w:rPr>
+          <w:b/>
+        </w:rPr>
+        <w:t>input</w:t>
+      </w:r>
+      <w:r>
+        <w:rPr>
+          <w:b w:val="0"/>
+        </w:rPr>
+        <w:t xml:space="preserve"> is absent or violates the stated contract, record that condition explicitly instead of quietly replacing it with a convenient value.</w:t>
+      </w:r>
+    </w:p>
+    <w:p>
+      <w:pPr>
+        <w:pStyle w:val="Heading3"/>
+      </w:pPr>
+      <w:r>
+        <w:t>Key terms</w:t>
+      </w:r>
+    </w:p>
+    <w:tbl>
+      <w:tblPr>
+        <w:tblStyle w:val="LightShading-Accent1"/>
+        <w:tblW w:type="auto" w:w="0"/>
+        <w:tblLook w:firstColumn="1" w:firstRow="1" w:lastColumn="0" w:lastRow="0" w:noHBand="0" w:noVBand="1" w:val="04A0"/>
+      </w:tblPr>
+      <w:tblGrid>
+        <w:gridCol w:w="5112"/>
+        <w:gridCol w:w="5112"/>
+      </w:tblGrid>
+      <w:tr>
+        <w:trPr>
+          <w:tblHeader/>
+        </w:trPr>
+        <w:tc>
+          <w:tcPr>
+            <w:tcW w:type="dxa" w:w="5112"/>
+          </w:tcPr>
+          <w:p>
+            <w:r>
+              <w:t>Term</w:t>
+            </w:r>
+          </w:p>
+        </w:tc>
+        <w:tc>
+          <w:tcPr>
+            <w:tcW w:type="dxa" w:w="5112"/>
+          </w:tcPr>
+          <w:p>
+            <w:r>
+              <w:t>Meaning</w:t>
+            </w:r>
+          </w:p>
+        </w:tc>
+      </w:tr>
+      <w:tr>
+        <w:tc>
+          <w:tcPr>
+            <w:tcW w:type="dxa" w:w="5112"/>
+          </w:tcPr>
+          <w:p>
+            <w:r>
+              <w:t>Entailment</w:t>
+            </w:r>
+          </w:p>
+        </w:tc>
+        <w:tc>
+          <w:tcPr>
+            <w:tcW w:type="dxa" w:w="5112"/>
+          </w:tcPr>
+          <w:p>
+            <w:r>
+              <w:t>Whether the cited passage supports the specific claim</w:t>
+            </w:r>
+          </w:p>
+        </w:tc>
+      </w:tr>
+      <w:tr>
+        <w:tc>
+          <w:tcPr>
+            <w:tcW w:type="dxa" w:w="5112"/>
+          </w:tcPr>
+          <w:p>
+            <w:r>
+              <w:t>Citation coverage</w:t>
+            </w:r>
+          </w:p>
+        </w:tc>
+        <w:tc>
+          <w:tcPr>
+            <w:tcW w:type="dxa" w:w="5112"/>
+          </w:tcPr>
+          <w:p>
+            <w:r>
+              <w:t>Which claims include source references</w:t>
+            </w:r>
+          </w:p>
+        </w:tc>
+      </w:tr>
+      <w:tr>
+        <w:tc>
+          <w:tcPr>
+            <w:tcW w:type="dxa" w:w="5112"/>
+          </w:tcPr>
+          <w:p>
+            <w:r>
+              <w:t>Link validity</w:t>
+            </w:r>
+          </w:p>
+        </w:tc>
+        <w:tc>
+          <w:tcPr>
+            <w:tcW w:type="dxa" w:w="5112"/>
+          </w:tcPr>
+          <w:p>
+            <w:r>
+              <w:t>Whether a source reference resolves to the intended record</w:t>
+            </w:r>
+          </w:p>
+        </w:tc>
+      </w:tr>
+    </w:tbl>
+    <w:p>
+      <w:pPr>
+        <w:pStyle w:val="Heading3"/>
+      </w:pPr>
+      <w:r>
+        <w:t>Model the reasoning aloud</w:t>
+      </w:r>
+    </w:p>
+    <w:p>
+      <w:pPr>
+        <w:spacing w:line="336" w:lineRule="auto" w:after="180"/>
+      </w:pPr>
+      <w:r>
+        <w:rPr>
+          <w:b w:val="0"/>
+        </w:rPr>
+        <w:t xml:space="preserve">Use the complete worked example below before asking learners to complete W2. Reveal a small part, invite a </w:t>
+      </w:r>
+      <w:r>
+        <w:rPr>
+          <w:b/>
+        </w:rPr>
+        <w:t>prediction</w:t>
+      </w:r>
+      <w:r>
+        <w:rPr>
+          <w:b w:val="0"/>
+        </w:rPr>
+        <w:t>, then explain the deciding step.</w:t>
+      </w:r>
+    </w:p>
+    <w:p>
+      <w:pPr>
+        <w:spacing w:line="336" w:lineRule="auto" w:after="180"/>
+      </w:pPr>
+      <w:r>
+        <w:rPr>
+          <w:b w:val="0"/>
+        </w:rPr>
+        <w:t>These teacher notes contain solutions; do not reveal the independent case answer during modelling.</w:t>
+      </w:r>
+    </w:p>
+    <w:p>
+      <w:pPr>
+        <w:spacing w:line="336" w:lineRule="auto" w:after="180"/>
+      </w:pPr>
+      <w:r>
+        <w:rPr>
+          <w:b w:val="0"/>
+        </w:rPr>
+        <w:t>An answer has four factual claims. Three have citations, but only two are supported by their cited passages. All links exist.</w:t>
+      </w:r>
+    </w:p>
+    <w:p>
+      <w:pPr>
+        <w:spacing w:line="336" w:lineRule="auto" w:after="180"/>
+      </w:pPr>
+      <w:r>
+        <w:rPr>
+          <w:b w:val="0"/>
+        </w:rPr>
+        <w:t>Claim support is 2/4=50%; citation presence is 3/4=75%; link existence among three citations is 3/3. These measure different failures.</w:t>
+      </w:r>
+    </w:p>
+    <w:p>
+      <w:pPr>
+        <w:spacing w:line="336" w:lineRule="auto" w:after="180"/>
+      </w:pPr>
+      <w:r>
+        <w:rPr>
+          <w:b w:val="0"/>
+        </w:rPr>
+        <w:t xml:space="preserve">Compare the intermediate </w:t>
+      </w:r>
+      <w:r>
+        <w:rPr>
+          <w:b/>
+        </w:rPr>
+        <w:t>evidence</w:t>
+      </w:r>
+      <w:r>
+        <w:rPr>
+          <w:b w:val="0"/>
+        </w:rPr>
+        <w:t xml:space="preserve"> with the final statement. Explain why each number or decision follows from the stated </w:t>
+      </w:r>
+      <w:r>
+        <w:rPr>
+          <w:b/>
+        </w:rPr>
+        <w:t>input</w:t>
+      </w:r>
+      <w:r>
+        <w:rPr>
+          <w:b w:val="0"/>
+        </w:rPr>
+        <w:t>s.</w:t>
+      </w:r>
+    </w:p>
+    <w:p>
+      <w:pPr>
+        <w:spacing w:line="336" w:lineRule="auto" w:after="180"/>
+      </w:pPr>
+      <w:r>
+        <w:rPr>
+          <w:b w:val="0"/>
+        </w:rPr>
+        <w:t xml:space="preserve">The conclusion belongs to this scenario and procedure; changing the </w:t>
+      </w:r>
+      <w:r>
+        <w:rPr>
+          <w:b/>
+        </w:rPr>
+        <w:t>input</w:t>
+      </w:r>
+      <w:r>
+        <w:rPr>
+          <w:b w:val="0"/>
+        </w:rPr>
+        <w:t>s, evaluation population or authority can change what it establishes. Retain the raw record so a later revision can be compared honestly.</w:t>
+      </w:r>
+    </w:p>
+    <w:tbl>
+      <w:tblPr>
+        <w:tblStyle w:val="LightShading-Accent1"/>
+        <w:tblW w:type="auto" w:w="0"/>
+        <w:tblLook w:firstColumn="1" w:firstRow="1" w:lastColumn="0" w:lastRow="0" w:noHBand="0" w:noVBand="1" w:val="04A0"/>
+      </w:tblPr>
+      <w:tblGrid>
+        <w:gridCol w:w="5112"/>
+        <w:gridCol w:w="5112"/>
+      </w:tblGrid>
+      <w:tr>
+        <w:trPr>
+          <w:tblHeader/>
+        </w:trPr>
+        <w:tc>
+          <w:tcPr>
+            <w:tcW w:type="dxa" w:w="5112"/>
+          </w:tcPr>
+          <w:p>
+            <w:r>
+              <w:t>Thinking move</w:t>
+            </w:r>
+          </w:p>
+        </w:tc>
+        <w:tc>
+          <w:tcPr>
+            <w:tcW w:type="dxa" w:w="5112"/>
+          </w:tcPr>
+          <w:p>
+            <w:r>
+              <w:t>Teacher prompt</w:t>
+            </w:r>
+          </w:p>
+        </w:tc>
+      </w:tr>
+      <w:tr>
+        <w:tc>
+          <w:tcPr>
+            <w:tcW w:type="dxa" w:w="5112"/>
+          </w:tcPr>
+          <w:p>
+            <w:r>
+              <w:t>Plan</w:t>
+            </w:r>
+          </w:p>
+        </w:tc>
+        <w:tc>
+          <w:tcPr>
+            <w:tcW w:type="dxa" w:w="5112"/>
+          </w:tcPr>
+          <w:p>
+            <w:r>
+              <w:t>What is given? What is the question? Which procedure fits these facts?</w:t>
+            </w:r>
+          </w:p>
+        </w:tc>
+      </w:tr>
+      <w:tr>
+        <w:tc>
+          <w:tcPr>
+            <w:tcW w:type="dxa" w:w="5112"/>
+          </w:tcPr>
+          <w:p>
+            <w:r>
+              <w:t>Do</w:t>
+            </w:r>
+          </w:p>
+        </w:tc>
+        <w:tc>
+          <w:tcPr>
+            <w:tcW w:type="dxa" w:w="5112"/>
+          </w:tcPr>
+          <w:p>
+            <w:r>
+              <w:t>Point to each input and intermediate step in the worked trace. Name the rule that allows the next step.</w:t>
+            </w:r>
+          </w:p>
+        </w:tc>
+      </w:tr>
+      <w:tr>
+        <w:tc>
+          <w:tcPr>
+            <w:tcW w:type="dxa" w:w="5112"/>
+          </w:tcPr>
+          <w:p>
+            <w:r>
+              <w:t>Check</w:t>
+            </w:r>
+          </w:p>
+        </w:tc>
+        <w:tc>
+          <w:tcPr>
+            <w:tcW w:type="dxa" w:w="5112"/>
+          </w:tcPr>
+          <w:p>
+            <w:r>
+              <w:t>Does the output answer the question? Which assumption or limitation prevents a larger claim?</w:t>
+            </w:r>
+          </w:p>
+        </w:tc>
+      </w:tr>
+    </w:tbl>
+    <w:p>
+      <w:pPr>
+        <w:spacing w:line="336" w:lineRule="auto" w:after="180"/>
+      </w:pPr>
+      <w:r>
+        <w:rPr>
+          <w:b w:val="0"/>
+        </w:rPr>
+        <w:t>Use the diagram and verbal explanation together. Ask learners to match a sentence to a specific visual step; do not assign learners fixed visual or auditory learning styles.</w:t>
+      </w:r>
+    </w:p>
+    <w:p>
+      <w:pPr>
+        <w:pStyle w:val="Heading3"/>
+      </w:pPr>
+      <w:r>
+        <w:t>A pictorial worked case: Verify Numbers and Dates</w:t>
+      </w:r>
+    </w:p>
+    <w:p>
+      <w:pPr>
+        <w:pStyle w:val="Heading3"/>
+      </w:pPr>
+      <w:r>
+        <w:t>The facts we will use</w:t>
+      </w:r>
+    </w:p>
+    <w:p>
+      <w:r>
+        <w:drawing>
+          <wp:inline xmlns:a="http://schemas.openxmlformats.org/drawingml/2006/main" xmlns:pic="http://schemas.openxmlformats.org/drawingml/2006/picture">
+            <wp:extent cx="5346057" cy="5943599"/>
+            <wp:docPr id="3" name="Picture 3" descr="Verify Numbers and Dates. Check denominator: There are 15 passes out of 20 total trials.. Calculate percentage: 15÷20×100=75%, not 70%.. Validate date: June 31 is invalid because June has 30 days.. Resolve missing intent: Ask the event owner for the correct date; do not assume June 30 or July 1."/>
+            <wp:cNvGraphicFramePr>
+              <a:graphicFrameLocks noChangeAspect="1"/>
+            </wp:cNvGraphicFramePr>
+            <a:graphic>
+              <a:graphicData uri="http://schemas.openxmlformats.org/drawingml/2006/picture">
+                <pic:pic>
+                  <pic:nvPicPr>
+                    <pic:cNvPr id="0" name="academy-visual-ai-3-16.png"/>
+                    <pic:cNvPicPr/>
+                  </pic:nvPicPr>
+                  <pic:blipFill>
+                    <a:blip r:embed="rId11"/>
+                    <a:stretch>
+                      <a:fillRect/>
+                    </a:stretch>
+                  </pic:blipFill>
+                  <pic:spPr>
+                    <a:xfrm>
+                      <a:off x="0" y="0"/>
+                      <a:ext cx="5346057" cy="5943599"/>
+                    </a:xfrm>
+                    <a:prstGeom prst="rect"/>
+                  </pic:spPr>
+                </pic:pic>
+              </a:graphicData>
+            </a:graphic>
+          </wp:inline>
+        </w:drawing>
+      </w:r>
+    </w:p>
+    <w:p>
+      <w:pPr>
+        <w:pStyle w:val="Heading3"/>
+      </w:pPr>
+      <w:r>
         <w:t>Why this result follows</w:t>
       </w:r>
     </w:p>
@@ -2001,31 +2390,115 @@
         <w:pStyle w:val="Heading3"/>
       </w:pPr>
       <w:r>
-        <w:t>Why the result follows</w:t>
+        <w:t>What this example does not establish</w:t>
+      </w:r>
+    </w:p>
+    <w:p>
+      <w:pPr>
+        <w:pStyle w:val="Heading3"/>
+      </w:pPr>
+      <w:r>
+        <w:t>Change one thing in the pictured case</w:t>
+      </w:r>
+    </w:p>
+    <w:p>
+      <w:pPr>
+        <w:pStyle w:val="Heading3"/>
+      </w:pPr>
+      <w:r>
+        <w:t>Ask while showing the picture</w:t>
+      </w:r>
+    </w:p>
+    <w:p>
+      <w:pPr>
+        <w:pStyle w:val="Heading1"/>
+      </w:pPr>
+      <w:r>
+        <w:t>03. Guide the checks, then remove help</w:t>
+      </w:r>
+    </w:p>
+    <w:p>
+      <w:r>
+        <w:t>Ask learners which claim each operation can establish.</w:t>
+      </w:r>
+    </w:p>
+    <w:p>
+      <w:pPr>
+        <w:pStyle w:val="Heading2"/>
+      </w:pPr>
+      <w:r>
+        <w:t>Current completion task and key</w:t>
       </w:r>
     </w:p>
     <w:p>
       <w:pPr>
         <w:spacing w:line="336" w:lineRule="auto" w:after="180"/>
-        <w:shd w:fill="F1F6FC"/>
       </w:pPr>
       <w:r>
         <w:rPr>
           <w:b w:val="0"/>
         </w:rPr>
-        <w:t>A percentage requires the correct numerator and denominator. Calendar validation identifies an impossible date, but it cannot discover what date the author intended.</w:t>
+        <w:t>Use the fictional record of 15 passes out of 20 trials and the draft 70%, meeting June 31. Show the fraction and percentage, state the supplied calendar fact, and separate the computable correction from the missing intended date. Then change only the count to 14 passes out of 20 and explain what changes and what remains unresolved.</w:t>
       </w:r>
     </w:p>
     <w:p>
       <w:pPr>
         <w:spacing w:line="336" w:lineRule="auto" w:after="180"/>
-        <w:shd w:fill="F1F6FC"/>
       </w:pPr>
       <w:r>
         <w:rPr>
           <w:b w:val="0"/>
         </w:rPr>
-        <w:t xml:space="preserve">These checks use different </w:t>
+        <w:t>15/20 × 100 = 75%. June has 30 days, so June 31 is invalid; no intended date is supplied. The revised count gives 14/20 × 100 = 70%. It provides no new date evidence. Check source identity and measurement reliability separately from arithmetic.</w:t>
+      </w:r>
+    </w:p>
+    <w:p>
+      <w:pPr>
+        <w:pStyle w:val="Heading2"/>
+      </w:pPr>
+      <w:r>
+        <w:t>Individual evidence-boundary check</w:t>
+      </w:r>
+    </w:p>
+    <w:p>
+      <w:pPr>
+        <w:spacing w:line="336" w:lineRule="auto" w:after="180"/>
+      </w:pPr>
+      <w:r>
+        <w:rPr>
+          <w:b w:val="0"/>
+        </w:rPr>
+        <w:t>A calculator confirms 15/20 = 75%, and a calendar rejects June 31. Does this establish the real trial reliability and the intended meeting date? Explain the two remaining evidence gaps.</w:t>
+      </w:r>
+    </w:p>
+    <w:p>
+      <w:pPr>
+        <w:spacing w:line="336" w:lineRule="auto" w:after="180"/>
+      </w:pPr>
+      <w:r>
+        <w:rPr>
+          <w:b w:val="0"/>
+        </w:rPr>
+        <w:t>Neither measurement reliability nor intended meeting date follows from these tools. Recalculate from the source, reject the invalid date, and request the missing evidence.</w:t>
+      </w:r>
+    </w:p>
+    <w:p>
+      <w:pPr>
+        <w:pStyle w:val="Heading2"/>
+      </w:pPr>
+      <w:r>
+        <w:t>Pictorial changed-case reasoning</w:t>
+      </w:r>
+    </w:p>
+    <w:p>
+      <w:pPr>
+        <w:spacing w:line="336" w:lineRule="auto" w:after="180"/>
+      </w:pPr>
+      <w:r>
+        <w:rPr>
+          <w:b w:val="0"/>
+        </w:rPr>
+        <w:t xml:space="preserve">Which part can be corrected immediately from existing </w:t>
       </w:r>
       <w:r>
         <w:rPr>
@@ -2037,7 +2510,172 @@
         <w:rPr>
           <w:b w:val="0"/>
         </w:rPr>
-        <w:t>: arithmetic repairs the percentage from the supplied counts, while the date needs another authoritative source before publication.</w:t>
+        <w:t>, and which needs follow-up?</w:t>
+      </w:r>
+    </w:p>
+    <w:p>
+      <w:pPr>
+        <w:spacing w:line="336" w:lineRule="auto" w:after="180"/>
+      </w:pPr>
+      <w:r>
+        <w:rPr>
+          <w:b w:val="0"/>
+        </w:rPr>
+        <w:t>Correct percentage to 75% in the original case. The intended date needs confirmation from the responsible event source.</w:t>
+      </w:r>
+    </w:p>
+    <w:p>
+      <w:pPr>
+        <w:spacing w:line="336" w:lineRule="auto" w:after="180"/>
+      </w:pPr>
+      <w:r>
+        <w:rPr>
+          <w:b w:val="0"/>
+        </w:rPr>
+        <w:t xml:space="preserve">Changed-case reasoning: </w:t>
+      </w:r>
+      <w:r>
+        <w:rPr>
+          <w:b/>
+        </w:rPr>
+        <w:t>70%</w:t>
+      </w:r>
+      <w:r>
+        <w:rPr>
+          <w:b w:val="0"/>
+        </w:rPr>
+        <w:t xml:space="preserve"> now matches the count; June 31 remains invalid and unresolved. 14÷20×100=</w:t>
+      </w:r>
+      <w:r>
+        <w:rPr>
+          <w:b/>
+        </w:rPr>
+        <w:t>70%</w:t>
+      </w:r>
+      <w:r>
+        <w:rPr>
+          <w:b w:val="0"/>
+        </w:rPr>
+        <w:t xml:space="preserve">; changing a count provides no new calendar </w:t>
+      </w:r>
+      <w:r>
+        <w:rPr>
+          <w:b/>
+        </w:rPr>
+        <w:t>evidence</w:t>
+      </w:r>
+      <w:r>
+        <w:rPr>
+          <w:b w:val="0"/>
+        </w:rPr>
+        <w:t>.</w:t>
+      </w:r>
+    </w:p>
+    <w:p>
+      <w:pPr>
+        <w:spacing w:line="336" w:lineRule="auto" w:after="180"/>
+      </w:pPr>
+      <w:r>
+        <w:rPr>
+          <w:b w:val="0"/>
+        </w:rPr>
+        <w:t xml:space="preserve">Collect each learner’s explanation before discussion. Use the first missing connection between </w:t>
+      </w:r>
+      <w:r>
+        <w:rPr>
+          <w:b/>
+        </w:rPr>
+        <w:t>input</w:t>
+      </w:r>
+      <w:r>
+        <w:rPr>
+          <w:b w:val="0"/>
+        </w:rPr>
+        <w:t xml:space="preserve">, deciding step and result to choose support. This question is worked-case practice, not fresh mastery </w:t>
+      </w:r>
+      <w:r>
+        <w:rPr>
+          <w:b/>
+        </w:rPr>
+        <w:t>evidence</w:t>
+      </w:r>
+      <w:r>
+        <w:rPr>
+          <w:b w:val="0"/>
+        </w:rPr>
+        <w:t>.</w:t>
+      </w:r>
+    </w:p>
+    <w:p>
+      <w:pPr>
+        <w:pStyle w:val="Heading2"/>
+      </w:pPr>
+      <w:r>
+        <w:t>Keep each learner explaining</w:t>
+      </w:r>
+    </w:p>
+    <w:p>
+      <w:pPr>
+        <w:spacing w:line="336" w:lineRule="auto" w:after="180"/>
+      </w:pPr>
+      <w:r>
+        <w:rPr>
+          <w:b w:val="0"/>
+        </w:rPr>
+        <w:t>Ask: Which facts are given, and which would we have to assume? Learners mark relevant details before discussing answers.</w:t>
+      </w:r>
+    </w:p>
+    <w:p>
+      <w:pPr>
+        <w:spacing w:line="336" w:lineRule="auto" w:after="180"/>
+      </w:pPr>
+      <w:r>
+        <w:rPr>
+          <w:b w:val="0"/>
+        </w:rPr>
+        <w:t>Say: Predict first. Show the rule, information path or calculation that would produce the result. A correct guess is not yet an explanation.</w:t>
+      </w:r>
+    </w:p>
+    <w:p>
+      <w:pPr>
+        <w:spacing w:line="336" w:lineRule="auto" w:after="180"/>
+      </w:pPr>
+      <w:r>
+        <w:rPr>
+          <w:b w:val="0"/>
+        </w:rPr>
+        <w:t xml:space="preserve">In pairs, one learner solves while the other checks </w:t>
+      </w:r>
+      <w:r>
+        <w:rPr>
+          <w:b/>
+        </w:rPr>
+        <w:t>evidence</w:t>
+      </w:r>
+      <w:r>
+        <w:rPr>
+          <w:b w:val="0"/>
+        </w:rPr>
+        <w:t>; exchange roles. Remove the worked answer before independent assessment.</w:t>
+      </w:r>
+    </w:p>
+    <w:p>
+      <w:pPr>
+        <w:pStyle w:val="Heading2"/>
+      </w:pPr>
+      <w:r>
+        <w:t>Earlier wording, alternatives and picture transcripts · reference / check after trying</w:t>
+      </w:r>
+    </w:p>
+    <w:p>
+      <w:pPr>
+        <w:spacing w:line="336" w:lineRule="auto" w:after="180"/>
+      </w:pPr>
+      <w:r>
+        <w:rPr>
+          <w:b w:val="0"/>
+        </w:rPr>
+        <w:t>Demonstrate and guide practice</w:t>
       </w:r>
     </w:p>
     <w:p>
@@ -2045,7 +2683,75 @@
         <w:pStyle w:val="Heading3"/>
       </w:pPr>
       <w:r>
-        <w:t>What this example does not establish</w:t>
+        <w:t>Board sequence</w:t>
+      </w:r>
+    </w:p>
+    <w:p>
+      <w:pPr>
+        <w:spacing w:line="336" w:lineRule="auto" w:after="180"/>
+      </w:pPr>
+      <w:r>
+        <w:rPr>
+          <w:b w:val="0"/>
+        </w:rPr>
+        <w:t>Write the given facts: An answer says 15/20=</w:t>
+      </w:r>
+      <w:r>
+        <w:rPr>
+          <w:b/>
+        </w:rPr>
+        <w:t>80%</w:t>
+      </w:r>
+      <w:r>
+        <w:rPr>
+          <w:b w:val="0"/>
+        </w:rPr>
+        <w:t xml:space="preserve"> and sets a deadline of February 30.</w:t>
+      </w:r>
+    </w:p>
+    <w:p>
+      <w:pPr>
+        <w:spacing w:line="336" w:lineRule="auto" w:after="180"/>
+      </w:pPr>
+      <w:r>
+        <w:rPr>
+          <w:b w:val="0"/>
+        </w:rPr>
+        <w:t>Write the question to explain: Verify both.</w:t>
+      </w:r>
+    </w:p>
+    <w:p>
+      <w:pPr>
+        <w:spacing w:line="336" w:lineRule="auto" w:after="180"/>
+      </w:pPr>
+      <w:r>
+        <w:rPr>
+          <w:b w:val="0"/>
+        </w:rPr>
+        <w:t xml:space="preserve">Reveal after </w:t>
+      </w:r>
+      <w:r>
+        <w:rPr>
+          <w:b/>
+        </w:rPr>
+        <w:t>prediction</w:t>
+      </w:r>
+      <w:r>
+        <w:rPr>
+          <w:b w:val="0"/>
+        </w:rPr>
+        <w:t>s: 15/20=75%. February 30 is invalid in the Gregorian calendar. Check the intended deadline from its authority rather than guessing.</w:t>
+      </w:r>
+    </w:p>
+    <w:p>
+      <w:pPr>
+        <w:spacing w:line="336" w:lineRule="auto" w:after="180"/>
+      </w:pPr>
+      <w:r>
+        <w:rPr>
+          <w:b w:val="0"/>
+        </w:rPr>
+        <w:t>Use the earlier changed question as optional later practice. Reserve Audit a fresh learner percentage and deadline independently for the first independent attempt before hints or feedback.</w:t>
       </w:r>
     </w:p>
     <w:p>
@@ -2053,422 +2759,30 @@
         <w:pStyle w:val="Heading3"/>
       </w:pPr>
       <w:r>
-        <w:t>Keep the stated limit</w:t>
+        <w:t>Classroom dialogue</w:t>
       </w:r>
     </w:p>
     <w:p>
       <w:pPr>
         <w:spacing w:line="336" w:lineRule="auto" w:after="180"/>
-        <w:shd w:fill="FFF5E6"/>
       </w:pPr>
       <w:r>
         <w:rPr>
           <w:b w:val="0"/>
         </w:rPr>
-        <w:t>This check confirms internal arithmetic and date validity, not whether the fictional trial measurements themselves were reliable.</w:t>
-      </w:r>
-    </w:p>
-    <w:p>
-      <w:pPr>
-        <w:pStyle w:val="Heading3"/>
-      </w:pPr>
-      <w:r>
-        <w:t>Change one thing in the pictured case</w:t>
-      </w:r>
-    </w:p>
-    <w:p>
-      <w:pPr>
-        <w:pStyle w:val="Heading3"/>
-      </w:pPr>
-      <w:r>
-        <w:t>Change one thing</w:t>
-      </w:r>
-    </w:p>
-    <w:p>
-      <w:pPr>
-        <w:spacing w:line="336" w:lineRule="auto" w:after="180"/>
-        <w:shd w:fill="F5F1FB"/>
-      </w:pPr>
+        <w:t xml:space="preserve">Reveal reasoning one step at a time. Explain why a tempting alternative fails. Write </w:t>
+      </w:r>
+      <w:r>
+        <w:rPr>
+          <w:b/>
+        </w:rPr>
+        <w:t>unit</w:t>
+      </w:r>
       <w:r>
         <w:rPr>
           <w:b w:val="0"/>
         </w:rPr>
-        <w:t>Change: The count is revised to 14 passes out of 20, but no date record is added.</w:t>
-      </w:r>
-    </w:p>
-    <w:p>
-      <w:pPr>
-        <w:pStyle w:val="Heading3"/>
-      </w:pPr>
-      <w:r>
-        <w:t>Predicted result</w:t>
-      </w:r>
-    </w:p>
-    <w:p>
-      <w:pPr>
-        <w:spacing w:line="336" w:lineRule="auto" w:after="180"/>
-        <w:shd w:fill="F1F6FC"/>
-      </w:pPr>
-      <w:r>
-        <w:rPr>
-          <w:b/>
-        </w:rPr>
-        <w:t>Prediction</w:t>
-      </w:r>
-      <w:r>
-        <w:rPr>
-          <w:b w:val="0"/>
-        </w:rPr>
-        <w:t xml:space="preserve">: </w:t>
-      </w:r>
-      <w:r>
-        <w:rPr>
-          <w:b/>
-        </w:rPr>
-        <w:t>70%</w:t>
-      </w:r>
-      <w:r>
-        <w:rPr>
-          <w:b w:val="0"/>
-        </w:rPr>
-        <w:t xml:space="preserve"> now matches the count; June 31 remains invalid and unresolved.</w:t>
-      </w:r>
-    </w:p>
-    <w:p>
-      <w:pPr>
-        <w:pStyle w:val="Heading3"/>
-      </w:pPr>
-      <w:r>
-        <w:t>Why the result follows</w:t>
-      </w:r>
-    </w:p>
-    <w:p>
-      <w:pPr>
-        <w:spacing w:line="336" w:lineRule="auto" w:after="180"/>
-        <w:shd w:fill="F1F6FC"/>
-      </w:pPr>
-      <w:r>
-        <w:rPr>
-          <w:b w:val="0"/>
-        </w:rPr>
-        <w:t>Reason: 14÷20×100=</w:t>
-      </w:r>
-      <w:r>
-        <w:rPr>
-          <w:b/>
-        </w:rPr>
-        <w:t>70%</w:t>
-      </w:r>
-      <w:r>
-        <w:rPr>
-          <w:b w:val="0"/>
-        </w:rPr>
-        <w:t xml:space="preserve">; changing a count provides no new calendar </w:t>
-      </w:r>
-      <w:r>
-        <w:rPr>
-          <w:b/>
-        </w:rPr>
-        <w:t>evidence</w:t>
-      </w:r>
-      <w:r>
-        <w:rPr>
-          <w:b w:val="0"/>
-        </w:rPr>
-        <w:t>.</w:t>
-      </w:r>
-    </w:p>
-    <w:p>
-      <w:pPr>
-        <w:pStyle w:val="Heading3"/>
-      </w:pPr>
-      <w:r>
-        <w:t>Ask while showing the picture</w:t>
-      </w:r>
-    </w:p>
-    <w:p>
-      <w:pPr>
-        <w:pStyle w:val="Heading3"/>
-      </w:pPr>
-      <w:r>
-        <w:t>Ask while showing the picture · 4</w:t>
-      </w:r>
-    </w:p>
-    <w:p>
-      <w:pPr>
-        <w:spacing w:line="336" w:lineRule="auto" w:after="180"/>
-      </w:pPr>
-      <w:r>
-        <w:rPr>
-          <w:b w:val="0"/>
-        </w:rPr>
-        <w:t xml:space="preserve">Cover the result. Ask learners to name the </w:t>
-      </w:r>
-      <w:r>
-        <w:rPr>
-          <w:b/>
-        </w:rPr>
-        <w:t>input</w:t>
-      </w:r>
-      <w:r>
-        <w:rPr>
-          <w:b w:val="0"/>
-        </w:rPr>
-        <w:t xml:space="preserve">s and predict the next step. Uncover one step, connect the icon to the actual procedure, and explain its </w:t>
-      </w:r>
-      <w:r>
-        <w:rPr>
-          <w:b/>
-        </w:rPr>
-        <w:t>evidence</w:t>
-      </w:r>
-      <w:r>
-        <w:rPr>
-          <w:b w:val="0"/>
-        </w:rPr>
-        <w:t>. Then change the supplied condition and compare.</w:t>
-      </w:r>
-    </w:p>
-    <w:p>
-      <w:pPr>
-        <w:spacing w:line="336" w:lineRule="auto" w:after="180"/>
-      </w:pPr>
-      <w:r>
-        <w:rPr>
-          <w:b w:val="0"/>
-        </w:rPr>
-        <w:t>The picture is a representation; it does not document execution of a real AI model.</w:t>
-      </w:r>
-    </w:p>
-    <w:p>
-      <w:pPr>
-        <w:pStyle w:val="Heading1"/>
-      </w:pPr>
-      <w:r>
-        <w:t>03. Demonstrate and guide practice</w:t>
-      </w:r>
-    </w:p>
-    <w:p>
-      <w:r>
-        <w:t>Demonstrate Verify Numbers and Dates, reduce support deliberately and check individual reasoning before discussing answers.</w:t>
-      </w:r>
-    </w:p>
-    <w:p>
-      <w:pPr>
-        <w:pStyle w:val="Heading3"/>
-      </w:pPr>
-      <w:r>
-        <w:t>Board sequence</w:t>
-      </w:r>
-    </w:p>
-    <w:p>
-      <w:pPr>
-        <w:pStyle w:val="Heading3"/>
-      </w:pPr>
-      <w:r>
-        <w:t>1. Put the facts on the board</w:t>
-      </w:r>
-    </w:p>
-    <w:p>
-      <w:pPr>
-        <w:spacing w:line="336" w:lineRule="auto" w:after="180"/>
-        <w:shd w:fill="F4F9FC"/>
-      </w:pPr>
-      <w:r>
-        <w:rPr>
-          <w:b w:val="0"/>
-        </w:rPr>
-        <w:t>Write the given facts: An answer says 15/20=</w:t>
-      </w:r>
-      <w:r>
-        <w:rPr>
-          <w:b/>
-        </w:rPr>
-        <w:t>80%</w:t>
-      </w:r>
-      <w:r>
-        <w:rPr>
-          <w:b w:val="0"/>
-        </w:rPr>
-        <w:t xml:space="preserve"> and sets a deadline of February 30.</w:t>
-      </w:r>
-    </w:p>
-    <w:p>
-      <w:pPr>
-        <w:pStyle w:val="Heading3"/>
-      </w:pPr>
-      <w:r>
-        <w:t>2. State the decision to explain</w:t>
-      </w:r>
-    </w:p>
-    <w:p>
-      <w:pPr>
-        <w:spacing w:line="336" w:lineRule="auto" w:after="180"/>
-        <w:shd w:fill="F4F9FC"/>
-      </w:pPr>
-      <w:r>
-        <w:rPr>
-          <w:b w:val="0"/>
-        </w:rPr>
-        <w:t>Write the question to explain: Verify both.</w:t>
-      </w:r>
-    </w:p>
-    <w:p>
-      <w:pPr>
-        <w:pStyle w:val="Heading3"/>
-      </w:pPr>
-      <w:r>
-        <w:t>3. Reveal the worked reasoning</w:t>
-      </w:r>
-    </w:p>
-    <w:p>
-      <w:pPr>
-        <w:spacing w:line="336" w:lineRule="auto" w:after="180"/>
-        <w:shd w:fill="F1F6FC"/>
-      </w:pPr>
-      <w:r>
-        <w:rPr>
-          <w:b w:val="0"/>
-        </w:rPr>
-        <w:t xml:space="preserve">Reveal after </w:t>
-      </w:r>
-      <w:r>
-        <w:rPr>
-          <w:b/>
-        </w:rPr>
-        <w:t>prediction</w:t>
-      </w:r>
-      <w:r>
-        <w:rPr>
-          <w:b w:val="0"/>
-        </w:rPr>
-        <w:t>s: 15/20=75%. February 30 is invalid in the Gregorian calendar. Check the intended deadline from its authority rather than guessing.</w:t>
-      </w:r>
-    </w:p>
-    <w:p>
-      <w:pPr>
-        <w:pStyle w:val="Heading3"/>
-      </w:pPr>
-      <w:r>
-        <w:t>Hold back the independent task</w:t>
-      </w:r>
-    </w:p>
-    <w:p>
-      <w:pPr>
-        <w:spacing w:line="336" w:lineRule="auto" w:after="180"/>
-        <w:shd w:fill="FFF5E6"/>
-      </w:pPr>
-      <w:r>
-        <w:rPr>
-          <w:b w:val="0"/>
-        </w:rPr>
-        <w:t xml:space="preserve">Keep for an independent attempt: A report says 12 of 40 responses is 40%. </w:t>
-      </w:r>
-      <w:r>
-        <w:rPr>
-          <w:b/>
-        </w:rPr>
-        <w:t>Recalculate</w:t>
-      </w:r>
-      <w:r>
-        <w:rPr>
-          <w:b w:val="0"/>
-        </w:rPr>
-        <w:t xml:space="preserve"> and state the correction with the denominator.</w:t>
-      </w:r>
-    </w:p>
-    <w:p>
-      <w:pPr>
-        <w:pStyle w:val="Heading3"/>
-      </w:pPr>
-      <w:r>
-        <w:t>Classroom dialogue</w:t>
-      </w:r>
-    </w:p>
-    <w:p>
-      <w:pPr>
-        <w:pStyle w:val="Heading3"/>
-      </w:pPr>
-      <w:r>
-        <w:t>Ask the class</w:t>
-      </w:r>
-    </w:p>
-    <w:p>
-      <w:pPr>
-        <w:spacing w:line="336" w:lineRule="auto" w:after="180"/>
-        <w:shd w:fill="F5F1FB"/>
-      </w:pPr>
-      <w:r>
-        <w:rPr>
-          <w:b w:val="0"/>
-        </w:rPr>
-        <w:t>Ask: Which facts are given, and which would we have to assume? Learners mark relevant details before discussing answers.</w:t>
-      </w:r>
-    </w:p>
-    <w:p>
-      <w:pPr>
-        <w:pStyle w:val="Heading3"/>
-      </w:pPr>
-      <w:r>
-        <w:t>Language to model</w:t>
-      </w:r>
-    </w:p>
-    <w:p>
-      <w:pPr>
-        <w:spacing w:line="336" w:lineRule="auto" w:after="180"/>
-        <w:shd w:fill="F1F6F8"/>
-      </w:pPr>
-      <w:r>
-        <w:rPr>
-          <w:b w:val="0"/>
-        </w:rPr>
-        <w:t>Say: Predict first. Show the rule, information path or calculation that would produce the result. A correct guess is not yet an explanation.</w:t>
-      </w:r>
-    </w:p>
-    <w:p>
-      <w:pPr>
-        <w:spacing w:line="336" w:lineRule="auto" w:after="180"/>
-      </w:pPr>
-      <w:r>
-        <w:rPr>
-          <w:b w:val="0"/>
-        </w:rPr>
-        <w:t xml:space="preserve">Reveal reasoning one step at a time. Explain why a tempting alternative fails. Write </w:t>
-      </w:r>
-      <w:r>
-        <w:rPr>
-          <w:b/>
-        </w:rPr>
-        <w:t>unit</w:t>
-      </w:r>
-      <w:r>
-        <w:rPr>
-          <w:b w:val="0"/>
-        </w:rPr>
         <w:t>s and denominators for arithmetic, trace conditions for decisions, and identify supporting sources for claims.</w:t>
-      </w:r>
-    </w:p>
-    <w:p>
-      <w:pPr>
-        <w:spacing w:line="336" w:lineRule="auto" w:after="180"/>
-      </w:pPr>
-      <w:r>
-        <w:rPr>
-          <w:b w:val="0"/>
-        </w:rPr>
-        <w:t xml:space="preserve">In pairs, one learner solves while the other checks </w:t>
-      </w:r>
-      <w:r>
-        <w:rPr>
-          <w:b/>
-        </w:rPr>
-        <w:t>evidence</w:t>
-      </w:r>
-      <w:r>
-        <w:rPr>
-          <w:b w:val="0"/>
-        </w:rPr>
-        <w:t>; exchange roles. Remove the worked answer before independent assessment.</w:t>
       </w:r>
     </w:p>
     <w:p>
@@ -2766,22 +3080,121 @@
     </w:p>
     <w:p>
       <w:pPr>
+        <w:spacing w:line="336" w:lineRule="auto" w:after="180"/>
+      </w:pPr>
+      <w:r>
+        <w:rPr>
+          <w:b w:val="0"/>
+        </w:rPr>
+        <w:t>Completion task: An answer has four factual claims. Three have citations, but only two are supported by their cited passages. All links exist. Show the intermediate steps and give the conclusion with its scope.</w:t>
+      </w:r>
+    </w:p>
+    <w:p>
+      <w:pPr>
+        <w:spacing w:line="336" w:lineRule="auto" w:after="180"/>
+      </w:pPr>
+      <w:r>
+        <w:rPr>
+          <w:b w:val="0"/>
+        </w:rPr>
+        <w:t>Teacher check: Teacher explanation: Claim support is 2/4=50%; citation presence is 3/4=75%; link existence among three citations is 3/3. These measure different failures.</w:t>
+      </w:r>
+    </w:p>
+    <w:p>
+      <w:pPr>
+        <w:spacing w:line="336" w:lineRule="auto" w:after="180"/>
+      </w:pPr>
+      <w:r>
+        <w:rPr>
+          <w:b w:val="0"/>
+        </w:rPr>
+        <w:t xml:space="preserve">Start by identifying the given </w:t>
+      </w:r>
+      <w:r>
+        <w:rPr>
+          <w:b/>
+        </w:rPr>
+        <w:t>input</w:t>
+      </w:r>
+      <w:r>
+        <w:rPr>
+          <w:b w:val="0"/>
+        </w:rPr>
+        <w:t>s together. Leave the intermediate steps blank. If needed, model one step, then withdraw that help on the next step. Move to a full trace only when the partial trace is understood.</w:t>
+      </w:r>
+    </w:p>
+    <w:p>
+      <w:pPr>
+        <w:spacing w:line="336" w:lineRule="auto" w:after="180"/>
+      </w:pPr>
+      <w:r>
+        <w:rPr>
+          <w:b w:val="0"/>
+        </w:rPr>
+        <w:t>For partners, alternate explainer and checker; collect a response from every learner before discussion.</w:t>
+      </w:r>
+    </w:p>
+    <w:p>
+      <w:pPr>
         <w:pStyle w:val="Heading3"/>
       </w:pPr>
       <w:r>
-        <w:t>Completion practice</w:t>
+        <w:t>Individual reasoning check</w:t>
       </w:r>
     </w:p>
     <w:p>
       <w:pPr>
         <w:spacing w:line="336" w:lineRule="auto" w:after="180"/>
-        <w:shd w:fill="F5F1FB"/>
       </w:pPr>
       <w:r>
         <w:rPr>
           <w:b w:val="0"/>
         </w:rPr>
-        <w:t>Completion task: An answer has four factual claims. Three have citations, but only two are supported by their cited passages. All links exist. Show the intermediate steps and give the conclusion with its scope.</w:t>
+        <w:t>Use the worked case for Claim support and citation evaluation. Proposed explanation: “The worked result establishes every future case”. Decide whether this explanation is supported.</w:t>
+      </w:r>
+    </w:p>
+    <w:p>
+      <w:pPr>
+        <w:spacing w:line="336" w:lineRule="auto" w:after="180"/>
+      </w:pPr>
+      <w:r>
+        <w:rPr>
+          <w:b w:val="0"/>
+        </w:rPr>
+        <w:t>Point to the step or supplied fact that decides; explain your repair if needed.</w:t>
+      </w:r>
+    </w:p>
+    <w:p>
+      <w:pPr>
+        <w:spacing w:line="336" w:lineRule="auto" w:after="180"/>
+      </w:pPr>
+      <w:r>
+        <w:rPr>
+          <w:b w:val="0"/>
+        </w:rPr>
+        <w:t>Expected correction: Citation counts do not establish truth beyond the supplied sources or the correctness of uncited claims.</w:t>
+      </w:r>
+    </w:p>
+    <w:p>
+      <w:pPr>
+        <w:spacing w:line="336" w:lineRule="auto" w:after="180"/>
+      </w:pPr>
+      <w:r>
+        <w:rPr>
+          <w:b w:val="0"/>
+        </w:rPr>
+        <w:t>Collect explanations, not only yes/no votes. If a misunderstanding is common, re-model the relevant step for the class.</w:t>
+      </w:r>
+    </w:p>
+    <w:p>
+      <w:pPr>
+        <w:spacing w:line="336" w:lineRule="auto" w:after="180"/>
+      </w:pPr>
+      <w:r>
+        <w:rPr>
+          <w:b w:val="0"/>
+        </w:rPr>
+        <w:t>If it affects a few learners, give a short targeted group explanation while others solve a more demanding variation.</w:t>
       </w:r>
     </w:p>
     <w:p>
@@ -2789,380 +3202,95 @@
         <w:pStyle w:val="Heading3"/>
       </w:pPr>
       <w:r>
-        <w:t>Reasoning to listen for</w:t>
+        <w:t>Pictorial practice question</w:t>
+      </w:r>
+    </w:p>
+    <w:p>
+      <w:pPr>
+        <w:pStyle w:val="Heading3"/>
+      </w:pPr>
+      <w:r>
+        <w:t>Reasoned teacher answer</w:t>
+      </w:r>
+    </w:p>
+    <w:p>
+      <w:pPr>
+        <w:pStyle w:val="Heading1"/>
+      </w:pPr>
+      <w:r>
+        <w:t>04. Run the six supplied verification cards</w:t>
+      </w:r>
+    </w:p>
+    <w:p>
+      <w:r>
+        <w:t>Provide all inputs and preserve unknowns.</w:t>
+      </w:r>
+    </w:p>
+    <w:p>
+      <w:pPr>
+        <w:pStyle w:val="Heading2"/>
+      </w:pPr>
+      <w:r>
+        <w:t>Current cards and checked guidance</w:t>
       </w:r>
     </w:p>
     <w:p>
       <w:pPr>
         <w:spacing w:line="336" w:lineRule="auto" w:after="180"/>
-        <w:shd w:fill="F1F6FC"/>
       </w:pPr>
       <w:r>
         <w:rPr>
           <w:b w:val="0"/>
         </w:rPr>
-        <w:t>Teacher check: Teacher explanation: Claim support is 2/4=50%; citation presence is 3/4=75%; link existence among three citations is 3/3. These measure different failures.</w:t>
-      </w:r>
-    </w:p>
-    <w:p>
-      <w:pPr>
-        <w:spacing w:line="336" w:lineRule="auto" w:after="180"/>
-      </w:pPr>
-      <w:r>
-        <w:rPr>
-          <w:b w:val="0"/>
-        </w:rPr>
-        <w:t xml:space="preserve">Start by identifying the given </w:t>
-      </w:r>
-      <w:r>
-        <w:rPr>
-          <w:b/>
-        </w:rPr>
-        <w:t>input</w:t>
-      </w:r>
-      <w:r>
-        <w:rPr>
-          <w:b w:val="0"/>
-        </w:rPr>
-        <w:t>s together. Leave the intermediate steps blank. If needed, model one step, then withdraw that help on the next step. Move to a full trace only when the partial trace is understood.</w:t>
-      </w:r>
-    </w:p>
-    <w:p>
-      <w:pPr>
-        <w:spacing w:line="336" w:lineRule="auto" w:after="180"/>
-      </w:pPr>
-      <w:r>
-        <w:rPr>
-          <w:b w:val="0"/>
-        </w:rPr>
-        <w:t>For partners, alternate explainer and checker; collect a response from every learner before discussion.</w:t>
-      </w:r>
-    </w:p>
-    <w:p>
-      <w:pPr>
-        <w:pStyle w:val="Heading3"/>
-      </w:pPr>
-      <w:r>
-        <w:t>Individual reasoning check</w:t>
-      </w:r>
-    </w:p>
-    <w:p>
-      <w:pPr>
-        <w:spacing w:line="336" w:lineRule="auto" w:after="180"/>
-      </w:pPr>
-      <w:r>
-        <w:rPr>
-          <w:b w:val="0"/>
-        </w:rPr>
-        <w:t>Use the worked case for Claim support and citation evaluation. Proposed explanation: “The worked result establishes every future case”. Decide whether this explanation is supported.</w:t>
-      </w:r>
-    </w:p>
-    <w:p>
-      <w:pPr>
-        <w:spacing w:line="336" w:lineRule="auto" w:after="180"/>
-      </w:pPr>
-      <w:r>
-        <w:rPr>
-          <w:b w:val="0"/>
-        </w:rPr>
-        <w:t>Point to the step or supplied fact that decides; explain your repair if needed.</w:t>
-      </w:r>
-    </w:p>
-    <w:p>
-      <w:pPr>
-        <w:pStyle w:val="Heading3"/>
-      </w:pPr>
-      <w:r>
-        <w:t>Expected repair</w:t>
-      </w:r>
-    </w:p>
-    <w:p>
-      <w:pPr>
-        <w:spacing w:line="336" w:lineRule="auto" w:after="180"/>
-        <w:shd w:fill="F1F6FC"/>
-      </w:pPr>
-      <w:r>
-        <w:rPr>
-          <w:b w:val="0"/>
-        </w:rPr>
-        <w:t>Expected correction: Citation counts do not establish truth beyond the supplied sources or the correctness of uncited claims.</w:t>
-      </w:r>
-    </w:p>
-    <w:p>
-      <w:pPr>
-        <w:spacing w:line="336" w:lineRule="auto" w:after="180"/>
-      </w:pPr>
-      <w:r>
-        <w:rPr>
-          <w:b w:val="0"/>
-        </w:rPr>
-        <w:t>Collect explanations, not only yes/no votes. If a misunderstanding is common, re-model the relevant step for the class.</w:t>
-      </w:r>
-    </w:p>
-    <w:p>
-      <w:pPr>
-        <w:spacing w:line="336" w:lineRule="auto" w:after="180"/>
-      </w:pPr>
-      <w:r>
-        <w:rPr>
-          <w:b w:val="0"/>
-        </w:rPr>
-        <w:t>If it affects a few learners, give a short targeted group explanation while others solve a more demanding variation.</w:t>
-      </w:r>
-    </w:p>
-    <w:p>
-      <w:pPr>
-        <w:pStyle w:val="Heading3"/>
-      </w:pPr>
-      <w:r>
-        <w:t>Pictorial practice question</w:t>
-      </w:r>
-    </w:p>
-    <w:p>
-      <w:pPr>
-        <w:spacing w:line="336" w:lineRule="auto" w:after="180"/>
-        <w:shd w:fill="F5F1FB"/>
-      </w:pPr>
-      <w:r>
-        <w:rPr>
-          <w:b w:val="0"/>
-        </w:rPr>
-        <w:t xml:space="preserve">Which part can be corrected immediately from existing </w:t>
-      </w:r>
-      <w:r>
-        <w:rPr>
-          <w:b/>
-        </w:rPr>
-        <w:t>evidence</w:t>
-      </w:r>
-      <w:r>
-        <w:rPr>
-          <w:b w:val="0"/>
-        </w:rPr>
-        <w:t>, and which needs follow-up?</w:t>
-      </w:r>
-    </w:p>
-    <w:p>
-      <w:pPr>
-        <w:pStyle w:val="Heading3"/>
-      </w:pPr>
-      <w:r>
-        <w:t>Reasoned teacher answer</w:t>
-      </w:r>
-    </w:p>
-    <w:p>
-      <w:pPr>
-        <w:spacing w:line="336" w:lineRule="auto" w:after="180"/>
-      </w:pPr>
-      <w:r>
-        <w:rPr>
-          <w:b w:val="0"/>
-        </w:rPr>
-        <w:t>Correct percentage to 75% in the original case. The intended date needs confirmation from the responsible event source.</w:t>
-      </w:r>
-    </w:p>
-    <w:p>
-      <w:pPr>
-        <w:spacing w:line="336" w:lineRule="auto" w:after="180"/>
-      </w:pPr>
-      <w:r>
-        <w:rPr>
-          <w:b w:val="0"/>
-        </w:rPr>
-        <w:t xml:space="preserve">Changed-case reasoning: </w:t>
-      </w:r>
-      <w:r>
-        <w:rPr>
-          <w:b/>
-        </w:rPr>
-        <w:t>70%</w:t>
-      </w:r>
-      <w:r>
-        <w:rPr>
-          <w:b w:val="0"/>
-        </w:rPr>
-        <w:t xml:space="preserve"> now matches the count; June 31 remains invalid and unresolved. 14÷20×100=</w:t>
-      </w:r>
-      <w:r>
-        <w:rPr>
-          <w:b/>
-        </w:rPr>
-        <w:t>70%</w:t>
-      </w:r>
-      <w:r>
-        <w:rPr>
-          <w:b w:val="0"/>
-        </w:rPr>
-        <w:t xml:space="preserve">; changing a count provides no new calendar </w:t>
-      </w:r>
-      <w:r>
-        <w:rPr>
-          <w:b/>
-        </w:rPr>
-        <w:t>evidence</w:t>
-      </w:r>
-      <w:r>
-        <w:rPr>
-          <w:b w:val="0"/>
-        </w:rPr>
-        <w:t>.</w:t>
-      </w:r>
-    </w:p>
-    <w:p>
-      <w:pPr>
-        <w:spacing w:line="336" w:lineRule="auto" w:after="180"/>
-      </w:pPr>
-      <w:r>
-        <w:rPr>
-          <w:b w:val="0"/>
-        </w:rPr>
-        <w:t xml:space="preserve">Collect each learner’s explanation before discussion. Use the first missing connection between </w:t>
-      </w:r>
-      <w:r>
-        <w:rPr>
-          <w:b/>
-        </w:rPr>
-        <w:t>input</w:t>
-      </w:r>
-      <w:r>
-        <w:rPr>
-          <w:b w:val="0"/>
-        </w:rPr>
-        <w:t xml:space="preserve">, deciding step and result to choose support. This question is worked-case practice, not fresh mastery </w:t>
-      </w:r>
-      <w:r>
-        <w:rPr>
-          <w:b/>
-        </w:rPr>
-        <w:t>evidence</w:t>
-      </w:r>
-      <w:r>
-        <w:rPr>
-          <w:b w:val="0"/>
-        </w:rPr>
-        <w:t>.</w:t>
-      </w:r>
-    </w:p>
-    <w:p>
-      <w:pPr>
-        <w:pStyle w:val="Heading1"/>
-      </w:pPr>
-      <w:r>
-        <w:t>04. Run the weekly evidence lab</w:t>
-      </w:r>
-    </w:p>
-    <w:p>
-      <w:r>
-        <w:t>Run the Verify Numbers and Dates investigation and use the first unsupported step to choose a teaching response.</w:t>
-      </w:r>
-    </w:p>
-    <w:p>
-      <w:pPr>
-        <w:spacing w:line="336" w:lineRule="auto" w:after="180"/>
-      </w:pPr>
-      <w:r>
-        <w:rPr>
-          <w:b w:val="0"/>
-        </w:rPr>
-        <w:t>Words You Can Use to Reason</w:t>
-      </w:r>
-    </w:p>
-    <w:p>
-      <w:pPr>
-        <w:spacing w:line="336" w:lineRule="auto" w:after="180"/>
-      </w:pPr>
-      <w:r>
-        <w:rPr>
-          <w:b w:val="0"/>
-        </w:rPr>
-        <w:t>A definition matters when you can recognize the idea, use it, and contrast it with a near-miss.</w:t>
-      </w:r>
-    </w:p>
-    <w:p>
-      <w:pPr>
-        <w:spacing w:line="336" w:lineRule="auto" w:after="180"/>
-      </w:pPr>
-      <w:r>
-        <w:rPr>
-          <w:b w:val="0"/>
-        </w:rPr>
+        <w:t>Six-card key: A 75%; B run A 70%, not run B’s 80%; C 2.5 km; D invalid June 31 with unknown intent; E valid 2026-06-30 supported by the supplied approved notice; F ambiguous slash format. Calendar validity does not authorise an event date. Independent task: 18/24 = 75%; April 31 invalid because April has 30 days; request the intended deadline.</w:t>
+      </w:r>
+    </w:p>
+    <w:p>
+      <w:pPr>
+        <w:pStyle w:val="Heading2"/>
+      </w:pPr>
+      <w:r>
+        <w:t>Predict, check and record</w:t>
+      </w:r>
+    </w:p>
+    <w:p>
+      <w:pPr>
+        <w:pStyle w:val="ListNumber"/>
+      </w:pPr>
+      <w:r>
         <w:t>Predict → Test → Record → Explain</w:t>
       </w:r>
     </w:p>
     <w:p>
       <w:pPr>
-        <w:spacing w:line="336" w:lineRule="auto" w:after="180"/>
-      </w:pPr>
-      <w:r>
-        <w:rPr>
-          <w:b w:val="0"/>
-        </w:rPr>
+        <w:pStyle w:val="ListNumber"/>
+      </w:pPr>
+      <w:r>
         <w:t>Keep expected and actual results separate. Surprises are useful data when recorded honestly.</w:t>
       </w:r>
     </w:p>
     <w:p>
       <w:pPr>
-        <w:spacing w:line="336" w:lineRule="auto" w:after="180"/>
-      </w:pPr>
-      <w:r>
-        <w:rPr>
-          <w:b w:val="0"/>
-        </w:rPr>
-        <w:t xml:space="preserve">Audit six claims for source, date, </w:t>
-      </w:r>
-      <w:r>
-        <w:rPr>
-          <w:b/>
-        </w:rPr>
-        <w:t>unit</w:t>
-      </w:r>
-      <w:r>
-        <w:rPr>
-          <w:b w:val="0"/>
-        </w:rPr>
-        <w:t>, denominator, and arithmetic; mark verified, corrected, or unresolved.</w:t>
-      </w:r>
-    </w:p>
-    <w:p>
-      <w:pPr>
-        <w:spacing w:line="336" w:lineRule="auto" w:after="180"/>
-        <w:shd w:fill="F5F1FB"/>
-      </w:pPr>
-      <w:r>
-        <w:rPr>
-          <w:b w:val="0"/>
-        </w:rPr>
+        <w:pStyle w:val="ListNumber"/>
+      </w:pPr>
+      <w:r>
+        <w:t>Audit the six supplied numeric and date cards. Check source identity, denominators, unit conversion, calendar validity and ambiguous formats. Record supported corrections and unresolved intent separately; these are fictional records, not live model results.</w:t>
+      </w:r>
+    </w:p>
+    <w:p>
+      <w:pPr>
+        <w:pStyle w:val="ListNumber"/>
+      </w:pPr>
+      <w:r>
         <w:t>What did the hardest test teach you that the normal test did not?</w:t>
       </w:r>
     </w:p>
     <w:p>
       <w:pPr>
-        <w:pStyle w:val="Heading3"/>
-      </w:pPr>
-      <w:r>
-        <w:t>Make the lab runnable</w:t>
-      </w:r>
-    </w:p>
-    <w:p>
-      <w:pPr>
-        <w:spacing w:line="336" w:lineRule="auto" w:after="180"/>
-      </w:pPr>
-      <w:r>
-        <w:rPr>
-          <w:b w:val="0"/>
-        </w:rPr>
-        <w:t>Use the concrete case as the shared normal case and the independent question as a second case. Each pair creates a boundary or missing-information case and predicts its result before testing.</w:t>
-      </w:r>
-    </w:p>
-    <w:p>
-      <w:pPr>
-        <w:spacing w:line="336" w:lineRule="auto" w:after="180"/>
-      </w:pPr>
-      <w:r>
-        <w:rPr>
-          <w:b w:val="0"/>
-        </w:rPr>
-        <w:t>Keep the expected result separate from an observed mistake.</w:t>
+        <w:pStyle w:val="Heading2"/>
+      </w:pPr>
+      <w:r>
+        <w:t>Keep evidence and limitations</w:t>
       </w:r>
     </w:p>
     <w:tbl>
@@ -3313,10 +3441,10 @@
     </w:tbl>
     <w:p>
       <w:pPr>
-        <w:pStyle w:val="Heading3"/>
-      </w:pPr>
-      <w:r>
-        <w:t>Diagnose and reteach</w:t>
+        <w:pStyle w:val="Heading2"/>
+      </w:pPr>
+      <w:r>
+        <w:t>Respond to the first error</w:t>
       </w:r>
     </w:p>
     <w:p>
@@ -3327,7 +3455,7 @@
         <w:rPr>
           <w:b w:val="0"/>
         </w:rPr>
-        <w:t>For guessing, return to given facts and request a trace. For vocabulary without application, use one example and one non-example. For arithmetic errors, check the setup before the calculation.</w:t>
+        <w:t>Current misconceptions: a calculator validates the source counts—ask how they were measured; any total is a valid denominator—match population and scope; add units as labels after arithmetic—convert first; the nearest valid date is the intended date—request the approved notice; a valid date is an authorised deadline—check source support; slash dates are universal—require a convention or clarification.</w:t>
       </w:r>
     </w:p>
     <w:p>
@@ -3338,92 +3466,15 @@
         <w:rPr>
           <w:b w:val="0"/>
         </w:rPr>
-        <w:t>Finish with a different uncoached case before recording mastery.</w:t>
-      </w:r>
-    </w:p>
-    <w:p>
-      <w:pPr>
-        <w:pStyle w:val="Heading3"/>
-      </w:pPr>
-      <w:r>
-        <w:t>Address these additional misconceptions</w:t>
-      </w:r>
-    </w:p>
-    <w:p>
-      <w:pPr>
-        <w:spacing w:line="336" w:lineRule="auto" w:after="180"/>
-      </w:pPr>
-      <w:r>
-        <w:rPr>
-          <w:b w:val="0"/>
-        </w:rPr>
-        <w:t>The worked result establishes every future case: Citation counts do not establish truth beyond the supplied sources or the correctness of uncited claims.</w:t>
-      </w:r>
-    </w:p>
-    <w:p>
-      <w:pPr>
-        <w:spacing w:line="336" w:lineRule="auto" w:after="180"/>
-      </w:pPr>
-      <w:r>
-        <w:rPr>
-          <w:b w:val="0"/>
-        </w:rPr>
-        <w:t xml:space="preserve">A missing </w:t>
-      </w:r>
-      <w:r>
-        <w:rPr>
-          <w:b/>
-        </w:rPr>
-        <w:t>input</w:t>
-      </w:r>
-      <w:r>
-        <w:rPr>
-          <w:b w:val="0"/>
-        </w:rPr>
-        <w:t xml:space="preserve"> may be replaced without recording the change: A replacement changes the </w:t>
-      </w:r>
-      <w:r>
-        <w:rPr>
-          <w:b/>
-        </w:rPr>
-        <w:t>evidence</w:t>
-      </w:r>
-      <w:r>
-        <w:rPr>
-          <w:b w:val="0"/>
-        </w:rPr>
-        <w:t xml:space="preserve"> or contract. Record the change and its justification; do not silently turn unknown into a measured value.</w:t>
-      </w:r>
-    </w:p>
-    <w:p>
-      <w:pPr>
-        <w:spacing w:line="336" w:lineRule="auto" w:after="180"/>
-      </w:pPr>
-      <w:r>
-        <w:rPr>
-          <w:b w:val="0"/>
-        </w:rPr>
-        <w:t xml:space="preserve">Repeating an assessed case is new independent </w:t>
-      </w:r>
-      <w:r>
-        <w:rPr>
-          <w:b/>
-        </w:rPr>
-        <w:t>evidence</w:t>
-      </w:r>
-      <w:r>
-        <w:rPr>
-          <w:b w:val="0"/>
-        </w:rPr>
-        <w:t>: A replay checks consistency. An example used for feedback or revision cannot later be described as untouched final evaluation.</w:t>
-      </w:r>
-    </w:p>
-    <w:p>
-      <w:pPr>
-        <w:pStyle w:val="Heading3"/>
-      </w:pPr>
-      <w:r>
-        <w:t>Match the support to the first error</w:t>
+        <w:t>Use counted cells and a numerator/denominator frame before introducing harder variants.</w:t>
+      </w:r>
+    </w:p>
+    <w:p>
+      <w:pPr>
+        <w:pStyle w:val="Heading2"/>
+      </w:pPr>
+      <w:r>
+        <w:t>Choose accessible support</w:t>
       </w:r>
     </w:p>
     <w:tbl>
@@ -3596,15 +3647,444 @@
     </w:p>
     <w:p>
       <w:pPr>
+        <w:pStyle w:val="Heading2"/>
+      </w:pPr>
+      <w:r>
+        <w:t>Earlier wording, alternatives and picture transcripts · reference / check after trying</w:t>
+      </w:r>
+    </w:p>
+    <w:p>
+      <w:pPr>
+        <w:spacing w:line="336" w:lineRule="auto" w:after="180"/>
+      </w:pPr>
+      <w:r>
+        <w:rPr>
+          <w:b w:val="0"/>
+        </w:rPr>
+        <w:t>Run the weekly evidence lab</w:t>
+      </w:r>
+    </w:p>
+    <w:p>
+      <w:pPr>
+        <w:spacing w:line="336" w:lineRule="auto" w:after="180"/>
+      </w:pPr>
+      <w:r>
+        <w:rPr>
+          <w:b w:val="0"/>
+        </w:rPr>
+        <w:t>Words You Can Use to Reason</w:t>
+      </w:r>
+    </w:p>
+    <w:p>
+      <w:pPr>
+        <w:spacing w:line="336" w:lineRule="auto" w:after="180"/>
+      </w:pPr>
+      <w:r>
+        <w:rPr>
+          <w:b w:val="0"/>
+        </w:rPr>
+        <w:t>A definition matters when you can recognize the idea, use it, and contrast it with a near-miss.</w:t>
+      </w:r>
+    </w:p>
+    <w:p>
+      <w:pPr>
+        <w:pStyle w:val="Heading3"/>
+      </w:pPr>
+      <w:r>
+        <w:t>Make the lab runnable</w:t>
+      </w:r>
+    </w:p>
+    <w:p>
+      <w:pPr>
+        <w:spacing w:line="336" w:lineRule="auto" w:after="180"/>
+      </w:pPr>
+      <w:r>
+        <w:rPr>
+          <w:b w:val="0"/>
+        </w:rPr>
+        <w:t>Use the supplied investigation for shared practice. Keep predictions and observed paper-trace results separate. Reserve Audit a fresh learner percentage and deadline independently for the individual first attempt before feedback; do not use the reserved case as a paired lab task.</w:t>
+      </w:r>
+    </w:p>
+    <w:p>
+      <w:pPr>
+        <w:pStyle w:val="Heading3"/>
+      </w:pPr>
+      <w:r>
+        <w:t>Diagnose and reteach</w:t>
+      </w:r>
+    </w:p>
+    <w:p>
+      <w:pPr>
+        <w:spacing w:line="336" w:lineRule="auto" w:after="180"/>
+      </w:pPr>
+      <w:r>
+        <w:rPr>
+          <w:b w:val="0"/>
+        </w:rPr>
+        <w:t>For guessing, return to given facts and request a trace. For vocabulary without application, use one example and one non-example. For arithmetic errors, check the setup before the calculation.</w:t>
+      </w:r>
+    </w:p>
+    <w:p>
+      <w:pPr>
+        <w:spacing w:line="336" w:lineRule="auto" w:after="180"/>
+      </w:pPr>
+      <w:r>
+        <w:rPr>
+          <w:b w:val="0"/>
+        </w:rPr>
+        <w:t>Finish with a different uncoached case before recording mastery.</w:t>
+      </w:r>
+    </w:p>
+    <w:p>
+      <w:pPr>
+        <w:pStyle w:val="Heading3"/>
+      </w:pPr>
+      <w:r>
+        <w:t>Address these additional misconceptions</w:t>
+      </w:r>
+    </w:p>
+    <w:p>
+      <w:pPr>
+        <w:spacing w:line="336" w:lineRule="auto" w:after="180"/>
+      </w:pPr>
+      <w:r>
+        <w:rPr>
+          <w:b w:val="0"/>
+        </w:rPr>
+        <w:t>The worked result establishes every future case: Citation counts do not establish truth beyond the supplied sources or the correctness of uncited claims.</w:t>
+      </w:r>
+    </w:p>
+    <w:p>
+      <w:pPr>
+        <w:spacing w:line="336" w:lineRule="auto" w:after="180"/>
+      </w:pPr>
+      <w:r>
+        <w:rPr>
+          <w:b w:val="0"/>
+        </w:rPr>
+        <w:t xml:space="preserve">A missing </w:t>
+      </w:r>
+      <w:r>
+        <w:rPr>
+          <w:b/>
+        </w:rPr>
+        <w:t>input</w:t>
+      </w:r>
+      <w:r>
+        <w:rPr>
+          <w:b w:val="0"/>
+        </w:rPr>
+        <w:t xml:space="preserve"> may be replaced without recording the change: A replacement changes the </w:t>
+      </w:r>
+      <w:r>
+        <w:rPr>
+          <w:b/>
+        </w:rPr>
+        <w:t>evidence</w:t>
+      </w:r>
+      <w:r>
+        <w:rPr>
+          <w:b w:val="0"/>
+        </w:rPr>
+        <w:t xml:space="preserve"> or contract. Record the change and its justification; do not silently turn unknown into a measured value.</w:t>
+      </w:r>
+    </w:p>
+    <w:p>
+      <w:pPr>
+        <w:spacing w:line="336" w:lineRule="auto" w:after="180"/>
+      </w:pPr>
+      <w:r>
+        <w:rPr>
+          <w:b w:val="0"/>
+        </w:rPr>
+        <w:t xml:space="preserve">Repeating an assessed case is new independent </w:t>
+      </w:r>
+      <w:r>
+        <w:rPr>
+          <w:b/>
+        </w:rPr>
+        <w:t>evidence</w:t>
+      </w:r>
+      <w:r>
+        <w:rPr>
+          <w:b w:val="0"/>
+        </w:rPr>
+        <w:t>: A replay checks consistency. An example used for feedback or revision cannot later be described as untouched final evaluation.</w:t>
+      </w:r>
+    </w:p>
+    <w:p>
+      <w:pPr>
+        <w:pStyle w:val="Heading3"/>
+      </w:pPr>
+      <w:r>
+        <w:t>Match the support to the first error</w:t>
+      </w:r>
+    </w:p>
+    <w:p>
+      <w:pPr>
         <w:pStyle w:val="Heading1"/>
       </w:pPr>
       <w:r>
-        <w:t>05. Assess and explain the answers</w:t>
-      </w:r>
-    </w:p>
-    <w:p>
-      <w:r>
-        <w:t>Use the Verify Numbers and Dates questions, teacher keys and criteria after the relevant attempts. Previously discussed cases are practice; protect the separately selected independent task.</w:t>
+        <w:t>05. Assess the selected learner percentage and deadline</w:t>
+      </w:r>
+    </w:p>
+    <w:p>
+      <w:r>
+        <w:t>Reveal this key after the first attempt.</w:t>
+      </w:r>
+    </w:p>
+    <w:p>
+      <w:pPr>
+        <w:pStyle w:val="Heading2"/>
+      </w:pPr>
+      <w:r>
+        <w:t>Selected independent question and checked key</w:t>
+      </w:r>
+    </w:p>
+    <w:p>
+      <w:pPr>
+        <w:spacing w:line="336" w:lineRule="auto" w:after="180"/>
+      </w:pPr>
+      <w:r>
+        <w:rPr>
+          <w:b w:val="0"/>
+        </w:rPr>
+        <w:t>Selected case: A draft claims18 of24 learners is</w:t>
+      </w:r>
+      <w:r>
+        <w:rPr>
+          <w:b/>
+        </w:rPr>
+        <w:t>60%</w:t>
+      </w:r>
+      <w:r>
+        <w:rPr>
+          <w:b w:val="0"/>
+        </w:rPr>
+        <w:t>, and gives an April31 deadline. Check both statements without inventing a deadline.</w:t>
+      </w:r>
+    </w:p>
+    <w:p>
+      <w:pPr>
+        <w:spacing w:line="336" w:lineRule="auto" w:after="180"/>
+      </w:pPr>
+      <w:r>
+        <w:rPr>
+          <w:b w:val="0"/>
+        </w:rPr>
+        <w:t>18/24=75%. April has30 days, so April31 is invalid. Verify the intended date with an authoritative source rather than substituting April30 or May1.</w:t>
+      </w:r>
+    </w:p>
+    <w:p>
+      <w:pPr>
+        <w:pStyle w:val="Heading2"/>
+      </w:pPr>
+      <w:r>
+        <w:t>Judge trace and scope</w:t>
+      </w:r>
+    </w:p>
+    <w:tbl>
+      <w:tblPr>
+        <w:tblStyle w:val="LightShading-Accent1"/>
+        <w:tblW w:type="auto" w:w="0"/>
+        <w:tblLook w:firstColumn="1" w:firstRow="1" w:lastColumn="0" w:lastRow="0" w:noHBand="0" w:noVBand="1" w:val="04A0"/>
+      </w:tblPr>
+      <w:tblGrid>
+        <w:gridCol w:w="5112"/>
+        <w:gridCol w:w="5112"/>
+      </w:tblGrid>
+      <w:tr>
+        <w:trPr>
+          <w:tblHeader/>
+        </w:trPr>
+        <w:tc>
+          <w:tcPr>
+            <w:tcW w:type="dxa" w:w="5112"/>
+          </w:tcPr>
+          <w:p>
+            <w:r>
+              <w:t>Dimension</w:t>
+            </w:r>
+          </w:p>
+        </w:tc>
+        <w:tc>
+          <w:tcPr>
+            <w:tcW w:type="dxa" w:w="5112"/>
+          </w:tcPr>
+          <w:p>
+            <w:r>
+              <w:t>Evidence required</w:t>
+            </w:r>
+          </w:p>
+        </w:tc>
+      </w:tr>
+      <w:tr>
+        <w:tc>
+          <w:tcPr>
+            <w:tcW w:type="dxa" w:w="5112"/>
+          </w:tcPr>
+          <w:p>
+            <w:r>
+              <w:t>Explanation</w:t>
+            </w:r>
+          </w:p>
+        </w:tc>
+        <w:tc>
+          <w:tcPr>
+            <w:tcW w:type="dxa" w:w="5112"/>
+          </w:tcPr>
+          <w:p>
+            <w:r>
+              <w:t>Names the applicable idea or procedure and ties it to the supplied facts.</w:t>
+            </w:r>
+          </w:p>
+        </w:tc>
+      </w:tr>
+      <w:tr>
+        <w:tc>
+          <w:tcPr>
+            <w:tcW w:type="dxa" w:w="5112"/>
+          </w:tcPr>
+          <w:p>
+            <w:r>
+              <w:t>Trace and result</w:t>
+            </w:r>
+          </w:p>
+        </w:tc>
+        <w:tc>
+          <w:tcPr>
+            <w:tcW w:type="dxa" w:w="5112"/>
+          </w:tcPr>
+          <w:p>
+            <w:r>
+              <w:t>Preserves the given inputs and shows the relevant intermediate steps; distinguishes a prediction from an observed execution.</w:t>
+            </w:r>
+          </w:p>
+        </w:tc>
+      </w:tr>
+      <w:tr>
+        <w:tc>
+          <w:tcPr>
+            <w:tcW w:type="dxa" w:w="5112"/>
+          </w:tcPr>
+          <w:p>
+            <w:r>
+              <w:t>Limits</w:t>
+            </w:r>
+          </w:p>
+        </w:tc>
+        <w:tc>
+          <w:tcPr>
+            <w:tcW w:type="dxa" w:w="5112"/>
+          </w:tcPr>
+          <w:p>
+            <w:r>
+              <w:t>States the assumptions, missing evidence or conditions under which the result would change.</w:t>
+            </w:r>
+          </w:p>
+        </w:tc>
+      </w:tr>
+    </w:tbl>
+    <w:p>
+      <w:pPr>
+        <w:spacing w:line="336" w:lineRule="auto" w:after="180"/>
+      </w:pPr>
+      <w:r>
+        <w:rPr>
+          <w:b w:val="0"/>
+        </w:rPr>
+        <w:t>Record each dimension as not yet, with support, or independent. Accept a valid alternative procedure with a defensible trace.</w:t>
+      </w:r>
+    </w:p>
+    <w:p>
+      <w:pPr>
+        <w:spacing w:line="336" w:lineRule="auto" w:after="180"/>
+      </w:pPr>
+      <w:r>
+        <w:rPr>
+          <w:b w:val="0"/>
+        </w:rPr>
+        <w:t xml:space="preserve">Do not penalise an honestly recorded model failure if the learner correctly explains its </w:t>
+      </w:r>
+      <w:r>
+        <w:rPr>
+          <w:b/>
+        </w:rPr>
+        <w:t>evidence</w:t>
+      </w:r>
+      <w:r>
+        <w:rPr>
+          <w:b w:val="0"/>
+        </w:rPr>
+        <w:t xml:space="preserve"> and limits.</w:t>
+      </w:r>
+    </w:p>
+    <w:p>
+      <w:pPr>
+        <w:pStyle w:val="Heading2"/>
+      </w:pPr>
+      <w:r>
+        <w:t>Give one repair action</w:t>
+      </w:r>
+    </w:p>
+    <w:p>
+      <w:pPr>
+        <w:spacing w:line="336" w:lineRule="auto" w:after="180"/>
+      </w:pPr>
+      <w:r>
+        <w:rPr>
+          <w:b w:val="0"/>
+        </w:rPr>
+        <w:t>Name the earliest unsupported step and give one action to repair it. Have the learner make that repair now and explain why. Then assess the relevant skill on a fresh, fully specified case.</w:t>
+      </w:r>
+    </w:p>
+    <w:p>
+      <w:pPr>
+        <w:spacing w:line="336" w:lineRule="auto" w:after="180"/>
+      </w:pPr>
+      <w:r>
+        <w:rPr>
+          <w:b w:val="0"/>
+        </w:rPr>
+        <w:t>Confirm it was not previously practised with feedback; solve and check the new case before assigning it. A follow-up design prompt is a starting brief, not automatically an equivalent test.</w:t>
+      </w:r>
+    </w:p>
+    <w:p>
+      <w:pPr>
+        <w:pStyle w:val="Heading2"/>
+      </w:pPr>
+      <w:r>
+        <w:t>Current workbook guidance</w:t>
+      </w:r>
+    </w:p>
+    <w:p>
+      <w:pPr>
+        <w:spacing w:line="336" w:lineRule="auto" w:after="180"/>
+      </w:pPr>
+      <w:r>
+        <w:rPr>
+          <w:b w:val="0"/>
+        </w:rPr>
+        <w:t>Current W1: numerator 15, denominator 20, percentage 75%; source/run scope precedes calculation. W2: revised 14/20 = 70%; date remains invalid and intended date unknown. W3: internal calculation does not verify measurements; calendar invalidity does not identify an intended replacement. W5: accept a fully supplied variant with compatible units or an explicit missing-source boundary and a justified predicted result.</w:t>
+      </w:r>
+    </w:p>
+    <w:p>
+      <w:pPr>
+        <w:spacing w:line="336" w:lineRule="auto" w:after="180"/>
+      </w:pPr>
+      <w:r>
+        <w:rPr>
+          <w:b w:val="0"/>
+        </w:rPr>
+        <w:t>Keep the selected learner task independent.</w:t>
+      </w:r>
+    </w:p>
+    <w:p>
+      <w:pPr>
+        <w:pStyle w:val="Heading2"/>
+      </w:pPr>
+      <w:r>
+        <w:t>Review · Earlier citation tasks and keys · reference / check after trying</w:t>
       </w:r>
     </w:p>
     <w:p>
@@ -3612,27 +4092,404 @@
         <w:pStyle w:val="Heading3"/>
       </w:pPr>
       <w:r>
+        <w:t>W1 Explain the mechanism</w:t>
+      </w:r>
+    </w:p>
+    <w:p>
+      <w:pPr>
+        <w:spacing w:line="336" w:lineRule="auto" w:after="180"/>
+      </w:pPr>
+      <w:r>
+        <w:rPr>
+          <w:b w:val="0"/>
+        </w:rPr>
+        <w:t xml:space="preserve">Explain the weekly </w:t>
+      </w:r>
+      <w:r>
+        <w:rPr>
+          <w:b/>
+        </w:rPr>
+        <w:t>mechanism</w:t>
+      </w:r>
+      <w:r>
+        <w:rPr>
+          <w:b w:val="0"/>
+        </w:rPr>
+        <w:t xml:space="preserve"> in your own words. Use the worked scenario to name its </w:t>
+      </w:r>
+      <w:r>
+        <w:rPr>
+          <w:b/>
+        </w:rPr>
+        <w:t>input</w:t>
+      </w:r>
+      <w:r>
+        <w:rPr>
+          <w:b w:val="0"/>
+        </w:rPr>
+        <w:t xml:space="preserve">, decision rule and </w:t>
+      </w:r>
+      <w:r>
+        <w:rPr>
+          <w:b/>
+        </w:rPr>
+        <w:t>output</w:t>
+      </w:r>
+      <w:r>
+        <w:rPr>
+          <w:b w:val="0"/>
+        </w:rPr>
+        <w:t>.</w:t>
+      </w:r>
+    </w:p>
+    <w:p>
+      <w:pPr>
+        <w:spacing w:line="336" w:lineRule="auto" w:after="180"/>
+      </w:pPr>
+      <w:r>
+        <w:rPr>
+          <w:b w:val="0"/>
+        </w:rPr>
+        <w:t>Teacher explanation: Citation evaluation checks source existence, exact passage support and coverage of answer claims. A real citation can still be irrelevant.</w:t>
+      </w:r>
+    </w:p>
+    <w:p>
+      <w:pPr>
+        <w:spacing w:line="336" w:lineRule="auto" w:after="180"/>
+      </w:pPr>
+      <w:r>
+        <w:rPr>
+          <w:b w:val="0"/>
+        </w:rPr>
+        <w:t>For this classroom rubric count a claim as supported only when its cited passage entails it. Separately count correct citation links. Use the number of factual claims as the support denominator.</w:t>
+      </w:r>
+    </w:p>
+    <w:p>
+      <w:pPr>
+        <w:pStyle w:val="Heading3"/>
+      </w:pPr>
+      <w:r>
+        <w:t>W2 Trace the worked case</w:t>
+      </w:r>
+    </w:p>
+    <w:p>
+      <w:pPr>
+        <w:spacing w:line="336" w:lineRule="auto" w:after="180"/>
+      </w:pPr>
+      <w:r>
+        <w:rPr>
+          <w:b w:val="0"/>
+        </w:rPr>
+        <w:t>An answer has four factual claims. Three have citations, but only two are supported by their cited passages. All links exist. Show the intermediate steps and give the conclusion with its scope.</w:t>
+      </w:r>
+    </w:p>
+    <w:p>
+      <w:pPr>
+        <w:spacing w:line="336" w:lineRule="auto" w:after="180"/>
+      </w:pPr>
+      <w:r>
+        <w:rPr>
+          <w:b w:val="0"/>
+        </w:rPr>
+        <w:t>Teacher explanation: Claim support is 2/4=50%; citation presence is 3/4=75%; link existence among three citations is 3/3. These measure different failures.</w:t>
+      </w:r>
+    </w:p>
+    <w:p>
+      <w:pPr>
+        <w:pStyle w:val="Heading3"/>
+      </w:pPr>
+      <w:r>
+        <w:t>W3 Audit the limit</w:t>
+      </w:r>
+    </w:p>
+    <w:p>
+      <w:pPr>
+        <w:spacing w:line="336" w:lineRule="auto" w:after="180"/>
+      </w:pPr>
+      <w:r>
+        <w:rPr>
+          <w:b w:val="0"/>
+        </w:rPr>
+        <w:t>A report omits this qualification: Citation counts do not establish truth beyond the supplied sources or the correctness of uncited claims.</w:t>
+      </w:r>
+    </w:p>
+    <w:p>
+      <w:pPr>
+        <w:spacing w:line="336" w:lineRule="auto" w:after="180"/>
+      </w:pPr>
+      <w:r>
+        <w:rPr>
+          <w:b w:val="0"/>
+        </w:rPr>
+        <w:t>Explain how omitting it could change a reader's interpretation, and write an accurate replacement.</w:t>
+      </w:r>
+    </w:p>
+    <w:p>
+      <w:pPr>
+        <w:spacing w:line="336" w:lineRule="auto" w:after="180"/>
+      </w:pPr>
+      <w:r>
+        <w:rPr>
+          <w:b w:val="0"/>
+        </w:rPr>
+        <w:t>Teacher explanation: Citation counts do not establish truth beyond the supplied sources or the correctness of uncited claims.</w:t>
+      </w:r>
+    </w:p>
+    <w:p>
+      <w:pPr>
+        <w:spacing w:line="336" w:lineRule="auto" w:after="180"/>
+      </w:pPr>
+      <w:r>
+        <w:rPr>
+          <w:b w:val="0"/>
+        </w:rPr>
+        <w:t xml:space="preserve">State the observed result separately from the unverified or out-of-scope claim; preserve the original </w:t>
+      </w:r>
+      <w:r>
+        <w:rPr>
+          <w:b/>
+        </w:rPr>
+        <w:t>evidence</w:t>
+      </w:r>
+      <w:r>
+        <w:rPr>
+          <w:b w:val="0"/>
+        </w:rPr>
+        <w:t xml:space="preserve"> rather than inventing a missing fact.</w:t>
+      </w:r>
+    </w:p>
+    <w:p>
+      <w:pPr>
+        <w:pStyle w:val="Heading3"/>
+      </w:pPr>
+      <w:r>
+        <w:t>W4 Apply a new case independently</w:t>
+      </w:r>
+    </w:p>
+    <w:p>
+      <w:pPr>
+        <w:spacing w:line="336" w:lineRule="auto" w:after="180"/>
+      </w:pPr>
+      <w:r>
+        <w:rPr>
+          <w:b w:val="0"/>
+        </w:rPr>
+        <w:t>Five claims; four cited; three supported by cited passages; one cited ID is nonexistent. Compute support and citation presence and explain link limits.</w:t>
+      </w:r>
+    </w:p>
+    <w:p>
+      <w:pPr>
+        <w:spacing w:line="336" w:lineRule="auto" w:after="180"/>
+      </w:pPr>
+      <w:r>
+        <w:rPr>
+          <w:b w:val="0"/>
+        </w:rPr>
+        <w:t>Teacher explanation: Support=3/5=</w:t>
+      </w:r>
+      <w:r>
+        <w:rPr>
+          <w:b/>
+        </w:rPr>
+        <w:t>60%</w:t>
+      </w:r>
+      <w:r>
+        <w:rPr>
+          <w:b w:val="0"/>
+        </w:rPr>
+        <w:t>; citation presence=4/5=</w:t>
+      </w:r>
+      <w:r>
+        <w:rPr>
+          <w:b/>
+        </w:rPr>
+        <w:t>80%</w:t>
+      </w:r>
+      <w:r>
+        <w:rPr>
+          <w:b w:val="0"/>
+        </w:rPr>
+        <w:t xml:space="preserve">. Link checks reject the nonexistent ID; remaining real links still need </w:t>
+      </w:r>
+      <w:r>
+        <w:rPr>
+          <w:b/>
+        </w:rPr>
+        <w:t>entailment</w:t>
+      </w:r>
+      <w:r>
+        <w:rPr>
+          <w:b w:val="0"/>
+        </w:rPr>
+        <w:t xml:space="preserve"> checks.</w:t>
+      </w:r>
+    </w:p>
+    <w:p>
+      <w:pPr>
+        <w:pStyle w:val="Heading3"/>
+      </w:pPr>
+      <w:r>
+        <w:t>W5 Design a revealing follow-up</w:t>
+      </w:r>
+    </w:p>
+    <w:p>
+      <w:pPr>
+        <w:spacing w:line="336" w:lineRule="auto" w:after="180"/>
+      </w:pPr>
+      <w:r>
+        <w:rPr>
+          <w:b w:val="0"/>
+        </w:rPr>
+        <w:t>For the worked scenario, propose one additional case that could reveal a failure, describe its expected outcome before running it, and explain what would need to remain fixed for a fair comparison.</w:t>
+      </w:r>
+    </w:p>
+    <w:p>
+      <w:pPr>
+        <w:spacing w:line="336" w:lineRule="auto" w:after="180"/>
+      </w:pPr>
+      <w:r>
+        <w:rPr>
+          <w:b w:val="0"/>
+        </w:rPr>
+        <w:t>Do not reuse W4 as a new final test after receiving feedback.</w:t>
+      </w:r>
+    </w:p>
+    <w:p>
+      <w:pPr>
+        <w:spacing w:line="336" w:lineRule="auto" w:after="180"/>
+      </w:pPr>
+      <w:r>
+        <w:rPr>
+          <w:b w:val="0"/>
+        </w:rPr>
+        <w:t xml:space="preserve">Teacher explanation: Accept a concrete variant of the worked </w:t>
+      </w:r>
+      <w:r>
+        <w:rPr>
+          <w:b/>
+        </w:rPr>
+        <w:t>input</w:t>
+      </w:r>
+      <w:r>
+        <w:rPr>
+          <w:b w:val="0"/>
+        </w:rPr>
+        <w:t xml:space="preserve"> or a missing/conflicting/boundary condition, with an expectation derived from the declared procedure.</w:t>
+      </w:r>
+    </w:p>
+    <w:p>
+      <w:pPr>
+        <w:spacing w:line="336" w:lineRule="auto" w:after="180"/>
+      </w:pPr>
+      <w:r>
+        <w:rPr>
+          <w:b w:val="0"/>
+        </w:rPr>
+        <w:t xml:space="preserve">Require preserved settings, original </w:t>
+      </w:r>
+      <w:r>
+        <w:rPr>
+          <w:b/>
+        </w:rPr>
+        <w:t>output</w:t>
+      </w:r>
+      <w:r>
+        <w:rPr>
+          <w:b w:val="0"/>
+        </w:rPr>
+        <w:t>s and data roles. Citation counts do not establish truth beyond the supplied sources or the correctness of uncited claims.</w:t>
+      </w:r>
+    </w:p>
+    <w:p>
+      <w:pPr>
+        <w:spacing w:line="336" w:lineRule="auto" w:after="180"/>
+      </w:pPr>
+      <w:r>
+        <w:rPr>
+          <w:b w:val="0"/>
+        </w:rPr>
+        <w:t xml:space="preserve">The new case should test this particular </w:t>
+      </w:r>
+      <w:r>
+        <w:rPr>
+          <w:b/>
+        </w:rPr>
+        <w:t>mechanism</w:t>
+      </w:r>
+      <w:r>
+        <w:rPr>
+          <w:b w:val="0"/>
+        </w:rPr>
+        <w:t xml:space="preserve"> rather than merely restate the original result.</w:t>
+      </w:r>
+    </w:p>
+    <w:p>
+      <w:pPr>
+        <w:pStyle w:val="Heading2"/>
+      </w:pPr>
+      <w:r>
+        <w:t>Earlier wording, alternatives and picture transcripts · reference / check after trying</w:t>
+      </w:r>
+    </w:p>
+    <w:p>
+      <w:pPr>
+        <w:spacing w:line="336" w:lineRule="auto" w:after="180"/>
+      </w:pPr>
+      <w:r>
+        <w:rPr>
+          <w:b w:val="0"/>
+        </w:rPr>
+        <w:t>Assess and explain the answers</w:t>
+      </w:r>
+    </w:p>
+    <w:p>
+      <w:pPr>
+        <w:pStyle w:val="Heading3"/>
+      </w:pPr>
+      <w:r>
         <w:t>Worked case answer</w:t>
       </w:r>
     </w:p>
     <w:p>
       <w:pPr>
+        <w:spacing w:line="336" w:lineRule="auto" w:after="180"/>
+      </w:pPr>
+      <w:r>
+        <w:rPr>
+          <w:b w:val="0"/>
+        </w:rPr>
+        <w:t>15/20=75%. February 30 is invalid in the Gregorian calendar. Check the intended deadline from its authority rather than guessing.</w:t>
+      </w:r>
+    </w:p>
+    <w:p>
+      <w:pPr>
         <w:pStyle w:val="Heading3"/>
       </w:pPr>
       <w:r>
-        <w:t>Teacher key · Worked case answer</w:t>
+        <w:t>Additional transfer practice question</w:t>
       </w:r>
     </w:p>
     <w:p>
       <w:pPr>
         <w:spacing w:line="336" w:lineRule="auto" w:after="180"/>
-        <w:shd w:fill="F1F6FC"/>
       </w:pPr>
       <w:r>
         <w:rPr>
           <w:b w:val="0"/>
         </w:rPr>
-        <w:t>15/20=75%. February 30 is invalid in the Gregorian calendar. Check the intended deadline from its authority rather than guessing.</w:t>
+        <w:t xml:space="preserve">A report says 12 of 40 responses is 40%. </w:t>
+      </w:r>
+      <w:r>
+        <w:rPr>
+          <w:b/>
+        </w:rPr>
+        <w:t>Recalculate</w:t>
+      </w:r>
+      <w:r>
+        <w:rPr>
+          <w:b w:val="0"/>
+        </w:rPr>
+        <w:t xml:space="preserve"> and state the correction with the denominator.</w:t>
       </w:r>
     </w:p>
     <w:p>
@@ -3640,61 +4497,12 @@
         <w:pStyle w:val="Heading3"/>
       </w:pPr>
       <w:r>
-        <w:t>Independent question</w:t>
-      </w:r>
-    </w:p>
-    <w:p>
-      <w:pPr>
-        <w:pStyle w:val="Heading3"/>
-      </w:pPr>
-      <w:r>
-        <w:t>Independent question · withhold the key</w:t>
+        <w:t>Reasoned practice answer</w:t>
       </w:r>
     </w:p>
     <w:p>
       <w:pPr>
         <w:spacing w:line="336" w:lineRule="auto" w:after="180"/>
-        <w:shd w:fill="F5F1FB"/>
-      </w:pPr>
-      <w:r>
-        <w:rPr>
-          <w:b w:val="0"/>
-        </w:rPr>
-        <w:t xml:space="preserve">A report says 12 of 40 responses is 40%. </w:t>
-      </w:r>
-      <w:r>
-        <w:rPr>
-          <w:b/>
-        </w:rPr>
-        <w:t>Recalculate</w:t>
-      </w:r>
-      <w:r>
-        <w:rPr>
-          <w:b w:val="0"/>
-        </w:rPr>
-        <w:t xml:space="preserve"> and state the correction with the denominator.</w:t>
-      </w:r>
-    </w:p>
-    <w:p>
-      <w:pPr>
-        <w:pStyle w:val="Heading3"/>
-      </w:pPr>
-      <w:r>
-        <w:t>Expected independent answer</w:t>
-      </w:r>
-    </w:p>
-    <w:p>
-      <w:pPr>
-        <w:pStyle w:val="Heading3"/>
-      </w:pPr>
-      <w:r>
-        <w:t>Teacher key · Expected independent answer</w:t>
-      </w:r>
-    </w:p>
-    <w:p>
-      <w:pPr>
-        <w:spacing w:line="336" w:lineRule="auto" w:after="180"/>
-        <w:shd w:fill="F1F6FC"/>
       </w:pPr>
       <w:r>
         <w:rPr>
@@ -4000,1044 +4808,267 @@
     </w:p>
     <w:p>
       <w:pPr>
+        <w:spacing w:line="336" w:lineRule="auto" w:after="180"/>
+      </w:pPr>
+      <w:r>
+        <w:rPr>
+          <w:b w:val="0"/>
+        </w:rPr>
+        <w:t>21/28=3/4=75%. February 30 is not a valid Gregorian date, but the intended deadline must be checked in the responsible source. Do not guess February 28 or March 2 merely because the supplied date is invalid.</w:t>
+      </w:r>
+    </w:p>
+    <w:p>
+      <w:pPr>
         <w:pStyle w:val="Heading3"/>
       </w:pPr>
       <w:r>
-        <w:t>Teacher key · Original transfer answer</w:t>
+        <w:t>Explanations for the additional workbook examples</w:t>
+      </w:r>
+    </w:p>
+    <w:p>
+      <w:pPr>
+        <w:pStyle w:val="Heading3"/>
+      </w:pPr>
+      <w:r>
+        <w:t>Assess independent transfer</w:t>
+      </w:r>
+    </w:p>
+    <w:p>
+      <w:pPr>
+        <w:pStyle w:val="Heading3"/>
+      </w:pPr>
+      <w:r>
+        <w:t>Selected case answer</w:t>
+      </w:r>
+    </w:p>
+    <w:p>
+      <w:pPr>
+        <w:pStyle w:val="Heading3"/>
+      </w:pPr>
+      <w:r>
+        <w:t>Feedback that the learner uses</w:t>
+      </w:r>
+    </w:p>
+    <w:p>
+      <w:pPr>
+        <w:pStyle w:val="Heading1"/>
+      </w:pPr>
+      <w:r>
+        <w:t>06. Connect, adapt and return</w:t>
+      </w:r>
+    </w:p>
+    <w:p>
+      <w:r>
+        <w:t>Retain the project evidence and revisit the reasoning on a changed case.</w:t>
+      </w:r>
+    </w:p>
+    <w:p>
+      <w:pPr>
+        <w:pStyle w:val="Heading2"/>
+      </w:pPr>
+      <w:r>
+        <w:t>Project evidence to keep</w:t>
       </w:r>
     </w:p>
     <w:p>
       <w:pPr>
         <w:spacing w:line="336" w:lineRule="auto" w:after="180"/>
-        <w:shd w:fill="F1F6FC"/>
       </w:pPr>
       <w:r>
         <w:rPr>
           <w:b w:val="0"/>
         </w:rPr>
-        <w:t>21/28=3/4=75%. February 30 is not a valid Gregorian date, but the intended deadline must be checked in the responsible source. Do not guess February 28 or March 2 merely because the supplied date is invalid.</w:t>
-      </w:r>
-    </w:p>
-    <w:p>
-      <w:pPr>
-        <w:pStyle w:val="Heading3"/>
-      </w:pPr>
-      <w:r>
-        <w:t>Explanations for the additional workbook examples</w:t>
-      </w:r>
-    </w:p>
-    <w:p>
-      <w:pPr>
-        <w:pStyle w:val="Heading3"/>
-      </w:pPr>
-      <w:r>
-        <w:t>W1 Explain the mechanism</w:t>
-      </w:r>
-    </w:p>
-    <w:p>
-      <w:pPr>
-        <w:pStyle w:val="Heading3"/>
-      </w:pPr>
-      <w:r>
-        <w:t>Workbook question · W1</w:t>
+        <w:t>Route arithmetic to a calculator and dates to direct sources before presenting them.</w:t>
       </w:r>
     </w:p>
     <w:p>
       <w:pPr>
         <w:spacing w:line="336" w:lineRule="auto" w:after="180"/>
-        <w:shd w:fill="F5F1FB"/>
       </w:pPr>
       <w:r>
         <w:rPr>
           <w:b w:val="0"/>
         </w:rPr>
-        <w:t xml:space="preserve">Explain the weekly </w:t>
+        <w:t xml:space="preserve">Keep the decision, </w:t>
       </w:r>
       <w:r>
         <w:rPr>
           <w:b/>
         </w:rPr>
+        <w:t>input</w:t>
+      </w:r>
+      <w:r>
+        <w:rPr>
+          <w:b w:val="0"/>
+        </w:rPr>
+        <w:t xml:space="preserve">, result, explanation and remaining limitation in the project </w:t>
+      </w:r>
+      <w:r>
+        <w:rPr>
+          <w:b/>
+        </w:rPr>
+        <w:t>evidence</w:t>
+      </w:r>
+      <w:r>
+        <w:rPr>
+          <w:b w:val="0"/>
+        </w:rPr>
+        <w:t xml:space="preserve"> record. Retrieve this record next week rather than restarting the project.</w:t>
+      </w:r>
+    </w:p>
+    <w:p>
+      <w:pPr>
+        <w:spacing w:line="336" w:lineRule="auto" w:after="180"/>
+      </w:pPr>
+      <w:r>
+        <w:rPr>
+          <w:b w:val="0"/>
+        </w:rPr>
+        <w:t xml:space="preserve">Make Study Buddy check quantities, </w:t>
+      </w:r>
+      <w:r>
+        <w:rPr>
+          <w:b/>
+        </w:rPr>
+        <w:t>unit</w:t>
+      </w:r>
+      <w:r>
+        <w:rPr>
+          <w:b w:val="0"/>
+        </w:rPr>
+        <w:t>s, dates and source support separately; record unresolved fields instead of guessing.</w:t>
+      </w:r>
+    </w:p>
+    <w:p>
+      <w:pPr>
+        <w:pStyle w:val="Heading2"/>
+      </w:pPr>
+      <w:r>
+        <w:t>Support while preserving the reasoning goal</w:t>
+      </w:r>
+    </w:p>
+    <w:p>
+      <w:pPr>
+        <w:spacing w:line="336" w:lineRule="auto" w:after="180"/>
+      </w:pPr>
+      <w:r>
+        <w:rPr>
+          <w:b w:val="0"/>
+        </w:rPr>
+        <w:t xml:space="preserve">Provide one short approved passage; separate instruction, </w:t>
+      </w:r>
+      <w:r>
+        <w:rPr>
+          <w:b/>
+        </w:rPr>
+        <w:t>input</w:t>
+      </w:r>
+      <w:r>
+        <w:rPr>
+          <w:b w:val="0"/>
+        </w:rPr>
+        <w:t xml:space="preserve">, </w:t>
+      </w:r>
+      <w:r>
+        <w:rPr>
+          <w:b/>
+        </w:rPr>
+        <w:t>output</w:t>
+      </w:r>
+      <w:r>
+        <w:rPr>
+          <w:b w:val="0"/>
+        </w:rPr>
+        <w:t xml:space="preserve"> and </w:t>
+      </w:r>
+      <w:r>
+        <w:rPr>
+          <w:b/>
+        </w:rPr>
+        <w:t>evidence</w:t>
+      </w:r>
+      <w:r>
+        <w:rPr>
+          <w:b w:val="0"/>
+        </w:rPr>
+        <w:t>. Stretch: introduce an unsupported claim or conflicting source and validate claim by claim with a fallback.</w:t>
+      </w:r>
+    </w:p>
+    <w:p>
+      <w:pPr>
+        <w:spacing w:line="336" w:lineRule="auto" w:after="180"/>
+      </w:pPr>
+      <w:r>
+        <w:rPr>
+          <w:b w:val="0"/>
+        </w:rPr>
+        <w:t xml:space="preserve">Provide an </w:t>
+      </w:r>
+      <w:r>
+        <w:rPr>
+          <w:b/>
+        </w:rPr>
+        <w:t>input</w:t>
+      </w:r>
+      <w:r>
+        <w:rPr>
+          <w:b w:val="0"/>
+        </w:rPr>
+        <w:t>/procedure/result/limit frame and a calculator when needed. Ask students to identify the first step before completing the whole trace.</w:t>
+      </w:r>
+    </w:p>
+    <w:p>
+      <w:pPr>
+        <w:spacing w:line="336" w:lineRule="auto" w:after="180"/>
+      </w:pPr>
+      <w:r>
+        <w:rPr>
+          <w:b w:val="0"/>
+        </w:rPr>
+        <w:t xml:space="preserve">Extension: compare two concrete variants of this </w:t>
+      </w:r>
+      <w:r>
+        <w:rPr>
+          <w:b/>
+        </w:rPr>
         <w:t>mechanism</w:t>
       </w:r>
       <w:r>
         <w:rPr>
           <w:b w:val="0"/>
         </w:rPr>
-        <w:t xml:space="preserve"> in your own words. Use the worked scenario to name its </w:t>
+        <w:t xml:space="preserve"> while holding unrelated conditions fixed; report both successful and unsuccessful outcomes.</w:t>
+      </w:r>
+    </w:p>
+    <w:p>
+      <w:pPr>
+        <w:spacing w:line="336" w:lineRule="auto" w:after="180"/>
+      </w:pPr>
+      <w:r>
+        <w:rPr>
+          <w:b w:val="0"/>
+        </w:rPr>
+        <w:t xml:space="preserve">Selected independent task: 18/24 = 75%; April 31 is invalid because April has 30 days. The intended deadline needs the responsible source. Fresh retry: 24 of 32 passed, draft claims </w:t>
       </w:r>
       <w:r>
         <w:rPr>
           <w:b/>
         </w:rPr>
-        <w:t>input</w:t>
+        <w:t>80%</w:t>
       </w:r>
       <w:r>
         <w:rPr>
           <w:b w:val="0"/>
         </w:rPr>
-        <w:t xml:space="preserve">, decision rule and </w:t>
-      </w:r>
-      <w:r>
-        <w:rPr>
-          <w:b/>
-        </w:rPr>
-        <w:t>output</w:t>
-      </w:r>
-      <w:r>
-        <w:rPr>
-          <w:b w:val="0"/>
-        </w:rPr>
-        <w:t>.</w:t>
-      </w:r>
-    </w:p>
-    <w:p>
-      <w:pPr>
-        <w:pStyle w:val="Heading3"/>
-      </w:pPr>
-      <w:r>
-        <w:t>Teacher reasoning · W1</w:t>
-      </w:r>
-    </w:p>
-    <w:p>
-      <w:pPr>
-        <w:spacing w:line="336" w:lineRule="auto" w:after="180"/>
-        <w:shd w:fill="F1F6FC"/>
-      </w:pPr>
-      <w:r>
-        <w:rPr>
-          <w:b w:val="0"/>
-        </w:rPr>
-        <w:t>Teacher explanation: Citation evaluation checks source existence, exact passage support and coverage of answer claims. A real citation can still be irrelevant.</w:t>
-      </w:r>
-    </w:p>
-    <w:p>
-      <w:pPr>
-        <w:spacing w:line="336" w:lineRule="auto" w:after="180"/>
-        <w:shd w:fill="F1F6FC"/>
-      </w:pPr>
-      <w:r>
-        <w:rPr>
-          <w:b w:val="0"/>
-        </w:rPr>
-        <w:t>For this classroom rubric count a claim as supported only when its cited passage entails it. Separately count correct citation links. Use the number of factual claims as the support denominator.</w:t>
-      </w:r>
-    </w:p>
-    <w:p>
-      <w:pPr>
-        <w:pStyle w:val="Heading3"/>
-      </w:pPr>
-      <w:r>
-        <w:t>W2 Trace the worked case</w:t>
-      </w:r>
-    </w:p>
-    <w:p>
-      <w:pPr>
-        <w:pStyle w:val="Heading3"/>
-      </w:pPr>
-      <w:r>
-        <w:t>Workbook question · W2</w:t>
-      </w:r>
-    </w:p>
-    <w:p>
-      <w:pPr>
-        <w:spacing w:line="336" w:lineRule="auto" w:after="180"/>
-        <w:shd w:fill="F5F1FB"/>
-      </w:pPr>
-      <w:r>
-        <w:rPr>
-          <w:b w:val="0"/>
-        </w:rPr>
-        <w:t>An answer has four factual claims. Three have citations, but only two are supported by their cited passages. All links exist. Show the intermediate steps and give the conclusion with its scope.</w:t>
-      </w:r>
-    </w:p>
-    <w:p>
-      <w:pPr>
-        <w:pStyle w:val="Heading3"/>
-      </w:pPr>
-      <w:r>
-        <w:t>Teacher reasoning · W2</w:t>
-      </w:r>
-    </w:p>
-    <w:p>
-      <w:pPr>
-        <w:spacing w:line="336" w:lineRule="auto" w:after="180"/>
-        <w:shd w:fill="F1F6FC"/>
-      </w:pPr>
-      <w:r>
-        <w:rPr>
-          <w:b w:val="0"/>
-        </w:rPr>
-        <w:t>Teacher explanation: Claim support is 2/4=50%; citation presence is 3/4=75%; link existence among three citations is 3/3. These measure different failures.</w:t>
-      </w:r>
-    </w:p>
-    <w:p>
-      <w:pPr>
-        <w:pStyle w:val="Heading3"/>
-      </w:pPr>
-      <w:r>
-        <w:t>W3 Audit the limit</w:t>
-      </w:r>
-    </w:p>
-    <w:p>
-      <w:pPr>
-        <w:pStyle w:val="Heading3"/>
-      </w:pPr>
-      <w:r>
-        <w:t>Workbook question · W3</w:t>
-      </w:r>
-    </w:p>
-    <w:p>
-      <w:pPr>
-        <w:spacing w:line="336" w:lineRule="auto" w:after="180"/>
-        <w:shd w:fill="F5F1FB"/>
-      </w:pPr>
-      <w:r>
-        <w:rPr>
-          <w:b w:val="0"/>
-        </w:rPr>
-        <w:t>A report omits this qualification: Citation counts do not establish truth beyond the supplied sources or the correctness of uncited claims.</w:t>
-      </w:r>
-    </w:p>
-    <w:p>
-      <w:pPr>
-        <w:spacing w:line="336" w:lineRule="auto" w:after="180"/>
-        <w:shd w:fill="F5F1FB"/>
-      </w:pPr>
-      <w:r>
-        <w:rPr>
-          <w:b w:val="0"/>
-        </w:rPr>
-        <w:t>Explain how omitting it could change a reader's interpretation, and write an accurate replacement.</w:t>
-      </w:r>
-    </w:p>
-    <w:p>
-      <w:pPr>
-        <w:pStyle w:val="Heading3"/>
-      </w:pPr>
-      <w:r>
-        <w:t>Teacher reasoning · W3</w:t>
-      </w:r>
-    </w:p>
-    <w:p>
-      <w:pPr>
-        <w:spacing w:line="336" w:lineRule="auto" w:after="180"/>
-        <w:shd w:fill="F1F6FC"/>
-      </w:pPr>
-      <w:r>
-        <w:rPr>
-          <w:b w:val="0"/>
-        </w:rPr>
-        <w:t>Teacher explanation: Citation counts do not establish truth beyond the supplied sources or the correctness of uncited claims.</w:t>
-      </w:r>
-    </w:p>
-    <w:p>
-      <w:pPr>
-        <w:spacing w:line="336" w:lineRule="auto" w:after="180"/>
-        <w:shd w:fill="F1F6FC"/>
-      </w:pPr>
-      <w:r>
-        <w:rPr>
-          <w:b w:val="0"/>
-        </w:rPr>
-        <w:t xml:space="preserve">State the observed result separately from the unverified or out-of-scope claim; preserve the original </w:t>
-      </w:r>
-      <w:r>
-        <w:rPr>
-          <w:b/>
-        </w:rPr>
-        <w:t>evidence</w:t>
-      </w:r>
-      <w:r>
-        <w:rPr>
-          <w:b w:val="0"/>
-        </w:rPr>
-        <w:t xml:space="preserve"> rather than inventing a missing fact.</w:t>
-      </w:r>
-    </w:p>
-    <w:p>
-      <w:pPr>
-        <w:pStyle w:val="Heading3"/>
-      </w:pPr>
-      <w:r>
-        <w:t>W4 Apply a new case independently</w:t>
-      </w:r>
-    </w:p>
-    <w:p>
-      <w:pPr>
-        <w:pStyle w:val="Heading3"/>
-      </w:pPr>
-      <w:r>
-        <w:t>Workbook question · W4</w:t>
-      </w:r>
-    </w:p>
-    <w:p>
-      <w:pPr>
-        <w:spacing w:line="336" w:lineRule="auto" w:after="180"/>
-        <w:shd w:fill="F5F1FB"/>
-      </w:pPr>
-      <w:r>
-        <w:rPr>
-          <w:b w:val="0"/>
-        </w:rPr>
-        <w:t>Five claims; four cited; three supported by cited passages; one cited ID is nonexistent. Compute support and citation presence and explain link limits.</w:t>
-      </w:r>
-    </w:p>
-    <w:p>
-      <w:pPr>
-        <w:pStyle w:val="Heading3"/>
-      </w:pPr>
-      <w:r>
-        <w:t>Teacher reasoning · W4</w:t>
-      </w:r>
-    </w:p>
-    <w:p>
-      <w:pPr>
-        <w:spacing w:line="336" w:lineRule="auto" w:after="180"/>
-        <w:shd w:fill="F1F6FC"/>
-      </w:pPr>
-      <w:r>
-        <w:rPr>
-          <w:b w:val="0"/>
-        </w:rPr>
-        <w:t>Teacher explanation: Support=3/5=</w:t>
-      </w:r>
-      <w:r>
-        <w:rPr>
-          <w:b/>
-        </w:rPr>
-        <w:t>60%</w:t>
-      </w:r>
-      <w:r>
-        <w:rPr>
-          <w:b w:val="0"/>
-        </w:rPr>
-        <w:t>; citation presence=4/5=</w:t>
-      </w:r>
-      <w:r>
-        <w:rPr>
-          <w:b/>
-        </w:rPr>
-        <w:t>80%</w:t>
-      </w:r>
-      <w:r>
-        <w:rPr>
-          <w:b w:val="0"/>
-        </w:rPr>
-        <w:t xml:space="preserve">. Link checks reject the nonexistent ID; remaining real links still need </w:t>
-      </w:r>
-      <w:r>
-        <w:rPr>
-          <w:b/>
-        </w:rPr>
-        <w:t>entailment</w:t>
-      </w:r>
-      <w:r>
-        <w:rPr>
-          <w:b w:val="0"/>
-        </w:rPr>
-        <w:t xml:space="preserve"> checks.</w:t>
-      </w:r>
-    </w:p>
-    <w:p>
-      <w:pPr>
-        <w:pStyle w:val="Heading3"/>
-      </w:pPr>
-      <w:r>
-        <w:t>W5 Design a revealing follow-up</w:t>
-      </w:r>
-    </w:p>
-    <w:p>
-      <w:pPr>
-        <w:pStyle w:val="Heading3"/>
-      </w:pPr>
-      <w:r>
-        <w:t>Workbook question · W5</w:t>
-      </w:r>
-    </w:p>
-    <w:p>
-      <w:pPr>
-        <w:spacing w:line="336" w:lineRule="auto" w:after="180"/>
-        <w:shd w:fill="F5F1FB"/>
-      </w:pPr>
-      <w:r>
-        <w:rPr>
-          <w:b w:val="0"/>
-        </w:rPr>
-        <w:t>For the worked scenario, propose one additional case that could reveal a failure, describe its expected outcome before running it, and explain what would need to remain fixed for a fair comparison.</w:t>
-      </w:r>
-    </w:p>
-    <w:p>
-      <w:pPr>
-        <w:spacing w:line="336" w:lineRule="auto" w:after="180"/>
-        <w:shd w:fill="F5F1FB"/>
-      </w:pPr>
-      <w:r>
-        <w:rPr>
-          <w:b w:val="0"/>
-        </w:rPr>
-        <w:t>Do not reuse W4 as a new final test after receiving feedback.</w:t>
-      </w:r>
-    </w:p>
-    <w:p>
-      <w:pPr>
-        <w:pStyle w:val="Heading3"/>
-      </w:pPr>
-      <w:r>
-        <w:t>Teacher reasoning · W5</w:t>
-      </w:r>
-    </w:p>
-    <w:p>
-      <w:pPr>
-        <w:spacing w:line="336" w:lineRule="auto" w:after="180"/>
-        <w:shd w:fill="F1F6FC"/>
-      </w:pPr>
-      <w:r>
-        <w:rPr>
-          <w:b w:val="0"/>
-        </w:rPr>
-        <w:t xml:space="preserve">Teacher explanation: Accept a concrete variant of the worked </w:t>
-      </w:r>
-      <w:r>
-        <w:rPr>
-          <w:b/>
-        </w:rPr>
-        <w:t>input</w:t>
-      </w:r>
-      <w:r>
-        <w:rPr>
-          <w:b w:val="0"/>
-        </w:rPr>
-        <w:t xml:space="preserve"> or a missing/conflicting/boundary condition, with an expectation derived from the declared procedure.</w:t>
-      </w:r>
-    </w:p>
-    <w:p>
-      <w:pPr>
-        <w:spacing w:line="336" w:lineRule="auto" w:after="180"/>
-        <w:shd w:fill="F1F6FC"/>
-      </w:pPr>
-      <w:r>
-        <w:rPr>
-          <w:b w:val="0"/>
-        </w:rPr>
-        <w:t xml:space="preserve">Require preserved settings, original </w:t>
-      </w:r>
-      <w:r>
-        <w:rPr>
-          <w:b/>
-        </w:rPr>
-        <w:t>output</w:t>
-      </w:r>
-      <w:r>
-        <w:rPr>
-          <w:b w:val="0"/>
-        </w:rPr>
-        <w:t>s and data roles. Citation counts do not establish truth beyond the supplied sources or the correctness of uncited claims.</w:t>
-      </w:r>
-    </w:p>
-    <w:p>
-      <w:pPr>
-        <w:spacing w:line="336" w:lineRule="auto" w:after="180"/>
-        <w:shd w:fill="F1F6FC"/>
-      </w:pPr>
-      <w:r>
-        <w:rPr>
-          <w:b w:val="0"/>
-        </w:rPr>
-        <w:t xml:space="preserve">The new case should test this particular </w:t>
-      </w:r>
-      <w:r>
-        <w:rPr>
-          <w:b/>
-        </w:rPr>
-        <w:t>mechanism</w:t>
-      </w:r>
-      <w:r>
-        <w:rPr>
-          <w:b w:val="0"/>
-        </w:rPr>
-        <w:t xml:space="preserve"> rather than merely restate the original result.</w:t>
-      </w:r>
-    </w:p>
-    <w:p>
-      <w:pPr>
-        <w:pStyle w:val="Heading3"/>
-      </w:pPr>
-      <w:r>
-        <w:t>Assess independent transfer</w:t>
-      </w:r>
-    </w:p>
-    <w:p>
-      <w:pPr>
-        <w:pStyle w:val="Heading3"/>
-      </w:pPr>
-      <w:r>
-        <w:t>Independent question · withhold the key</w:t>
-      </w:r>
-    </w:p>
-    <w:p>
-      <w:pPr>
-        <w:spacing w:line="336" w:lineRule="auto" w:after="180"/>
-        <w:shd w:fill="F5F1FB"/>
-      </w:pPr>
-      <w:r>
-        <w:rPr>
-          <w:b w:val="0"/>
-        </w:rPr>
-        <w:t>Selected case: A draft claims18 of24 learners is</w:t>
-      </w:r>
-      <w:r>
-        <w:rPr>
-          <w:b/>
-        </w:rPr>
-        <w:t>60%</w:t>
-      </w:r>
-      <w:r>
-        <w:rPr>
-          <w:b w:val="0"/>
-        </w:rPr>
-        <w:t>, and gives an April31 deadline. Check both statements without inventing a deadline.</w:t>
-      </w:r>
-    </w:p>
-    <w:p>
-      <w:pPr>
-        <w:pStyle w:val="Heading3"/>
-      </w:pPr>
-      <w:r>
-        <w:t>Selected case answer</w:t>
-      </w:r>
-    </w:p>
-    <w:p>
-      <w:pPr>
-        <w:pStyle w:val="Heading3"/>
-      </w:pPr>
-      <w:r>
-        <w:t>Teacher key · Selected case answer</w:t>
-      </w:r>
-    </w:p>
-    <w:p>
-      <w:pPr>
-        <w:spacing w:line="336" w:lineRule="auto" w:after="180"/>
-        <w:shd w:fill="F1F6FC"/>
-      </w:pPr>
-      <w:r>
-        <w:rPr>
-          <w:b w:val="0"/>
-        </w:rPr>
-        <w:t>18/24=75%. April has30 days, so April31 is invalid. Verify the intended date with an authoritative source rather than substituting April30 or May1.</w:t>
-      </w:r>
-    </w:p>
-    <w:tbl>
-      <w:tblPr>
-        <w:tblStyle w:val="LightShading-Accent1"/>
-        <w:tblW w:type="auto" w:w="0"/>
-        <w:tblLook w:firstColumn="1" w:firstRow="1" w:lastColumn="0" w:lastRow="0" w:noHBand="0" w:noVBand="1" w:val="04A0"/>
-      </w:tblPr>
-      <w:tblGrid>
-        <w:gridCol w:w="5112"/>
-        <w:gridCol w:w="5112"/>
-      </w:tblGrid>
-      <w:tr>
-        <w:trPr>
-          <w:tblHeader/>
-        </w:trPr>
-        <w:tc>
-          <w:tcPr>
-            <w:tcW w:type="dxa" w:w="5112"/>
-          </w:tcPr>
-          <w:p>
-            <w:r>
-              <w:t>Dimension</w:t>
-            </w:r>
-          </w:p>
-        </w:tc>
-        <w:tc>
-          <w:tcPr>
-            <w:tcW w:type="dxa" w:w="5112"/>
-          </w:tcPr>
-          <w:p>
-            <w:r>
-              <w:t>Evidence required</w:t>
-            </w:r>
-          </w:p>
-        </w:tc>
-      </w:tr>
-      <w:tr>
-        <w:tc>
-          <w:tcPr>
-            <w:tcW w:type="dxa" w:w="5112"/>
-          </w:tcPr>
-          <w:p>
-            <w:r>
-              <w:t>Explanation</w:t>
-            </w:r>
-          </w:p>
-        </w:tc>
-        <w:tc>
-          <w:tcPr>
-            <w:tcW w:type="dxa" w:w="5112"/>
-          </w:tcPr>
-          <w:p>
-            <w:r>
-              <w:t>Names the applicable idea or procedure and ties it to the supplied facts.</w:t>
-            </w:r>
-          </w:p>
-        </w:tc>
-      </w:tr>
-      <w:tr>
-        <w:tc>
-          <w:tcPr>
-            <w:tcW w:type="dxa" w:w="5112"/>
-          </w:tcPr>
-          <w:p>
-            <w:r>
-              <w:t>Trace and result</w:t>
-            </w:r>
-          </w:p>
-        </w:tc>
-        <w:tc>
-          <w:tcPr>
-            <w:tcW w:type="dxa" w:w="5112"/>
-          </w:tcPr>
-          <w:p>
-            <w:r>
-              <w:t>Preserves the given inputs and shows the relevant intermediate steps; distinguishes a prediction from an observed execution.</w:t>
-            </w:r>
-          </w:p>
-        </w:tc>
-      </w:tr>
-      <w:tr>
-        <w:tc>
-          <w:tcPr>
-            <w:tcW w:type="dxa" w:w="5112"/>
-          </w:tcPr>
-          <w:p>
-            <w:r>
-              <w:t>Limits</w:t>
-            </w:r>
-          </w:p>
-        </w:tc>
-        <w:tc>
-          <w:tcPr>
-            <w:tcW w:type="dxa" w:w="5112"/>
-          </w:tcPr>
-          <w:p>
-            <w:r>
-              <w:t>States the assumptions, missing evidence or conditions under which the result would change.</w:t>
-            </w:r>
-          </w:p>
-        </w:tc>
-      </w:tr>
-    </w:tbl>
-    <w:p>
-      <w:pPr>
-        <w:pStyle w:val="Heading3"/>
-      </w:pPr>
-      <w:r>
-        <w:t>Teacher key · Selected case answer</w:t>
-      </w:r>
-    </w:p>
-    <w:p>
-      <w:pPr>
-        <w:spacing w:line="336" w:lineRule="auto" w:after="180"/>
-        <w:shd w:fill="F1F6FC"/>
-      </w:pPr>
-      <w:r>
-        <w:rPr>
-          <w:b w:val="0"/>
-        </w:rPr>
-        <w:t>Record each dimension as not yet, with support, or independent. Accept a valid alternative procedure with a defensible trace.</w:t>
-      </w:r>
-    </w:p>
-    <w:p>
-      <w:pPr>
-        <w:spacing w:line="336" w:lineRule="auto" w:after="180"/>
-        <w:shd w:fill="F1F6FC"/>
-      </w:pPr>
-      <w:r>
-        <w:rPr>
-          <w:b w:val="0"/>
-        </w:rPr>
-        <w:t xml:space="preserve">Do not penalise an honestly recorded model failure if the learner correctly explains its </w:t>
-      </w:r>
-      <w:r>
-        <w:rPr>
-          <w:b/>
-        </w:rPr>
-        <w:t>evidence</w:t>
-      </w:r>
-      <w:r>
-        <w:rPr>
-          <w:b w:val="0"/>
-        </w:rPr>
-        <w:t xml:space="preserve"> and limits.</w:t>
-      </w:r>
-    </w:p>
-    <w:p>
-      <w:pPr>
-        <w:pStyle w:val="Heading3"/>
-      </w:pPr>
-      <w:r>
-        <w:t>Feedback that the learner uses</w:t>
-      </w:r>
-    </w:p>
-    <w:p>
-      <w:pPr>
-        <w:spacing w:line="336" w:lineRule="auto" w:after="180"/>
-      </w:pPr>
-      <w:r>
-        <w:rPr>
-          <w:b w:val="0"/>
-        </w:rPr>
-        <w:t>Name the earliest unsupported step and give one action to repair it. Have the learner make that repair now and explain why. Then assess the relevant skill on a fresh, fully specified case.</w:t>
-      </w:r>
-    </w:p>
-    <w:p>
-      <w:pPr>
-        <w:spacing w:line="336" w:lineRule="auto" w:after="180"/>
-      </w:pPr>
-      <w:r>
-        <w:rPr>
-          <w:b w:val="0"/>
-        </w:rPr>
-        <w:t>Confirm it was not previously practised with feedback; solve and check the new case before assigning it. A follow-up design prompt is a starting brief, not automatically an equivalent test.</w:t>
-      </w:r>
-    </w:p>
-    <w:p>
-      <w:pPr>
-        <w:pStyle w:val="Heading1"/>
-      </w:pPr>
-      <w:r>
-        <w:t>06. Connect and extend learning</w:t>
-      </w:r>
-    </w:p>
-    <w:p>
-      <w:r>
-        <w:t>Connect Verify Numbers and Dates to Verified Study Buddy, adapt support and plan a later changed-case check.</w:t>
-      </w:r>
-    </w:p>
-    <w:p>
-      <w:pPr>
-        <w:pStyle w:val="Heading3"/>
-      </w:pPr>
-      <w:r>
-        <w:t>Verified Study Buddy</w:t>
-      </w:r>
-    </w:p>
-    <w:p>
-      <w:pPr>
-        <w:spacing w:line="336" w:lineRule="auto" w:after="180"/>
-      </w:pPr>
-      <w:r>
-        <w:rPr>
-          <w:b w:val="0"/>
-        </w:rPr>
-        <w:t>Route arithmetic to a calculator and dates to direct sources before presenting them.</w:t>
-      </w:r>
-    </w:p>
-    <w:p>
-      <w:pPr>
-        <w:spacing w:line="336" w:lineRule="auto" w:after="180"/>
-      </w:pPr>
-      <w:r>
-        <w:rPr>
-          <w:b w:val="0"/>
-        </w:rPr>
-        <w:t xml:space="preserve">Keep the decision, </w:t>
-      </w:r>
-      <w:r>
-        <w:rPr>
-          <w:b/>
-        </w:rPr>
-        <w:t>input</w:t>
-      </w:r>
-      <w:r>
-        <w:rPr>
-          <w:b w:val="0"/>
-        </w:rPr>
-        <w:t xml:space="preserve">, result, explanation and remaining limitation in the project </w:t>
-      </w:r>
-      <w:r>
-        <w:rPr>
-          <w:b/>
-        </w:rPr>
-        <w:t>evidence</w:t>
-      </w:r>
-      <w:r>
-        <w:rPr>
-          <w:b w:val="0"/>
-        </w:rPr>
-        <w:t xml:space="preserve"> record. Retrieve this record next week rather than restarting the project.</w:t>
-      </w:r>
-    </w:p>
-    <w:p>
-      <w:pPr>
-        <w:pStyle w:val="Heading3"/>
-      </w:pPr>
-      <w:r>
-        <w:t>Support and stretch</w:t>
-      </w:r>
-    </w:p>
-    <w:p>
-      <w:pPr>
-        <w:spacing w:line="336" w:lineRule="auto" w:after="180"/>
-      </w:pPr>
-      <w:r>
-        <w:rPr>
-          <w:b w:val="0"/>
-        </w:rPr>
-        <w:t xml:space="preserve">Provide one short approved passage; separate instruction, </w:t>
-      </w:r>
-      <w:r>
-        <w:rPr>
-          <w:b/>
-        </w:rPr>
-        <w:t>input</w:t>
-      </w:r>
-      <w:r>
-        <w:rPr>
-          <w:b w:val="0"/>
-        </w:rPr>
-        <w:t xml:space="preserve">, </w:t>
-      </w:r>
-      <w:r>
-        <w:rPr>
-          <w:b/>
-        </w:rPr>
-        <w:t>output</w:t>
-      </w:r>
-      <w:r>
-        <w:rPr>
-          <w:b w:val="0"/>
-        </w:rPr>
-        <w:t xml:space="preserve"> and </w:t>
-      </w:r>
-      <w:r>
-        <w:rPr>
-          <w:b/>
-        </w:rPr>
-        <w:t>evidence</w:t>
-      </w:r>
-      <w:r>
-        <w:rPr>
-          <w:b w:val="0"/>
-        </w:rPr>
-        <w:t>. Stretch: introduce an unsupported claim or conflicting source and validate claim by claim with a fallback.</w:t>
-      </w:r>
-    </w:p>
-    <w:p>
-      <w:pPr>
-        <w:pStyle w:val="Heading3"/>
-      </w:pPr>
-      <w:r>
-        <w:t>Exit reflection</w:t>
-      </w:r>
-    </w:p>
-    <w:p>
-      <w:pPr>
-        <w:spacing w:line="336" w:lineRule="auto" w:after="180"/>
-      </w:pPr>
-      <w:r>
-        <w:rPr>
-          <w:b w:val="0"/>
-        </w:rPr>
-        <w:t xml:space="preserve">Ask for one decision the learner can now justify and one situation requiring more </w:t>
-      </w:r>
-      <w:r>
-        <w:rPr>
-          <w:b/>
-        </w:rPr>
-        <w:t>evidence</w:t>
-      </w:r>
-      <w:r>
-        <w:rPr>
-          <w:b w:val="0"/>
-        </w:rPr>
-        <w:t xml:space="preserve"> or human review. Confidence ratings are separate from correct independent performance.</w:t>
-      </w:r>
-    </w:p>
-    <w:p>
-      <w:pPr>
-        <w:pStyle w:val="Heading3"/>
-      </w:pPr>
-      <w:r>
-        <w:t>Bridge to the next week</w:t>
-      </w:r>
-    </w:p>
-    <w:p>
-      <w:pPr>
-        <w:spacing w:line="336" w:lineRule="auto" w:after="180"/>
-      </w:pPr>
-      <w:r>
-        <w:rPr>
-          <w:b w:val="0"/>
-        </w:rPr>
-        <w:t xml:space="preserve">Next: Week 17: Model Memory vs Retrieval. Retrieve today’s </w:t>
-      </w:r>
-      <w:r>
-        <w:rPr>
-          <w:b/>
-        </w:rPr>
-        <w:t>evidence</w:t>
-      </w:r>
-      <w:r>
-        <w:rPr>
-          <w:b w:val="0"/>
-        </w:rPr>
-        <w:t xml:space="preserve"> and identify what carries forward and what is new.</w:t>
-      </w:r>
-    </w:p>
-    <w:p>
-      <w:pPr>
-        <w:pStyle w:val="Heading3"/>
-      </w:pPr>
-      <w:r>
-        <w:t>Support and fresh reassessment</w:t>
-      </w:r>
-    </w:p>
-    <w:p>
-      <w:pPr>
-        <w:spacing w:line="336" w:lineRule="auto" w:after="180"/>
-      </w:pPr>
-      <w:r>
-        <w:rPr>
-          <w:b w:val="0"/>
-        </w:rPr>
-        <w:t xml:space="preserve">Provide an </w:t>
-      </w:r>
-      <w:r>
-        <w:rPr>
-          <w:b/>
-        </w:rPr>
-        <w:t>input</w:t>
-      </w:r>
-      <w:r>
-        <w:rPr>
-          <w:b w:val="0"/>
-        </w:rPr>
-        <w:t>/procedure/result/limit frame and a calculator when needed. Ask students to identify the first step before completing the whole trace.</w:t>
-      </w:r>
-    </w:p>
-    <w:p>
-      <w:pPr>
-        <w:spacing w:line="336" w:lineRule="auto" w:after="180"/>
-      </w:pPr>
-      <w:r>
-        <w:rPr>
-          <w:b w:val="0"/>
-        </w:rPr>
-        <w:t xml:space="preserve">Extension: compare two concrete variants of this </w:t>
-      </w:r>
-      <w:r>
-        <w:rPr>
-          <w:b/>
-        </w:rPr>
-        <w:t>mechanism</w:t>
-      </w:r>
-      <w:r>
-        <w:rPr>
-          <w:b w:val="0"/>
-        </w:rPr>
-        <w:t xml:space="preserve"> while holding unrelated conditions fixed; report both successful and unsuccessful outcomes.</w:t>
-      </w:r>
-    </w:p>
-    <w:p>
-      <w:pPr>
-        <w:spacing w:line="336" w:lineRule="auto" w:after="180"/>
-      </w:pPr>
-      <w:r>
-        <w:rPr>
-          <w:b w:val="0"/>
-        </w:rPr>
-        <w:t>W4: Support=3/5=</w:t>
-      </w:r>
-      <w:r>
-        <w:rPr>
-          <w:b/>
-        </w:rPr>
-        <w:t>60%</w:t>
-      </w:r>
-      <w:r>
-        <w:rPr>
-          <w:b w:val="0"/>
-        </w:rPr>
-        <w:t>; citation presence=4/5=</w:t>
-      </w:r>
-      <w:r>
-        <w:rPr>
-          <w:b/>
-        </w:rPr>
-        <w:t>80%</w:t>
-      </w:r>
-      <w:r>
-        <w:rPr>
-          <w:b w:val="0"/>
-        </w:rPr>
-        <w:t xml:space="preserve">. Link checks reject the nonexistent ID; remaining real links still need </w:t>
-      </w:r>
-      <w:r>
-        <w:rPr>
-          <w:b/>
-        </w:rPr>
-        <w:t>entailment</w:t>
-      </w:r>
-      <w:r>
-        <w:rPr>
-          <w:b w:val="0"/>
-        </w:rPr>
-        <w:t xml:space="preserve"> checks. Require intermediate reasoning and the stated scope.</w:t>
-      </w:r>
-    </w:p>
-    <w:p>
-      <w:pPr>
-        <w:spacing w:line="336" w:lineRule="auto" w:after="180"/>
-      </w:pPr>
-      <w:r>
-        <w:rPr>
-          <w:b w:val="0"/>
-        </w:rPr>
-        <w:t>Fresh retry: Six claims, five cited, four supported; all five links real. Expected reasoning: Support 4/6=2/3; citation presence 5/6; link existence 5/5 does not verify every claim.</w:t>
-      </w:r>
-    </w:p>
-    <w:p>
-      <w:pPr>
-        <w:spacing w:line="336" w:lineRule="auto" w:after="180"/>
-      </w:pPr>
-      <w:r>
-        <w:rPr>
-          <w:b w:val="0"/>
-        </w:rPr>
-        <w:t>If students need support, record it and reassess with another new case rather than awarding independence to a copied answer.</w:t>
-      </w:r>
-    </w:p>
-    <w:p>
-      <w:pPr>
-        <w:spacing w:line="336" w:lineRule="auto" w:after="180"/>
-      </w:pPr>
-      <w:r>
-        <w:rPr>
-          <w:b w:val="0"/>
-        </w:rPr>
-        <w:t xml:space="preserve">Next connection: Abstention and clarification. Preserve the current case record and retrieve its </w:t>
-      </w:r>
-      <w:r>
-        <w:rPr>
-          <w:b/>
-        </w:rPr>
-        <w:t>evidence</w:t>
-      </w:r>
-      <w:r>
-        <w:rPr>
-          <w:b w:val="0"/>
-        </w:rPr>
-        <w:t xml:space="preserve"> boundary before moving on.</w:t>
-      </w:r>
-    </w:p>
-    <w:p>
-      <w:pPr>
-        <w:pStyle w:val="Heading3"/>
-      </w:pPr>
-      <w:r>
-        <w:t>Plan the delayed return</w:t>
+        <w:t xml:space="preserve"> and deadline November 31. Expected: 75%; November has 30 days, so the date is invalid; do not invent the intended deadline. Keep first attempts, hints and retries distinct. The retained citation task is additional practice.</w:t>
+      </w:r>
+    </w:p>
+    <w:p>
+      <w:pPr>
+        <w:pStyle w:val="Heading2"/>
+      </w:pPr>
+      <w:r>
+        <w:t>Plan the delayed check</w:t>
       </w:r>
     </w:p>
     <w:p>
@@ -5254,60 +5285,188 @@
     </w:p>
     <w:p>
       <w:pPr>
+        <w:pStyle w:val="Heading2"/>
+      </w:pPr>
+      <w:r>
+        <w:t>Bridge to next week</w:t>
+      </w:r>
+    </w:p>
+    <w:p>
+      <w:pPr>
+        <w:spacing w:line="336" w:lineRule="auto" w:after="180"/>
+      </w:pPr>
+      <w:r>
+        <w:rPr>
+          <w:b w:val="0"/>
+        </w:rPr>
+        <w:t xml:space="preserve">Ask for one decision the learner can now justify and one situation requiring more </w:t>
+      </w:r>
+      <w:r>
+        <w:rPr>
+          <w:b/>
+        </w:rPr>
+        <w:t>evidence</w:t>
+      </w:r>
+      <w:r>
+        <w:rPr>
+          <w:b w:val="0"/>
+        </w:rPr>
+        <w:t xml:space="preserve"> or human review. Confidence ratings are separate from correct independent performance.</w:t>
+      </w:r>
+    </w:p>
+    <w:p>
+      <w:pPr>
+        <w:spacing w:line="336" w:lineRule="auto" w:after="180"/>
+      </w:pPr>
+      <w:r>
+        <w:rPr>
+          <w:b w:val="0"/>
+        </w:rPr>
+        <w:t xml:space="preserve">Next: Week 17: Model Memory vs Retrieval. Retrieve today’s </w:t>
+      </w:r>
+      <w:r>
+        <w:rPr>
+          <w:b/>
+        </w:rPr>
+        <w:t>evidence</w:t>
+      </w:r>
+      <w:r>
+        <w:rPr>
+          <w:b w:val="0"/>
+        </w:rPr>
+        <w:t xml:space="preserve"> and identify what carries forward and what is new.</w:t>
+      </w:r>
+    </w:p>
+    <w:p>
+      <w:pPr>
+        <w:spacing w:line="336" w:lineRule="auto" w:after="180"/>
+      </w:pPr>
+      <w:r>
+        <w:rPr>
+          <w:b w:val="0"/>
+        </w:rPr>
+        <w:t xml:space="preserve">Next is Week 17: Model Memory vs Retrieval. Carry forward source identity, reproducible calculations and unresolved facts when deciding which </w:t>
+      </w:r>
+      <w:r>
+        <w:rPr>
+          <w:b/>
+        </w:rPr>
+        <w:t>evidence</w:t>
+      </w:r>
+      <w:r>
+        <w:rPr>
+          <w:b w:val="0"/>
+        </w:rPr>
+        <w:t xml:space="preserve"> must be retrieved.</w:t>
+      </w:r>
+    </w:p>
+    <w:p>
+      <w:pPr>
+        <w:pStyle w:val="Heading2"/>
+      </w:pPr>
+      <w:r>
+        <w:t>Earlier wording, alternatives and picture transcripts · reference / check after trying</w:t>
+      </w:r>
+    </w:p>
+    <w:p>
+      <w:pPr>
+        <w:spacing w:line="336" w:lineRule="auto" w:after="180"/>
+      </w:pPr>
+      <w:r>
+        <w:rPr>
+          <w:b w:val="0"/>
+        </w:rPr>
+        <w:t>Connect and extend learning</w:t>
+      </w:r>
+    </w:p>
+    <w:p>
+      <w:pPr>
         <w:pStyle w:val="Heading3"/>
       </w:pPr>
       <w:r>
+        <w:t>Verified Study Buddy</w:t>
+      </w:r>
+    </w:p>
+    <w:p>
+      <w:pPr>
+        <w:pStyle w:val="Heading3"/>
+      </w:pPr>
+      <w:r>
+        <w:t>Support and stretch</w:t>
+      </w:r>
+    </w:p>
+    <w:p>
+      <w:pPr>
+        <w:pStyle w:val="Heading3"/>
+      </w:pPr>
+      <w:r>
+        <w:t>Exit reflection</w:t>
+      </w:r>
+    </w:p>
+    <w:p>
+      <w:pPr>
+        <w:pStyle w:val="Heading3"/>
+      </w:pPr>
+      <w:r>
+        <w:t>Bridge to the next week</w:t>
+      </w:r>
+    </w:p>
+    <w:p>
+      <w:pPr>
+        <w:pStyle w:val="Heading3"/>
+      </w:pPr>
+      <w:r>
+        <w:t>Support and fresh reassessment</w:t>
+      </w:r>
+    </w:p>
+    <w:p>
+      <w:pPr>
+        <w:pStyle w:val="Heading3"/>
+      </w:pPr>
+      <w:r>
+        <w:t>Plan the delayed return</w:t>
+      </w:r>
+    </w:p>
+    <w:p>
+      <w:pPr>
+        <w:pStyle w:val="Heading3"/>
+      </w:pPr>
+      <w:r>
         <w:t>Project evidence from this case</w:t>
       </w:r>
     </w:p>
     <w:p>
       <w:pPr>
+        <w:pStyle w:val="Heading1"/>
+      </w:pPr>
+      <w:r>
+        <w:t>Reference bank and extra practice</w:t>
+      </w:r>
+    </w:p>
+    <w:p>
+      <w:pPr>
+        <w:pStyle w:val="Heading1"/>
+      </w:pPr>
+      <w:r>
+        <w:t>07. Reference: alternative planning checklist</w:t>
+      </w:r>
+    </w:p>
+    <w:p>
+      <w:r>
+        <w:t>Use as a reminder alongside the main route rather than teaching the cycle twice.</w:t>
+      </w:r>
+    </w:p>
+    <w:p>
+      <w:pPr>
+        <w:pStyle w:val="Heading2"/>
+      </w:pPr>
+      <w:r>
+        <w:t>Preparation and schedule</w:t>
+      </w:r>
+    </w:p>
+    <w:p>
+      <w:pPr>
         <w:spacing w:line="336" w:lineRule="auto" w:after="180"/>
-      </w:pPr>
-      <w:r>
-        <w:rPr>
-          <w:b w:val="0"/>
-        </w:rPr>
-        <w:t xml:space="preserve">Make Study Buddy check quantities, </w:t>
-      </w:r>
-      <w:r>
-        <w:rPr>
-          <w:b/>
-        </w:rPr>
-        <w:t>unit</w:t>
-      </w:r>
-      <w:r>
-        <w:rPr>
-          <w:b w:val="0"/>
-        </w:rPr>
-        <w:t>s, dates and source support separately; record unresolved fields instead of guessing.</w:t>
-      </w:r>
-    </w:p>
-    <w:p>
-      <w:pPr>
-        <w:pStyle w:val="Heading1"/>
-      </w:pPr>
-      <w:r>
-        <w:t>07. Prepare, teach and assess</w:t>
-      </w:r>
-    </w:p>
-    <w:p>
-      <w:r>
-        <w:t>Use this preparation summary alongside the detailed Verify Numbers and Dates lesson; it is a checklist rather than a replacement for the full sequence.</w:t>
-      </w:r>
-    </w:p>
-    <w:p>
-      <w:pPr>
-        <w:pStyle w:val="Heading3"/>
-      </w:pPr>
-      <w:r>
-        <w:t>Teaching target</w:t>
-      </w:r>
-    </w:p>
-    <w:p>
-      <w:pPr>
-        <w:spacing w:line="336" w:lineRule="auto" w:after="180"/>
-        <w:shd w:fill="EDF7F3"/>
       </w:pPr>
       <w:r>
         <w:rPr>
@@ -5496,6 +5655,14 @@
     </w:tbl>
     <w:p>
       <w:pPr>
+        <w:pStyle w:val="Heading2"/>
+      </w:pPr>
+      <w:r>
+        <w:t>Practice and assessment reminders</w:t>
+      </w:r>
+    </w:p>
+    <w:p>
+      <w:pPr>
         <w:spacing w:line="336" w:lineRule="auto" w:after="180"/>
       </w:pPr>
       <w:r>
@@ -5518,16 +5685,7 @@
     </w:p>
     <w:p>
       <w:pPr>
-        <w:pStyle w:val="Heading3"/>
-      </w:pPr>
-      <w:r>
-        <w:t>Supported practice answer</w:t>
-      </w:r>
-    </w:p>
-    <w:p>
-      <w:pPr>
         <w:spacing w:line="336" w:lineRule="auto" w:after="180"/>
-        <w:shd w:fill="F1F6FC"/>
       </w:pPr>
       <w:r>
         <w:rPr>
@@ -5560,16 +5718,7 @@
     </w:p>
     <w:p>
       <w:pPr>
-        <w:pStyle w:val="Heading3"/>
-      </w:pPr>
-      <w:r>
-        <w:t>Repair the misconception</w:t>
-      </w:r>
-    </w:p>
-    <w:p>
-      <w:pPr>
         <w:spacing w:line="336" w:lineRule="auto" w:after="180"/>
-        <w:shd w:fill="FFF5E6"/>
       </w:pPr>
       <w:r>
         <w:rPr>
@@ -5580,16 +5729,7 @@
     </w:p>
     <w:p>
       <w:pPr>
-        <w:pStyle w:val="Heading3"/>
-      </w:pPr>
-      <w:r>
-        <w:t>Support without giving away the answer</w:t>
-      </w:r>
-    </w:p>
-    <w:p>
-      <w:pPr>
         <w:spacing w:line="336" w:lineRule="auto" w:after="180"/>
-        <w:shd w:fill="F1F6F8"/>
       </w:pPr>
       <w:r>
         <w:rPr>
@@ -5612,16 +5752,7 @@
     </w:p>
     <w:p>
       <w:pPr>
-        <w:pStyle w:val="Heading3"/>
-      </w:pPr>
-      <w:r>
-        <w:t>Extend the reasoning</w:t>
-      </w:r>
-    </w:p>
-    <w:p>
-      <w:pPr>
         <w:spacing w:line="336" w:lineRule="auto" w:after="180"/>
-        <w:shd w:fill="F5F1FB"/>
       </w:pPr>
       <w:r>
         <w:rPr>
@@ -5657,7 +5788,6 @@
     <w:p>
       <w:pPr>
         <w:spacing w:line="336" w:lineRule="auto" w:after="180"/>
-        <w:shd w:fill="F5F1FB"/>
       </w:pPr>
       <w:r>
         <w:rPr>
@@ -5692,16 +5822,7 @@
     </w:p>
     <w:p>
       <w:pPr>
-        <w:pStyle w:val="Heading3"/>
-      </w:pPr>
-      <w:r>
-        <w:t>Protect the independent attempt</w:t>
-      </w:r>
-    </w:p>
-    <w:p>
-      <w:pPr>
         <w:spacing w:line="336" w:lineRule="auto" w:after="180"/>
-        <w:shd w:fill="FFF5E6"/>
       </w:pPr>
       <w:r>
         <w:rPr>
@@ -5896,16 +6017,7 @@
     </w:tbl>
     <w:p>
       <w:pPr>
-        <w:pStyle w:val="Heading3"/>
-      </w:pPr>
-      <w:r>
-        <w:t>Project checkpoint</w:t>
-      </w:r>
-    </w:p>
-    <w:p>
-      <w:pPr>
         <w:spacing w:line="336" w:lineRule="auto" w:after="180"/>
-        <w:shd w:fill="EDF7F3"/>
       </w:pPr>
       <w:r>
         <w:rPr>
@@ -5942,12 +6054,20 @@
         <w:pStyle w:val="Heading1"/>
       </w:pPr>
       <w:r>
-        <w:t>08. Use feedback, labs and repair paths</w:t>
-      </w:r>
-    </w:p>
-    <w:p>
-      <w:r>
-        <w:t>Use feedback, earlier review and portfolios purposefully. Apply the coding routine only when this lesson has an executable lab.</w:t>
+        <w:t>08. Reference: feedback and records</w:t>
+      </w:r>
+    </w:p>
+    <w:p>
+      <w:r>
+        <w:t>Use digital tools where they help retain an explanation and its evidence.</w:t>
+      </w:r>
+    </w:p>
+    <w:p>
+      <w:pPr>
+        <w:pStyle w:val="Heading2"/>
+      </w:pPr>
+      <w:r>
+        <w:t>Keep practice and independent evidence separate</w:t>
       </w:r>
     </w:p>
     <w:p>
@@ -5986,10 +6106,52 @@
     </w:p>
     <w:p>
       <w:pPr>
-        <w:pStyle w:val="Heading3"/>
-      </w:pPr>
-      <w:r>
-        <w:t>For later coding lessons</w:t>
+        <w:pStyle w:val="Heading2"/>
+      </w:pPr>
+      <w:r>
+        <w:t>Repair and portfolio records</w:t>
+      </w:r>
+    </w:p>
+    <w:p>
+      <w:pPr>
+        <w:spacing w:line="336" w:lineRule="auto" w:after="180"/>
+      </w:pPr>
+      <w:r>
+        <w:rPr>
+          <w:b w:val="0"/>
+        </w:rPr>
+        <w:t>Use the earlier worked-explanation links to address a specific missing building block, then return to the current question. Adapt this suggestion after observing the learner; it is not an automatic diagnosis.</w:t>
+      </w:r>
+    </w:p>
+    <w:p>
+      <w:pPr>
+        <w:spacing w:line="336" w:lineRule="auto" w:after="180"/>
+      </w:pPr>
+      <w:r>
+        <w:rPr>
+          <w:b w:val="0"/>
+        </w:rPr>
+        <w:t xml:space="preserve">Collect the completed-work portfolio as </w:t>
+      </w:r>
+      <w:r>
+        <w:rPr>
+          <w:b/>
+        </w:rPr>
+        <w:t>evidence</w:t>
+      </w:r>
+      <w:r>
+        <w:rPr>
+          <w:b w:val="0"/>
+        </w:rPr>
+        <w:t>. Record support separately from correctness, and assess explanation, trace/test and limitations. Progress ticks and quiz selections alone do not establish mastery.</w:t>
+      </w:r>
+    </w:p>
+    <w:p>
+      <w:pPr>
+        <w:pStyle w:val="Heading2"/>
+      </w:pPr>
+      <w:r>
+        <w:t>Earlier wording, alternatives and picture transcripts · reference / check after trying</w:t>
       </w:r>
     </w:p>
     <w:p>
@@ -6000,7 +6162,6 @@
     <w:p>
       <w:pPr>
         <w:spacing w:line="336" w:lineRule="auto" w:after="180"/>
-        <w:shd w:fill="F1F6F8"/>
       </w:pPr>
       <w:r>
         <w:rPr>
@@ -6023,77 +6184,20 @@
     </w:p>
     <w:p>
       <w:pPr>
-        <w:spacing w:line="336" w:lineRule="auto" w:after="180"/>
-      </w:pPr>
-      <w:r>
-        <w:rPr>
-          <w:b w:val="0"/>
-        </w:rPr>
-        <w:t>Use the earlier worked-explanation links to address a specific missing building block, then return to the current question. Adapt this suggestion after observing the learner; it is not an automatic diagnosis.</w:t>
-      </w:r>
-    </w:p>
-    <w:p>
-      <w:pPr>
-        <w:spacing w:line="336" w:lineRule="auto" w:after="180"/>
-      </w:pPr>
-      <w:r>
-        <w:rPr>
-          <w:b w:val="0"/>
-        </w:rPr>
-        <w:t xml:space="preserve">Collect the completed-work portfolio as </w:t>
-      </w:r>
-      <w:r>
-        <w:rPr>
-          <w:b/>
-        </w:rPr>
-        <w:t>evidence</w:t>
-      </w:r>
-      <w:r>
-        <w:rPr>
-          <w:b w:val="0"/>
-        </w:rPr>
-        <w:t>. Record support separately from correctness, and assess explanation, trace/test and limitations. Progress ticks and quiz selections alone do not establish mastery.</w:t>
-      </w:r>
-    </w:p>
-    <w:p>
-      <w:pPr>
         <w:pStyle w:val="Heading1"/>
       </w:pPr>
       <w:r>
-        <w:t>09. Visual concept journey</w:t>
-      </w:r>
-    </w:p>
-    <w:p>
-      <w:r>
-        <w:t>Show one Verify Numbers and Dates graphic at a time, request a prediction and discuss its trace before the independent assessment.</w:t>
-      </w:r>
-    </w:p>
-    <w:p>
-      <w:pPr>
-        <w:spacing w:line="336" w:lineRule="auto" w:after="180"/>
-      </w:pPr>
-      <w:r>
-        <w:rPr>
-          <w:b w:val="0"/>
-        </w:rPr>
-        <w:t xml:space="preserve">Use one picture at a time. Hide a worked result before asking for a </w:t>
-      </w:r>
-      <w:r>
-        <w:rPr>
-          <w:b/>
-        </w:rPr>
-        <w:t>prediction</w:t>
-      </w:r>
-      <w:r>
-        <w:rPr>
-          <w:b w:val="0"/>
-        </w:rPr>
-        <w:t>, then reveal it for feedback. These are supported teaching cases; retain the separate independent assessment for a fresh first attempt.</w:t>
-      </w:r>
-    </w:p>
-    <w:p>
-      <w:pPr>
-        <w:pStyle w:val="Heading3"/>
+        <w:t>09. Reference: teach with the six pictures</w:t>
+      </w:r>
+    </w:p>
+    <w:p>
+      <w:r>
+        <w:t>Choose the picture for the teaching move and connect it to the explanation.</w:t>
+      </w:r>
+    </w:p>
+    <w:p>
+      <w:pPr>
+        <w:pStyle w:val="Heading2"/>
       </w:pPr>
       <w:r>
         <w:t>01. Verify Numbers and Dates: the case</w:t>
@@ -6104,7 +6208,7 @@
         <w:drawing>
           <wp:inline xmlns:a="http://schemas.openxmlformats.org/drawingml/2006/main" xmlns:pic="http://schemas.openxmlformats.org/drawingml/2006/picture">
             <wp:extent cx="5486400" cy="2840736"/>
-            <wp:docPr id="2" name="Picture 2" descr="A fictional Study Buddy checks a science-club summary against supplied counts and calendar facts. Supplied facts: Record: 15 of 20 fictional model trials passed. Draft: “70% passed; the meeting is on June 31.” June has 30 days. No authoritative record gives the intended meeting date."/>
+            <wp:docPr id="4" name="Picture 4" descr="A fictional Study Buddy checks a science-club summary against supplied counts and calendar facts. Supplied facts: Record: 15 of 20 fictional model trials passed. Draft: “70% passed; the meeting is on June 31.” June has 30 days. No authoritative record gives the intended meeting date."/>
             <wp:cNvGraphicFramePr>
               <a:graphicFrameLocks noChangeAspect="1"/>
             </wp:cNvGraphicFramePr>
@@ -6116,7 +6220,7 @@
                     <pic:cNvPicPr/>
                   </pic:nvPicPr>
                   <pic:blipFill>
-                    <a:blip r:embed="rId10"/>
+                    <a:blip r:embed="rId12"/>
                     <a:stretch>
                       <a:fillRect/>
                     </a:stretch>
@@ -6172,7 +6276,6 @@
     <w:p>
       <w:pPr>
         <w:spacing w:line="336" w:lineRule="auto" w:after="180"/>
-        <w:shd w:fill="F5F1FB"/>
       </w:pPr>
       <w:r>
         <w:rPr>
@@ -6183,16 +6286,7 @@
     </w:p>
     <w:p>
       <w:pPr>
-        <w:pStyle w:val="Heading3"/>
-      </w:pPr>
-      <w:r>
-        <w:t>Discuss while showing the picture</w:t>
-      </w:r>
-    </w:p>
-    <w:p>
-      <w:pPr>
         <w:spacing w:line="336" w:lineRule="auto" w:after="180"/>
-        <w:shd w:fill="F1F6F8"/>
       </w:pPr>
       <w:r>
         <w:rPr>
@@ -6203,7 +6297,7 @@
     </w:p>
     <w:p>
       <w:pPr>
-        <w:pStyle w:val="Heading3"/>
+        <w:pStyle w:val="Heading2"/>
       </w:pPr>
       <w:r>
         <w:t>02. Follow the deciding steps</w:t>
@@ -6214,7 +6308,7 @@
         <w:drawing>
           <wp:inline xmlns:a="http://schemas.openxmlformats.org/drawingml/2006/main" xmlns:pic="http://schemas.openxmlformats.org/drawingml/2006/picture">
             <wp:extent cx="5486400" cy="4005072"/>
-            <wp:docPr id="3" name="Picture 3" descr="Check denominator: There are 15 passes out of 20 total trials. → Calculate percentage: 15÷20×100=75%, not 70%. → Validate date: June 31 is invalid because June has 30 days. → Resolve missing intent: Ask the event owner for the correct date; do not assume June 30 or July 1."/>
+            <wp:docPr id="5" name="Picture 5" descr="Check denominator: There are 15 passes out of 20 total trials. → Calculate percentage: 15÷20×100=75%, not 70%. → Validate date: June 31 is invalid because June has 30 days. → Resolve missing intent: Ask the event owner for the correct date; do not assume June 30 or July 1."/>
             <wp:cNvGraphicFramePr>
               <a:graphicFrameLocks noChangeAspect="1"/>
             </wp:cNvGraphicFramePr>
@@ -6226,7 +6320,7 @@
                     <pic:cNvPicPr/>
                   </pic:nvPicPr>
                   <pic:blipFill>
-                    <a:blip r:embed="rId11"/>
+                    <a:blip r:embed="rId9"/>
                     <a:stretch>
                       <a:fillRect/>
                     </a:stretch>
@@ -6271,7 +6365,6 @@
     <w:p>
       <w:pPr>
         <w:spacing w:line="336" w:lineRule="auto" w:after="180"/>
-        <w:shd w:fill="F5F1FB"/>
       </w:pPr>
       <w:r>
         <w:rPr>
@@ -6294,16 +6387,7 @@
     </w:p>
     <w:p>
       <w:pPr>
-        <w:pStyle w:val="Heading3"/>
-      </w:pPr>
-      <w:r>
-        <w:t>Discuss while showing the picture</w:t>
-      </w:r>
-    </w:p>
-    <w:p>
-      <w:pPr>
         <w:spacing w:line="336" w:lineRule="auto" w:after="180"/>
-        <w:shd w:fill="F1F6F8"/>
       </w:pPr>
       <w:r>
         <w:rPr>
@@ -6326,7 +6410,7 @@
     </w:p>
     <w:p>
       <w:pPr>
-        <w:pStyle w:val="Heading3"/>
+        <w:pStyle w:val="Heading2"/>
       </w:pPr>
       <w:r>
         <w:t>03. Claim support and citation evaluation — evidence trace</w:t>
@@ -6337,7 +6421,7 @@
         <w:drawing>
           <wp:inline xmlns:a="http://schemas.openxmlformats.org/drawingml/2006/main" xmlns:pic="http://schemas.openxmlformats.org/drawingml/2006/picture">
             <wp:extent cx="5486400" cy="2834640"/>
-            <wp:docPr id="4" name="Picture 4" descr="Claim support and citation evaluation — evidence trace. An answer has four factual claims. Three have citations, but only two are supported by their cited passages. All links exist. | For this classroom rubric count a claim as supported only when its cited passage entails it. | Claim support is 2/4=50%; citation presence is 3/4=75%; link existence among three citations is 3/3. These measure different failures."/>
+            <wp:docPr id="6" name="Picture 6" descr="Claim support and citation evaluation — evidence trace. An answer has four factual claims. Three have citations, but only two are supported by their cited passages. All links exist. | For this classroom rubric count a claim as supported only when its cited passage entails it. | Claim support is 2/4=50%; citation presence is 3/4=75%; link existence among three citations is 3/3. These measure different failures."/>
             <wp:cNvGraphicFramePr>
               <a:graphicFrameLocks noChangeAspect="1"/>
             </wp:cNvGraphicFramePr>
@@ -6349,7 +6433,7 @@
                     <pic:cNvPicPr/>
                   </pic:nvPicPr>
                   <pic:blipFill>
-                    <a:blip r:embed="rId12"/>
+                    <a:blip r:embed="rId13"/>
                     <a:stretch>
                       <a:fillRect/>
                     </a:stretch>
@@ -6416,7 +6500,6 @@
     <w:p>
       <w:pPr>
         <w:spacing w:line="336" w:lineRule="auto" w:after="180"/>
-        <w:shd w:fill="F5F1FB"/>
       </w:pPr>
       <w:r>
         <w:rPr>
@@ -6427,16 +6510,7 @@
     </w:p>
     <w:p>
       <w:pPr>
-        <w:pStyle w:val="Heading3"/>
-      </w:pPr>
-      <w:r>
-        <w:t>Discuss while showing the picture</w:t>
-      </w:r>
-    </w:p>
-    <w:p>
-      <w:pPr>
         <w:spacing w:line="336" w:lineRule="auto" w:after="180"/>
-        <w:shd w:fill="F1F6F8"/>
       </w:pPr>
       <w:r>
         <w:rPr>
@@ -6447,7 +6521,7 @@
     </w:p>
     <w:p>
       <w:pPr>
-        <w:pStyle w:val="Heading3"/>
+        <w:pStyle w:val="Heading2"/>
       </w:pPr>
       <w:r>
         <w:t>04. Change one thing. Trace what follows.</w:t>
@@ -6458,7 +6532,7 @@
         <w:drawing>
           <wp:inline xmlns:a="http://schemas.openxmlformats.org/drawingml/2006/main" xmlns:pic="http://schemas.openxmlformats.org/drawingml/2006/picture">
             <wp:extent cx="5486400" cy="3026664"/>
-            <wp:docPr id="5" name="Picture 5" descr="Original case: Ask the event owner for the correct date; do not assume June 30 or July 1. Changed condition: The count is revised to 14 passes out of 20, but no date record is added. Expected result: 70% now matches the count; June 31 remains invalid and unresolved. Reason: 14÷20×100=70%; changing a count provides no new calendar evidence."/>
+            <wp:docPr id="7" name="Picture 7" descr="Original case: Ask the event owner for the correct date; do not assume June 30 or July 1. Changed condition: The count is revised to 14 passes out of 20, but no date record is added. Expected result: 70% now matches the count; June 31 remains invalid and unresolved. Reason: 14÷20×100=70%; changing a count provides no new calendar evidence."/>
             <wp:cNvGraphicFramePr>
               <a:graphicFrameLocks noChangeAspect="1"/>
             </wp:cNvGraphicFramePr>
@@ -6470,7 +6544,7 @@
                     <pic:cNvPicPr/>
                   </pic:nvPicPr>
                   <pic:blipFill>
-                    <a:blip r:embed="rId13"/>
+                    <a:blip r:embed="rId14"/>
                     <a:stretch>
                       <a:fillRect/>
                     </a:stretch>
@@ -6550,7 +6624,6 @@
     <w:p>
       <w:pPr>
         <w:spacing w:line="336" w:lineRule="auto" w:after="180"/>
-        <w:shd w:fill="F5F1FB"/>
       </w:pPr>
       <w:r>
         <w:rPr>
@@ -6561,16 +6634,7 @@
     </w:p>
     <w:p>
       <w:pPr>
-        <w:pStyle w:val="Heading3"/>
-      </w:pPr>
-      <w:r>
-        <w:t>Discuss while showing the picture</w:t>
-      </w:r>
-    </w:p>
-    <w:p>
-      <w:pPr>
         <w:spacing w:line="336" w:lineRule="auto" w:after="180"/>
-        <w:shd w:fill="F1F6F8"/>
       </w:pPr>
       <w:r>
         <w:rPr>
@@ -6582,7 +6646,6 @@
     <w:p>
       <w:pPr>
         <w:spacing w:line="336" w:lineRule="auto" w:after="180"/>
-        <w:shd w:fill="F1F6F8"/>
       </w:pPr>
       <w:r>
         <w:rPr>
@@ -6617,7 +6680,7 @@
     </w:p>
     <w:p>
       <w:pPr>
-        <w:pStyle w:val="Heading3"/>
+        <w:pStyle w:val="Heading2"/>
       </w:pPr>
       <w:r>
         <w:t>05. Connect the explanation to its limit</w:t>
@@ -6628,7 +6691,7 @@
         <w:drawing>
           <wp:inline xmlns:a="http://schemas.openxmlformats.org/drawingml/2006/main" xmlns:pic="http://schemas.openxmlformats.org/drawingml/2006/picture">
             <wp:extent cx="5486400" cy="2834640"/>
-            <wp:docPr id="6" name="Picture 6" descr="A percentage requires the correct numerator and denominator. Calendar validation identifies an impossible date, but it cannot discover what date the author intended. These checks use different evidence: arithmetic repairs the percentage from the supplied counts, while the date needs another authoritative source before publication. Limit: This check confirms internal arithmetic and date validity, not whether the fictional trial measurements themselves were reliable."/>
+            <wp:docPr id="8" name="Picture 8" descr="A percentage requires the correct numerator and denominator. Calendar validation identifies an impossible date, but it cannot discover what date the author intended. These checks use different evidence: arithmetic repairs the percentage from the supplied counts, while the date needs another authoritative source before publication. Limit: This check confirms internal arithmetic and date validity, not whether the fictional trial measurements themselves were reliable."/>
             <wp:cNvGraphicFramePr>
               <a:graphicFrameLocks noChangeAspect="1"/>
             </wp:cNvGraphicFramePr>
@@ -6640,7 +6703,7 @@
                     <pic:cNvPicPr/>
                   </pic:nvPicPr>
                   <pic:blipFill>
-                    <a:blip r:embed="rId14"/>
+                    <a:blip r:embed="rId15"/>
                     <a:stretch>
                       <a:fillRect/>
                     </a:stretch>
@@ -6707,7 +6770,6 @@
     <w:p>
       <w:pPr>
         <w:spacing w:line="336" w:lineRule="auto" w:after="180"/>
-        <w:shd w:fill="F5F1FB"/>
       </w:pPr>
       <w:r>
         <w:rPr>
@@ -6718,16 +6780,7 @@
     </w:p>
     <w:p>
       <w:pPr>
-        <w:pStyle w:val="Heading3"/>
-      </w:pPr>
-      <w:r>
-        <w:t>Discuss while showing the picture</w:t>
-      </w:r>
-    </w:p>
-    <w:p>
-      <w:pPr>
         <w:spacing w:line="336" w:lineRule="auto" w:after="180"/>
-        <w:shd w:fill="F1F6F8"/>
       </w:pPr>
       <w:r>
         <w:rPr>
@@ -6739,7 +6792,6 @@
     <w:p>
       <w:pPr>
         <w:spacing w:line="336" w:lineRule="auto" w:after="180"/>
-        <w:shd w:fill="F1F6F8"/>
       </w:pPr>
       <w:r>
         <w:rPr>
@@ -6750,7 +6802,7 @@
     </w:p>
     <w:p>
       <w:pPr>
-        <w:pStyle w:val="Heading3"/>
+        <w:pStyle w:val="Heading2"/>
       </w:pPr>
       <w:r>
         <w:t>06. Make the idea visible in your project</w:t>
@@ -6761,7 +6813,7 @@
         <w:drawing>
           <wp:inline xmlns:a="http://schemas.openxmlformats.org/drawingml/2006/main" xmlns:pic="http://schemas.openxmlformats.org/drawingml/2006/picture">
             <wp:extent cx="5486400" cy="3380232"/>
-            <wp:docPr id="7" name="Picture 7" descr="Make Study Buddy check quantities, units, dates and source support separately; record unresolved fields instead of guessing. Draw your input, deciding step, result and limit. Supported question: Which part can be corrected immediately from existing evidence, and which needs follow-up?"/>
+            <wp:docPr id="9" name="Picture 9" descr="Make Study Buddy check quantities, units, dates and source support separately; record unresolved fields instead of guessing. Draw your input, deciding step, result and limit. Supported question: Which part can be corrected immediately from existing evidence, and which needs follow-up?"/>
             <wp:cNvGraphicFramePr>
               <a:graphicFrameLocks noChangeAspect="1"/>
             </wp:cNvGraphicFramePr>
@@ -6773,7 +6825,7 @@
                     <pic:cNvPicPr/>
                   </pic:nvPicPr>
                   <pic:blipFill>
-                    <a:blip r:embed="rId15"/>
+                    <a:blip r:embed="rId16"/>
                     <a:stretch>
                       <a:fillRect/>
                     </a:stretch>
@@ -6853,7 +6905,6 @@
     <w:p>
       <w:pPr>
         <w:spacing w:line="336" w:lineRule="auto" w:after="180"/>
-        <w:shd w:fill="F5F1FB"/>
       </w:pPr>
       <w:r>
         <w:rPr>
@@ -6876,46 +6927,115 @@
     </w:p>
     <w:p>
       <w:pPr>
+        <w:spacing w:line="336" w:lineRule="auto" w:after="180"/>
+      </w:pPr>
+      <w:r>
+        <w:rPr>
+          <w:b w:val="0"/>
+        </w:rPr>
+        <w:t xml:space="preserve">Teacher prompt: Draw your project trace and justify the deciding step using </w:t>
+      </w:r>
+      <w:r>
+        <w:rPr>
+          <w:b/>
+        </w:rPr>
+        <w:t>evidence</w:t>
+      </w:r>
+      <w:r>
+        <w:rPr>
+          <w:b w:val="0"/>
+        </w:rPr>
+        <w:t>. Ask learners to describe one label or arrow in ordinary words. Use the adjacent transcript if the image is difficult to see.</w:t>
+      </w:r>
+    </w:p>
+    <w:p>
+      <w:pPr>
+        <w:spacing w:line="336" w:lineRule="auto" w:after="180"/>
+      </w:pPr>
+      <w:r>
+        <w:rPr>
+          <w:b w:val="0"/>
+        </w:rPr>
+        <w:t>Supported practice key: Correct percentage to 75% in the original case. The intended date needs confirmation from the responsible event source.</w:t>
+      </w:r>
+    </w:p>
+    <w:p>
+      <w:pPr>
+        <w:pStyle w:val="Heading2"/>
+      </w:pPr>
+      <w:r>
+        <w:t>Earlier wording, alternatives and picture transcripts · reference / check after trying</w:t>
+      </w:r>
+    </w:p>
+    <w:p>
+      <w:pPr>
+        <w:spacing w:line="336" w:lineRule="auto" w:after="180"/>
+      </w:pPr>
+      <w:r>
+        <w:rPr>
+          <w:b w:val="0"/>
+        </w:rPr>
+        <w:t xml:space="preserve">Use one picture at a time. Hide a worked result before asking for a </w:t>
+      </w:r>
+      <w:r>
+        <w:rPr>
+          <w:b/>
+        </w:rPr>
+        <w:t>prediction</w:t>
+      </w:r>
+      <w:r>
+        <w:rPr>
+          <w:b w:val="0"/>
+        </w:rPr>
+        <w:t>, then reveal it for feedback. These are supported teaching cases; retain the separate independent assessment for a fresh first attempt.</w:t>
+      </w:r>
+    </w:p>
+    <w:p>
+      <w:pPr>
         <w:pStyle w:val="Heading3"/>
       </w:pPr>
       <w:r>
-        <w:t>Discuss while showing the picture</w:t>
-      </w:r>
-    </w:p>
-    <w:p>
-      <w:pPr>
-        <w:spacing w:line="336" w:lineRule="auto" w:after="180"/>
-        <w:shd w:fill="F1F6F8"/>
-      </w:pPr>
-      <w:r>
-        <w:rPr>
-          <w:b w:val="0"/>
-        </w:rPr>
-        <w:t xml:space="preserve">Teacher prompt: Draw your project trace and justify the deciding step using </w:t>
-      </w:r>
-      <w:r>
-        <w:rPr>
-          <w:b/>
-        </w:rPr>
-        <w:t>evidence</w:t>
-      </w:r>
-      <w:r>
-        <w:rPr>
-          <w:b w:val="0"/>
-        </w:rPr>
-        <w:t>. Ask learners to describe one label or arrow in ordinary words. Use the adjacent transcript if the image is difficult to see.</w:t>
-      </w:r>
-    </w:p>
-    <w:p>
-      <w:pPr>
-        <w:spacing w:line="336" w:lineRule="auto" w:after="180"/>
-        <w:shd w:fill="F1F6F8"/>
-      </w:pPr>
-      <w:r>
-        <w:rPr>
-          <w:b w:val="0"/>
-        </w:rPr>
-        <w:t>Supported practice key: Correct percentage to 75% in the original case. The intended date needs confirmation from the responsible event source.</w:t>
+        <w:t>01. Verify Numbers and Dates: the case</w:t>
+      </w:r>
+    </w:p>
+    <w:p>
+      <w:pPr>
+        <w:pStyle w:val="Heading3"/>
+      </w:pPr>
+      <w:r>
+        <w:t>02. Follow the deciding steps</w:t>
+      </w:r>
+    </w:p>
+    <w:p>
+      <w:pPr>
+        <w:pStyle w:val="Heading3"/>
+      </w:pPr>
+      <w:r>
+        <w:t>03. Claim support and citation evaluation — evidence trace</w:t>
+      </w:r>
+    </w:p>
+    <w:p>
+      <w:pPr>
+        <w:pStyle w:val="Heading3"/>
+      </w:pPr>
+      <w:r>
+        <w:t>04. Change one thing. Trace what follows.</w:t>
+      </w:r>
+    </w:p>
+    <w:p>
+      <w:pPr>
+        <w:pStyle w:val="Heading3"/>
+      </w:pPr>
+      <w:r>
+        <w:t>05. Connect the explanation to its limit</w:t>
+      </w:r>
+    </w:p>
+    <w:p>
+      <w:pPr>
+        <w:pStyle w:val="Heading3"/>
+      </w:pPr>
+      <w:r>
+        <w:t>06. Make the idea visible in your project</w:t>
       </w:r>
     </w:p>
     <w:sectPr>
